--- a/docs/Proposta_Projeto_Canteiro.docx
+++ b/docs/Proposta_Projeto_Canteiro.docx
@@ -630,7 +630,7 @@
           <w:sz w:val="20"/>
           <w:szCs w:val="20"/>
         </w:rPr>
-        <w:t xml:space="preserve">O jogo terá interface gráfica em Java, com tela de menu, seleção de dificuldade, partida, tela de colapso e ranking persistente de pontuações. Estão previstos ainda um modo "obra" com metas por fase e um sistema de repetição que permite rever a partida jogada por jogada.</w:t>
+        <w:t xml:space="preserve">As regras do jogo serão escritas em Java e a interface rodará no navegador, em Svelte com TypeScript, tudo na máquina do jogador. Haverá tela de menu, seleção de dificuldade, partida, tela de colapso e ranking persistente de pontuações. Estão previstos ainda um modo "obra" com metas por fase e um sistema de repetição que permite rever a partida jogada por jogada.</w:t>
       </w:r>
     </w:p>
     <w:p>
@@ -1290,7 +1290,7 @@
                 <w:sz w:val="19"/>
                 <w:szCs w:val="19"/>
               </w:rPr>
-              <w:t xml:space="preserve">Separação entre modelo, visualização e controle; interfaces comuns para os elementos desenháveis e atualizáveis a cada quadro.</w:t>
+              <w:t xml:space="preserve">Separação entre modelo, controle e interface; interfaces comuns para os observadores do estado e os elementos atualizáveis a cada ciclo.</w:t>
             </w:r>
           </w:p>
         </w:tc>
@@ -1339,7 +1339,7 @@
           <w:sz w:val="20"/>
           <w:szCs w:val="20"/>
         </w:rPr>
-        <w:t xml:space="preserve">Java 17. </w:t>
+        <w:t xml:space="preserve">Java 17 no backend, com Javalin (HTTP e WebSocket), e TypeScript no frontend. </w:t>
       </w:r>
       <w:r>
         <w:rPr>
@@ -1357,7 +1357,7 @@
           <w:sz w:val="20"/>
           <w:szCs w:val="20"/>
         </w:rPr>
-        <w:t xml:space="preserve">Swing, com desenho personalizado em componente próprio e laço de atualização controlado por temporizador. </w:t>
+        <w:t xml:space="preserve">Svelte 5 no navegador, com o tabuleiro desenhado em Canvas; o estado da partida chega do backend por WebSocket. </w:t>
       </w:r>
       <w:r>
         <w:rPr>
@@ -1393,7 +1393,7 @@
           <w:sz w:val="20"/>
           <w:szCs w:val="20"/>
         </w:rPr>
-        <w:t xml:space="preserve">JUnit para as regras de colisão, rotação e cálculo do centro de massa. </w:t>
+        <w:t xml:space="preserve">JUnit para colisão, rotação e centro de massa; Vitest para a interface. </w:t>
       </w:r>
       <w:r>
         <w:rPr>
@@ -1429,7 +1429,7 @@
           <w:sz w:val="20"/>
           <w:szCs w:val="20"/>
         </w:rPr>
-        <w:t xml:space="preserve">padrão MVC, separando as regras do jogo da camada gráfica.</w:t>
+        <w:t xml:space="preserve">cliente-servidor local (127.0.0.1), com todas as regras no backend e a interface só desenhando o estado; entregue como um único JAR.</w:t>
       </w:r>
     </w:p>
     <w:p>

--- a/docs/Proposta_Projeto_Canteiro.docx
+++ b/docs/Proposta_Projeto_Canteiro.docx
@@ -110,9 +110,9 @@
         </w:tblBorders>
       </w:tblPr>
       <w:tblGrid>
-        <w:gridCol w:w="2600"/>
-        <w:gridCol w:w="2000"/>
-        <w:gridCol w:w="4760"/>
+        <w:gridCol w:w="3400"/>
+        <w:gridCol w:w="1500"/>
+        <w:gridCol w:w="4460"/>
       </w:tblGrid>
       <w:tr>
         <w:trPr>
@@ -120,7 +120,7 @@
         </w:trPr>
         <w:tc>
           <w:tcPr>
-            <w:tcW w:type="dxa" w:w="2600"/>
+            <w:tcW w:type="dxa" w:w="3400"/>
             <w:shd w:fill="1F3864" w:color="auto" w:val="clear"/>
             <w:tcMar>
               <w:top w:type="dxa" w:w="60"/>
@@ -149,7 +149,7 @@
         </w:tc>
         <w:tc>
           <w:tcPr>
-            <w:tcW w:type="dxa" w:w="2000"/>
+            <w:tcW w:type="dxa" w:w="1500"/>
             <w:shd w:fill="1F3864" w:color="auto" w:val="clear"/>
             <w:tcMar>
               <w:top w:type="dxa" w:w="60"/>
@@ -178,7 +178,7 @@
         </w:tc>
         <w:tc>
           <w:tcPr>
-            <w:tcW w:type="dxa" w:w="4760"/>
+            <w:tcW w:type="dxa" w:w="4460"/>
             <w:shd w:fill="1F3864" w:color="auto" w:val="clear"/>
             <w:tcMar>
               <w:top w:type="dxa" w:w="60"/>
@@ -212,7 +212,7 @@
         </w:trPr>
         <w:tc>
           <w:tcPr>
-            <w:tcW w:type="dxa" w:w="2600"/>
+            <w:tcW w:type="dxa" w:w="3400"/>
             <w:tcMar>
               <w:top w:type="dxa" w:w="60"/>
               <w:left w:type="dxa" w:w="100"/>
@@ -234,13 +234,13 @@
                 <w:sz w:val="19"/>
                 <w:szCs w:val="19"/>
               </w:rPr>
-              <w:t xml:space="preserve"/>
-            </w:r>
-          </w:p>
-        </w:tc>
-        <w:tc>
-          <w:tcPr>
-            <w:tcW w:type="dxa" w:w="2000"/>
+              <w:t xml:space="preserve">Mateus Vitor Ferreira</w:t>
+            </w:r>
+          </w:p>
+        </w:tc>
+        <w:tc>
+          <w:tcPr>
+            <w:tcW w:type="dxa" w:w="1500"/>
             <w:tcMar>
               <w:top w:type="dxa" w:w="60"/>
               <w:left w:type="dxa" w:w="100"/>
@@ -268,7 +268,7 @@
         </w:tc>
         <w:tc>
           <w:tcPr>
-            <w:tcW w:type="dxa" w:w="4760"/>
+            <w:tcW w:type="dxa" w:w="4460"/>
             <w:tcMar>
               <w:top w:type="dxa" w:w="60"/>
               <w:left w:type="dxa" w:w="100"/>
@@ -301,7 +301,7 @@
         </w:trPr>
         <w:tc>
           <w:tcPr>
-            <w:tcW w:type="dxa" w:w="2600"/>
+            <w:tcW w:type="dxa" w:w="3400"/>
             <w:shd w:fill="F2F2F2" w:color="auto" w:val="clear"/>
             <w:tcMar>
               <w:top w:type="dxa" w:w="60"/>
@@ -324,13 +324,13 @@
                 <w:sz w:val="19"/>
                 <w:szCs w:val="19"/>
               </w:rPr>
-              <w:t xml:space="preserve"/>
-            </w:r>
-          </w:p>
-        </w:tc>
-        <w:tc>
-          <w:tcPr>
-            <w:tcW w:type="dxa" w:w="2000"/>
+              <w:t xml:space="preserve">Marcelo Camillo De Paula Leite</w:t>
+            </w:r>
+          </w:p>
+        </w:tc>
+        <w:tc>
+          <w:tcPr>
+            <w:tcW w:type="dxa" w:w="1500"/>
             <w:shd w:fill="F2F2F2" w:color="auto" w:val="clear"/>
             <w:tcMar>
               <w:top w:type="dxa" w:w="60"/>
@@ -359,7 +359,7 @@
         </w:tc>
         <w:tc>
           <w:tcPr>
-            <w:tcW w:type="dxa" w:w="4760"/>
+            <w:tcW w:type="dxa" w:w="4460"/>
             <w:shd w:fill="F2F2F2" w:color="auto" w:val="clear"/>
             <w:tcMar>
               <w:top w:type="dxa" w:w="60"/>
@@ -393,7 +393,7 @@
         </w:trPr>
         <w:tc>
           <w:tcPr>
-            <w:tcW w:type="dxa" w:w="2600"/>
+            <w:tcW w:type="dxa" w:w="3400"/>
             <w:tcMar>
               <w:top w:type="dxa" w:w="60"/>
               <w:left w:type="dxa" w:w="100"/>
@@ -415,13 +415,13 @@
                 <w:sz w:val="19"/>
                 <w:szCs w:val="19"/>
               </w:rPr>
-              <w:t xml:space="preserve"/>
-            </w:r>
-          </w:p>
-        </w:tc>
-        <w:tc>
-          <w:tcPr>
-            <w:tcW w:type="dxa" w:w="2000"/>
+              <w:t xml:space="preserve">Wanessa Kylie Silva Medeiros</w:t>
+            </w:r>
+          </w:p>
+        </w:tc>
+        <w:tc>
+          <w:tcPr>
+            <w:tcW w:type="dxa" w:w="1500"/>
             <w:tcMar>
               <w:top w:type="dxa" w:w="60"/>
               <w:left w:type="dxa" w:w="100"/>
@@ -449,99 +449,7 @@
         </w:tc>
         <w:tc>
           <w:tcPr>
-            <w:tcW w:type="dxa" w:w="4760"/>
-            <w:tcMar>
-              <w:top w:type="dxa" w:w="60"/>
-              <w:left w:type="dxa" w:w="100"/>
-              <w:bottom w:type="dxa" w:w="60"/>
-              <w:right w:type="dxa" w:w="100"/>
-            </w:tcMar>
-          </w:tcPr>
-          <w:p>
-            <w:pPr>
-              <w:spacing w:after="0" w:line="240"/>
-              <w:jc w:val="left"/>
-            </w:pPr>
-            <w:r>
-              <w:rPr>
-                <w:rFonts w:ascii="Calibri" w:cs="Calibri" w:eastAsia="Calibri" w:hAnsi="Calibri"/>
-                <w:b w:val="false"/>
-                <w:bCs w:val="false"/>
-                <w:color w:val="000000"/>
-                <w:sz w:val="19"/>
-                <w:szCs w:val="19"/>
-              </w:rPr>
-              <w:t xml:space="preserve"/>
-            </w:r>
-          </w:p>
-        </w:tc>
-      </w:tr>
-      <w:tr>
-        <w:trPr>
-          <w:tblHeader w:val="false"/>
-        </w:trPr>
-        <w:tc>
-          <w:tcPr>
-            <w:tcW w:type="dxa" w:w="2600"/>
-            <w:shd w:fill="F2F2F2" w:color="auto" w:val="clear"/>
-            <w:tcMar>
-              <w:top w:type="dxa" w:w="60"/>
-              <w:left w:type="dxa" w:w="100"/>
-              <w:bottom w:type="dxa" w:w="60"/>
-              <w:right w:type="dxa" w:w="100"/>
-            </w:tcMar>
-          </w:tcPr>
-          <w:p>
-            <w:pPr>
-              <w:spacing w:after="0" w:line="240"/>
-              <w:jc w:val="left"/>
-            </w:pPr>
-            <w:r>
-              <w:rPr>
-                <w:rFonts w:ascii="Calibri" w:cs="Calibri" w:eastAsia="Calibri" w:hAnsi="Calibri"/>
-                <w:b w:val="false"/>
-                <w:bCs w:val="false"/>
-                <w:color w:val="000000"/>
-                <w:sz w:val="19"/>
-                <w:szCs w:val="19"/>
-              </w:rPr>
-              <w:t xml:space="preserve"/>
-            </w:r>
-          </w:p>
-        </w:tc>
-        <w:tc>
-          <w:tcPr>
-            <w:tcW w:type="dxa" w:w="2000"/>
-            <w:shd w:fill="F2F2F2" w:color="auto" w:val="clear"/>
-            <w:tcMar>
-              <w:top w:type="dxa" w:w="60"/>
-              <w:left w:type="dxa" w:w="100"/>
-              <w:bottom w:type="dxa" w:w="60"/>
-              <w:right w:type="dxa" w:w="100"/>
-            </w:tcMar>
-          </w:tcPr>
-          <w:p>
-            <w:pPr>
-              <w:spacing w:after="0" w:line="240"/>
-              <w:jc w:val="left"/>
-            </w:pPr>
-            <w:r>
-              <w:rPr>
-                <w:rFonts w:ascii="Calibri" w:cs="Calibri" w:eastAsia="Calibri" w:hAnsi="Calibri"/>
-                <w:b w:val="false"/>
-                <w:bCs w:val="false"/>
-                <w:color w:val="000000"/>
-                <w:sz w:val="19"/>
-                <w:szCs w:val="19"/>
-              </w:rPr>
-              <w:t xml:space="preserve"/>
-            </w:r>
-          </w:p>
-        </w:tc>
-        <w:tc>
-          <w:tcPr>
-            <w:tcW w:type="dxa" w:w="4760"/>
-            <w:shd w:fill="F2F2F2" w:color="auto" w:val="clear"/>
+            <w:tcW w:type="dxa" w:w="4460"/>
             <w:tcMar>
               <w:top w:type="dxa" w:w="60"/>
               <w:left w:type="dxa" w:w="100"/>
@@ -1446,7 +1354,8337 @@
           <w:sz w:val="24"/>
           <w:szCs w:val="24"/>
         </w:rPr>
-        <w:t xml:space="preserve">7. Divisão de responsabilidades</w:t>
+        <w:t xml:space="preserve">7. Objetivos</w:t>
+      </w:r>
+    </w:p>
+    <w:p>
+      <w:pPr>
+        <w:spacing w:after="60" w:line="260"/>
+        <w:jc w:val="both"/>
+      </w:pPr>
+      <w:r>
+        <w:rPr>
+          <w:rFonts w:ascii="Calibri" w:cs="Calibri" w:eastAsia="Calibri" w:hAnsi="Calibri"/>
+          <w:sz w:val="20"/>
+          <w:szCs w:val="20"/>
+        </w:rPr>
+        <w:t xml:space="preserve">Objetivo geral: desenvolver o CANTEIRO, com as regras escritas em Java e a interface em Svelte 5 com TypeScript, em que a validade da estrutura construída depende do equilíbrio da sua distribuição de massa, aplicando de forma justificada os conceitos de programação orientada a objetos e de estruturas de dados da disciplina.</w:t>
+      </w:r>
+    </w:p>
+    <w:p>
+      <w:pPr>
+        <w:pStyle w:val="ListParagraph"/>
+        <w:numPr>
+          <w:ilvl w:val="0"/>
+          <w:numId w:val="2"/>
+        </w:numPr>
+        <w:spacing w:after="40" w:line="260"/>
+        <w:jc w:val="both"/>
+      </w:pPr>
+      <w:r>
+        <w:rPr>
+          <w:rFonts w:ascii="Calibri" w:cs="Calibri" w:eastAsia="Calibri" w:hAnsi="Calibri"/>
+          <w:b/>
+          <w:bCs/>
+          <w:sz w:val="20"/>
+          <w:szCs w:val="20"/>
+        </w:rPr>
+        <w:t xml:space="preserve">Hierarquias: </w:t>
+      </w:r>
+      <w:r>
+        <w:rPr>
+          <w:rFonts w:ascii="Calibri" w:cs="Calibri" w:eastAsia="Calibri" w:hAnsi="Calibri"/>
+          <w:sz w:val="20"/>
+          <w:szCs w:val="20"/>
+        </w:rPr>
+        <w:t xml:space="preserve">modelar as sete formas de peça e os quatro materiais em duas hierarquias de classes independentes.</w:t>
+      </w:r>
+    </w:p>
+    <w:p>
+      <w:pPr>
+        <w:pStyle w:val="ListParagraph"/>
+        <w:numPr>
+          <w:ilvl w:val="0"/>
+          <w:numId w:val="2"/>
+        </w:numPr>
+        <w:spacing w:after="40" w:line="260"/>
+        <w:jc w:val="both"/>
+      </w:pPr>
+      <w:r>
+        <w:rPr>
+          <w:rFonts w:ascii="Calibri" w:cs="Calibri" w:eastAsia="Calibri" w:hAnsi="Calibri"/>
+          <w:b/>
+          <w:bCs/>
+          <w:sz w:val="20"/>
+          <w:szCs w:val="20"/>
+        </w:rPr>
+        <w:t xml:space="preserve">Motor: </w:t>
+      </w:r>
+      <w:r>
+        <w:rPr>
+          <w:rFonts w:ascii="Calibri" w:cs="Calibri" w:eastAsia="Calibri" w:hAnsi="Calibri"/>
+          <w:sz w:val="20"/>
+          <w:szCs w:val="20"/>
+        </w:rPr>
+        <w:t xml:space="preserve">tratar queda, movimento, rotação com correção de posição, colisão e eliminação de linhas em tempo real.</w:t>
+      </w:r>
+    </w:p>
+    <w:p>
+      <w:pPr>
+        <w:pStyle w:val="ListParagraph"/>
+        <w:numPr>
+          <w:ilvl w:val="0"/>
+          <w:numId w:val="2"/>
+        </w:numPr>
+        <w:spacing w:after="40" w:line="260"/>
+        <w:jc w:val="both"/>
+      </w:pPr>
+      <w:r>
+        <w:rPr>
+          <w:rFonts w:ascii="Calibri" w:cs="Calibri" w:eastAsia="Calibri" w:hAnsi="Calibri"/>
+          <w:b/>
+          <w:bCs/>
+          <w:sz w:val="20"/>
+          <w:szCs w:val="20"/>
+        </w:rPr>
+        <w:t xml:space="preserve">Física: </w:t>
+      </w:r>
+      <w:r>
+        <w:rPr>
+          <w:rFonts w:ascii="Calibri" w:cs="Calibri" w:eastAsia="Calibri" w:hAnsi="Calibri"/>
+          <w:sz w:val="20"/>
+          <w:szCs w:val="20"/>
+        </w:rPr>
+        <w:t xml:space="preserve">implementar o cálculo incremental do centro de massa e a regra de colapso.</w:t>
+      </w:r>
+    </w:p>
+    <w:p>
+      <w:pPr>
+        <w:pStyle w:val="ListParagraph"/>
+        <w:numPr>
+          <w:ilvl w:val="0"/>
+          <w:numId w:val="2"/>
+        </w:numPr>
+        <w:spacing w:after="40" w:line="260"/>
+        <w:jc w:val="both"/>
+      </w:pPr>
+      <w:r>
+        <w:rPr>
+          <w:rFonts w:ascii="Calibri" w:cs="Calibri" w:eastAsia="Calibri" w:hAnsi="Calibri"/>
+          <w:b/>
+          <w:bCs/>
+          <w:sz w:val="20"/>
+          <w:szCs w:val="20"/>
+        </w:rPr>
+        <w:t xml:space="preserve">Estruturas de dados: </w:t>
+      </w:r>
+      <w:r>
+        <w:rPr>
+          <w:rFonts w:ascii="Calibri" w:cs="Calibri" w:eastAsia="Calibri" w:hAnsi="Calibri"/>
+          <w:sz w:val="20"/>
+          <w:szCs w:val="20"/>
+        </w:rPr>
+        <w:t xml:space="preserve">fila para as próximas peças e os comandos, pilha para a reserva e o histórico, lista para a composição das peças e tabela hash para o catálogo de materiais, o ranking e as sessões.</w:t>
+      </w:r>
+    </w:p>
+    <w:p>
+      <w:pPr>
+        <w:pStyle w:val="ListParagraph"/>
+        <w:numPr>
+          <w:ilvl w:val="0"/>
+          <w:numId w:val="2"/>
+        </w:numPr>
+        <w:spacing w:after="40" w:line="260"/>
+        <w:jc w:val="both"/>
+      </w:pPr>
+      <w:r>
+        <w:rPr>
+          <w:rFonts w:ascii="Calibri" w:cs="Calibri" w:eastAsia="Calibri" w:hAnsi="Calibri"/>
+          <w:b/>
+          <w:bCs/>
+          <w:sz w:val="20"/>
+          <w:szCs w:val="20"/>
+        </w:rPr>
+        <w:t xml:space="preserve">Comunicação: </w:t>
+      </w:r>
+      <w:r>
+        <w:rPr>
+          <w:rFonts w:ascii="Calibri" w:cs="Calibri" w:eastAsia="Calibri" w:hAnsi="Calibri"/>
+          <w:sz w:val="20"/>
+          <w:szCs w:val="20"/>
+        </w:rPr>
+        <w:t xml:space="preserve">expor o jogo por uma API REST e um canal WebSocket, com protocolo documentado e tipado dos dois lados.</w:t>
+      </w:r>
+    </w:p>
+    <w:p>
+      <w:pPr>
+        <w:pStyle w:val="ListParagraph"/>
+        <w:numPr>
+          <w:ilvl w:val="0"/>
+          <w:numId w:val="2"/>
+        </w:numPr>
+        <w:spacing w:after="40" w:line="260"/>
+        <w:jc w:val="both"/>
+      </w:pPr>
+      <w:r>
+        <w:rPr>
+          <w:rFonts w:ascii="Calibri" w:cs="Calibri" w:eastAsia="Calibri" w:hAnsi="Calibri"/>
+          <w:b/>
+          <w:bCs/>
+          <w:sz w:val="20"/>
+          <w:szCs w:val="20"/>
+        </w:rPr>
+        <w:t xml:space="preserve">Interface: </w:t>
+      </w:r>
+      <w:r>
+        <w:rPr>
+          <w:rFonts w:ascii="Calibri" w:cs="Calibri" w:eastAsia="Calibri" w:hAnsi="Calibri"/>
+          <w:sz w:val="20"/>
+          <w:szCs w:val="20"/>
+        </w:rPr>
+        <w:t xml:space="preserve">desenhar o tabuleiro em Canvas a 60 quadros por segundo, com indicação contínua do índice de estabilidade.</w:t>
+      </w:r>
+    </w:p>
+    <w:p>
+      <w:pPr>
+        <w:pStyle w:val="ListParagraph"/>
+        <w:numPr>
+          <w:ilvl w:val="0"/>
+          <w:numId w:val="2"/>
+        </w:numPr>
+        <w:spacing w:after="40" w:line="260"/>
+        <w:jc w:val="both"/>
+      </w:pPr>
+      <w:r>
+        <w:rPr>
+          <w:rFonts w:ascii="Calibri" w:cs="Calibri" w:eastAsia="Calibri" w:hAnsi="Calibri"/>
+          <w:b/>
+          <w:bCs/>
+          <w:sz w:val="20"/>
+          <w:szCs w:val="20"/>
+        </w:rPr>
+        <w:t xml:space="preserve">Persistência: </w:t>
+      </w:r>
+      <w:r>
+        <w:rPr>
+          <w:rFonts w:ascii="Calibri" w:cs="Calibri" w:eastAsia="Calibri" w:hAnsi="Calibri"/>
+          <w:sz w:val="20"/>
+          <w:szCs w:val="20"/>
+        </w:rPr>
+        <w:t xml:space="preserve">guardar ranking, configurações e repetições em arquivo.</w:t>
+      </w:r>
+    </w:p>
+    <w:p>
+      <w:pPr>
+        <w:pStyle w:val="ListParagraph"/>
+        <w:numPr>
+          <w:ilvl w:val="0"/>
+          <w:numId w:val="2"/>
+        </w:numPr>
+        <w:spacing w:after="40" w:line="260"/>
+        <w:jc w:val="both"/>
+      </w:pPr>
+      <w:r>
+        <w:rPr>
+          <w:rFonts w:ascii="Calibri" w:cs="Calibri" w:eastAsia="Calibri" w:hAnsi="Calibri"/>
+          <w:b/>
+          <w:bCs/>
+          <w:sz w:val="20"/>
+          <w:szCs w:val="20"/>
+        </w:rPr>
+        <w:t xml:space="preserve">Qualidade: </w:t>
+      </w:r>
+      <w:r>
+        <w:rPr>
+          <w:rFonts w:ascii="Calibri" w:cs="Calibri" w:eastAsia="Calibri" w:hAnsi="Calibri"/>
+          <w:sz w:val="20"/>
+          <w:szCs w:val="20"/>
+        </w:rPr>
+        <w:t xml:space="preserve">documentar as classes públicas com Javadoc, cobrir as regras críticas com testes e entregar tudo como um único JAR.</w:t>
+      </w:r>
+    </w:p>
+    <w:p>
+      <w:pPr>
+        <w:pStyle w:val="Heading1"/>
+        <w:spacing w:after="100" w:before="220"/>
+      </w:pPr>
+      <w:r>
+        <w:rPr>
+          <w:rFonts w:ascii="Calibri" w:cs="Calibri" w:eastAsia="Calibri" w:hAnsi="Calibri"/>
+          <w:b/>
+          <w:bCs/>
+          <w:color w:val="1F3864"/>
+          <w:sz w:val="24"/>
+          <w:szCs w:val="24"/>
+        </w:rPr>
+        <w:t xml:space="preserve">8. Escopo e público-alvo</w:t>
+      </w:r>
+    </w:p>
+    <w:p>
+      <w:pPr>
+        <w:spacing w:after="100" w:line="260"/>
+        <w:jc w:val="both"/>
+      </w:pPr>
+      <w:r>
+        <w:rPr>
+          <w:rFonts w:ascii="Calibri" w:cs="Calibri" w:eastAsia="Calibri" w:hAnsi="Calibri"/>
+          <w:sz w:val="20"/>
+          <w:szCs w:val="20"/>
+        </w:rPr>
+        <w:t xml:space="preserve">O sistema é local e monousuário: o servidor escuta apenas em 127.0.0.1 e a interface abre no navegador da própria máquina, sem depender de internet. Destina-se a jogadores casuais a partir de doze anos e, em segundo plano, a estudantes de engenharia que queiram uma noção intuitiva de equilíbrio de cargas.</w:t>
+      </w:r>
+    </w:p>
+    <w:p>
+      <w:pPr>
+        <w:spacing w:after="100" w:line="260"/>
+        <w:jc w:val="both"/>
+      </w:pPr>
+      <w:r>
+        <w:rPr>
+          <w:rFonts w:ascii="Calibri" w:cs="Calibri" w:eastAsia="Calibri" w:hAnsi="Calibri"/>
+          <w:sz w:val="20"/>
+          <w:szCs w:val="20"/>
+        </w:rPr>
+        <w:t xml:space="preserve">Fora do escopo: multijogador, ranking compartilhado pela internet, hospedagem em servidor público, adversário controlado por computador, edição de fases pelo usuário e versão para dispositivos móveis.</w:t>
+      </w:r>
+    </w:p>
+    <w:p>
+      <w:pPr>
+        <w:pStyle w:val="Heading1"/>
+        <w:spacing w:after="100" w:before="220"/>
+      </w:pPr>
+      <w:r>
+        <w:rPr>
+          <w:rFonts w:ascii="Calibri" w:cs="Calibri" w:eastAsia="Calibri" w:hAnsi="Calibri"/>
+          <w:b/>
+          <w:bCs/>
+          <w:color w:val="1F3864"/>
+          <w:sz w:val="24"/>
+          <w:szCs w:val="24"/>
+        </w:rPr>
+        <w:t xml:space="preserve">9. Regras de negócio</w:t>
+      </w:r>
+    </w:p>
+    <w:tbl>
+      <w:tblPr>
+        <w:tblW w:type="dxa" w:w="9360"/>
+        <w:tblBorders>
+          <w:top w:val="single" w:color="BFBFBF" w:sz="4"/>
+          <w:left w:val="single" w:color="BFBFBF" w:sz="4"/>
+          <w:bottom w:val="single" w:color="BFBFBF" w:sz="4"/>
+          <w:right w:val="single" w:color="BFBFBF" w:sz="4"/>
+          <w:insideH w:val="single" w:color="BFBFBF" w:sz="4"/>
+          <w:insideV w:val="single" w:color="BFBFBF" w:sz="4"/>
+        </w:tblBorders>
+      </w:tblPr>
+      <w:tblGrid>
+        <w:gridCol w:w="1100"/>
+        <w:gridCol w:w="8260"/>
+      </w:tblGrid>
+      <w:tr>
+        <w:trPr>
+          <w:tblHeader/>
+        </w:trPr>
+        <w:tc>
+          <w:tcPr>
+            <w:tcW w:type="dxa" w:w="1100"/>
+            <w:shd w:fill="1F3864" w:color="auto" w:val="clear"/>
+            <w:tcMar>
+              <w:top w:type="dxa" w:w="60"/>
+              <w:left w:type="dxa" w:w="100"/>
+              <w:bottom w:type="dxa" w:w="60"/>
+              <w:right w:type="dxa" w:w="100"/>
+            </w:tcMar>
+          </w:tcPr>
+          <w:p>
+            <w:pPr>
+              <w:spacing w:after="0" w:line="240"/>
+              <w:jc w:val="left"/>
+            </w:pPr>
+            <w:r>
+              <w:rPr>
+                <w:rFonts w:ascii="Calibri" w:cs="Calibri" w:eastAsia="Calibri" w:hAnsi="Calibri"/>
+                <w:b/>
+                <w:bCs/>
+                <w:color w:val="FFFFFF"/>
+                <w:sz w:val="19"/>
+                <w:szCs w:val="19"/>
+              </w:rPr>
+              <w:t xml:space="preserve">Código</w:t>
+            </w:r>
+          </w:p>
+        </w:tc>
+        <w:tc>
+          <w:tcPr>
+            <w:tcW w:type="dxa" w:w="8260"/>
+            <w:shd w:fill="1F3864" w:color="auto" w:val="clear"/>
+            <w:tcMar>
+              <w:top w:type="dxa" w:w="60"/>
+              <w:left w:type="dxa" w:w="100"/>
+              <w:bottom w:type="dxa" w:w="60"/>
+              <w:right w:type="dxa" w:w="100"/>
+            </w:tcMar>
+          </w:tcPr>
+          <w:p>
+            <w:pPr>
+              <w:spacing w:after="0" w:line="240"/>
+              <w:jc w:val="left"/>
+            </w:pPr>
+            <w:r>
+              <w:rPr>
+                <w:rFonts w:ascii="Calibri" w:cs="Calibri" w:eastAsia="Calibri" w:hAnsi="Calibri"/>
+                <w:b/>
+                <w:bCs/>
+                <w:color w:val="FFFFFF"/>
+                <w:sz w:val="19"/>
+                <w:szCs w:val="19"/>
+              </w:rPr>
+              <w:t xml:space="preserve">Regra</w:t>
+            </w:r>
+          </w:p>
+        </w:tc>
+      </w:tr>
+      <w:tr>
+        <w:trPr>
+          <w:cantSplit/>
+        </w:trPr>
+        <w:tc>
+          <w:tcPr>
+            <w:tcW w:type="dxa" w:w="1100"/>
+            <w:tcMar>
+              <w:top w:type="dxa" w:w="60"/>
+              <w:left w:type="dxa" w:w="100"/>
+              <w:bottom w:type="dxa" w:w="60"/>
+              <w:right w:type="dxa" w:w="100"/>
+            </w:tcMar>
+          </w:tcPr>
+          <w:p>
+            <w:pPr>
+              <w:spacing w:after="0" w:line="240"/>
+              <w:jc w:val="left"/>
+            </w:pPr>
+            <w:r>
+              <w:rPr>
+                <w:rFonts w:ascii="Calibri" w:cs="Calibri" w:eastAsia="Calibri" w:hAnsi="Calibri"/>
+                <w:b/>
+                <w:bCs/>
+                <w:color w:val="000000"/>
+                <w:sz w:val="19"/>
+                <w:szCs w:val="19"/>
+              </w:rPr>
+              <w:t xml:space="preserve">RN01</w:t>
+            </w:r>
+          </w:p>
+        </w:tc>
+        <w:tc>
+          <w:tcPr>
+            <w:tcW w:type="dxa" w:w="8260"/>
+            <w:tcMar>
+              <w:top w:type="dxa" w:w="60"/>
+              <w:left w:type="dxa" w:w="100"/>
+              <w:bottom w:type="dxa" w:w="60"/>
+              <w:right w:type="dxa" w:w="100"/>
+            </w:tcMar>
+          </w:tcPr>
+          <w:p>
+            <w:pPr>
+              <w:spacing w:after="0" w:line="240"/>
+              <w:jc w:val="left"/>
+            </w:pPr>
+            <w:r>
+              <w:rPr>
+                <w:rFonts w:ascii="Calibri" w:cs="Calibri" w:eastAsia="Calibri" w:hAnsi="Calibri"/>
+                <w:color w:val="000000"/>
+                <w:sz w:val="19"/>
+                <w:szCs w:val="19"/>
+              </w:rPr>
+              <w:t xml:space="preserve">O tabuleiro tem 10 colunas e 20 linhas visíveis, mais 2 linhas ocultas de geração no topo</w:t>
+            </w:r>
+          </w:p>
+        </w:tc>
+      </w:tr>
+      <w:tr>
+        <w:trPr>
+          <w:cantSplit/>
+        </w:trPr>
+        <w:tc>
+          <w:tcPr>
+            <w:tcW w:type="dxa" w:w="1100"/>
+            <w:shd w:fill="F2F2F2" w:color="auto" w:val="clear"/>
+            <w:tcMar>
+              <w:top w:type="dxa" w:w="60"/>
+              <w:left w:type="dxa" w:w="100"/>
+              <w:bottom w:type="dxa" w:w="60"/>
+              <w:right w:type="dxa" w:w="100"/>
+            </w:tcMar>
+          </w:tcPr>
+          <w:p>
+            <w:pPr>
+              <w:spacing w:after="0" w:line="240"/>
+              <w:jc w:val="left"/>
+            </w:pPr>
+            <w:r>
+              <w:rPr>
+                <w:rFonts w:ascii="Calibri" w:cs="Calibri" w:eastAsia="Calibri" w:hAnsi="Calibri"/>
+                <w:b/>
+                <w:bCs/>
+                <w:color w:val="000000"/>
+                <w:sz w:val="19"/>
+                <w:szCs w:val="19"/>
+              </w:rPr>
+              <w:t xml:space="preserve">RN02</w:t>
+            </w:r>
+          </w:p>
+        </w:tc>
+        <w:tc>
+          <w:tcPr>
+            <w:tcW w:type="dxa" w:w="8260"/>
+            <w:shd w:fill="F2F2F2" w:color="auto" w:val="clear"/>
+            <w:tcMar>
+              <w:top w:type="dxa" w:w="60"/>
+              <w:left w:type="dxa" w:w="100"/>
+              <w:bottom w:type="dxa" w:w="60"/>
+              <w:right w:type="dxa" w:w="100"/>
+            </w:tcMar>
+          </w:tcPr>
+          <w:p>
+            <w:pPr>
+              <w:spacing w:after="0" w:line="240"/>
+              <w:jc w:val="left"/>
+            </w:pPr>
+            <w:r>
+              <w:rPr>
+                <w:rFonts w:ascii="Calibri" w:cs="Calibri" w:eastAsia="Calibri" w:hAnsi="Calibri"/>
+                <w:color w:val="000000"/>
+                <w:sz w:val="19"/>
+                <w:szCs w:val="19"/>
+              </w:rPr>
+              <w:t xml:space="preserve">Toda peça tem quatro blocos conexos, em uma das sete formas canônicas (I, O, T, S, Z, J, L)</w:t>
+            </w:r>
+          </w:p>
+        </w:tc>
+      </w:tr>
+      <w:tr>
+        <w:trPr>
+          <w:cantSplit/>
+        </w:trPr>
+        <w:tc>
+          <w:tcPr>
+            <w:tcW w:type="dxa" w:w="1100"/>
+            <w:tcMar>
+              <w:top w:type="dxa" w:w="60"/>
+              <w:left w:type="dxa" w:w="100"/>
+              <w:bottom w:type="dxa" w:w="60"/>
+              <w:right w:type="dxa" w:w="100"/>
+            </w:tcMar>
+          </w:tcPr>
+          <w:p>
+            <w:pPr>
+              <w:spacing w:after="0" w:line="240"/>
+              <w:jc w:val="left"/>
+            </w:pPr>
+            <w:r>
+              <w:rPr>
+                <w:rFonts w:ascii="Calibri" w:cs="Calibri" w:eastAsia="Calibri" w:hAnsi="Calibri"/>
+                <w:b/>
+                <w:bCs/>
+                <w:color w:val="000000"/>
+                <w:sz w:val="19"/>
+                <w:szCs w:val="19"/>
+              </w:rPr>
+              <w:t xml:space="preserve">RN03</w:t>
+            </w:r>
+          </w:p>
+        </w:tc>
+        <w:tc>
+          <w:tcPr>
+            <w:tcW w:type="dxa" w:w="8260"/>
+            <w:tcMar>
+              <w:top w:type="dxa" w:w="60"/>
+              <w:left w:type="dxa" w:w="100"/>
+              <w:bottom w:type="dxa" w:w="60"/>
+              <w:right w:type="dxa" w:w="100"/>
+            </w:tcMar>
+          </w:tcPr>
+          <w:p>
+            <w:pPr>
+              <w:spacing w:after="0" w:line="240"/>
+              <w:jc w:val="left"/>
+            </w:pPr>
+            <w:r>
+              <w:rPr>
+                <w:rFonts w:ascii="Calibri" w:cs="Calibri" w:eastAsia="Calibri" w:hAnsi="Calibri"/>
+                <w:color w:val="000000"/>
+                <w:sz w:val="19"/>
+                <w:szCs w:val="19"/>
+              </w:rPr>
+              <w:t xml:space="preserve">O material da peça é sorteado entre os liberados na fase e define densidade, cor e multiplicador de pontos</w:t>
+            </w:r>
+          </w:p>
+        </w:tc>
+      </w:tr>
+      <w:tr>
+        <w:trPr>
+          <w:cantSplit/>
+        </w:trPr>
+        <w:tc>
+          <w:tcPr>
+            <w:tcW w:type="dxa" w:w="1100"/>
+            <w:shd w:fill="F2F2F2" w:color="auto" w:val="clear"/>
+            <w:tcMar>
+              <w:top w:type="dxa" w:w="60"/>
+              <w:left w:type="dxa" w:w="100"/>
+              <w:bottom w:type="dxa" w:w="60"/>
+              <w:right w:type="dxa" w:w="100"/>
+            </w:tcMar>
+          </w:tcPr>
+          <w:p>
+            <w:pPr>
+              <w:spacing w:after="0" w:line="240"/>
+              <w:jc w:val="left"/>
+            </w:pPr>
+            <w:r>
+              <w:rPr>
+                <w:rFonts w:ascii="Calibri" w:cs="Calibri" w:eastAsia="Calibri" w:hAnsi="Calibri"/>
+                <w:b/>
+                <w:bCs/>
+                <w:color w:val="000000"/>
+                <w:sz w:val="19"/>
+                <w:szCs w:val="19"/>
+              </w:rPr>
+              <w:t xml:space="preserve">RN04</w:t>
+            </w:r>
+          </w:p>
+        </w:tc>
+        <w:tc>
+          <w:tcPr>
+            <w:tcW w:type="dxa" w:w="8260"/>
+            <w:shd w:fill="F2F2F2" w:color="auto" w:val="clear"/>
+            <w:tcMar>
+              <w:top w:type="dxa" w:w="60"/>
+              <w:left w:type="dxa" w:w="100"/>
+              <w:bottom w:type="dxa" w:w="60"/>
+              <w:right w:type="dxa" w:w="100"/>
+            </w:tcMar>
+          </w:tcPr>
+          <w:p>
+            <w:pPr>
+              <w:spacing w:after="0" w:line="240"/>
+              <w:jc w:val="left"/>
+            </w:pPr>
+            <w:r>
+              <w:rPr>
+                <w:rFonts w:ascii="Calibri" w:cs="Calibri" w:eastAsia="Calibri" w:hAnsi="Calibri"/>
+                <w:color w:val="000000"/>
+                <w:sz w:val="19"/>
+                <w:szCs w:val="19"/>
+              </w:rPr>
+              <w:t xml:space="preserve">As peças são geradas pelo método da sacola: as sete formas saem embaralhadas antes que qualquer uma se repita</w:t>
+            </w:r>
+          </w:p>
+        </w:tc>
+      </w:tr>
+      <w:tr>
+        <w:trPr>
+          <w:cantSplit/>
+        </w:trPr>
+        <w:tc>
+          <w:tcPr>
+            <w:tcW w:type="dxa" w:w="1100"/>
+            <w:tcMar>
+              <w:top w:type="dxa" w:w="60"/>
+              <w:left w:type="dxa" w:w="100"/>
+              <w:bottom w:type="dxa" w:w="60"/>
+              <w:right w:type="dxa" w:w="100"/>
+            </w:tcMar>
+          </w:tcPr>
+          <w:p>
+            <w:pPr>
+              <w:spacing w:after="0" w:line="240"/>
+              <w:jc w:val="left"/>
+            </w:pPr>
+            <w:r>
+              <w:rPr>
+                <w:rFonts w:ascii="Calibri" w:cs="Calibri" w:eastAsia="Calibri" w:hAnsi="Calibri"/>
+                <w:b/>
+                <w:bCs/>
+                <w:color w:val="000000"/>
+                <w:sz w:val="19"/>
+                <w:szCs w:val="19"/>
+              </w:rPr>
+              <w:t xml:space="preserve">RN05</w:t>
+            </w:r>
+          </w:p>
+        </w:tc>
+        <w:tc>
+          <w:tcPr>
+            <w:tcW w:type="dxa" w:w="8260"/>
+            <w:tcMar>
+              <w:top w:type="dxa" w:w="60"/>
+              <w:left w:type="dxa" w:w="100"/>
+              <w:bottom w:type="dxa" w:w="60"/>
+              <w:right w:type="dxa" w:w="100"/>
+            </w:tcMar>
+          </w:tcPr>
+          <w:p>
+            <w:pPr>
+              <w:spacing w:after="0" w:line="240"/>
+              <w:jc w:val="left"/>
+            </w:pPr>
+            <w:r>
+              <w:rPr>
+                <w:rFonts w:ascii="Calibri" w:cs="Calibri" w:eastAsia="Calibri" w:hAnsi="Calibri"/>
+                <w:color w:val="000000"/>
+                <w:sz w:val="19"/>
+                <w:szCs w:val="19"/>
+              </w:rPr>
+              <w:t xml:space="preserve">O jogador pode reservar uma peça por vez, com uma troca a cada peça gerada</w:t>
+            </w:r>
+          </w:p>
+        </w:tc>
+      </w:tr>
+      <w:tr>
+        <w:trPr>
+          <w:cantSplit/>
+        </w:trPr>
+        <w:tc>
+          <w:tcPr>
+            <w:tcW w:type="dxa" w:w="1100"/>
+            <w:shd w:fill="F2F2F2" w:color="auto" w:val="clear"/>
+            <w:tcMar>
+              <w:top w:type="dxa" w:w="60"/>
+              <w:left w:type="dxa" w:w="100"/>
+              <w:bottom w:type="dxa" w:w="60"/>
+              <w:right w:type="dxa" w:w="100"/>
+            </w:tcMar>
+          </w:tcPr>
+          <w:p>
+            <w:pPr>
+              <w:spacing w:after="0" w:line="240"/>
+              <w:jc w:val="left"/>
+            </w:pPr>
+            <w:r>
+              <w:rPr>
+                <w:rFonts w:ascii="Calibri" w:cs="Calibri" w:eastAsia="Calibri" w:hAnsi="Calibri"/>
+                <w:b/>
+                <w:bCs/>
+                <w:color w:val="000000"/>
+                <w:sz w:val="19"/>
+                <w:szCs w:val="19"/>
+              </w:rPr>
+              <w:t xml:space="preserve">RN06</w:t>
+            </w:r>
+          </w:p>
+        </w:tc>
+        <w:tc>
+          <w:tcPr>
+            <w:tcW w:type="dxa" w:w="8260"/>
+            <w:shd w:fill="F2F2F2" w:color="auto" w:val="clear"/>
+            <w:tcMar>
+              <w:top w:type="dxa" w:w="60"/>
+              <w:left w:type="dxa" w:w="100"/>
+              <w:bottom w:type="dxa" w:w="60"/>
+              <w:right w:type="dxa" w:w="100"/>
+            </w:tcMar>
+          </w:tcPr>
+          <w:p>
+            <w:pPr>
+              <w:spacing w:after="0" w:line="240"/>
+              <w:jc w:val="left"/>
+            </w:pPr>
+            <w:r>
+              <w:rPr>
+                <w:rFonts w:ascii="Calibri" w:cs="Calibri" w:eastAsia="Calibri" w:hAnsi="Calibri"/>
+                <w:color w:val="000000"/>
+                <w:sz w:val="19"/>
+                <w:szCs w:val="19"/>
+              </w:rPr>
+              <w:t xml:space="preserve">Uma linha completa é eliminada; eliminações simultâneas de 2, 3 ou 4 linhas recebem bônus progressivo</w:t>
+            </w:r>
+          </w:p>
+        </w:tc>
+      </w:tr>
+      <w:tr>
+        <w:trPr>
+          <w:cantSplit/>
+        </w:trPr>
+        <w:tc>
+          <w:tcPr>
+            <w:tcW w:type="dxa" w:w="1100"/>
+            <w:tcMar>
+              <w:top w:type="dxa" w:w="60"/>
+              <w:left w:type="dxa" w:w="100"/>
+              <w:bottom w:type="dxa" w:w="60"/>
+              <w:right w:type="dxa" w:w="100"/>
+            </w:tcMar>
+          </w:tcPr>
+          <w:p>
+            <w:pPr>
+              <w:spacing w:after="0" w:line="240"/>
+              <w:jc w:val="left"/>
+            </w:pPr>
+            <w:r>
+              <w:rPr>
+                <w:rFonts w:ascii="Calibri" w:cs="Calibri" w:eastAsia="Calibri" w:hAnsi="Calibri"/>
+                <w:b/>
+                <w:bCs/>
+                <w:color w:val="000000"/>
+                <w:sz w:val="19"/>
+                <w:szCs w:val="19"/>
+              </w:rPr>
+              <w:t xml:space="preserve">RN07</w:t>
+            </w:r>
+          </w:p>
+        </w:tc>
+        <w:tc>
+          <w:tcPr>
+            <w:tcW w:type="dxa" w:w="8260"/>
+            <w:tcMar>
+              <w:top w:type="dxa" w:w="60"/>
+              <w:left w:type="dxa" w:w="100"/>
+              <w:bottom w:type="dxa" w:w="60"/>
+              <w:right w:type="dxa" w:w="100"/>
+            </w:tcMar>
+          </w:tcPr>
+          <w:p>
+            <w:pPr>
+              <w:spacing w:after="0" w:line="240"/>
+              <w:jc w:val="left"/>
+            </w:pPr>
+            <w:r>
+              <w:rPr>
+                <w:rFonts w:ascii="Calibri" w:cs="Calibri" w:eastAsia="Calibri" w:hAnsi="Calibri"/>
+                <w:color w:val="000000"/>
+                <w:sz w:val="19"/>
+                <w:szCs w:val="19"/>
+              </w:rPr>
+              <w:t xml:space="preserve">A massa de um bloco é a densidade do seu material; a massa da estrutura é a soma das massas dos blocos</w:t>
+            </w:r>
+          </w:p>
+        </w:tc>
+      </w:tr>
+      <w:tr>
+        <w:trPr>
+          <w:cantSplit/>
+        </w:trPr>
+        <w:tc>
+          <w:tcPr>
+            <w:tcW w:type="dxa" w:w="1100"/>
+            <w:shd w:fill="F2F2F2" w:color="auto" w:val="clear"/>
+            <w:tcMar>
+              <w:top w:type="dxa" w:w="60"/>
+              <w:left w:type="dxa" w:w="100"/>
+              <w:bottom w:type="dxa" w:w="60"/>
+              <w:right w:type="dxa" w:w="100"/>
+            </w:tcMar>
+          </w:tcPr>
+          <w:p>
+            <w:pPr>
+              <w:spacing w:after="0" w:line="240"/>
+              <w:jc w:val="left"/>
+            </w:pPr>
+            <w:r>
+              <w:rPr>
+                <w:rFonts w:ascii="Calibri" w:cs="Calibri" w:eastAsia="Calibri" w:hAnsi="Calibri"/>
+                <w:b/>
+                <w:bCs/>
+                <w:color w:val="000000"/>
+                <w:sz w:val="19"/>
+                <w:szCs w:val="19"/>
+              </w:rPr>
+              <w:t xml:space="preserve">RN08</w:t>
+            </w:r>
+          </w:p>
+        </w:tc>
+        <w:tc>
+          <w:tcPr>
+            <w:tcW w:type="dxa" w:w="8260"/>
+            <w:shd w:fill="F2F2F2" w:color="auto" w:val="clear"/>
+            <w:tcMar>
+              <w:top w:type="dxa" w:w="60"/>
+              <w:left w:type="dxa" w:w="100"/>
+              <w:bottom w:type="dxa" w:w="60"/>
+              <w:right w:type="dxa" w:w="100"/>
+            </w:tcMar>
+          </w:tcPr>
+          <w:p>
+            <w:pPr>
+              <w:spacing w:after="0" w:line="240"/>
+              <w:jc w:val="left"/>
+            </w:pPr>
+            <w:r>
+              <w:rPr>
+                <w:rFonts w:ascii="Calibri" w:cs="Calibri" w:eastAsia="Calibri" w:hAnsi="Calibri"/>
+                <w:color w:val="000000"/>
+                <w:sz w:val="19"/>
+                <w:szCs w:val="19"/>
+              </w:rPr>
+              <w:t xml:space="preserve">O centro de massa horizontal é a média das colunas dos blocos, ponderada pela massa de cada um</w:t>
+            </w:r>
+          </w:p>
+        </w:tc>
+      </w:tr>
+      <w:tr>
+        <w:trPr>
+          <w:cantSplit/>
+        </w:trPr>
+        <w:tc>
+          <w:tcPr>
+            <w:tcW w:type="dxa" w:w="1100"/>
+            <w:tcMar>
+              <w:top w:type="dxa" w:w="60"/>
+              <w:left w:type="dxa" w:w="100"/>
+              <w:bottom w:type="dxa" w:w="60"/>
+              <w:right w:type="dxa" w:w="100"/>
+            </w:tcMar>
+          </w:tcPr>
+          <w:p>
+            <w:pPr>
+              <w:spacing w:after="0" w:line="240"/>
+              <w:jc w:val="left"/>
+            </w:pPr>
+            <w:r>
+              <w:rPr>
+                <w:rFonts w:ascii="Calibri" w:cs="Calibri" w:eastAsia="Calibri" w:hAnsi="Calibri"/>
+                <w:b/>
+                <w:bCs/>
+                <w:color w:val="000000"/>
+                <w:sz w:val="19"/>
+                <w:szCs w:val="19"/>
+              </w:rPr>
+              <w:t xml:space="preserve">RN09</w:t>
+            </w:r>
+          </w:p>
+        </w:tc>
+        <w:tc>
+          <w:tcPr>
+            <w:tcW w:type="dxa" w:w="8260"/>
+            <w:tcMar>
+              <w:top w:type="dxa" w:w="60"/>
+              <w:left w:type="dxa" w:w="100"/>
+              <w:bottom w:type="dxa" w:w="60"/>
+              <w:right w:type="dxa" w:w="100"/>
+            </w:tcMar>
+          </w:tcPr>
+          <w:p>
+            <w:pPr>
+              <w:spacing w:after="0" w:line="240"/>
+              <w:jc w:val="left"/>
+            </w:pPr>
+            <w:r>
+              <w:rPr>
+                <w:rFonts w:ascii="Calibri" w:cs="Calibri" w:eastAsia="Calibri" w:hAnsi="Calibri"/>
+                <w:color w:val="000000"/>
+                <w:sz w:val="19"/>
+                <w:szCs w:val="19"/>
+              </w:rPr>
+              <w:t xml:space="preserve">O desvio é a distância entre o centro de massa e o eixo central da base, em colunas</w:t>
+            </w:r>
+          </w:p>
+        </w:tc>
+      </w:tr>
+      <w:tr>
+        <w:trPr>
+          <w:cantSplit/>
+        </w:trPr>
+        <w:tc>
+          <w:tcPr>
+            <w:tcW w:type="dxa" w:w="1100"/>
+            <w:shd w:fill="F2F2F2" w:color="auto" w:val="clear"/>
+            <w:tcMar>
+              <w:top w:type="dxa" w:w="60"/>
+              <w:left w:type="dxa" w:w="100"/>
+              <w:bottom w:type="dxa" w:w="60"/>
+              <w:right w:type="dxa" w:w="100"/>
+            </w:tcMar>
+          </w:tcPr>
+          <w:p>
+            <w:pPr>
+              <w:spacing w:after="0" w:line="240"/>
+              <w:jc w:val="left"/>
+            </w:pPr>
+            <w:r>
+              <w:rPr>
+                <w:rFonts w:ascii="Calibri" w:cs="Calibri" w:eastAsia="Calibri" w:hAnsi="Calibri"/>
+                <w:b/>
+                <w:bCs/>
+                <w:color w:val="000000"/>
+                <w:sz w:val="19"/>
+                <w:szCs w:val="19"/>
+              </w:rPr>
+              <w:t xml:space="preserve">RN10</w:t>
+            </w:r>
+          </w:p>
+        </w:tc>
+        <w:tc>
+          <w:tcPr>
+            <w:tcW w:type="dxa" w:w="8260"/>
+            <w:shd w:fill="F2F2F2" w:color="auto" w:val="clear"/>
+            <w:tcMar>
+              <w:top w:type="dxa" w:w="60"/>
+              <w:left w:type="dxa" w:w="100"/>
+              <w:bottom w:type="dxa" w:w="60"/>
+              <w:right w:type="dxa" w:w="100"/>
+            </w:tcMar>
+          </w:tcPr>
+          <w:p>
+            <w:pPr>
+              <w:spacing w:after="0" w:line="240"/>
+              <w:jc w:val="left"/>
+            </w:pPr>
+            <w:r>
+              <w:rPr>
+                <w:rFonts w:ascii="Calibri" w:cs="Calibri" w:eastAsia="Calibri" w:hAnsi="Calibri"/>
+                <w:color w:val="000000"/>
+                <w:sz w:val="19"/>
+                <w:szCs w:val="19"/>
+              </w:rPr>
+              <w:t xml:space="preserve">O índice de estabilidade vai de 100 % (desvio nulo) a 0 % (desvio no limite do nível), linearmente</w:t>
+            </w:r>
+          </w:p>
+        </w:tc>
+      </w:tr>
+      <w:tr>
+        <w:trPr>
+          <w:cantSplit/>
+        </w:trPr>
+        <w:tc>
+          <w:tcPr>
+            <w:tcW w:type="dxa" w:w="1100"/>
+            <w:tcMar>
+              <w:top w:type="dxa" w:w="60"/>
+              <w:left w:type="dxa" w:w="100"/>
+              <w:bottom w:type="dxa" w:w="60"/>
+              <w:right w:type="dxa" w:w="100"/>
+            </w:tcMar>
+          </w:tcPr>
+          <w:p>
+            <w:pPr>
+              <w:spacing w:after="0" w:line="240"/>
+              <w:jc w:val="left"/>
+            </w:pPr>
+            <w:r>
+              <w:rPr>
+                <w:rFonts w:ascii="Calibri" w:cs="Calibri" w:eastAsia="Calibri" w:hAnsi="Calibri"/>
+                <w:b/>
+                <w:bCs/>
+                <w:color w:val="000000"/>
+                <w:sz w:val="19"/>
+                <w:szCs w:val="19"/>
+              </w:rPr>
+              <w:t xml:space="preserve">RN11</w:t>
+            </w:r>
+          </w:p>
+        </w:tc>
+        <w:tc>
+          <w:tcPr>
+            <w:tcW w:type="dxa" w:w="8260"/>
+            <w:tcMar>
+              <w:top w:type="dxa" w:w="60"/>
+              <w:left w:type="dxa" w:w="100"/>
+              <w:bottom w:type="dxa" w:w="60"/>
+              <w:right w:type="dxa" w:w="100"/>
+            </w:tcMar>
+          </w:tcPr>
+          <w:p>
+            <w:pPr>
+              <w:spacing w:after="0" w:line="240"/>
+              <w:jc w:val="left"/>
+            </w:pPr>
+            <w:r>
+              <w:rPr>
+                <w:rFonts w:ascii="Calibri" w:cs="Calibri" w:eastAsia="Calibri" w:hAnsi="Calibri"/>
+                <w:color w:val="000000"/>
+                <w:sz w:val="19"/>
+                <w:szCs w:val="19"/>
+              </w:rPr>
+              <w:t xml:space="preserve">Desvio acima do limite causa colapso: os blocos acima da linha crítica se desprendem e caem por gravidade</w:t>
+            </w:r>
+          </w:p>
+        </w:tc>
+      </w:tr>
+      <w:tr>
+        <w:trPr>
+          <w:cantSplit/>
+        </w:trPr>
+        <w:tc>
+          <w:tcPr>
+            <w:tcW w:type="dxa" w:w="1100"/>
+            <w:shd w:fill="F2F2F2" w:color="auto" w:val="clear"/>
+            <w:tcMar>
+              <w:top w:type="dxa" w:w="60"/>
+              <w:left w:type="dxa" w:w="100"/>
+              <w:bottom w:type="dxa" w:w="60"/>
+              <w:right w:type="dxa" w:w="100"/>
+            </w:tcMar>
+          </w:tcPr>
+          <w:p>
+            <w:pPr>
+              <w:spacing w:after="0" w:line="240"/>
+              <w:jc w:val="left"/>
+            </w:pPr>
+            <w:r>
+              <w:rPr>
+                <w:rFonts w:ascii="Calibri" w:cs="Calibri" w:eastAsia="Calibri" w:hAnsi="Calibri"/>
+                <w:b/>
+                <w:bCs/>
+                <w:color w:val="000000"/>
+                <w:sz w:val="19"/>
+                <w:szCs w:val="19"/>
+              </w:rPr>
+              <w:t xml:space="preserve">RN12</w:t>
+            </w:r>
+          </w:p>
+        </w:tc>
+        <w:tc>
+          <w:tcPr>
+            <w:tcW w:type="dxa" w:w="8260"/>
+            <w:shd w:fill="F2F2F2" w:color="auto" w:val="clear"/>
+            <w:tcMar>
+              <w:top w:type="dxa" w:w="60"/>
+              <w:left w:type="dxa" w:w="100"/>
+              <w:bottom w:type="dxa" w:w="60"/>
+              <w:right w:type="dxa" w:w="100"/>
+            </w:tcMar>
+          </w:tcPr>
+          <w:p>
+            <w:pPr>
+              <w:spacing w:after="0" w:line="240"/>
+              <w:jc w:val="left"/>
+            </w:pPr>
+            <w:r>
+              <w:rPr>
+                <w:rFonts w:ascii="Calibri" w:cs="Calibri" w:eastAsia="Calibri" w:hAnsi="Calibri"/>
+                <w:color w:val="000000"/>
+                <w:sz w:val="19"/>
+                <w:szCs w:val="19"/>
+              </w:rPr>
+              <w:t xml:space="preserve">Cada colapso desconta o equivalente a duas linhas eliminadas e incrementa o contador de colapsos</w:t>
+            </w:r>
+          </w:p>
+        </w:tc>
+      </w:tr>
+      <w:tr>
+        <w:trPr>
+          <w:cantSplit/>
+        </w:trPr>
+        <w:tc>
+          <w:tcPr>
+            <w:tcW w:type="dxa" w:w="1100"/>
+            <w:tcMar>
+              <w:top w:type="dxa" w:w="60"/>
+              <w:left w:type="dxa" w:w="100"/>
+              <w:bottom w:type="dxa" w:w="60"/>
+              <w:right w:type="dxa" w:w="100"/>
+            </w:tcMar>
+          </w:tcPr>
+          <w:p>
+            <w:pPr>
+              <w:spacing w:after="0" w:line="240"/>
+              <w:jc w:val="left"/>
+            </w:pPr>
+            <w:r>
+              <w:rPr>
+                <w:rFonts w:ascii="Calibri" w:cs="Calibri" w:eastAsia="Calibri" w:hAnsi="Calibri"/>
+                <w:b/>
+                <w:bCs/>
+                <w:color w:val="000000"/>
+                <w:sz w:val="19"/>
+                <w:szCs w:val="19"/>
+              </w:rPr>
+              <w:t xml:space="preserve">RN13</w:t>
+            </w:r>
+          </w:p>
+        </w:tc>
+        <w:tc>
+          <w:tcPr>
+            <w:tcW w:type="dxa" w:w="8260"/>
+            <w:tcMar>
+              <w:top w:type="dxa" w:w="60"/>
+              <w:left w:type="dxa" w:w="100"/>
+              <w:bottom w:type="dxa" w:w="60"/>
+              <w:right w:type="dxa" w:w="100"/>
+            </w:tcMar>
+          </w:tcPr>
+          <w:p>
+            <w:pPr>
+              <w:spacing w:after="0" w:line="240"/>
+              <w:jc w:val="left"/>
+            </w:pPr>
+            <w:r>
+              <w:rPr>
+                <w:rFonts w:ascii="Calibri" w:cs="Calibri" w:eastAsia="Calibri" w:hAnsi="Calibri"/>
+                <w:color w:val="000000"/>
+                <w:sz w:val="19"/>
+                <w:szCs w:val="19"/>
+              </w:rPr>
+              <w:t xml:space="preserve">A partida termina se a peça nova já nascer colidindo ou se houver colapso com a pilha acima de 18 linhas</w:t>
+            </w:r>
+          </w:p>
+        </w:tc>
+      </w:tr>
+      <w:tr>
+        <w:trPr>
+          <w:cantSplit/>
+        </w:trPr>
+        <w:tc>
+          <w:tcPr>
+            <w:tcW w:type="dxa" w:w="1100"/>
+            <w:shd w:fill="F2F2F2" w:color="auto" w:val="clear"/>
+            <w:tcMar>
+              <w:top w:type="dxa" w:w="60"/>
+              <w:left w:type="dxa" w:w="100"/>
+              <w:bottom w:type="dxa" w:w="60"/>
+              <w:right w:type="dxa" w:w="100"/>
+            </w:tcMar>
+          </w:tcPr>
+          <w:p>
+            <w:pPr>
+              <w:spacing w:after="0" w:line="240"/>
+              <w:jc w:val="left"/>
+            </w:pPr>
+            <w:r>
+              <w:rPr>
+                <w:rFonts w:ascii="Calibri" w:cs="Calibri" w:eastAsia="Calibri" w:hAnsi="Calibri"/>
+                <w:b/>
+                <w:bCs/>
+                <w:color w:val="000000"/>
+                <w:sz w:val="19"/>
+                <w:szCs w:val="19"/>
+              </w:rPr>
+              <w:t xml:space="preserve">RN14</w:t>
+            </w:r>
+          </w:p>
+        </w:tc>
+        <w:tc>
+          <w:tcPr>
+            <w:tcW w:type="dxa" w:w="8260"/>
+            <w:shd w:fill="F2F2F2" w:color="auto" w:val="clear"/>
+            <w:tcMar>
+              <w:top w:type="dxa" w:w="60"/>
+              <w:left w:type="dxa" w:w="100"/>
+              <w:bottom w:type="dxa" w:w="60"/>
+              <w:right w:type="dxa" w:w="100"/>
+            </w:tcMar>
+          </w:tcPr>
+          <w:p>
+            <w:pPr>
+              <w:spacing w:after="0" w:line="240"/>
+              <w:jc w:val="left"/>
+            </w:pPr>
+            <w:r>
+              <w:rPr>
+                <w:rFonts w:ascii="Calibri" w:cs="Calibri" w:eastAsia="Calibri" w:hAnsi="Calibri"/>
+                <w:color w:val="000000"/>
+                <w:sz w:val="19"/>
+                <w:szCs w:val="19"/>
+              </w:rPr>
+              <w:t xml:space="preserve">O nível sobe a cada 10 linhas; a queda fica mais rápida e o limite de desvio diminui</w:t>
+            </w:r>
+          </w:p>
+        </w:tc>
+      </w:tr>
+      <w:tr>
+        <w:trPr>
+          <w:cantSplit/>
+        </w:trPr>
+        <w:tc>
+          <w:tcPr>
+            <w:tcW w:type="dxa" w:w="1100"/>
+            <w:tcMar>
+              <w:top w:type="dxa" w:w="60"/>
+              <w:left w:type="dxa" w:w="100"/>
+              <w:bottom w:type="dxa" w:w="60"/>
+              <w:right w:type="dxa" w:w="100"/>
+            </w:tcMar>
+          </w:tcPr>
+          <w:p>
+            <w:pPr>
+              <w:spacing w:after="0" w:line="240"/>
+              <w:jc w:val="left"/>
+            </w:pPr>
+            <w:r>
+              <w:rPr>
+                <w:rFonts w:ascii="Calibri" w:cs="Calibri" w:eastAsia="Calibri" w:hAnsi="Calibri"/>
+                <w:b/>
+                <w:bCs/>
+                <w:color w:val="000000"/>
+                <w:sz w:val="19"/>
+                <w:szCs w:val="19"/>
+              </w:rPr>
+              <w:t xml:space="preserve">RN15</w:t>
+            </w:r>
+          </w:p>
+        </w:tc>
+        <w:tc>
+          <w:tcPr>
+            <w:tcW w:type="dxa" w:w="8260"/>
+            <w:tcMar>
+              <w:top w:type="dxa" w:w="60"/>
+              <w:left w:type="dxa" w:w="100"/>
+              <w:bottom w:type="dxa" w:w="60"/>
+              <w:right w:type="dxa" w:w="100"/>
+            </w:tcMar>
+          </w:tcPr>
+          <w:p>
+            <w:pPr>
+              <w:spacing w:after="0" w:line="240"/>
+              <w:jc w:val="left"/>
+            </w:pPr>
+            <w:r>
+              <w:rPr>
+                <w:rFonts w:ascii="Calibri" w:cs="Calibri" w:eastAsia="Calibri" w:hAnsi="Calibri"/>
+                <w:color w:val="000000"/>
+                <w:sz w:val="19"/>
+                <w:szCs w:val="19"/>
+              </w:rPr>
+              <w:t xml:space="preserve">Só entram no ranking partidas concluídas sem uso do desfazer</w:t>
+            </w:r>
+          </w:p>
+        </w:tc>
+      </w:tr>
+    </w:tbl>
+    <w:p>
+      <w:pPr>
+        <w:spacing w:after="0"/>
+      </w:pPr>
+    </w:p>
+    <w:p>
+      <w:pPr>
+        <w:pStyle w:val="Heading1"/>
+        <w:spacing w:after="100" w:before="220"/>
+      </w:pPr>
+      <w:r>
+        <w:rPr>
+          <w:rFonts w:ascii="Calibri" w:cs="Calibri" w:eastAsia="Calibri" w:hAnsi="Calibri"/>
+          <w:b/>
+          <w:bCs/>
+          <w:color w:val="1F3864"/>
+          <w:sz w:val="24"/>
+          <w:szCs w:val="24"/>
+        </w:rPr>
+        <w:t xml:space="preserve">10. Requisitos funcionais</w:t>
+      </w:r>
+    </w:p>
+    <w:p>
+      <w:pPr>
+        <w:spacing w:after="60" w:line="260"/>
+        <w:jc w:val="both"/>
+      </w:pPr>
+      <w:r>
+        <w:rPr>
+          <w:rFonts w:ascii="Calibri" w:cs="Calibri" w:eastAsia="Calibri" w:hAnsi="Calibri"/>
+          <w:sz w:val="20"/>
+          <w:szCs w:val="20"/>
+        </w:rPr>
+        <w:t xml:space="preserve">E = essencial, presente na versão mínima entregável. D = desejável, implementado se houver prazo.</w:t>
+      </w:r>
+    </w:p>
+    <w:tbl>
+      <w:tblPr>
+        <w:tblW w:type="dxa" w:w="9360"/>
+        <w:tblBorders>
+          <w:top w:val="single" w:color="BFBFBF" w:sz="4"/>
+          <w:left w:val="single" w:color="BFBFBF" w:sz="4"/>
+          <w:bottom w:val="single" w:color="BFBFBF" w:sz="4"/>
+          <w:right w:val="single" w:color="BFBFBF" w:sz="4"/>
+          <w:insideH w:val="single" w:color="BFBFBF" w:sz="4"/>
+          <w:insideV w:val="single" w:color="BFBFBF" w:sz="4"/>
+        </w:tblBorders>
+      </w:tblPr>
+      <w:tblGrid>
+        <w:gridCol w:w="1100"/>
+        <w:gridCol w:w="7360"/>
+        <w:gridCol w:w="900"/>
+      </w:tblGrid>
+      <w:tr>
+        <w:trPr>
+          <w:tblHeader/>
+        </w:trPr>
+        <w:tc>
+          <w:tcPr>
+            <w:tcW w:type="dxa" w:w="1100"/>
+            <w:shd w:fill="1F3864" w:color="auto" w:val="clear"/>
+            <w:tcMar>
+              <w:top w:type="dxa" w:w="60"/>
+              <w:left w:type="dxa" w:w="100"/>
+              <w:bottom w:type="dxa" w:w="60"/>
+              <w:right w:type="dxa" w:w="100"/>
+            </w:tcMar>
+          </w:tcPr>
+          <w:p>
+            <w:pPr>
+              <w:spacing w:after="0" w:line="240"/>
+              <w:jc w:val="left"/>
+            </w:pPr>
+            <w:r>
+              <w:rPr>
+                <w:rFonts w:ascii="Calibri" w:cs="Calibri" w:eastAsia="Calibri" w:hAnsi="Calibri"/>
+                <w:b/>
+                <w:bCs/>
+                <w:color w:val="FFFFFF"/>
+                <w:sz w:val="19"/>
+                <w:szCs w:val="19"/>
+              </w:rPr>
+              <w:t xml:space="preserve">Código</w:t>
+            </w:r>
+          </w:p>
+        </w:tc>
+        <w:tc>
+          <w:tcPr>
+            <w:tcW w:type="dxa" w:w="7360"/>
+            <w:shd w:fill="1F3864" w:color="auto" w:val="clear"/>
+            <w:tcMar>
+              <w:top w:type="dxa" w:w="60"/>
+              <w:left w:type="dxa" w:w="100"/>
+              <w:bottom w:type="dxa" w:w="60"/>
+              <w:right w:type="dxa" w:w="100"/>
+            </w:tcMar>
+          </w:tcPr>
+          <w:p>
+            <w:pPr>
+              <w:spacing w:after="0" w:line="240"/>
+              <w:jc w:val="left"/>
+            </w:pPr>
+            <w:r>
+              <w:rPr>
+                <w:rFonts w:ascii="Calibri" w:cs="Calibri" w:eastAsia="Calibri" w:hAnsi="Calibri"/>
+                <w:b/>
+                <w:bCs/>
+                <w:color w:val="FFFFFF"/>
+                <w:sz w:val="19"/>
+                <w:szCs w:val="19"/>
+              </w:rPr>
+              <w:t xml:space="preserve">Descrição</w:t>
+            </w:r>
+          </w:p>
+        </w:tc>
+        <w:tc>
+          <w:tcPr>
+            <w:tcW w:type="dxa" w:w="900"/>
+            <w:shd w:fill="1F3864" w:color="auto" w:val="clear"/>
+            <w:tcMar>
+              <w:top w:type="dxa" w:w="60"/>
+              <w:left w:type="dxa" w:w="100"/>
+              <w:bottom w:type="dxa" w:w="60"/>
+              <w:right w:type="dxa" w:w="100"/>
+            </w:tcMar>
+          </w:tcPr>
+          <w:p>
+            <w:pPr>
+              <w:spacing w:after="0" w:line="240"/>
+              <w:jc w:val="left"/>
+            </w:pPr>
+            <w:r>
+              <w:rPr>
+                <w:rFonts w:ascii="Calibri" w:cs="Calibri" w:eastAsia="Calibri" w:hAnsi="Calibri"/>
+                <w:b/>
+                <w:bCs/>
+                <w:color w:val="FFFFFF"/>
+                <w:sz w:val="19"/>
+                <w:szCs w:val="19"/>
+              </w:rPr>
+              <w:t xml:space="preserve">Prior.</w:t>
+            </w:r>
+          </w:p>
+        </w:tc>
+      </w:tr>
+      <w:tr>
+        <w:trPr>
+          <w:cantSplit/>
+        </w:trPr>
+        <w:tc>
+          <w:tcPr>
+            <w:tcW w:type="dxa" w:w="1100"/>
+            <w:tcMar>
+              <w:top w:type="dxa" w:w="60"/>
+              <w:left w:type="dxa" w:w="100"/>
+              <w:bottom w:type="dxa" w:w="60"/>
+              <w:right w:type="dxa" w:w="100"/>
+            </w:tcMar>
+          </w:tcPr>
+          <w:p>
+            <w:pPr>
+              <w:spacing w:after="0" w:line="240"/>
+              <w:jc w:val="left"/>
+            </w:pPr>
+            <w:r>
+              <w:rPr>
+                <w:rFonts w:ascii="Calibri" w:cs="Calibri" w:eastAsia="Calibri" w:hAnsi="Calibri"/>
+                <w:b/>
+                <w:bCs/>
+                <w:color w:val="000000"/>
+                <w:sz w:val="19"/>
+                <w:szCs w:val="19"/>
+              </w:rPr>
+              <w:t xml:space="preserve">RF01</w:t>
+            </w:r>
+          </w:p>
+        </w:tc>
+        <w:tc>
+          <w:tcPr>
+            <w:tcW w:type="dxa" w:w="7360"/>
+            <w:tcMar>
+              <w:top w:type="dxa" w:w="60"/>
+              <w:left w:type="dxa" w:w="100"/>
+              <w:bottom w:type="dxa" w:w="60"/>
+              <w:right w:type="dxa" w:w="100"/>
+            </w:tcMar>
+          </w:tcPr>
+          <w:p>
+            <w:pPr>
+              <w:spacing w:after="0" w:line="240"/>
+              <w:jc w:val="left"/>
+            </w:pPr>
+            <w:r>
+              <w:rPr>
+                <w:rFonts w:ascii="Calibri" w:cs="Calibri" w:eastAsia="Calibri" w:hAnsi="Calibri"/>
+                <w:color w:val="000000"/>
+                <w:sz w:val="19"/>
+                <w:szCs w:val="19"/>
+              </w:rPr>
+              <w:t xml:space="preserve">Exibir um menu principal com nova partida, ranking, repetições, configurações e sair</w:t>
+            </w:r>
+          </w:p>
+        </w:tc>
+        <w:tc>
+          <w:tcPr>
+            <w:tcW w:type="dxa" w:w="900"/>
+            <w:tcMar>
+              <w:top w:type="dxa" w:w="60"/>
+              <w:left w:type="dxa" w:w="100"/>
+              <w:bottom w:type="dxa" w:w="60"/>
+              <w:right w:type="dxa" w:w="100"/>
+            </w:tcMar>
+          </w:tcPr>
+          <w:p>
+            <w:pPr>
+              <w:spacing w:after="0" w:line="240"/>
+              <w:jc w:val="left"/>
+            </w:pPr>
+            <w:r>
+              <w:rPr>
+                <w:rFonts w:ascii="Calibri" w:cs="Calibri" w:eastAsia="Calibri" w:hAnsi="Calibri"/>
+                <w:color w:val="000000"/>
+                <w:sz w:val="19"/>
+                <w:szCs w:val="19"/>
+              </w:rPr>
+              <w:t xml:space="preserve">E</w:t>
+            </w:r>
+          </w:p>
+        </w:tc>
+      </w:tr>
+      <w:tr>
+        <w:trPr>
+          <w:cantSplit/>
+        </w:trPr>
+        <w:tc>
+          <w:tcPr>
+            <w:tcW w:type="dxa" w:w="1100"/>
+            <w:shd w:fill="F2F2F2" w:color="auto" w:val="clear"/>
+            <w:tcMar>
+              <w:top w:type="dxa" w:w="60"/>
+              <w:left w:type="dxa" w:w="100"/>
+              <w:bottom w:type="dxa" w:w="60"/>
+              <w:right w:type="dxa" w:w="100"/>
+            </w:tcMar>
+          </w:tcPr>
+          <w:p>
+            <w:pPr>
+              <w:spacing w:after="0" w:line="240"/>
+              <w:jc w:val="left"/>
+            </w:pPr>
+            <w:r>
+              <w:rPr>
+                <w:rFonts w:ascii="Calibri" w:cs="Calibri" w:eastAsia="Calibri" w:hAnsi="Calibri"/>
+                <w:b/>
+                <w:bCs/>
+                <w:color w:val="000000"/>
+                <w:sz w:val="19"/>
+                <w:szCs w:val="19"/>
+              </w:rPr>
+              <w:t xml:space="preserve">RF02</w:t>
+            </w:r>
+          </w:p>
+        </w:tc>
+        <w:tc>
+          <w:tcPr>
+            <w:tcW w:type="dxa" w:w="7360"/>
+            <w:shd w:fill="F2F2F2" w:color="auto" w:val="clear"/>
+            <w:tcMar>
+              <w:top w:type="dxa" w:w="60"/>
+              <w:left w:type="dxa" w:w="100"/>
+              <w:bottom w:type="dxa" w:w="60"/>
+              <w:right w:type="dxa" w:w="100"/>
+            </w:tcMar>
+          </w:tcPr>
+          <w:p>
+            <w:pPr>
+              <w:spacing w:after="0" w:line="240"/>
+              <w:jc w:val="left"/>
+            </w:pPr>
+            <w:r>
+              <w:rPr>
+                <w:rFonts w:ascii="Calibri" w:cs="Calibri" w:eastAsia="Calibri" w:hAnsi="Calibri"/>
+                <w:color w:val="000000"/>
+                <w:sz w:val="19"/>
+                <w:szCs w:val="19"/>
+              </w:rPr>
+              <w:t xml:space="preserve">Permitir escolher entre três dificuldades, que definem a velocidade inicial de queda e o limite de desvio</w:t>
+            </w:r>
+          </w:p>
+        </w:tc>
+        <w:tc>
+          <w:tcPr>
+            <w:tcW w:type="dxa" w:w="900"/>
+            <w:shd w:fill="F2F2F2" w:color="auto" w:val="clear"/>
+            <w:tcMar>
+              <w:top w:type="dxa" w:w="60"/>
+              <w:left w:type="dxa" w:w="100"/>
+              <w:bottom w:type="dxa" w:w="60"/>
+              <w:right w:type="dxa" w:w="100"/>
+            </w:tcMar>
+          </w:tcPr>
+          <w:p>
+            <w:pPr>
+              <w:spacing w:after="0" w:line="240"/>
+              <w:jc w:val="left"/>
+            </w:pPr>
+            <w:r>
+              <w:rPr>
+                <w:rFonts w:ascii="Calibri" w:cs="Calibri" w:eastAsia="Calibri" w:hAnsi="Calibri"/>
+                <w:color w:val="000000"/>
+                <w:sz w:val="19"/>
+                <w:szCs w:val="19"/>
+              </w:rPr>
+              <w:t xml:space="preserve">E</w:t>
+            </w:r>
+          </w:p>
+        </w:tc>
+      </w:tr>
+      <w:tr>
+        <w:trPr>
+          <w:cantSplit/>
+        </w:trPr>
+        <w:tc>
+          <w:tcPr>
+            <w:tcW w:type="dxa" w:w="1100"/>
+            <w:tcMar>
+              <w:top w:type="dxa" w:w="60"/>
+              <w:left w:type="dxa" w:w="100"/>
+              <w:bottom w:type="dxa" w:w="60"/>
+              <w:right w:type="dxa" w:w="100"/>
+            </w:tcMar>
+          </w:tcPr>
+          <w:p>
+            <w:pPr>
+              <w:spacing w:after="0" w:line="240"/>
+              <w:jc w:val="left"/>
+            </w:pPr>
+            <w:r>
+              <w:rPr>
+                <w:rFonts w:ascii="Calibri" w:cs="Calibri" w:eastAsia="Calibri" w:hAnsi="Calibri"/>
+                <w:b/>
+                <w:bCs/>
+                <w:color w:val="000000"/>
+                <w:sz w:val="19"/>
+                <w:szCs w:val="19"/>
+              </w:rPr>
+              <w:t xml:space="preserve">RF03</w:t>
+            </w:r>
+          </w:p>
+        </w:tc>
+        <w:tc>
+          <w:tcPr>
+            <w:tcW w:type="dxa" w:w="7360"/>
+            <w:tcMar>
+              <w:top w:type="dxa" w:w="60"/>
+              <w:left w:type="dxa" w:w="100"/>
+              <w:bottom w:type="dxa" w:w="60"/>
+              <w:right w:type="dxa" w:w="100"/>
+            </w:tcMar>
+          </w:tcPr>
+          <w:p>
+            <w:pPr>
+              <w:spacing w:after="0" w:line="240"/>
+              <w:jc w:val="left"/>
+            </w:pPr>
+            <w:r>
+              <w:rPr>
+                <w:rFonts w:ascii="Calibri" w:cs="Calibri" w:eastAsia="Calibri" w:hAnsi="Calibri"/>
+                <w:color w:val="000000"/>
+                <w:sz w:val="19"/>
+                <w:szCs w:val="19"/>
+              </w:rPr>
+              <w:t xml:space="preserve">Gerar peças continuamente enquanto a partida estiver em andamento</w:t>
+            </w:r>
+          </w:p>
+        </w:tc>
+        <w:tc>
+          <w:tcPr>
+            <w:tcW w:type="dxa" w:w="900"/>
+            <w:tcMar>
+              <w:top w:type="dxa" w:w="60"/>
+              <w:left w:type="dxa" w:w="100"/>
+              <w:bottom w:type="dxa" w:w="60"/>
+              <w:right w:type="dxa" w:w="100"/>
+            </w:tcMar>
+          </w:tcPr>
+          <w:p>
+            <w:pPr>
+              <w:spacing w:after="0" w:line="240"/>
+              <w:jc w:val="left"/>
+            </w:pPr>
+            <w:r>
+              <w:rPr>
+                <w:rFonts w:ascii="Calibri" w:cs="Calibri" w:eastAsia="Calibri" w:hAnsi="Calibri"/>
+                <w:color w:val="000000"/>
+                <w:sz w:val="19"/>
+                <w:szCs w:val="19"/>
+              </w:rPr>
+              <w:t xml:space="preserve">E</w:t>
+            </w:r>
+          </w:p>
+        </w:tc>
+      </w:tr>
+      <w:tr>
+        <w:trPr>
+          <w:cantSplit/>
+        </w:trPr>
+        <w:tc>
+          <w:tcPr>
+            <w:tcW w:type="dxa" w:w="1100"/>
+            <w:shd w:fill="F2F2F2" w:color="auto" w:val="clear"/>
+            <w:tcMar>
+              <w:top w:type="dxa" w:w="60"/>
+              <w:left w:type="dxa" w:w="100"/>
+              <w:bottom w:type="dxa" w:w="60"/>
+              <w:right w:type="dxa" w:w="100"/>
+            </w:tcMar>
+          </w:tcPr>
+          <w:p>
+            <w:pPr>
+              <w:spacing w:after="0" w:line="240"/>
+              <w:jc w:val="left"/>
+            </w:pPr>
+            <w:r>
+              <w:rPr>
+                <w:rFonts w:ascii="Calibri" w:cs="Calibri" w:eastAsia="Calibri" w:hAnsi="Calibri"/>
+                <w:b/>
+                <w:bCs/>
+                <w:color w:val="000000"/>
+                <w:sz w:val="19"/>
+                <w:szCs w:val="19"/>
+              </w:rPr>
+              <w:t xml:space="preserve">RF04</w:t>
+            </w:r>
+          </w:p>
+        </w:tc>
+        <w:tc>
+          <w:tcPr>
+            <w:tcW w:type="dxa" w:w="7360"/>
+            <w:shd w:fill="F2F2F2" w:color="auto" w:val="clear"/>
+            <w:tcMar>
+              <w:top w:type="dxa" w:w="60"/>
+              <w:left w:type="dxa" w:w="100"/>
+              <w:bottom w:type="dxa" w:w="60"/>
+              <w:right w:type="dxa" w:w="100"/>
+            </w:tcMar>
+          </w:tcPr>
+          <w:p>
+            <w:pPr>
+              <w:spacing w:after="0" w:line="240"/>
+              <w:jc w:val="left"/>
+            </w:pPr>
+            <w:r>
+              <w:rPr>
+                <w:rFonts w:ascii="Calibri" w:cs="Calibri" w:eastAsia="Calibri" w:hAnsi="Calibri"/>
+                <w:color w:val="000000"/>
+                <w:sz w:val="19"/>
+                <w:szCs w:val="19"/>
+              </w:rPr>
+              <w:t xml:space="preserve">Atribuir a cada peça um material sorteado entre os liberados na fase</w:t>
+            </w:r>
+          </w:p>
+        </w:tc>
+        <w:tc>
+          <w:tcPr>
+            <w:tcW w:type="dxa" w:w="900"/>
+            <w:shd w:fill="F2F2F2" w:color="auto" w:val="clear"/>
+            <w:tcMar>
+              <w:top w:type="dxa" w:w="60"/>
+              <w:left w:type="dxa" w:w="100"/>
+              <w:bottom w:type="dxa" w:w="60"/>
+              <w:right w:type="dxa" w:w="100"/>
+            </w:tcMar>
+          </w:tcPr>
+          <w:p>
+            <w:pPr>
+              <w:spacing w:after="0" w:line="240"/>
+              <w:jc w:val="left"/>
+            </w:pPr>
+            <w:r>
+              <w:rPr>
+                <w:rFonts w:ascii="Calibri" w:cs="Calibri" w:eastAsia="Calibri" w:hAnsi="Calibri"/>
+                <w:color w:val="000000"/>
+                <w:sz w:val="19"/>
+                <w:szCs w:val="19"/>
+              </w:rPr>
+              <w:t xml:space="preserve">E</w:t>
+            </w:r>
+          </w:p>
+        </w:tc>
+      </w:tr>
+      <w:tr>
+        <w:trPr>
+          <w:cantSplit/>
+        </w:trPr>
+        <w:tc>
+          <w:tcPr>
+            <w:tcW w:type="dxa" w:w="1100"/>
+            <w:tcMar>
+              <w:top w:type="dxa" w:w="60"/>
+              <w:left w:type="dxa" w:w="100"/>
+              <w:bottom w:type="dxa" w:w="60"/>
+              <w:right w:type="dxa" w:w="100"/>
+            </w:tcMar>
+          </w:tcPr>
+          <w:p>
+            <w:pPr>
+              <w:spacing w:after="0" w:line="240"/>
+              <w:jc w:val="left"/>
+            </w:pPr>
+            <w:r>
+              <w:rPr>
+                <w:rFonts w:ascii="Calibri" w:cs="Calibri" w:eastAsia="Calibri" w:hAnsi="Calibri"/>
+                <w:b/>
+                <w:bCs/>
+                <w:color w:val="000000"/>
+                <w:sz w:val="19"/>
+                <w:szCs w:val="19"/>
+              </w:rPr>
+              <w:t xml:space="preserve">RF05</w:t>
+            </w:r>
+          </w:p>
+        </w:tc>
+        <w:tc>
+          <w:tcPr>
+            <w:tcW w:type="dxa" w:w="7360"/>
+            <w:tcMar>
+              <w:top w:type="dxa" w:w="60"/>
+              <w:left w:type="dxa" w:w="100"/>
+              <w:bottom w:type="dxa" w:w="60"/>
+              <w:right w:type="dxa" w:w="100"/>
+            </w:tcMar>
+          </w:tcPr>
+          <w:p>
+            <w:pPr>
+              <w:spacing w:after="0" w:line="240"/>
+              <w:jc w:val="left"/>
+            </w:pPr>
+            <w:r>
+              <w:rPr>
+                <w:rFonts w:ascii="Calibri" w:cs="Calibri" w:eastAsia="Calibri" w:hAnsi="Calibri"/>
+                <w:color w:val="000000"/>
+                <w:sz w:val="19"/>
+                <w:szCs w:val="19"/>
+              </w:rPr>
+              <w:t xml:space="preserve">Exibir as três próximas peças da fila, com forma e material</w:t>
+            </w:r>
+          </w:p>
+        </w:tc>
+        <w:tc>
+          <w:tcPr>
+            <w:tcW w:type="dxa" w:w="900"/>
+            <w:tcMar>
+              <w:top w:type="dxa" w:w="60"/>
+              <w:left w:type="dxa" w:w="100"/>
+              <w:bottom w:type="dxa" w:w="60"/>
+              <w:right w:type="dxa" w:w="100"/>
+            </w:tcMar>
+          </w:tcPr>
+          <w:p>
+            <w:pPr>
+              <w:spacing w:after="0" w:line="240"/>
+              <w:jc w:val="left"/>
+            </w:pPr>
+            <w:r>
+              <w:rPr>
+                <w:rFonts w:ascii="Calibri" w:cs="Calibri" w:eastAsia="Calibri" w:hAnsi="Calibri"/>
+                <w:color w:val="000000"/>
+                <w:sz w:val="19"/>
+                <w:szCs w:val="19"/>
+              </w:rPr>
+              <w:t xml:space="preserve">E</w:t>
+            </w:r>
+          </w:p>
+        </w:tc>
+      </w:tr>
+      <w:tr>
+        <w:trPr>
+          <w:cantSplit/>
+        </w:trPr>
+        <w:tc>
+          <w:tcPr>
+            <w:tcW w:type="dxa" w:w="1100"/>
+            <w:shd w:fill="F2F2F2" w:color="auto" w:val="clear"/>
+            <w:tcMar>
+              <w:top w:type="dxa" w:w="60"/>
+              <w:left w:type="dxa" w:w="100"/>
+              <w:bottom w:type="dxa" w:w="60"/>
+              <w:right w:type="dxa" w:w="100"/>
+            </w:tcMar>
+          </w:tcPr>
+          <w:p>
+            <w:pPr>
+              <w:spacing w:after="0" w:line="240"/>
+              <w:jc w:val="left"/>
+            </w:pPr>
+            <w:r>
+              <w:rPr>
+                <w:rFonts w:ascii="Calibri" w:cs="Calibri" w:eastAsia="Calibri" w:hAnsi="Calibri"/>
+                <w:b/>
+                <w:bCs/>
+                <w:color w:val="000000"/>
+                <w:sz w:val="19"/>
+                <w:szCs w:val="19"/>
+              </w:rPr>
+              <w:t xml:space="preserve">RF06</w:t>
+            </w:r>
+          </w:p>
+        </w:tc>
+        <w:tc>
+          <w:tcPr>
+            <w:tcW w:type="dxa" w:w="7360"/>
+            <w:shd w:fill="F2F2F2" w:color="auto" w:val="clear"/>
+            <w:tcMar>
+              <w:top w:type="dxa" w:w="60"/>
+              <w:left w:type="dxa" w:w="100"/>
+              <w:bottom w:type="dxa" w:w="60"/>
+              <w:right w:type="dxa" w:w="100"/>
+            </w:tcMar>
+          </w:tcPr>
+          <w:p>
+            <w:pPr>
+              <w:spacing w:after="0" w:line="240"/>
+              <w:jc w:val="left"/>
+            </w:pPr>
+            <w:r>
+              <w:rPr>
+                <w:rFonts w:ascii="Calibri" w:cs="Calibri" w:eastAsia="Calibri" w:hAnsi="Calibri"/>
+                <w:color w:val="000000"/>
+                <w:sz w:val="19"/>
+                <w:szCs w:val="19"/>
+              </w:rPr>
+              <w:t xml:space="preserve">Descer a peça em queda uma linha a cada intervalo definido pelo nível</w:t>
+            </w:r>
+          </w:p>
+        </w:tc>
+        <w:tc>
+          <w:tcPr>
+            <w:tcW w:type="dxa" w:w="900"/>
+            <w:shd w:fill="F2F2F2" w:color="auto" w:val="clear"/>
+            <w:tcMar>
+              <w:top w:type="dxa" w:w="60"/>
+              <w:left w:type="dxa" w:w="100"/>
+              <w:bottom w:type="dxa" w:w="60"/>
+              <w:right w:type="dxa" w:w="100"/>
+            </w:tcMar>
+          </w:tcPr>
+          <w:p>
+            <w:pPr>
+              <w:spacing w:after="0" w:line="240"/>
+              <w:jc w:val="left"/>
+            </w:pPr>
+            <w:r>
+              <w:rPr>
+                <w:rFonts w:ascii="Calibri" w:cs="Calibri" w:eastAsia="Calibri" w:hAnsi="Calibri"/>
+                <w:color w:val="000000"/>
+                <w:sz w:val="19"/>
+                <w:szCs w:val="19"/>
+              </w:rPr>
+              <w:t xml:space="preserve">E</w:t>
+            </w:r>
+          </w:p>
+        </w:tc>
+      </w:tr>
+      <w:tr>
+        <w:trPr>
+          <w:cantSplit/>
+        </w:trPr>
+        <w:tc>
+          <w:tcPr>
+            <w:tcW w:type="dxa" w:w="1100"/>
+            <w:tcMar>
+              <w:top w:type="dxa" w:w="60"/>
+              <w:left w:type="dxa" w:w="100"/>
+              <w:bottom w:type="dxa" w:w="60"/>
+              <w:right w:type="dxa" w:w="100"/>
+            </w:tcMar>
+          </w:tcPr>
+          <w:p>
+            <w:pPr>
+              <w:spacing w:after="0" w:line="240"/>
+              <w:jc w:val="left"/>
+            </w:pPr>
+            <w:r>
+              <w:rPr>
+                <w:rFonts w:ascii="Calibri" w:cs="Calibri" w:eastAsia="Calibri" w:hAnsi="Calibri"/>
+                <w:b/>
+                <w:bCs/>
+                <w:color w:val="000000"/>
+                <w:sz w:val="19"/>
+                <w:szCs w:val="19"/>
+              </w:rPr>
+              <w:t xml:space="preserve">RF07</w:t>
+            </w:r>
+          </w:p>
+        </w:tc>
+        <w:tc>
+          <w:tcPr>
+            <w:tcW w:type="dxa" w:w="7360"/>
+            <w:tcMar>
+              <w:top w:type="dxa" w:w="60"/>
+              <w:left w:type="dxa" w:w="100"/>
+              <w:bottom w:type="dxa" w:w="60"/>
+              <w:right w:type="dxa" w:w="100"/>
+            </w:tcMar>
+          </w:tcPr>
+          <w:p>
+            <w:pPr>
+              <w:spacing w:after="0" w:line="240"/>
+              <w:jc w:val="left"/>
+            </w:pPr>
+            <w:r>
+              <w:rPr>
+                <w:rFonts w:ascii="Calibri" w:cs="Calibri" w:eastAsia="Calibri" w:hAnsi="Calibri"/>
+                <w:color w:val="000000"/>
+                <w:sz w:val="19"/>
+                <w:szCs w:val="19"/>
+              </w:rPr>
+              <w:t xml:space="preserve">Mover a peça para a esquerda e para a direita, respeitando as bordas e os blocos fixados</w:t>
+            </w:r>
+          </w:p>
+        </w:tc>
+        <w:tc>
+          <w:tcPr>
+            <w:tcW w:type="dxa" w:w="900"/>
+            <w:tcMar>
+              <w:top w:type="dxa" w:w="60"/>
+              <w:left w:type="dxa" w:w="100"/>
+              <w:bottom w:type="dxa" w:w="60"/>
+              <w:right w:type="dxa" w:w="100"/>
+            </w:tcMar>
+          </w:tcPr>
+          <w:p>
+            <w:pPr>
+              <w:spacing w:after="0" w:line="240"/>
+              <w:jc w:val="left"/>
+            </w:pPr>
+            <w:r>
+              <w:rPr>
+                <w:rFonts w:ascii="Calibri" w:cs="Calibri" w:eastAsia="Calibri" w:hAnsi="Calibri"/>
+                <w:color w:val="000000"/>
+                <w:sz w:val="19"/>
+                <w:szCs w:val="19"/>
+              </w:rPr>
+              <w:t xml:space="preserve">E</w:t>
+            </w:r>
+          </w:p>
+        </w:tc>
+      </w:tr>
+      <w:tr>
+        <w:trPr>
+          <w:cantSplit/>
+        </w:trPr>
+        <w:tc>
+          <w:tcPr>
+            <w:tcW w:type="dxa" w:w="1100"/>
+            <w:shd w:fill="F2F2F2" w:color="auto" w:val="clear"/>
+            <w:tcMar>
+              <w:top w:type="dxa" w:w="60"/>
+              <w:left w:type="dxa" w:w="100"/>
+              <w:bottom w:type="dxa" w:w="60"/>
+              <w:right w:type="dxa" w:w="100"/>
+            </w:tcMar>
+          </w:tcPr>
+          <w:p>
+            <w:pPr>
+              <w:spacing w:after="0" w:line="240"/>
+              <w:jc w:val="left"/>
+            </w:pPr>
+            <w:r>
+              <w:rPr>
+                <w:rFonts w:ascii="Calibri" w:cs="Calibri" w:eastAsia="Calibri" w:hAnsi="Calibri"/>
+                <w:b/>
+                <w:bCs/>
+                <w:color w:val="000000"/>
+                <w:sz w:val="19"/>
+                <w:szCs w:val="19"/>
+              </w:rPr>
+              <w:t xml:space="preserve">RF08</w:t>
+            </w:r>
+          </w:p>
+        </w:tc>
+        <w:tc>
+          <w:tcPr>
+            <w:tcW w:type="dxa" w:w="7360"/>
+            <w:shd w:fill="F2F2F2" w:color="auto" w:val="clear"/>
+            <w:tcMar>
+              <w:top w:type="dxa" w:w="60"/>
+              <w:left w:type="dxa" w:w="100"/>
+              <w:bottom w:type="dxa" w:w="60"/>
+              <w:right w:type="dxa" w:w="100"/>
+            </w:tcMar>
+          </w:tcPr>
+          <w:p>
+            <w:pPr>
+              <w:spacing w:after="0" w:line="240"/>
+              <w:jc w:val="left"/>
+            </w:pPr>
+            <w:r>
+              <w:rPr>
+                <w:rFonts w:ascii="Calibri" w:cs="Calibri" w:eastAsia="Calibri" w:hAnsi="Calibri"/>
+                <w:color w:val="000000"/>
+                <w:sz w:val="19"/>
+                <w:szCs w:val="19"/>
+              </w:rPr>
+              <w:t xml:space="preserve">Girar a peça nos dois sentidos, com deslocamento corretivo quando a rotação simples causar sobreposição</w:t>
+            </w:r>
+          </w:p>
+        </w:tc>
+        <w:tc>
+          <w:tcPr>
+            <w:tcW w:type="dxa" w:w="900"/>
+            <w:shd w:fill="F2F2F2" w:color="auto" w:val="clear"/>
+            <w:tcMar>
+              <w:top w:type="dxa" w:w="60"/>
+              <w:left w:type="dxa" w:w="100"/>
+              <w:bottom w:type="dxa" w:w="60"/>
+              <w:right w:type="dxa" w:w="100"/>
+            </w:tcMar>
+          </w:tcPr>
+          <w:p>
+            <w:pPr>
+              <w:spacing w:after="0" w:line="240"/>
+              <w:jc w:val="left"/>
+            </w:pPr>
+            <w:r>
+              <w:rPr>
+                <w:rFonts w:ascii="Calibri" w:cs="Calibri" w:eastAsia="Calibri" w:hAnsi="Calibri"/>
+                <w:color w:val="000000"/>
+                <w:sz w:val="19"/>
+                <w:szCs w:val="19"/>
+              </w:rPr>
+              <w:t xml:space="preserve">E</w:t>
+            </w:r>
+          </w:p>
+        </w:tc>
+      </w:tr>
+      <w:tr>
+        <w:trPr>
+          <w:cantSplit/>
+        </w:trPr>
+        <w:tc>
+          <w:tcPr>
+            <w:tcW w:type="dxa" w:w="1100"/>
+            <w:tcMar>
+              <w:top w:type="dxa" w:w="60"/>
+              <w:left w:type="dxa" w:w="100"/>
+              <w:bottom w:type="dxa" w:w="60"/>
+              <w:right w:type="dxa" w:w="100"/>
+            </w:tcMar>
+          </w:tcPr>
+          <w:p>
+            <w:pPr>
+              <w:spacing w:after="0" w:line="240"/>
+              <w:jc w:val="left"/>
+            </w:pPr>
+            <w:r>
+              <w:rPr>
+                <w:rFonts w:ascii="Calibri" w:cs="Calibri" w:eastAsia="Calibri" w:hAnsi="Calibri"/>
+                <w:b/>
+                <w:bCs/>
+                <w:color w:val="000000"/>
+                <w:sz w:val="19"/>
+                <w:szCs w:val="19"/>
+              </w:rPr>
+              <w:t xml:space="preserve">RF09</w:t>
+            </w:r>
+          </w:p>
+        </w:tc>
+        <w:tc>
+          <w:tcPr>
+            <w:tcW w:type="dxa" w:w="7360"/>
+            <w:tcMar>
+              <w:top w:type="dxa" w:w="60"/>
+              <w:left w:type="dxa" w:w="100"/>
+              <w:bottom w:type="dxa" w:w="60"/>
+              <w:right w:type="dxa" w:w="100"/>
+            </w:tcMar>
+          </w:tcPr>
+          <w:p>
+            <w:pPr>
+              <w:spacing w:after="0" w:line="240"/>
+              <w:jc w:val="left"/>
+            </w:pPr>
+            <w:r>
+              <w:rPr>
+                <w:rFonts w:ascii="Calibri" w:cs="Calibri" w:eastAsia="Calibri" w:hAnsi="Calibri"/>
+                <w:color w:val="000000"/>
+                <w:sz w:val="19"/>
+                <w:szCs w:val="19"/>
+              </w:rPr>
+              <w:t xml:space="preserve">Permitir a queda instantânea da peça até a primeira posição de apoio</w:t>
+            </w:r>
+          </w:p>
+        </w:tc>
+        <w:tc>
+          <w:tcPr>
+            <w:tcW w:type="dxa" w:w="900"/>
+            <w:tcMar>
+              <w:top w:type="dxa" w:w="60"/>
+              <w:left w:type="dxa" w:w="100"/>
+              <w:bottom w:type="dxa" w:w="60"/>
+              <w:right w:type="dxa" w:w="100"/>
+            </w:tcMar>
+          </w:tcPr>
+          <w:p>
+            <w:pPr>
+              <w:spacing w:after="0" w:line="240"/>
+              <w:jc w:val="left"/>
+            </w:pPr>
+            <w:r>
+              <w:rPr>
+                <w:rFonts w:ascii="Calibri" w:cs="Calibri" w:eastAsia="Calibri" w:hAnsi="Calibri"/>
+                <w:color w:val="000000"/>
+                <w:sz w:val="19"/>
+                <w:szCs w:val="19"/>
+              </w:rPr>
+              <w:t xml:space="preserve">E</w:t>
+            </w:r>
+          </w:p>
+        </w:tc>
+      </w:tr>
+      <w:tr>
+        <w:trPr>
+          <w:cantSplit/>
+        </w:trPr>
+        <w:tc>
+          <w:tcPr>
+            <w:tcW w:type="dxa" w:w="1100"/>
+            <w:shd w:fill="F2F2F2" w:color="auto" w:val="clear"/>
+            <w:tcMar>
+              <w:top w:type="dxa" w:w="60"/>
+              <w:left w:type="dxa" w:w="100"/>
+              <w:bottom w:type="dxa" w:w="60"/>
+              <w:right w:type="dxa" w:w="100"/>
+            </w:tcMar>
+          </w:tcPr>
+          <w:p>
+            <w:pPr>
+              <w:spacing w:after="0" w:line="240"/>
+              <w:jc w:val="left"/>
+            </w:pPr>
+            <w:r>
+              <w:rPr>
+                <w:rFonts w:ascii="Calibri" w:cs="Calibri" w:eastAsia="Calibri" w:hAnsi="Calibri"/>
+                <w:b/>
+                <w:bCs/>
+                <w:color w:val="000000"/>
+                <w:sz w:val="19"/>
+                <w:szCs w:val="19"/>
+              </w:rPr>
+              <w:t xml:space="preserve">RF10</w:t>
+            </w:r>
+          </w:p>
+        </w:tc>
+        <w:tc>
+          <w:tcPr>
+            <w:tcW w:type="dxa" w:w="7360"/>
+            <w:shd w:fill="F2F2F2" w:color="auto" w:val="clear"/>
+            <w:tcMar>
+              <w:top w:type="dxa" w:w="60"/>
+              <w:left w:type="dxa" w:w="100"/>
+              <w:bottom w:type="dxa" w:w="60"/>
+              <w:right w:type="dxa" w:w="100"/>
+            </w:tcMar>
+          </w:tcPr>
+          <w:p>
+            <w:pPr>
+              <w:spacing w:after="0" w:line="240"/>
+              <w:jc w:val="left"/>
+            </w:pPr>
+            <w:r>
+              <w:rPr>
+                <w:rFonts w:ascii="Calibri" w:cs="Calibri" w:eastAsia="Calibri" w:hAnsi="Calibri"/>
+                <w:color w:val="000000"/>
+                <w:sz w:val="19"/>
+                <w:szCs w:val="19"/>
+              </w:rPr>
+              <w:t xml:space="preserve">Permitir reservar a peça em queda e trocá-la pela reservada, uma vez por peça</w:t>
+            </w:r>
+          </w:p>
+        </w:tc>
+        <w:tc>
+          <w:tcPr>
+            <w:tcW w:type="dxa" w:w="900"/>
+            <w:shd w:fill="F2F2F2" w:color="auto" w:val="clear"/>
+            <w:tcMar>
+              <w:top w:type="dxa" w:w="60"/>
+              <w:left w:type="dxa" w:w="100"/>
+              <w:bottom w:type="dxa" w:w="60"/>
+              <w:right w:type="dxa" w:w="100"/>
+            </w:tcMar>
+          </w:tcPr>
+          <w:p>
+            <w:pPr>
+              <w:spacing w:after="0" w:line="240"/>
+              <w:jc w:val="left"/>
+            </w:pPr>
+            <w:r>
+              <w:rPr>
+                <w:rFonts w:ascii="Calibri" w:cs="Calibri" w:eastAsia="Calibri" w:hAnsi="Calibri"/>
+                <w:color w:val="000000"/>
+                <w:sz w:val="19"/>
+                <w:szCs w:val="19"/>
+              </w:rPr>
+              <w:t xml:space="preserve">E</w:t>
+            </w:r>
+          </w:p>
+        </w:tc>
+      </w:tr>
+      <w:tr>
+        <w:trPr>
+          <w:cantSplit/>
+        </w:trPr>
+        <w:tc>
+          <w:tcPr>
+            <w:tcW w:type="dxa" w:w="1100"/>
+            <w:tcMar>
+              <w:top w:type="dxa" w:w="60"/>
+              <w:left w:type="dxa" w:w="100"/>
+              <w:bottom w:type="dxa" w:w="60"/>
+              <w:right w:type="dxa" w:w="100"/>
+            </w:tcMar>
+          </w:tcPr>
+          <w:p>
+            <w:pPr>
+              <w:spacing w:after="0" w:line="240"/>
+              <w:jc w:val="left"/>
+            </w:pPr>
+            <w:r>
+              <w:rPr>
+                <w:rFonts w:ascii="Calibri" w:cs="Calibri" w:eastAsia="Calibri" w:hAnsi="Calibri"/>
+                <w:b/>
+                <w:bCs/>
+                <w:color w:val="000000"/>
+                <w:sz w:val="19"/>
+                <w:szCs w:val="19"/>
+              </w:rPr>
+              <w:t xml:space="preserve">RF11</w:t>
+            </w:r>
+          </w:p>
+        </w:tc>
+        <w:tc>
+          <w:tcPr>
+            <w:tcW w:type="dxa" w:w="7360"/>
+            <w:tcMar>
+              <w:top w:type="dxa" w:w="60"/>
+              <w:left w:type="dxa" w:w="100"/>
+              <w:bottom w:type="dxa" w:w="60"/>
+              <w:right w:type="dxa" w:w="100"/>
+            </w:tcMar>
+          </w:tcPr>
+          <w:p>
+            <w:pPr>
+              <w:spacing w:after="0" w:line="240"/>
+              <w:jc w:val="left"/>
+            </w:pPr>
+            <w:r>
+              <w:rPr>
+                <w:rFonts w:ascii="Calibri" w:cs="Calibri" w:eastAsia="Calibri" w:hAnsi="Calibri"/>
+                <w:color w:val="000000"/>
+                <w:sz w:val="19"/>
+                <w:szCs w:val="19"/>
+              </w:rPr>
+              <w:t xml:space="preserve">Fixar a peça quando ela colidir com o fundo ou com um bloco fixado</w:t>
+            </w:r>
+          </w:p>
+        </w:tc>
+        <w:tc>
+          <w:tcPr>
+            <w:tcW w:type="dxa" w:w="900"/>
+            <w:tcMar>
+              <w:top w:type="dxa" w:w="60"/>
+              <w:left w:type="dxa" w:w="100"/>
+              <w:bottom w:type="dxa" w:w="60"/>
+              <w:right w:type="dxa" w:w="100"/>
+            </w:tcMar>
+          </w:tcPr>
+          <w:p>
+            <w:pPr>
+              <w:spacing w:after="0" w:line="240"/>
+              <w:jc w:val="left"/>
+            </w:pPr>
+            <w:r>
+              <w:rPr>
+                <w:rFonts w:ascii="Calibri" w:cs="Calibri" w:eastAsia="Calibri" w:hAnsi="Calibri"/>
+                <w:color w:val="000000"/>
+                <w:sz w:val="19"/>
+                <w:szCs w:val="19"/>
+              </w:rPr>
+              <w:t xml:space="preserve">E</w:t>
+            </w:r>
+          </w:p>
+        </w:tc>
+      </w:tr>
+      <w:tr>
+        <w:trPr>
+          <w:cantSplit/>
+        </w:trPr>
+        <w:tc>
+          <w:tcPr>
+            <w:tcW w:type="dxa" w:w="1100"/>
+            <w:shd w:fill="F2F2F2" w:color="auto" w:val="clear"/>
+            <w:tcMar>
+              <w:top w:type="dxa" w:w="60"/>
+              <w:left w:type="dxa" w:w="100"/>
+              <w:bottom w:type="dxa" w:w="60"/>
+              <w:right w:type="dxa" w:w="100"/>
+            </w:tcMar>
+          </w:tcPr>
+          <w:p>
+            <w:pPr>
+              <w:spacing w:after="0" w:line="240"/>
+              <w:jc w:val="left"/>
+            </w:pPr>
+            <w:r>
+              <w:rPr>
+                <w:rFonts w:ascii="Calibri" w:cs="Calibri" w:eastAsia="Calibri" w:hAnsi="Calibri"/>
+                <w:b/>
+                <w:bCs/>
+                <w:color w:val="000000"/>
+                <w:sz w:val="19"/>
+                <w:szCs w:val="19"/>
+              </w:rPr>
+              <w:t xml:space="preserve">RF12</w:t>
+            </w:r>
+          </w:p>
+        </w:tc>
+        <w:tc>
+          <w:tcPr>
+            <w:tcW w:type="dxa" w:w="7360"/>
+            <w:shd w:fill="F2F2F2" w:color="auto" w:val="clear"/>
+            <w:tcMar>
+              <w:top w:type="dxa" w:w="60"/>
+              <w:left w:type="dxa" w:w="100"/>
+              <w:bottom w:type="dxa" w:w="60"/>
+              <w:right w:type="dxa" w:w="100"/>
+            </w:tcMar>
+          </w:tcPr>
+          <w:p>
+            <w:pPr>
+              <w:spacing w:after="0" w:line="240"/>
+              <w:jc w:val="left"/>
+            </w:pPr>
+            <w:r>
+              <w:rPr>
+                <w:rFonts w:ascii="Calibri" w:cs="Calibri" w:eastAsia="Calibri" w:hAnsi="Calibri"/>
+                <w:color w:val="000000"/>
+                <w:sz w:val="19"/>
+                <w:szCs w:val="19"/>
+              </w:rPr>
+              <w:t xml:space="preserve">Identificar e eliminar as linhas completas, descendo as linhas de cima</w:t>
+            </w:r>
+          </w:p>
+        </w:tc>
+        <w:tc>
+          <w:tcPr>
+            <w:tcW w:type="dxa" w:w="900"/>
+            <w:shd w:fill="F2F2F2" w:color="auto" w:val="clear"/>
+            <w:tcMar>
+              <w:top w:type="dxa" w:w="60"/>
+              <w:left w:type="dxa" w:w="100"/>
+              <w:bottom w:type="dxa" w:w="60"/>
+              <w:right w:type="dxa" w:w="100"/>
+            </w:tcMar>
+          </w:tcPr>
+          <w:p>
+            <w:pPr>
+              <w:spacing w:after="0" w:line="240"/>
+              <w:jc w:val="left"/>
+            </w:pPr>
+            <w:r>
+              <w:rPr>
+                <w:rFonts w:ascii="Calibri" w:cs="Calibri" w:eastAsia="Calibri" w:hAnsi="Calibri"/>
+                <w:color w:val="000000"/>
+                <w:sz w:val="19"/>
+                <w:szCs w:val="19"/>
+              </w:rPr>
+              <w:t xml:space="preserve">E</w:t>
+            </w:r>
+          </w:p>
+        </w:tc>
+      </w:tr>
+      <w:tr>
+        <w:trPr>
+          <w:cantSplit/>
+        </w:trPr>
+        <w:tc>
+          <w:tcPr>
+            <w:tcW w:type="dxa" w:w="1100"/>
+            <w:tcMar>
+              <w:top w:type="dxa" w:w="60"/>
+              <w:left w:type="dxa" w:w="100"/>
+              <w:bottom w:type="dxa" w:w="60"/>
+              <w:right w:type="dxa" w:w="100"/>
+            </w:tcMar>
+          </w:tcPr>
+          <w:p>
+            <w:pPr>
+              <w:spacing w:after="0" w:line="240"/>
+              <w:jc w:val="left"/>
+            </w:pPr>
+            <w:r>
+              <w:rPr>
+                <w:rFonts w:ascii="Calibri" w:cs="Calibri" w:eastAsia="Calibri" w:hAnsi="Calibri"/>
+                <w:b/>
+                <w:bCs/>
+                <w:color w:val="000000"/>
+                <w:sz w:val="19"/>
+                <w:szCs w:val="19"/>
+              </w:rPr>
+              <w:t xml:space="preserve">RF13</w:t>
+            </w:r>
+          </w:p>
+        </w:tc>
+        <w:tc>
+          <w:tcPr>
+            <w:tcW w:type="dxa" w:w="7360"/>
+            <w:tcMar>
+              <w:top w:type="dxa" w:w="60"/>
+              <w:left w:type="dxa" w:w="100"/>
+              <w:bottom w:type="dxa" w:w="60"/>
+              <w:right w:type="dxa" w:w="100"/>
+            </w:tcMar>
+          </w:tcPr>
+          <w:p>
+            <w:pPr>
+              <w:spacing w:after="0" w:line="240"/>
+              <w:jc w:val="left"/>
+            </w:pPr>
+            <w:r>
+              <w:rPr>
+                <w:rFonts w:ascii="Calibri" w:cs="Calibri" w:eastAsia="Calibri" w:hAnsi="Calibri"/>
+                <w:color w:val="000000"/>
+                <w:sz w:val="19"/>
+                <w:szCs w:val="19"/>
+              </w:rPr>
+              <w:t xml:space="preserve">Calcular a pontuação considerando linhas simultâneas, material predominante e nível</w:t>
+            </w:r>
+          </w:p>
+        </w:tc>
+        <w:tc>
+          <w:tcPr>
+            <w:tcW w:type="dxa" w:w="900"/>
+            <w:tcMar>
+              <w:top w:type="dxa" w:w="60"/>
+              <w:left w:type="dxa" w:w="100"/>
+              <w:bottom w:type="dxa" w:w="60"/>
+              <w:right w:type="dxa" w:w="100"/>
+            </w:tcMar>
+          </w:tcPr>
+          <w:p>
+            <w:pPr>
+              <w:spacing w:after="0" w:line="240"/>
+              <w:jc w:val="left"/>
+            </w:pPr>
+            <w:r>
+              <w:rPr>
+                <w:rFonts w:ascii="Calibri" w:cs="Calibri" w:eastAsia="Calibri" w:hAnsi="Calibri"/>
+                <w:color w:val="000000"/>
+                <w:sz w:val="19"/>
+                <w:szCs w:val="19"/>
+              </w:rPr>
+              <w:t xml:space="preserve">E</w:t>
+            </w:r>
+          </w:p>
+        </w:tc>
+      </w:tr>
+      <w:tr>
+        <w:trPr>
+          <w:cantSplit/>
+        </w:trPr>
+        <w:tc>
+          <w:tcPr>
+            <w:tcW w:type="dxa" w:w="1100"/>
+            <w:shd w:fill="F2F2F2" w:color="auto" w:val="clear"/>
+            <w:tcMar>
+              <w:top w:type="dxa" w:w="60"/>
+              <w:left w:type="dxa" w:w="100"/>
+              <w:bottom w:type="dxa" w:w="60"/>
+              <w:right w:type="dxa" w:w="100"/>
+            </w:tcMar>
+          </w:tcPr>
+          <w:p>
+            <w:pPr>
+              <w:spacing w:after="0" w:line="240"/>
+              <w:jc w:val="left"/>
+            </w:pPr>
+            <w:r>
+              <w:rPr>
+                <w:rFonts w:ascii="Calibri" w:cs="Calibri" w:eastAsia="Calibri" w:hAnsi="Calibri"/>
+                <w:b/>
+                <w:bCs/>
+                <w:color w:val="000000"/>
+                <w:sz w:val="19"/>
+                <w:szCs w:val="19"/>
+              </w:rPr>
+              <w:t xml:space="preserve">RF14</w:t>
+            </w:r>
+          </w:p>
+        </w:tc>
+        <w:tc>
+          <w:tcPr>
+            <w:tcW w:type="dxa" w:w="7360"/>
+            <w:shd w:fill="F2F2F2" w:color="auto" w:val="clear"/>
+            <w:tcMar>
+              <w:top w:type="dxa" w:w="60"/>
+              <w:left w:type="dxa" w:w="100"/>
+              <w:bottom w:type="dxa" w:w="60"/>
+              <w:right w:type="dxa" w:w="100"/>
+            </w:tcMar>
+          </w:tcPr>
+          <w:p>
+            <w:pPr>
+              <w:spacing w:after="0" w:line="240"/>
+              <w:jc w:val="left"/>
+            </w:pPr>
+            <w:r>
+              <w:rPr>
+                <w:rFonts w:ascii="Calibri" w:cs="Calibri" w:eastAsia="Calibri" w:hAnsi="Calibri"/>
+                <w:color w:val="000000"/>
+                <w:sz w:val="19"/>
+                <w:szCs w:val="19"/>
+              </w:rPr>
+              <w:t xml:space="preserve">Recalcular o centro de massa sempre que a composição do tabuleiro mudar</w:t>
+            </w:r>
+          </w:p>
+        </w:tc>
+        <w:tc>
+          <w:tcPr>
+            <w:tcW w:type="dxa" w:w="900"/>
+            <w:shd w:fill="F2F2F2" w:color="auto" w:val="clear"/>
+            <w:tcMar>
+              <w:top w:type="dxa" w:w="60"/>
+              <w:left w:type="dxa" w:w="100"/>
+              <w:bottom w:type="dxa" w:w="60"/>
+              <w:right w:type="dxa" w:w="100"/>
+            </w:tcMar>
+          </w:tcPr>
+          <w:p>
+            <w:pPr>
+              <w:spacing w:after="0" w:line="240"/>
+              <w:jc w:val="left"/>
+            </w:pPr>
+            <w:r>
+              <w:rPr>
+                <w:rFonts w:ascii="Calibri" w:cs="Calibri" w:eastAsia="Calibri" w:hAnsi="Calibri"/>
+                <w:color w:val="000000"/>
+                <w:sz w:val="19"/>
+                <w:szCs w:val="19"/>
+              </w:rPr>
+              <w:t xml:space="preserve">E</w:t>
+            </w:r>
+          </w:p>
+        </w:tc>
+      </w:tr>
+      <w:tr>
+        <w:trPr>
+          <w:cantSplit/>
+        </w:trPr>
+        <w:tc>
+          <w:tcPr>
+            <w:tcW w:type="dxa" w:w="1100"/>
+            <w:tcMar>
+              <w:top w:type="dxa" w:w="60"/>
+              <w:left w:type="dxa" w:w="100"/>
+              <w:bottom w:type="dxa" w:w="60"/>
+              <w:right w:type="dxa" w:w="100"/>
+            </w:tcMar>
+          </w:tcPr>
+          <w:p>
+            <w:pPr>
+              <w:spacing w:after="0" w:line="240"/>
+              <w:jc w:val="left"/>
+            </w:pPr>
+            <w:r>
+              <w:rPr>
+                <w:rFonts w:ascii="Calibri" w:cs="Calibri" w:eastAsia="Calibri" w:hAnsi="Calibri"/>
+                <w:b/>
+                <w:bCs/>
+                <w:color w:val="000000"/>
+                <w:sz w:val="19"/>
+                <w:szCs w:val="19"/>
+              </w:rPr>
+              <w:t xml:space="preserve">RF15</w:t>
+            </w:r>
+          </w:p>
+        </w:tc>
+        <w:tc>
+          <w:tcPr>
+            <w:tcW w:type="dxa" w:w="7360"/>
+            <w:tcMar>
+              <w:top w:type="dxa" w:w="60"/>
+              <w:left w:type="dxa" w:w="100"/>
+              <w:bottom w:type="dxa" w:w="60"/>
+              <w:right w:type="dxa" w:w="100"/>
+            </w:tcMar>
+          </w:tcPr>
+          <w:p>
+            <w:pPr>
+              <w:spacing w:after="0" w:line="240"/>
+              <w:jc w:val="left"/>
+            </w:pPr>
+            <w:r>
+              <w:rPr>
+                <w:rFonts w:ascii="Calibri" w:cs="Calibri" w:eastAsia="Calibri" w:hAnsi="Calibri"/>
+                <w:color w:val="000000"/>
+                <w:sz w:val="19"/>
+                <w:szCs w:val="19"/>
+              </w:rPr>
+              <w:t xml:space="preserve">Exibir continuamente o índice de estabilidade, o desvio corrente e o limite tolerado</w:t>
+            </w:r>
+          </w:p>
+        </w:tc>
+        <w:tc>
+          <w:tcPr>
+            <w:tcW w:type="dxa" w:w="900"/>
+            <w:tcMar>
+              <w:top w:type="dxa" w:w="60"/>
+              <w:left w:type="dxa" w:w="100"/>
+              <w:bottom w:type="dxa" w:w="60"/>
+              <w:right w:type="dxa" w:w="100"/>
+            </w:tcMar>
+          </w:tcPr>
+          <w:p>
+            <w:pPr>
+              <w:spacing w:after="0" w:line="240"/>
+              <w:jc w:val="left"/>
+            </w:pPr>
+            <w:r>
+              <w:rPr>
+                <w:rFonts w:ascii="Calibri" w:cs="Calibri" w:eastAsia="Calibri" w:hAnsi="Calibri"/>
+                <w:color w:val="000000"/>
+                <w:sz w:val="19"/>
+                <w:szCs w:val="19"/>
+              </w:rPr>
+              <w:t xml:space="preserve">E</w:t>
+            </w:r>
+          </w:p>
+        </w:tc>
+      </w:tr>
+      <w:tr>
+        <w:trPr>
+          <w:cantSplit/>
+        </w:trPr>
+        <w:tc>
+          <w:tcPr>
+            <w:tcW w:type="dxa" w:w="1100"/>
+            <w:shd w:fill="F2F2F2" w:color="auto" w:val="clear"/>
+            <w:tcMar>
+              <w:top w:type="dxa" w:w="60"/>
+              <w:left w:type="dxa" w:w="100"/>
+              <w:bottom w:type="dxa" w:w="60"/>
+              <w:right w:type="dxa" w:w="100"/>
+            </w:tcMar>
+          </w:tcPr>
+          <w:p>
+            <w:pPr>
+              <w:spacing w:after="0" w:line="240"/>
+              <w:jc w:val="left"/>
+            </w:pPr>
+            <w:r>
+              <w:rPr>
+                <w:rFonts w:ascii="Calibri" w:cs="Calibri" w:eastAsia="Calibri" w:hAnsi="Calibri"/>
+                <w:b/>
+                <w:bCs/>
+                <w:color w:val="000000"/>
+                <w:sz w:val="19"/>
+                <w:szCs w:val="19"/>
+              </w:rPr>
+              <w:t xml:space="preserve">RF16</w:t>
+            </w:r>
+          </w:p>
+        </w:tc>
+        <w:tc>
+          <w:tcPr>
+            <w:tcW w:type="dxa" w:w="7360"/>
+            <w:shd w:fill="F2F2F2" w:color="auto" w:val="clear"/>
+            <w:tcMar>
+              <w:top w:type="dxa" w:w="60"/>
+              <w:left w:type="dxa" w:w="100"/>
+              <w:bottom w:type="dxa" w:w="60"/>
+              <w:right w:type="dxa" w:w="100"/>
+            </w:tcMar>
+          </w:tcPr>
+          <w:p>
+            <w:pPr>
+              <w:spacing w:after="0" w:line="240"/>
+              <w:jc w:val="left"/>
+            </w:pPr>
+            <w:r>
+              <w:rPr>
+                <w:rFonts w:ascii="Calibri" w:cs="Calibri" w:eastAsia="Calibri" w:hAnsi="Calibri"/>
+                <w:color w:val="000000"/>
+                <w:sz w:val="19"/>
+                <w:szCs w:val="19"/>
+              </w:rPr>
+              <w:t xml:space="preserve">Sinalizar visualmente a aproximação do limite de desvio antes do colapso</w:t>
+            </w:r>
+          </w:p>
+        </w:tc>
+        <w:tc>
+          <w:tcPr>
+            <w:tcW w:type="dxa" w:w="900"/>
+            <w:shd w:fill="F2F2F2" w:color="auto" w:val="clear"/>
+            <w:tcMar>
+              <w:top w:type="dxa" w:w="60"/>
+              <w:left w:type="dxa" w:w="100"/>
+              <w:bottom w:type="dxa" w:w="60"/>
+              <w:right w:type="dxa" w:w="100"/>
+            </w:tcMar>
+          </w:tcPr>
+          <w:p>
+            <w:pPr>
+              <w:spacing w:after="0" w:line="240"/>
+              <w:jc w:val="left"/>
+            </w:pPr>
+            <w:r>
+              <w:rPr>
+                <w:rFonts w:ascii="Calibri" w:cs="Calibri" w:eastAsia="Calibri" w:hAnsi="Calibri"/>
+                <w:color w:val="000000"/>
+                <w:sz w:val="19"/>
+                <w:szCs w:val="19"/>
+              </w:rPr>
+              <w:t xml:space="preserve">E</w:t>
+            </w:r>
+          </w:p>
+        </w:tc>
+      </w:tr>
+      <w:tr>
+        <w:trPr>
+          <w:cantSplit/>
+        </w:trPr>
+        <w:tc>
+          <w:tcPr>
+            <w:tcW w:type="dxa" w:w="1100"/>
+            <w:tcMar>
+              <w:top w:type="dxa" w:w="60"/>
+              <w:left w:type="dxa" w:w="100"/>
+              <w:bottom w:type="dxa" w:w="60"/>
+              <w:right w:type="dxa" w:w="100"/>
+            </w:tcMar>
+          </w:tcPr>
+          <w:p>
+            <w:pPr>
+              <w:spacing w:after="0" w:line="240"/>
+              <w:jc w:val="left"/>
+            </w:pPr>
+            <w:r>
+              <w:rPr>
+                <w:rFonts w:ascii="Calibri" w:cs="Calibri" w:eastAsia="Calibri" w:hAnsi="Calibri"/>
+                <w:b/>
+                <w:bCs/>
+                <w:color w:val="000000"/>
+                <w:sz w:val="19"/>
+                <w:szCs w:val="19"/>
+              </w:rPr>
+              <w:t xml:space="preserve">RF17</w:t>
+            </w:r>
+          </w:p>
+        </w:tc>
+        <w:tc>
+          <w:tcPr>
+            <w:tcW w:type="dxa" w:w="7360"/>
+            <w:tcMar>
+              <w:top w:type="dxa" w:w="60"/>
+              <w:left w:type="dxa" w:w="100"/>
+              <w:bottom w:type="dxa" w:w="60"/>
+              <w:right w:type="dxa" w:w="100"/>
+            </w:tcMar>
+          </w:tcPr>
+          <w:p>
+            <w:pPr>
+              <w:spacing w:after="0" w:line="240"/>
+              <w:jc w:val="left"/>
+            </w:pPr>
+            <w:r>
+              <w:rPr>
+                <w:rFonts w:ascii="Calibri" w:cs="Calibri" w:eastAsia="Calibri" w:hAnsi="Calibri"/>
+                <w:color w:val="000000"/>
+                <w:sz w:val="19"/>
+                <w:szCs w:val="19"/>
+              </w:rPr>
+              <w:t xml:space="preserve">Executar o colapso quando o desvio ultrapassar o limite, reacomodando os blocos desprendidos</w:t>
+            </w:r>
+          </w:p>
+        </w:tc>
+        <w:tc>
+          <w:tcPr>
+            <w:tcW w:type="dxa" w:w="900"/>
+            <w:tcMar>
+              <w:top w:type="dxa" w:w="60"/>
+              <w:left w:type="dxa" w:w="100"/>
+              <w:bottom w:type="dxa" w:w="60"/>
+              <w:right w:type="dxa" w:w="100"/>
+            </w:tcMar>
+          </w:tcPr>
+          <w:p>
+            <w:pPr>
+              <w:spacing w:after="0" w:line="240"/>
+              <w:jc w:val="left"/>
+            </w:pPr>
+            <w:r>
+              <w:rPr>
+                <w:rFonts w:ascii="Calibri" w:cs="Calibri" w:eastAsia="Calibri" w:hAnsi="Calibri"/>
+                <w:color w:val="000000"/>
+                <w:sz w:val="19"/>
+                <w:szCs w:val="19"/>
+              </w:rPr>
+              <w:t xml:space="preserve">E</w:t>
+            </w:r>
+          </w:p>
+        </w:tc>
+      </w:tr>
+      <w:tr>
+        <w:trPr>
+          <w:cantSplit/>
+        </w:trPr>
+        <w:tc>
+          <w:tcPr>
+            <w:tcW w:type="dxa" w:w="1100"/>
+            <w:shd w:fill="F2F2F2" w:color="auto" w:val="clear"/>
+            <w:tcMar>
+              <w:top w:type="dxa" w:w="60"/>
+              <w:left w:type="dxa" w:w="100"/>
+              <w:bottom w:type="dxa" w:w="60"/>
+              <w:right w:type="dxa" w:w="100"/>
+            </w:tcMar>
+          </w:tcPr>
+          <w:p>
+            <w:pPr>
+              <w:spacing w:after="0" w:line="240"/>
+              <w:jc w:val="left"/>
+            </w:pPr>
+            <w:r>
+              <w:rPr>
+                <w:rFonts w:ascii="Calibri" w:cs="Calibri" w:eastAsia="Calibri" w:hAnsi="Calibri"/>
+                <w:b/>
+                <w:bCs/>
+                <w:color w:val="000000"/>
+                <w:sz w:val="19"/>
+                <w:szCs w:val="19"/>
+              </w:rPr>
+              <w:t xml:space="preserve">RF18</w:t>
+            </w:r>
+          </w:p>
+        </w:tc>
+        <w:tc>
+          <w:tcPr>
+            <w:tcW w:type="dxa" w:w="7360"/>
+            <w:shd w:fill="F2F2F2" w:color="auto" w:val="clear"/>
+            <w:tcMar>
+              <w:top w:type="dxa" w:w="60"/>
+              <w:left w:type="dxa" w:w="100"/>
+              <w:bottom w:type="dxa" w:w="60"/>
+              <w:right w:type="dxa" w:w="100"/>
+            </w:tcMar>
+          </w:tcPr>
+          <w:p>
+            <w:pPr>
+              <w:spacing w:after="0" w:line="240"/>
+              <w:jc w:val="left"/>
+            </w:pPr>
+            <w:r>
+              <w:rPr>
+                <w:rFonts w:ascii="Calibri" w:cs="Calibri" w:eastAsia="Calibri" w:hAnsi="Calibri"/>
+                <w:color w:val="000000"/>
+                <w:sz w:val="19"/>
+                <w:szCs w:val="19"/>
+              </w:rPr>
+              <w:t xml:space="preserve">Avançar de nível a cada dez linhas, ajustando velocidade e limite de desvio</w:t>
+            </w:r>
+          </w:p>
+        </w:tc>
+        <w:tc>
+          <w:tcPr>
+            <w:tcW w:type="dxa" w:w="900"/>
+            <w:shd w:fill="F2F2F2" w:color="auto" w:val="clear"/>
+            <w:tcMar>
+              <w:top w:type="dxa" w:w="60"/>
+              <w:left w:type="dxa" w:w="100"/>
+              <w:bottom w:type="dxa" w:w="60"/>
+              <w:right w:type="dxa" w:w="100"/>
+            </w:tcMar>
+          </w:tcPr>
+          <w:p>
+            <w:pPr>
+              <w:spacing w:after="0" w:line="240"/>
+              <w:jc w:val="left"/>
+            </w:pPr>
+            <w:r>
+              <w:rPr>
+                <w:rFonts w:ascii="Calibri" w:cs="Calibri" w:eastAsia="Calibri" w:hAnsi="Calibri"/>
+                <w:color w:val="000000"/>
+                <w:sz w:val="19"/>
+                <w:szCs w:val="19"/>
+              </w:rPr>
+              <w:t xml:space="preserve">E</w:t>
+            </w:r>
+          </w:p>
+        </w:tc>
+      </w:tr>
+      <w:tr>
+        <w:trPr>
+          <w:cantSplit/>
+        </w:trPr>
+        <w:tc>
+          <w:tcPr>
+            <w:tcW w:type="dxa" w:w="1100"/>
+            <w:tcMar>
+              <w:top w:type="dxa" w:w="60"/>
+              <w:left w:type="dxa" w:w="100"/>
+              <w:bottom w:type="dxa" w:w="60"/>
+              <w:right w:type="dxa" w:w="100"/>
+            </w:tcMar>
+          </w:tcPr>
+          <w:p>
+            <w:pPr>
+              <w:spacing w:after="0" w:line="240"/>
+              <w:jc w:val="left"/>
+            </w:pPr>
+            <w:r>
+              <w:rPr>
+                <w:rFonts w:ascii="Calibri" w:cs="Calibri" w:eastAsia="Calibri" w:hAnsi="Calibri"/>
+                <w:b/>
+                <w:bCs/>
+                <w:color w:val="000000"/>
+                <w:sz w:val="19"/>
+                <w:szCs w:val="19"/>
+              </w:rPr>
+              <w:t xml:space="preserve">RF19</w:t>
+            </w:r>
+          </w:p>
+        </w:tc>
+        <w:tc>
+          <w:tcPr>
+            <w:tcW w:type="dxa" w:w="7360"/>
+            <w:tcMar>
+              <w:top w:type="dxa" w:w="60"/>
+              <w:left w:type="dxa" w:w="100"/>
+              <w:bottom w:type="dxa" w:w="60"/>
+              <w:right w:type="dxa" w:w="100"/>
+            </w:tcMar>
+          </w:tcPr>
+          <w:p>
+            <w:pPr>
+              <w:spacing w:after="0" w:line="240"/>
+              <w:jc w:val="left"/>
+            </w:pPr>
+            <w:r>
+              <w:rPr>
+                <w:rFonts w:ascii="Calibri" w:cs="Calibri" w:eastAsia="Calibri" w:hAnsi="Calibri"/>
+                <w:color w:val="000000"/>
+                <w:sz w:val="19"/>
+                <w:szCs w:val="19"/>
+              </w:rPr>
+              <w:t xml:space="preserve">Permitir pausar e retomar a partida</w:t>
+            </w:r>
+          </w:p>
+        </w:tc>
+        <w:tc>
+          <w:tcPr>
+            <w:tcW w:type="dxa" w:w="900"/>
+            <w:tcMar>
+              <w:top w:type="dxa" w:w="60"/>
+              <w:left w:type="dxa" w:w="100"/>
+              <w:bottom w:type="dxa" w:w="60"/>
+              <w:right w:type="dxa" w:w="100"/>
+            </w:tcMar>
+          </w:tcPr>
+          <w:p>
+            <w:pPr>
+              <w:spacing w:after="0" w:line="240"/>
+              <w:jc w:val="left"/>
+            </w:pPr>
+            <w:r>
+              <w:rPr>
+                <w:rFonts w:ascii="Calibri" w:cs="Calibri" w:eastAsia="Calibri" w:hAnsi="Calibri"/>
+                <w:color w:val="000000"/>
+                <w:sz w:val="19"/>
+                <w:szCs w:val="19"/>
+              </w:rPr>
+              <w:t xml:space="preserve">E</w:t>
+            </w:r>
+          </w:p>
+        </w:tc>
+      </w:tr>
+      <w:tr>
+        <w:trPr>
+          <w:cantSplit/>
+        </w:trPr>
+        <w:tc>
+          <w:tcPr>
+            <w:tcW w:type="dxa" w:w="1100"/>
+            <w:shd w:fill="F2F2F2" w:color="auto" w:val="clear"/>
+            <w:tcMar>
+              <w:top w:type="dxa" w:w="60"/>
+              <w:left w:type="dxa" w:w="100"/>
+              <w:bottom w:type="dxa" w:w="60"/>
+              <w:right w:type="dxa" w:w="100"/>
+            </w:tcMar>
+          </w:tcPr>
+          <w:p>
+            <w:pPr>
+              <w:spacing w:after="0" w:line="240"/>
+              <w:jc w:val="left"/>
+            </w:pPr>
+            <w:r>
+              <w:rPr>
+                <w:rFonts w:ascii="Calibri" w:cs="Calibri" w:eastAsia="Calibri" w:hAnsi="Calibri"/>
+                <w:b/>
+                <w:bCs/>
+                <w:color w:val="000000"/>
+                <w:sz w:val="19"/>
+                <w:szCs w:val="19"/>
+              </w:rPr>
+              <w:t xml:space="preserve">RF20</w:t>
+            </w:r>
+          </w:p>
+        </w:tc>
+        <w:tc>
+          <w:tcPr>
+            <w:tcW w:type="dxa" w:w="7360"/>
+            <w:shd w:fill="F2F2F2" w:color="auto" w:val="clear"/>
+            <w:tcMar>
+              <w:top w:type="dxa" w:w="60"/>
+              <w:left w:type="dxa" w:w="100"/>
+              <w:bottom w:type="dxa" w:w="60"/>
+              <w:right w:type="dxa" w:w="100"/>
+            </w:tcMar>
+          </w:tcPr>
+          <w:p>
+            <w:pPr>
+              <w:spacing w:after="0" w:line="240"/>
+              <w:jc w:val="left"/>
+            </w:pPr>
+            <w:r>
+              <w:rPr>
+                <w:rFonts w:ascii="Calibri" w:cs="Calibri" w:eastAsia="Calibri" w:hAnsi="Calibri"/>
+                <w:color w:val="000000"/>
+                <w:sz w:val="19"/>
+                <w:szCs w:val="19"/>
+              </w:rPr>
+              <w:t xml:space="preserve">Encerrar a partida nas condições de fim de jogo e exibir a tela de resultado</w:t>
+            </w:r>
+          </w:p>
+        </w:tc>
+        <w:tc>
+          <w:tcPr>
+            <w:tcW w:type="dxa" w:w="900"/>
+            <w:shd w:fill="F2F2F2" w:color="auto" w:val="clear"/>
+            <w:tcMar>
+              <w:top w:type="dxa" w:w="60"/>
+              <w:left w:type="dxa" w:w="100"/>
+              <w:bottom w:type="dxa" w:w="60"/>
+              <w:right w:type="dxa" w:w="100"/>
+            </w:tcMar>
+          </w:tcPr>
+          <w:p>
+            <w:pPr>
+              <w:spacing w:after="0" w:line="240"/>
+              <w:jc w:val="left"/>
+            </w:pPr>
+            <w:r>
+              <w:rPr>
+                <w:rFonts w:ascii="Calibri" w:cs="Calibri" w:eastAsia="Calibri" w:hAnsi="Calibri"/>
+                <w:color w:val="000000"/>
+                <w:sz w:val="19"/>
+                <w:szCs w:val="19"/>
+              </w:rPr>
+              <w:t xml:space="preserve">E</w:t>
+            </w:r>
+          </w:p>
+        </w:tc>
+      </w:tr>
+      <w:tr>
+        <w:trPr>
+          <w:cantSplit/>
+        </w:trPr>
+        <w:tc>
+          <w:tcPr>
+            <w:tcW w:type="dxa" w:w="1100"/>
+            <w:tcMar>
+              <w:top w:type="dxa" w:w="60"/>
+              <w:left w:type="dxa" w:w="100"/>
+              <w:bottom w:type="dxa" w:w="60"/>
+              <w:right w:type="dxa" w:w="100"/>
+            </w:tcMar>
+          </w:tcPr>
+          <w:p>
+            <w:pPr>
+              <w:spacing w:after="0" w:line="240"/>
+              <w:jc w:val="left"/>
+            </w:pPr>
+            <w:r>
+              <w:rPr>
+                <w:rFonts w:ascii="Calibri" w:cs="Calibri" w:eastAsia="Calibri" w:hAnsi="Calibri"/>
+                <w:b/>
+                <w:bCs/>
+                <w:color w:val="000000"/>
+                <w:sz w:val="19"/>
+                <w:szCs w:val="19"/>
+              </w:rPr>
+              <w:t xml:space="preserve">RF21</w:t>
+            </w:r>
+          </w:p>
+        </w:tc>
+        <w:tc>
+          <w:tcPr>
+            <w:tcW w:type="dxa" w:w="7360"/>
+            <w:tcMar>
+              <w:top w:type="dxa" w:w="60"/>
+              <w:left w:type="dxa" w:w="100"/>
+              <w:bottom w:type="dxa" w:w="60"/>
+              <w:right w:type="dxa" w:w="100"/>
+            </w:tcMar>
+          </w:tcPr>
+          <w:p>
+            <w:pPr>
+              <w:spacing w:after="0" w:line="240"/>
+              <w:jc w:val="left"/>
+            </w:pPr>
+            <w:r>
+              <w:rPr>
+                <w:rFonts w:ascii="Calibri" w:cs="Calibri" w:eastAsia="Calibri" w:hAnsi="Calibri"/>
+                <w:color w:val="000000"/>
+                <w:sz w:val="19"/>
+                <w:szCs w:val="19"/>
+              </w:rPr>
+              <w:t xml:space="preserve">Registrar a pontuação no ranking persistente, com o nome informado pelo jogador</w:t>
+            </w:r>
+          </w:p>
+        </w:tc>
+        <w:tc>
+          <w:tcPr>
+            <w:tcW w:type="dxa" w:w="900"/>
+            <w:tcMar>
+              <w:top w:type="dxa" w:w="60"/>
+              <w:left w:type="dxa" w:w="100"/>
+              <w:bottom w:type="dxa" w:w="60"/>
+              <w:right w:type="dxa" w:w="100"/>
+            </w:tcMar>
+          </w:tcPr>
+          <w:p>
+            <w:pPr>
+              <w:spacing w:after="0" w:line="240"/>
+              <w:jc w:val="left"/>
+            </w:pPr>
+            <w:r>
+              <w:rPr>
+                <w:rFonts w:ascii="Calibri" w:cs="Calibri" w:eastAsia="Calibri" w:hAnsi="Calibri"/>
+                <w:color w:val="000000"/>
+                <w:sz w:val="19"/>
+                <w:szCs w:val="19"/>
+              </w:rPr>
+              <w:t xml:space="preserve">E</w:t>
+            </w:r>
+          </w:p>
+        </w:tc>
+      </w:tr>
+      <w:tr>
+        <w:trPr>
+          <w:cantSplit/>
+        </w:trPr>
+        <w:tc>
+          <w:tcPr>
+            <w:tcW w:type="dxa" w:w="1100"/>
+            <w:shd w:fill="F2F2F2" w:color="auto" w:val="clear"/>
+            <w:tcMar>
+              <w:top w:type="dxa" w:w="60"/>
+              <w:left w:type="dxa" w:w="100"/>
+              <w:bottom w:type="dxa" w:w="60"/>
+              <w:right w:type="dxa" w:w="100"/>
+            </w:tcMar>
+          </w:tcPr>
+          <w:p>
+            <w:pPr>
+              <w:spacing w:after="0" w:line="240"/>
+              <w:jc w:val="left"/>
+            </w:pPr>
+            <w:r>
+              <w:rPr>
+                <w:rFonts w:ascii="Calibri" w:cs="Calibri" w:eastAsia="Calibri" w:hAnsi="Calibri"/>
+                <w:b/>
+                <w:bCs/>
+                <w:color w:val="000000"/>
+                <w:sz w:val="19"/>
+                <w:szCs w:val="19"/>
+              </w:rPr>
+              <w:t xml:space="preserve">RF22</w:t>
+            </w:r>
+          </w:p>
+        </w:tc>
+        <w:tc>
+          <w:tcPr>
+            <w:tcW w:type="dxa" w:w="7360"/>
+            <w:shd w:fill="F2F2F2" w:color="auto" w:val="clear"/>
+            <w:tcMar>
+              <w:top w:type="dxa" w:w="60"/>
+              <w:left w:type="dxa" w:w="100"/>
+              <w:bottom w:type="dxa" w:w="60"/>
+              <w:right w:type="dxa" w:w="100"/>
+            </w:tcMar>
+          </w:tcPr>
+          <w:p>
+            <w:pPr>
+              <w:spacing w:after="0" w:line="240"/>
+              <w:jc w:val="left"/>
+            </w:pPr>
+            <w:r>
+              <w:rPr>
+                <w:rFonts w:ascii="Calibri" w:cs="Calibri" w:eastAsia="Calibri" w:hAnsi="Calibri"/>
+                <w:color w:val="000000"/>
+                <w:sz w:val="19"/>
+                <w:szCs w:val="19"/>
+              </w:rPr>
+              <w:t xml:space="preserve">Exibir o ranking com as dez melhores pontuações</w:t>
+            </w:r>
+          </w:p>
+        </w:tc>
+        <w:tc>
+          <w:tcPr>
+            <w:tcW w:type="dxa" w:w="900"/>
+            <w:shd w:fill="F2F2F2" w:color="auto" w:val="clear"/>
+            <w:tcMar>
+              <w:top w:type="dxa" w:w="60"/>
+              <w:left w:type="dxa" w:w="100"/>
+              <w:bottom w:type="dxa" w:w="60"/>
+              <w:right w:type="dxa" w:w="100"/>
+            </w:tcMar>
+          </w:tcPr>
+          <w:p>
+            <w:pPr>
+              <w:spacing w:after="0" w:line="240"/>
+              <w:jc w:val="left"/>
+            </w:pPr>
+            <w:r>
+              <w:rPr>
+                <w:rFonts w:ascii="Calibri" w:cs="Calibri" w:eastAsia="Calibri" w:hAnsi="Calibri"/>
+                <w:color w:val="000000"/>
+                <w:sz w:val="19"/>
+                <w:szCs w:val="19"/>
+              </w:rPr>
+              <w:t xml:space="preserve">E</w:t>
+            </w:r>
+          </w:p>
+        </w:tc>
+      </w:tr>
+      <w:tr>
+        <w:trPr>
+          <w:cantSplit/>
+        </w:trPr>
+        <w:tc>
+          <w:tcPr>
+            <w:tcW w:type="dxa" w:w="1100"/>
+            <w:tcMar>
+              <w:top w:type="dxa" w:w="60"/>
+              <w:left w:type="dxa" w:w="100"/>
+              <w:bottom w:type="dxa" w:w="60"/>
+              <w:right w:type="dxa" w:w="100"/>
+            </w:tcMar>
+          </w:tcPr>
+          <w:p>
+            <w:pPr>
+              <w:spacing w:after="0" w:line="240"/>
+              <w:jc w:val="left"/>
+            </w:pPr>
+            <w:r>
+              <w:rPr>
+                <w:rFonts w:ascii="Calibri" w:cs="Calibri" w:eastAsia="Calibri" w:hAnsi="Calibri"/>
+                <w:b/>
+                <w:bCs/>
+                <w:color w:val="000000"/>
+                <w:sz w:val="19"/>
+                <w:szCs w:val="19"/>
+              </w:rPr>
+              <w:t xml:space="preserve">RF23</w:t>
+            </w:r>
+          </w:p>
+        </w:tc>
+        <w:tc>
+          <w:tcPr>
+            <w:tcW w:type="dxa" w:w="7360"/>
+            <w:tcMar>
+              <w:top w:type="dxa" w:w="60"/>
+              <w:left w:type="dxa" w:w="100"/>
+              <w:bottom w:type="dxa" w:w="60"/>
+              <w:right w:type="dxa" w:w="100"/>
+            </w:tcMar>
+          </w:tcPr>
+          <w:p>
+            <w:pPr>
+              <w:spacing w:after="0" w:line="240"/>
+              <w:jc w:val="left"/>
+            </w:pPr>
+            <w:r>
+              <w:rPr>
+                <w:rFonts w:ascii="Calibri" w:cs="Calibri" w:eastAsia="Calibri" w:hAnsi="Calibri"/>
+                <w:color w:val="000000"/>
+                <w:sz w:val="19"/>
+                <w:szCs w:val="19"/>
+              </w:rPr>
+              <w:t xml:space="preserve">Registrar em pilha todas as jogadas executadas na partida</w:t>
+            </w:r>
+          </w:p>
+        </w:tc>
+        <w:tc>
+          <w:tcPr>
+            <w:tcW w:type="dxa" w:w="900"/>
+            <w:tcMar>
+              <w:top w:type="dxa" w:w="60"/>
+              <w:left w:type="dxa" w:w="100"/>
+              <w:bottom w:type="dxa" w:w="60"/>
+              <w:right w:type="dxa" w:w="100"/>
+            </w:tcMar>
+          </w:tcPr>
+          <w:p>
+            <w:pPr>
+              <w:spacing w:after="0" w:line="240"/>
+              <w:jc w:val="left"/>
+            </w:pPr>
+            <w:r>
+              <w:rPr>
+                <w:rFonts w:ascii="Calibri" w:cs="Calibri" w:eastAsia="Calibri" w:hAnsi="Calibri"/>
+                <w:color w:val="000000"/>
+                <w:sz w:val="19"/>
+                <w:szCs w:val="19"/>
+              </w:rPr>
+              <w:t xml:space="preserve">E</w:t>
+            </w:r>
+          </w:p>
+        </w:tc>
+      </w:tr>
+      <w:tr>
+        <w:trPr>
+          <w:cantSplit/>
+        </w:trPr>
+        <w:tc>
+          <w:tcPr>
+            <w:tcW w:type="dxa" w:w="1100"/>
+            <w:shd w:fill="F2F2F2" w:color="auto" w:val="clear"/>
+            <w:tcMar>
+              <w:top w:type="dxa" w:w="60"/>
+              <w:left w:type="dxa" w:w="100"/>
+              <w:bottom w:type="dxa" w:w="60"/>
+              <w:right w:type="dxa" w:w="100"/>
+            </w:tcMar>
+          </w:tcPr>
+          <w:p>
+            <w:pPr>
+              <w:spacing w:after="0" w:line="240"/>
+              <w:jc w:val="left"/>
+            </w:pPr>
+            <w:r>
+              <w:rPr>
+                <w:rFonts w:ascii="Calibri" w:cs="Calibri" w:eastAsia="Calibri" w:hAnsi="Calibri"/>
+                <w:b/>
+                <w:bCs/>
+                <w:color w:val="000000"/>
+                <w:sz w:val="19"/>
+                <w:szCs w:val="19"/>
+              </w:rPr>
+              <w:t xml:space="preserve">RF24</w:t>
+            </w:r>
+          </w:p>
+        </w:tc>
+        <w:tc>
+          <w:tcPr>
+            <w:tcW w:type="dxa" w:w="7360"/>
+            <w:shd w:fill="F2F2F2" w:color="auto" w:val="clear"/>
+            <w:tcMar>
+              <w:top w:type="dxa" w:w="60"/>
+              <w:left w:type="dxa" w:w="100"/>
+              <w:bottom w:type="dxa" w:w="60"/>
+              <w:right w:type="dxa" w:w="100"/>
+            </w:tcMar>
+          </w:tcPr>
+          <w:p>
+            <w:pPr>
+              <w:spacing w:after="0" w:line="240"/>
+              <w:jc w:val="left"/>
+            </w:pPr>
+            <w:r>
+              <w:rPr>
+                <w:rFonts w:ascii="Calibri" w:cs="Calibri" w:eastAsia="Calibri" w:hAnsi="Calibri"/>
+                <w:color w:val="000000"/>
+                <w:sz w:val="19"/>
+                <w:szCs w:val="19"/>
+              </w:rPr>
+              <w:t xml:space="preserve">Reproduzir passo a passo uma partida encerrada, a partir do histórico</w:t>
+            </w:r>
+          </w:p>
+        </w:tc>
+        <w:tc>
+          <w:tcPr>
+            <w:tcW w:type="dxa" w:w="900"/>
+            <w:shd w:fill="F2F2F2" w:color="auto" w:val="clear"/>
+            <w:tcMar>
+              <w:top w:type="dxa" w:w="60"/>
+              <w:left w:type="dxa" w:w="100"/>
+              <w:bottom w:type="dxa" w:w="60"/>
+              <w:right w:type="dxa" w:w="100"/>
+            </w:tcMar>
+          </w:tcPr>
+          <w:p>
+            <w:pPr>
+              <w:spacing w:after="0" w:line="240"/>
+              <w:jc w:val="left"/>
+            </w:pPr>
+            <w:r>
+              <w:rPr>
+                <w:rFonts w:ascii="Calibri" w:cs="Calibri" w:eastAsia="Calibri" w:hAnsi="Calibri"/>
+                <w:color w:val="000000"/>
+                <w:sz w:val="19"/>
+                <w:szCs w:val="19"/>
+              </w:rPr>
+              <w:t xml:space="preserve">D</w:t>
+            </w:r>
+          </w:p>
+        </w:tc>
+      </w:tr>
+      <w:tr>
+        <w:trPr>
+          <w:cantSplit/>
+        </w:trPr>
+        <w:tc>
+          <w:tcPr>
+            <w:tcW w:type="dxa" w:w="1100"/>
+            <w:tcMar>
+              <w:top w:type="dxa" w:w="60"/>
+              <w:left w:type="dxa" w:w="100"/>
+              <w:bottom w:type="dxa" w:w="60"/>
+              <w:right w:type="dxa" w:w="100"/>
+            </w:tcMar>
+          </w:tcPr>
+          <w:p>
+            <w:pPr>
+              <w:spacing w:after="0" w:line="240"/>
+              <w:jc w:val="left"/>
+            </w:pPr>
+            <w:r>
+              <w:rPr>
+                <w:rFonts w:ascii="Calibri" w:cs="Calibri" w:eastAsia="Calibri" w:hAnsi="Calibri"/>
+                <w:b/>
+                <w:bCs/>
+                <w:color w:val="000000"/>
+                <w:sz w:val="19"/>
+                <w:szCs w:val="19"/>
+              </w:rPr>
+              <w:t xml:space="preserve">RF25</w:t>
+            </w:r>
+          </w:p>
+        </w:tc>
+        <w:tc>
+          <w:tcPr>
+            <w:tcW w:type="dxa" w:w="7360"/>
+            <w:tcMar>
+              <w:top w:type="dxa" w:w="60"/>
+              <w:left w:type="dxa" w:w="100"/>
+              <w:bottom w:type="dxa" w:w="60"/>
+              <w:right w:type="dxa" w:w="100"/>
+            </w:tcMar>
+          </w:tcPr>
+          <w:p>
+            <w:pPr>
+              <w:spacing w:after="0" w:line="240"/>
+              <w:jc w:val="left"/>
+            </w:pPr>
+            <w:r>
+              <w:rPr>
+                <w:rFonts w:ascii="Calibri" w:cs="Calibri" w:eastAsia="Calibri" w:hAnsi="Calibri"/>
+                <w:color w:val="000000"/>
+                <w:sz w:val="19"/>
+                <w:szCs w:val="19"/>
+              </w:rPr>
+              <w:t xml:space="preserve">Exibir, ao fim da partida, um relatório com a evolução do índice de estabilidade e a distribuição de materiais</w:t>
+            </w:r>
+          </w:p>
+        </w:tc>
+        <w:tc>
+          <w:tcPr>
+            <w:tcW w:type="dxa" w:w="900"/>
+            <w:tcMar>
+              <w:top w:type="dxa" w:w="60"/>
+              <w:left w:type="dxa" w:w="100"/>
+              <w:bottom w:type="dxa" w:w="60"/>
+              <w:right w:type="dxa" w:w="100"/>
+            </w:tcMar>
+          </w:tcPr>
+          <w:p>
+            <w:pPr>
+              <w:spacing w:after="0" w:line="240"/>
+              <w:jc w:val="left"/>
+            </w:pPr>
+            <w:r>
+              <w:rPr>
+                <w:rFonts w:ascii="Calibri" w:cs="Calibri" w:eastAsia="Calibri" w:hAnsi="Calibri"/>
+                <w:color w:val="000000"/>
+                <w:sz w:val="19"/>
+                <w:szCs w:val="19"/>
+              </w:rPr>
+              <w:t xml:space="preserve">D</w:t>
+            </w:r>
+          </w:p>
+        </w:tc>
+      </w:tr>
+      <w:tr>
+        <w:trPr>
+          <w:cantSplit/>
+        </w:trPr>
+        <w:tc>
+          <w:tcPr>
+            <w:tcW w:type="dxa" w:w="1100"/>
+            <w:shd w:fill="F2F2F2" w:color="auto" w:val="clear"/>
+            <w:tcMar>
+              <w:top w:type="dxa" w:w="60"/>
+              <w:left w:type="dxa" w:w="100"/>
+              <w:bottom w:type="dxa" w:w="60"/>
+              <w:right w:type="dxa" w:w="100"/>
+            </w:tcMar>
+          </w:tcPr>
+          <w:p>
+            <w:pPr>
+              <w:spacing w:after="0" w:line="240"/>
+              <w:jc w:val="left"/>
+            </w:pPr>
+            <w:r>
+              <w:rPr>
+                <w:rFonts w:ascii="Calibri" w:cs="Calibri" w:eastAsia="Calibri" w:hAnsi="Calibri"/>
+                <w:b/>
+                <w:bCs/>
+                <w:color w:val="000000"/>
+                <w:sz w:val="19"/>
+                <w:szCs w:val="19"/>
+              </w:rPr>
+              <w:t xml:space="preserve">RF26</w:t>
+            </w:r>
+          </w:p>
+        </w:tc>
+        <w:tc>
+          <w:tcPr>
+            <w:tcW w:type="dxa" w:w="7360"/>
+            <w:shd w:fill="F2F2F2" w:color="auto" w:val="clear"/>
+            <w:tcMar>
+              <w:top w:type="dxa" w:w="60"/>
+              <w:left w:type="dxa" w:w="100"/>
+              <w:bottom w:type="dxa" w:w="60"/>
+              <w:right w:type="dxa" w:w="100"/>
+            </w:tcMar>
+          </w:tcPr>
+          <w:p>
+            <w:pPr>
+              <w:spacing w:after="0" w:line="240"/>
+              <w:jc w:val="left"/>
+            </w:pPr>
+            <w:r>
+              <w:rPr>
+                <w:rFonts w:ascii="Calibri" w:cs="Calibri" w:eastAsia="Calibri" w:hAnsi="Calibri"/>
+                <w:color w:val="000000"/>
+                <w:sz w:val="19"/>
+                <w:szCs w:val="19"/>
+              </w:rPr>
+              <w:t xml:space="preserve">Oferecer, no modo treino, o desfazer da última jogada</w:t>
+            </w:r>
+          </w:p>
+        </w:tc>
+        <w:tc>
+          <w:tcPr>
+            <w:tcW w:type="dxa" w:w="900"/>
+            <w:shd w:fill="F2F2F2" w:color="auto" w:val="clear"/>
+            <w:tcMar>
+              <w:top w:type="dxa" w:w="60"/>
+              <w:left w:type="dxa" w:w="100"/>
+              <w:bottom w:type="dxa" w:w="60"/>
+              <w:right w:type="dxa" w:w="100"/>
+            </w:tcMar>
+          </w:tcPr>
+          <w:p>
+            <w:pPr>
+              <w:spacing w:after="0" w:line="240"/>
+              <w:jc w:val="left"/>
+            </w:pPr>
+            <w:r>
+              <w:rPr>
+                <w:rFonts w:ascii="Calibri" w:cs="Calibri" w:eastAsia="Calibri" w:hAnsi="Calibri"/>
+                <w:color w:val="000000"/>
+                <w:sz w:val="19"/>
+                <w:szCs w:val="19"/>
+              </w:rPr>
+              <w:t xml:space="preserve">D</w:t>
+            </w:r>
+          </w:p>
+        </w:tc>
+      </w:tr>
+      <w:tr>
+        <w:trPr>
+          <w:cantSplit/>
+        </w:trPr>
+        <w:tc>
+          <w:tcPr>
+            <w:tcW w:type="dxa" w:w="1100"/>
+            <w:tcMar>
+              <w:top w:type="dxa" w:w="60"/>
+              <w:left w:type="dxa" w:w="100"/>
+              <w:bottom w:type="dxa" w:w="60"/>
+              <w:right w:type="dxa" w:w="100"/>
+            </w:tcMar>
+          </w:tcPr>
+          <w:p>
+            <w:pPr>
+              <w:spacing w:after="0" w:line="240"/>
+              <w:jc w:val="left"/>
+            </w:pPr>
+            <w:r>
+              <w:rPr>
+                <w:rFonts w:ascii="Calibri" w:cs="Calibri" w:eastAsia="Calibri" w:hAnsi="Calibri"/>
+                <w:b/>
+                <w:bCs/>
+                <w:color w:val="000000"/>
+                <w:sz w:val="19"/>
+                <w:szCs w:val="19"/>
+              </w:rPr>
+              <w:t xml:space="preserve">RF27</w:t>
+            </w:r>
+          </w:p>
+        </w:tc>
+        <w:tc>
+          <w:tcPr>
+            <w:tcW w:type="dxa" w:w="7360"/>
+            <w:tcMar>
+              <w:top w:type="dxa" w:w="60"/>
+              <w:left w:type="dxa" w:w="100"/>
+              <w:bottom w:type="dxa" w:w="60"/>
+              <w:right w:type="dxa" w:w="100"/>
+            </w:tcMar>
+          </w:tcPr>
+          <w:p>
+            <w:pPr>
+              <w:spacing w:after="0" w:line="240"/>
+              <w:jc w:val="left"/>
+            </w:pPr>
+            <w:r>
+              <w:rPr>
+                <w:rFonts w:ascii="Calibri" w:cs="Calibri" w:eastAsia="Calibri" w:hAnsi="Calibri"/>
+                <w:color w:val="000000"/>
+                <w:sz w:val="19"/>
+                <w:szCs w:val="19"/>
+              </w:rPr>
+              <w:t xml:space="preserve">Permitir configurar as teclas de comando</w:t>
+            </w:r>
+          </w:p>
+        </w:tc>
+        <w:tc>
+          <w:tcPr>
+            <w:tcW w:type="dxa" w:w="900"/>
+            <w:tcMar>
+              <w:top w:type="dxa" w:w="60"/>
+              <w:left w:type="dxa" w:w="100"/>
+              <w:bottom w:type="dxa" w:w="60"/>
+              <w:right w:type="dxa" w:w="100"/>
+            </w:tcMar>
+          </w:tcPr>
+          <w:p>
+            <w:pPr>
+              <w:spacing w:after="0" w:line="240"/>
+              <w:jc w:val="left"/>
+            </w:pPr>
+            <w:r>
+              <w:rPr>
+                <w:rFonts w:ascii="Calibri" w:cs="Calibri" w:eastAsia="Calibri" w:hAnsi="Calibri"/>
+                <w:color w:val="000000"/>
+                <w:sz w:val="19"/>
+                <w:szCs w:val="19"/>
+              </w:rPr>
+              <w:t xml:space="preserve">D</w:t>
+            </w:r>
+          </w:p>
+        </w:tc>
+      </w:tr>
+      <w:tr>
+        <w:trPr>
+          <w:cantSplit/>
+        </w:trPr>
+        <w:tc>
+          <w:tcPr>
+            <w:tcW w:type="dxa" w:w="1100"/>
+            <w:shd w:fill="F2F2F2" w:color="auto" w:val="clear"/>
+            <w:tcMar>
+              <w:top w:type="dxa" w:w="60"/>
+              <w:left w:type="dxa" w:w="100"/>
+              <w:bottom w:type="dxa" w:w="60"/>
+              <w:right w:type="dxa" w:w="100"/>
+            </w:tcMar>
+          </w:tcPr>
+          <w:p>
+            <w:pPr>
+              <w:spacing w:after="0" w:line="240"/>
+              <w:jc w:val="left"/>
+            </w:pPr>
+            <w:r>
+              <w:rPr>
+                <w:rFonts w:ascii="Calibri" w:cs="Calibri" w:eastAsia="Calibri" w:hAnsi="Calibri"/>
+                <w:b/>
+                <w:bCs/>
+                <w:color w:val="000000"/>
+                <w:sz w:val="19"/>
+                <w:szCs w:val="19"/>
+              </w:rPr>
+              <w:t xml:space="preserve">RF28</w:t>
+            </w:r>
+          </w:p>
+        </w:tc>
+        <w:tc>
+          <w:tcPr>
+            <w:tcW w:type="dxa" w:w="7360"/>
+            <w:shd w:fill="F2F2F2" w:color="auto" w:val="clear"/>
+            <w:tcMar>
+              <w:top w:type="dxa" w:w="60"/>
+              <w:left w:type="dxa" w:w="100"/>
+              <w:bottom w:type="dxa" w:w="60"/>
+              <w:right w:type="dxa" w:w="100"/>
+            </w:tcMar>
+          </w:tcPr>
+          <w:p>
+            <w:pPr>
+              <w:spacing w:after="0" w:line="240"/>
+              <w:jc w:val="left"/>
+            </w:pPr>
+            <w:r>
+              <w:rPr>
+                <w:rFonts w:ascii="Calibri" w:cs="Calibri" w:eastAsia="Calibri" w:hAnsi="Calibri"/>
+                <w:color w:val="000000"/>
+                <w:sz w:val="19"/>
+                <w:szCs w:val="19"/>
+              </w:rPr>
+              <w:t xml:space="preserve">Tocar efeitos sonoros para fixação, eliminação de linha e colapso</w:t>
+            </w:r>
+          </w:p>
+        </w:tc>
+        <w:tc>
+          <w:tcPr>
+            <w:tcW w:type="dxa" w:w="900"/>
+            <w:shd w:fill="F2F2F2" w:color="auto" w:val="clear"/>
+            <w:tcMar>
+              <w:top w:type="dxa" w:w="60"/>
+              <w:left w:type="dxa" w:w="100"/>
+              <w:bottom w:type="dxa" w:w="60"/>
+              <w:right w:type="dxa" w:w="100"/>
+            </w:tcMar>
+          </w:tcPr>
+          <w:p>
+            <w:pPr>
+              <w:spacing w:after="0" w:line="240"/>
+              <w:jc w:val="left"/>
+            </w:pPr>
+            <w:r>
+              <w:rPr>
+                <w:rFonts w:ascii="Calibri" w:cs="Calibri" w:eastAsia="Calibri" w:hAnsi="Calibri"/>
+                <w:color w:val="000000"/>
+                <w:sz w:val="19"/>
+                <w:szCs w:val="19"/>
+              </w:rPr>
+              <w:t xml:space="preserve">D</w:t>
+            </w:r>
+          </w:p>
+        </w:tc>
+      </w:tr>
+      <w:tr>
+        <w:trPr>
+          <w:cantSplit/>
+        </w:trPr>
+        <w:tc>
+          <w:tcPr>
+            <w:tcW w:type="dxa" w:w="1100"/>
+            <w:tcMar>
+              <w:top w:type="dxa" w:w="60"/>
+              <w:left w:type="dxa" w:w="100"/>
+              <w:bottom w:type="dxa" w:w="60"/>
+              <w:right w:type="dxa" w:w="100"/>
+            </w:tcMar>
+          </w:tcPr>
+          <w:p>
+            <w:pPr>
+              <w:spacing w:after="0" w:line="240"/>
+              <w:jc w:val="left"/>
+            </w:pPr>
+            <w:r>
+              <w:rPr>
+                <w:rFonts w:ascii="Calibri" w:cs="Calibri" w:eastAsia="Calibri" w:hAnsi="Calibri"/>
+                <w:b/>
+                <w:bCs/>
+                <w:color w:val="000000"/>
+                <w:sz w:val="19"/>
+                <w:szCs w:val="19"/>
+              </w:rPr>
+              <w:t xml:space="preserve">RF29</w:t>
+            </w:r>
+          </w:p>
+        </w:tc>
+        <w:tc>
+          <w:tcPr>
+            <w:tcW w:type="dxa" w:w="7360"/>
+            <w:tcMar>
+              <w:top w:type="dxa" w:w="60"/>
+              <w:left w:type="dxa" w:w="100"/>
+              <w:bottom w:type="dxa" w:w="60"/>
+              <w:right w:type="dxa" w:w="100"/>
+            </w:tcMar>
+          </w:tcPr>
+          <w:p>
+            <w:pPr>
+              <w:spacing w:after="0" w:line="240"/>
+              <w:jc w:val="left"/>
+            </w:pPr>
+            <w:r>
+              <w:rPr>
+                <w:rFonts w:ascii="Calibri" w:cs="Calibri" w:eastAsia="Calibri" w:hAnsi="Calibri"/>
+                <w:color w:val="000000"/>
+                <w:sz w:val="19"/>
+                <w:szCs w:val="19"/>
+              </w:rPr>
+              <w:t xml:space="preserve">Ao abrir o JAR, subir o servidor e abrir o jogo no navegador padrão</w:t>
+            </w:r>
+          </w:p>
+        </w:tc>
+        <w:tc>
+          <w:tcPr>
+            <w:tcW w:type="dxa" w:w="900"/>
+            <w:tcMar>
+              <w:top w:type="dxa" w:w="60"/>
+              <w:left w:type="dxa" w:w="100"/>
+              <w:bottom w:type="dxa" w:w="60"/>
+              <w:right w:type="dxa" w:w="100"/>
+            </w:tcMar>
+          </w:tcPr>
+          <w:p>
+            <w:pPr>
+              <w:spacing w:after="0" w:line="240"/>
+              <w:jc w:val="left"/>
+            </w:pPr>
+            <w:r>
+              <w:rPr>
+                <w:rFonts w:ascii="Calibri" w:cs="Calibri" w:eastAsia="Calibri" w:hAnsi="Calibri"/>
+                <w:color w:val="000000"/>
+                <w:sz w:val="19"/>
+                <w:szCs w:val="19"/>
+              </w:rPr>
+              <w:t xml:space="preserve">E</w:t>
+            </w:r>
+          </w:p>
+        </w:tc>
+      </w:tr>
+      <w:tr>
+        <w:trPr>
+          <w:cantSplit/>
+        </w:trPr>
+        <w:tc>
+          <w:tcPr>
+            <w:tcW w:type="dxa" w:w="1100"/>
+            <w:shd w:fill="F2F2F2" w:color="auto" w:val="clear"/>
+            <w:tcMar>
+              <w:top w:type="dxa" w:w="60"/>
+              <w:left w:type="dxa" w:w="100"/>
+              <w:bottom w:type="dxa" w:w="60"/>
+              <w:right w:type="dxa" w:w="100"/>
+            </w:tcMar>
+          </w:tcPr>
+          <w:p>
+            <w:pPr>
+              <w:spacing w:after="0" w:line="240"/>
+              <w:jc w:val="left"/>
+            </w:pPr>
+            <w:r>
+              <w:rPr>
+                <w:rFonts w:ascii="Calibri" w:cs="Calibri" w:eastAsia="Calibri" w:hAnsi="Calibri"/>
+                <w:b/>
+                <w:bCs/>
+                <w:color w:val="000000"/>
+                <w:sz w:val="19"/>
+                <w:szCs w:val="19"/>
+              </w:rPr>
+              <w:t xml:space="preserve">RF30</w:t>
+            </w:r>
+          </w:p>
+        </w:tc>
+        <w:tc>
+          <w:tcPr>
+            <w:tcW w:type="dxa" w:w="7360"/>
+            <w:shd w:fill="F2F2F2" w:color="auto" w:val="clear"/>
+            <w:tcMar>
+              <w:top w:type="dxa" w:w="60"/>
+              <w:left w:type="dxa" w:w="100"/>
+              <w:bottom w:type="dxa" w:w="60"/>
+              <w:right w:type="dxa" w:w="100"/>
+            </w:tcMar>
+          </w:tcPr>
+          <w:p>
+            <w:pPr>
+              <w:spacing w:after="0" w:line="240"/>
+              <w:jc w:val="left"/>
+            </w:pPr>
+            <w:r>
+              <w:rPr>
+                <w:rFonts w:ascii="Calibri" w:cs="Calibri" w:eastAsia="Calibri" w:hAnsi="Calibri"/>
+                <w:color w:val="000000"/>
+                <w:sz w:val="19"/>
+                <w:szCs w:val="19"/>
+              </w:rPr>
+              <w:t xml:space="preserve">Pausar a partida automaticamente quando a conexão cair ou a aba perder o foco</w:t>
+            </w:r>
+          </w:p>
+        </w:tc>
+        <w:tc>
+          <w:tcPr>
+            <w:tcW w:type="dxa" w:w="900"/>
+            <w:shd w:fill="F2F2F2" w:color="auto" w:val="clear"/>
+            <w:tcMar>
+              <w:top w:type="dxa" w:w="60"/>
+              <w:left w:type="dxa" w:w="100"/>
+              <w:bottom w:type="dxa" w:w="60"/>
+              <w:right w:type="dxa" w:w="100"/>
+            </w:tcMar>
+          </w:tcPr>
+          <w:p>
+            <w:pPr>
+              <w:spacing w:after="0" w:line="240"/>
+              <w:jc w:val="left"/>
+            </w:pPr>
+            <w:r>
+              <w:rPr>
+                <w:rFonts w:ascii="Calibri" w:cs="Calibri" w:eastAsia="Calibri" w:hAnsi="Calibri"/>
+                <w:color w:val="000000"/>
+                <w:sz w:val="19"/>
+                <w:szCs w:val="19"/>
+              </w:rPr>
+              <w:t xml:space="preserve">E</w:t>
+            </w:r>
+          </w:p>
+        </w:tc>
+      </w:tr>
+      <w:tr>
+        <w:trPr>
+          <w:cantSplit/>
+        </w:trPr>
+        <w:tc>
+          <w:tcPr>
+            <w:tcW w:type="dxa" w:w="1100"/>
+            <w:tcMar>
+              <w:top w:type="dxa" w:w="60"/>
+              <w:left w:type="dxa" w:w="100"/>
+              <w:bottom w:type="dxa" w:w="60"/>
+              <w:right w:type="dxa" w:w="100"/>
+            </w:tcMar>
+          </w:tcPr>
+          <w:p>
+            <w:pPr>
+              <w:spacing w:after="0" w:line="240"/>
+              <w:jc w:val="left"/>
+            </w:pPr>
+            <w:r>
+              <w:rPr>
+                <w:rFonts w:ascii="Calibri" w:cs="Calibri" w:eastAsia="Calibri" w:hAnsi="Calibri"/>
+                <w:b/>
+                <w:bCs/>
+                <w:color w:val="000000"/>
+                <w:sz w:val="19"/>
+                <w:szCs w:val="19"/>
+              </w:rPr>
+              <w:t xml:space="preserve">RF31</w:t>
+            </w:r>
+          </w:p>
+        </w:tc>
+        <w:tc>
+          <w:tcPr>
+            <w:tcW w:type="dxa" w:w="7360"/>
+            <w:tcMar>
+              <w:top w:type="dxa" w:w="60"/>
+              <w:left w:type="dxa" w:w="100"/>
+              <w:bottom w:type="dxa" w:w="60"/>
+              <w:right w:type="dxa" w:w="100"/>
+            </w:tcMar>
+          </w:tcPr>
+          <w:p>
+            <w:pPr>
+              <w:spacing w:after="0" w:line="240"/>
+              <w:jc w:val="left"/>
+            </w:pPr>
+            <w:r>
+              <w:rPr>
+                <w:rFonts w:ascii="Calibri" w:cs="Calibri" w:eastAsia="Calibri" w:hAnsi="Calibri"/>
+                <w:color w:val="000000"/>
+                <w:sz w:val="19"/>
+                <w:szCs w:val="19"/>
+              </w:rPr>
+              <w:t xml:space="preserve">Reconectar sozinho após uma queda de conexão e retomar a partida do ponto em que parou</w:t>
+            </w:r>
+          </w:p>
+        </w:tc>
+        <w:tc>
+          <w:tcPr>
+            <w:tcW w:type="dxa" w:w="900"/>
+            <w:tcMar>
+              <w:top w:type="dxa" w:w="60"/>
+              <w:left w:type="dxa" w:w="100"/>
+              <w:bottom w:type="dxa" w:w="60"/>
+              <w:right w:type="dxa" w:w="100"/>
+            </w:tcMar>
+          </w:tcPr>
+          <w:p>
+            <w:pPr>
+              <w:spacing w:after="0" w:line="240"/>
+              <w:jc w:val="left"/>
+            </w:pPr>
+            <w:r>
+              <w:rPr>
+                <w:rFonts w:ascii="Calibri" w:cs="Calibri" w:eastAsia="Calibri" w:hAnsi="Calibri"/>
+                <w:color w:val="000000"/>
+                <w:sz w:val="19"/>
+                <w:szCs w:val="19"/>
+              </w:rPr>
+              <w:t xml:space="preserve">D</w:t>
+            </w:r>
+          </w:p>
+        </w:tc>
+      </w:tr>
+    </w:tbl>
+    <w:p>
+      <w:pPr>
+        <w:spacing w:after="0"/>
+      </w:pPr>
+    </w:p>
+    <w:p>
+      <w:pPr>
+        <w:pStyle w:val="Heading1"/>
+        <w:spacing w:after="100" w:before="220"/>
+      </w:pPr>
+      <w:r>
+        <w:rPr>
+          <w:rFonts w:ascii="Calibri" w:cs="Calibri" w:eastAsia="Calibri" w:hAnsi="Calibri"/>
+          <w:b/>
+          <w:bCs/>
+          <w:color w:val="1F3864"/>
+          <w:sz w:val="24"/>
+          <w:szCs w:val="24"/>
+        </w:rPr>
+        <w:t xml:space="preserve">11. Requisitos não funcionais</w:t>
+      </w:r>
+    </w:p>
+    <w:tbl>
+      <w:tblPr>
+        <w:tblW w:type="dxa" w:w="9360"/>
+        <w:tblBorders>
+          <w:top w:val="single" w:color="BFBFBF" w:sz="4"/>
+          <w:left w:val="single" w:color="BFBFBF" w:sz="4"/>
+          <w:bottom w:val="single" w:color="BFBFBF" w:sz="4"/>
+          <w:right w:val="single" w:color="BFBFBF" w:sz="4"/>
+          <w:insideH w:val="single" w:color="BFBFBF" w:sz="4"/>
+          <w:insideV w:val="single" w:color="BFBFBF" w:sz="4"/>
+        </w:tblBorders>
+      </w:tblPr>
+      <w:tblGrid>
+        <w:gridCol w:w="1100"/>
+        <w:gridCol w:w="1900"/>
+        <w:gridCol w:w="6360"/>
+      </w:tblGrid>
+      <w:tr>
+        <w:trPr>
+          <w:tblHeader/>
+        </w:trPr>
+        <w:tc>
+          <w:tcPr>
+            <w:tcW w:type="dxa" w:w="1100"/>
+            <w:shd w:fill="1F3864" w:color="auto" w:val="clear"/>
+            <w:tcMar>
+              <w:top w:type="dxa" w:w="60"/>
+              <w:left w:type="dxa" w:w="100"/>
+              <w:bottom w:type="dxa" w:w="60"/>
+              <w:right w:type="dxa" w:w="100"/>
+            </w:tcMar>
+          </w:tcPr>
+          <w:p>
+            <w:pPr>
+              <w:spacing w:after="0" w:line="240"/>
+              <w:jc w:val="left"/>
+            </w:pPr>
+            <w:r>
+              <w:rPr>
+                <w:rFonts w:ascii="Calibri" w:cs="Calibri" w:eastAsia="Calibri" w:hAnsi="Calibri"/>
+                <w:b/>
+                <w:bCs/>
+                <w:color w:val="FFFFFF"/>
+                <w:sz w:val="19"/>
+                <w:szCs w:val="19"/>
+              </w:rPr>
+              <w:t xml:space="preserve">Código</w:t>
+            </w:r>
+          </w:p>
+        </w:tc>
+        <w:tc>
+          <w:tcPr>
+            <w:tcW w:type="dxa" w:w="1900"/>
+            <w:shd w:fill="1F3864" w:color="auto" w:val="clear"/>
+            <w:tcMar>
+              <w:top w:type="dxa" w:w="60"/>
+              <w:left w:type="dxa" w:w="100"/>
+              <w:bottom w:type="dxa" w:w="60"/>
+              <w:right w:type="dxa" w:w="100"/>
+            </w:tcMar>
+          </w:tcPr>
+          <w:p>
+            <w:pPr>
+              <w:spacing w:after="0" w:line="240"/>
+              <w:jc w:val="left"/>
+            </w:pPr>
+            <w:r>
+              <w:rPr>
+                <w:rFonts w:ascii="Calibri" w:cs="Calibri" w:eastAsia="Calibri" w:hAnsi="Calibri"/>
+                <w:b/>
+                <w:bCs/>
+                <w:color w:val="FFFFFF"/>
+                <w:sz w:val="19"/>
+                <w:szCs w:val="19"/>
+              </w:rPr>
+              <w:t xml:space="preserve">Categoria</w:t>
+            </w:r>
+          </w:p>
+        </w:tc>
+        <w:tc>
+          <w:tcPr>
+            <w:tcW w:type="dxa" w:w="6360"/>
+            <w:shd w:fill="1F3864" w:color="auto" w:val="clear"/>
+            <w:tcMar>
+              <w:top w:type="dxa" w:w="60"/>
+              <w:left w:type="dxa" w:w="100"/>
+              <w:bottom w:type="dxa" w:w="60"/>
+              <w:right w:type="dxa" w:w="100"/>
+            </w:tcMar>
+          </w:tcPr>
+          <w:p>
+            <w:pPr>
+              <w:spacing w:after="0" w:line="240"/>
+              <w:jc w:val="left"/>
+            </w:pPr>
+            <w:r>
+              <w:rPr>
+                <w:rFonts w:ascii="Calibri" w:cs="Calibri" w:eastAsia="Calibri" w:hAnsi="Calibri"/>
+                <w:b/>
+                <w:bCs/>
+                <w:color w:val="FFFFFF"/>
+                <w:sz w:val="19"/>
+                <w:szCs w:val="19"/>
+              </w:rPr>
+              <w:t xml:space="preserve">Descrição</w:t>
+            </w:r>
+          </w:p>
+        </w:tc>
+      </w:tr>
+      <w:tr>
+        <w:trPr>
+          <w:cantSplit/>
+        </w:trPr>
+        <w:tc>
+          <w:tcPr>
+            <w:tcW w:type="dxa" w:w="1100"/>
+            <w:tcMar>
+              <w:top w:type="dxa" w:w="60"/>
+              <w:left w:type="dxa" w:w="100"/>
+              <w:bottom w:type="dxa" w:w="60"/>
+              <w:right w:type="dxa" w:w="100"/>
+            </w:tcMar>
+          </w:tcPr>
+          <w:p>
+            <w:pPr>
+              <w:spacing w:after="0" w:line="240"/>
+              <w:jc w:val="left"/>
+            </w:pPr>
+            <w:r>
+              <w:rPr>
+                <w:rFonts w:ascii="Calibri" w:cs="Calibri" w:eastAsia="Calibri" w:hAnsi="Calibri"/>
+                <w:b/>
+                <w:bCs/>
+                <w:color w:val="000000"/>
+                <w:sz w:val="19"/>
+                <w:szCs w:val="19"/>
+              </w:rPr>
+              <w:t xml:space="preserve">RNF01</w:t>
+            </w:r>
+          </w:p>
+        </w:tc>
+        <w:tc>
+          <w:tcPr>
+            <w:tcW w:type="dxa" w:w="1900"/>
+            <w:tcMar>
+              <w:top w:type="dxa" w:w="60"/>
+              <w:left w:type="dxa" w:w="100"/>
+              <w:bottom w:type="dxa" w:w="60"/>
+              <w:right w:type="dxa" w:w="100"/>
+            </w:tcMar>
+          </w:tcPr>
+          <w:p>
+            <w:pPr>
+              <w:spacing w:after="0" w:line="240"/>
+              <w:jc w:val="left"/>
+            </w:pPr>
+            <w:r>
+              <w:rPr>
+                <w:rFonts w:ascii="Calibri" w:cs="Calibri" w:eastAsia="Calibri" w:hAnsi="Calibri"/>
+                <w:color w:val="000000"/>
+                <w:sz w:val="19"/>
+                <w:szCs w:val="19"/>
+              </w:rPr>
+              <w:t xml:space="preserve">Desempenho</w:t>
+            </w:r>
+          </w:p>
+        </w:tc>
+        <w:tc>
+          <w:tcPr>
+            <w:tcW w:type="dxa" w:w="6360"/>
+            <w:tcMar>
+              <w:top w:type="dxa" w:w="60"/>
+              <w:left w:type="dxa" w:w="100"/>
+              <w:bottom w:type="dxa" w:w="60"/>
+              <w:right w:type="dxa" w:w="100"/>
+            </w:tcMar>
+          </w:tcPr>
+          <w:p>
+            <w:pPr>
+              <w:spacing w:after="0" w:line="240"/>
+              <w:jc w:val="left"/>
+            </w:pPr>
+            <w:r>
+              <w:rPr>
+                <w:rFonts w:ascii="Calibri" w:cs="Calibri" w:eastAsia="Calibri" w:hAnsi="Calibri"/>
+                <w:color w:val="000000"/>
+                <w:sz w:val="19"/>
+                <w:szCs w:val="19"/>
+              </w:rPr>
+              <w:t xml:space="preserve">Desenhar o tabuleiro a 60 quadros por segundo e atualizar o estado 60 vezes por segundo, em máquina de dois núcleos e 4 GB de memória</w:t>
+            </w:r>
+          </w:p>
+        </w:tc>
+      </w:tr>
+      <w:tr>
+        <w:trPr>
+          <w:cantSplit/>
+        </w:trPr>
+        <w:tc>
+          <w:tcPr>
+            <w:tcW w:type="dxa" w:w="1100"/>
+            <w:shd w:fill="F2F2F2" w:color="auto" w:val="clear"/>
+            <w:tcMar>
+              <w:top w:type="dxa" w:w="60"/>
+              <w:left w:type="dxa" w:w="100"/>
+              <w:bottom w:type="dxa" w:w="60"/>
+              <w:right w:type="dxa" w:w="100"/>
+            </w:tcMar>
+          </w:tcPr>
+          <w:p>
+            <w:pPr>
+              <w:spacing w:after="0" w:line="240"/>
+              <w:jc w:val="left"/>
+            </w:pPr>
+            <w:r>
+              <w:rPr>
+                <w:rFonts w:ascii="Calibri" w:cs="Calibri" w:eastAsia="Calibri" w:hAnsi="Calibri"/>
+                <w:b/>
+                <w:bCs/>
+                <w:color w:val="000000"/>
+                <w:sz w:val="19"/>
+                <w:szCs w:val="19"/>
+              </w:rPr>
+              <w:t xml:space="preserve">RNF02</w:t>
+            </w:r>
+          </w:p>
+        </w:tc>
+        <w:tc>
+          <w:tcPr>
+            <w:tcW w:type="dxa" w:w="1900"/>
+            <w:shd w:fill="F2F2F2" w:color="auto" w:val="clear"/>
+            <w:tcMar>
+              <w:top w:type="dxa" w:w="60"/>
+              <w:left w:type="dxa" w:w="100"/>
+              <w:bottom w:type="dxa" w:w="60"/>
+              <w:right w:type="dxa" w:w="100"/>
+            </w:tcMar>
+          </w:tcPr>
+          <w:p>
+            <w:pPr>
+              <w:spacing w:after="0" w:line="240"/>
+              <w:jc w:val="left"/>
+            </w:pPr>
+            <w:r>
+              <w:rPr>
+                <w:rFonts w:ascii="Calibri" w:cs="Calibri" w:eastAsia="Calibri" w:hAnsi="Calibri"/>
+                <w:color w:val="000000"/>
+                <w:sz w:val="19"/>
+                <w:szCs w:val="19"/>
+              </w:rPr>
+              <w:t xml:space="preserve">Desempenho</w:t>
+            </w:r>
+          </w:p>
+        </w:tc>
+        <w:tc>
+          <w:tcPr>
+            <w:tcW w:type="dxa" w:w="6360"/>
+            <w:shd w:fill="F2F2F2" w:color="auto" w:val="clear"/>
+            <w:tcMar>
+              <w:top w:type="dxa" w:w="60"/>
+              <w:left w:type="dxa" w:w="100"/>
+              <w:bottom w:type="dxa" w:w="60"/>
+              <w:right w:type="dxa" w:w="100"/>
+            </w:tcMar>
+          </w:tcPr>
+          <w:p>
+            <w:pPr>
+              <w:spacing w:after="0" w:line="240"/>
+              <w:jc w:val="left"/>
+            </w:pPr>
+            <w:r>
+              <w:rPr>
+                <w:rFonts w:ascii="Calibri" w:cs="Calibri" w:eastAsia="Calibri" w:hAnsi="Calibri"/>
+                <w:color w:val="000000"/>
+                <w:sz w:val="19"/>
+                <w:szCs w:val="19"/>
+              </w:rPr>
+              <w:t xml:space="preserve">Recalcular o centro de massa de forma incremental, em tempo constante por bloco alterado</w:t>
+            </w:r>
+          </w:p>
+        </w:tc>
+      </w:tr>
+      <w:tr>
+        <w:trPr>
+          <w:cantSplit/>
+        </w:trPr>
+        <w:tc>
+          <w:tcPr>
+            <w:tcW w:type="dxa" w:w="1100"/>
+            <w:tcMar>
+              <w:top w:type="dxa" w:w="60"/>
+              <w:left w:type="dxa" w:w="100"/>
+              <w:bottom w:type="dxa" w:w="60"/>
+              <w:right w:type="dxa" w:w="100"/>
+            </w:tcMar>
+          </w:tcPr>
+          <w:p>
+            <w:pPr>
+              <w:spacing w:after="0" w:line="240"/>
+              <w:jc w:val="left"/>
+            </w:pPr>
+            <w:r>
+              <w:rPr>
+                <w:rFonts w:ascii="Calibri" w:cs="Calibri" w:eastAsia="Calibri" w:hAnsi="Calibri"/>
+                <w:b/>
+                <w:bCs/>
+                <w:color w:val="000000"/>
+                <w:sz w:val="19"/>
+                <w:szCs w:val="19"/>
+              </w:rPr>
+              <w:t xml:space="preserve">RNF03</w:t>
+            </w:r>
+          </w:p>
+        </w:tc>
+        <w:tc>
+          <w:tcPr>
+            <w:tcW w:type="dxa" w:w="1900"/>
+            <w:tcMar>
+              <w:top w:type="dxa" w:w="60"/>
+              <w:left w:type="dxa" w:w="100"/>
+              <w:bottom w:type="dxa" w:w="60"/>
+              <w:right w:type="dxa" w:w="100"/>
+            </w:tcMar>
+          </w:tcPr>
+          <w:p>
+            <w:pPr>
+              <w:spacing w:after="0" w:line="240"/>
+              <w:jc w:val="left"/>
+            </w:pPr>
+            <w:r>
+              <w:rPr>
+                <w:rFonts w:ascii="Calibri" w:cs="Calibri" w:eastAsia="Calibri" w:hAnsi="Calibri"/>
+                <w:color w:val="000000"/>
+                <w:sz w:val="19"/>
+                <w:szCs w:val="19"/>
+              </w:rPr>
+              <w:t xml:space="preserve">Desempenho</w:t>
+            </w:r>
+          </w:p>
+        </w:tc>
+        <w:tc>
+          <w:tcPr>
+            <w:tcW w:type="dxa" w:w="6360"/>
+            <w:tcMar>
+              <w:top w:type="dxa" w:w="60"/>
+              <w:left w:type="dxa" w:w="100"/>
+              <w:bottom w:type="dxa" w:w="60"/>
+              <w:right w:type="dxa" w:w="100"/>
+            </w:tcMar>
+          </w:tcPr>
+          <w:p>
+            <w:pPr>
+              <w:spacing w:after="0" w:line="240"/>
+              <w:jc w:val="left"/>
+            </w:pPr>
+            <w:r>
+              <w:rPr>
+                <w:rFonts w:ascii="Calibri" w:cs="Calibri" w:eastAsia="Calibri" w:hAnsi="Calibri"/>
+                <w:color w:val="000000"/>
+                <w:sz w:val="19"/>
+                <w:szCs w:val="19"/>
+              </w:rPr>
+              <w:t xml:space="preserve">No máximo 50 ms entre o pressionamento de uma tecla e a resposta visual</w:t>
+            </w:r>
+          </w:p>
+        </w:tc>
+      </w:tr>
+      <w:tr>
+        <w:trPr>
+          <w:cantSplit/>
+        </w:trPr>
+        <w:tc>
+          <w:tcPr>
+            <w:tcW w:type="dxa" w:w="1100"/>
+            <w:shd w:fill="F2F2F2" w:color="auto" w:val="clear"/>
+            <w:tcMar>
+              <w:top w:type="dxa" w:w="60"/>
+              <w:left w:type="dxa" w:w="100"/>
+              <w:bottom w:type="dxa" w:w="60"/>
+              <w:right w:type="dxa" w:w="100"/>
+            </w:tcMar>
+          </w:tcPr>
+          <w:p>
+            <w:pPr>
+              <w:spacing w:after="0" w:line="240"/>
+              <w:jc w:val="left"/>
+            </w:pPr>
+            <w:r>
+              <w:rPr>
+                <w:rFonts w:ascii="Calibri" w:cs="Calibri" w:eastAsia="Calibri" w:hAnsi="Calibri"/>
+                <w:b/>
+                <w:bCs/>
+                <w:color w:val="000000"/>
+                <w:sz w:val="19"/>
+                <w:szCs w:val="19"/>
+              </w:rPr>
+              <w:t xml:space="preserve">RNF04</w:t>
+            </w:r>
+          </w:p>
+        </w:tc>
+        <w:tc>
+          <w:tcPr>
+            <w:tcW w:type="dxa" w:w="1900"/>
+            <w:shd w:fill="F2F2F2" w:color="auto" w:val="clear"/>
+            <w:tcMar>
+              <w:top w:type="dxa" w:w="60"/>
+              <w:left w:type="dxa" w:w="100"/>
+              <w:bottom w:type="dxa" w:w="60"/>
+              <w:right w:type="dxa" w:w="100"/>
+            </w:tcMar>
+          </w:tcPr>
+          <w:p>
+            <w:pPr>
+              <w:spacing w:after="0" w:line="240"/>
+              <w:jc w:val="left"/>
+            </w:pPr>
+            <w:r>
+              <w:rPr>
+                <w:rFonts w:ascii="Calibri" w:cs="Calibri" w:eastAsia="Calibri" w:hAnsi="Calibri"/>
+                <w:color w:val="000000"/>
+                <w:sz w:val="19"/>
+                <w:szCs w:val="19"/>
+              </w:rPr>
+              <w:t xml:space="preserve">Portabilidade</w:t>
+            </w:r>
+          </w:p>
+        </w:tc>
+        <w:tc>
+          <w:tcPr>
+            <w:tcW w:type="dxa" w:w="6360"/>
+            <w:shd w:fill="F2F2F2" w:color="auto" w:val="clear"/>
+            <w:tcMar>
+              <w:top w:type="dxa" w:w="60"/>
+              <w:left w:type="dxa" w:w="100"/>
+              <w:bottom w:type="dxa" w:w="60"/>
+              <w:right w:type="dxa" w:w="100"/>
+            </w:tcMar>
+          </w:tcPr>
+          <w:p>
+            <w:pPr>
+              <w:spacing w:after="0" w:line="240"/>
+              <w:jc w:val="left"/>
+            </w:pPr>
+            <w:r>
+              <w:rPr>
+                <w:rFonts w:ascii="Calibri" w:cs="Calibri" w:eastAsia="Calibri" w:hAnsi="Calibri"/>
+                <w:color w:val="000000"/>
+                <w:sz w:val="19"/>
+                <w:szCs w:val="19"/>
+              </w:rPr>
+              <w:t xml:space="preserve">Rodar em Windows, Linux e macOS exigindo do jogador apenas Java 17 e um navegador atual</w:t>
+            </w:r>
+          </w:p>
+        </w:tc>
+      </w:tr>
+      <w:tr>
+        <w:trPr>
+          <w:cantSplit/>
+        </w:trPr>
+        <w:tc>
+          <w:tcPr>
+            <w:tcW w:type="dxa" w:w="1100"/>
+            <w:tcMar>
+              <w:top w:type="dxa" w:w="60"/>
+              <w:left w:type="dxa" w:w="100"/>
+              <w:bottom w:type="dxa" w:w="60"/>
+              <w:right w:type="dxa" w:w="100"/>
+            </w:tcMar>
+          </w:tcPr>
+          <w:p>
+            <w:pPr>
+              <w:spacing w:after="0" w:line="240"/>
+              <w:jc w:val="left"/>
+            </w:pPr>
+            <w:r>
+              <w:rPr>
+                <w:rFonts w:ascii="Calibri" w:cs="Calibri" w:eastAsia="Calibri" w:hAnsi="Calibri"/>
+                <w:b/>
+                <w:bCs/>
+                <w:color w:val="000000"/>
+                <w:sz w:val="19"/>
+                <w:szCs w:val="19"/>
+              </w:rPr>
+              <w:t xml:space="preserve">RNF05</w:t>
+            </w:r>
+          </w:p>
+        </w:tc>
+        <w:tc>
+          <w:tcPr>
+            <w:tcW w:type="dxa" w:w="1900"/>
+            <w:tcMar>
+              <w:top w:type="dxa" w:w="60"/>
+              <w:left w:type="dxa" w:w="100"/>
+              <w:bottom w:type="dxa" w:w="60"/>
+              <w:right w:type="dxa" w:w="100"/>
+            </w:tcMar>
+          </w:tcPr>
+          <w:p>
+            <w:pPr>
+              <w:spacing w:after="0" w:line="240"/>
+              <w:jc w:val="left"/>
+            </w:pPr>
+            <w:r>
+              <w:rPr>
+                <w:rFonts w:ascii="Calibri" w:cs="Calibri" w:eastAsia="Calibri" w:hAnsi="Calibri"/>
+                <w:color w:val="000000"/>
+                <w:sz w:val="19"/>
+                <w:szCs w:val="19"/>
+              </w:rPr>
+              <w:t xml:space="preserve">Usabilidade</w:t>
+            </w:r>
+          </w:p>
+        </w:tc>
+        <w:tc>
+          <w:tcPr>
+            <w:tcW w:type="dxa" w:w="6360"/>
+            <w:tcMar>
+              <w:top w:type="dxa" w:w="60"/>
+              <w:left w:type="dxa" w:w="100"/>
+              <w:bottom w:type="dxa" w:w="60"/>
+              <w:right w:type="dxa" w:w="100"/>
+            </w:tcMar>
+          </w:tcPr>
+          <w:p>
+            <w:pPr>
+              <w:spacing w:after="0" w:line="240"/>
+              <w:jc w:val="left"/>
+            </w:pPr>
+            <w:r>
+              <w:rPr>
+                <w:rFonts w:ascii="Calibri" w:cs="Calibri" w:eastAsia="Calibri" w:hAnsi="Calibri"/>
+                <w:color w:val="000000"/>
+                <w:sz w:val="19"/>
+                <w:szCs w:val="19"/>
+              </w:rPr>
+              <w:t xml:space="preserve">Comandos aprendidos sem manual, com legenda visível na tela de jogo</w:t>
+            </w:r>
+          </w:p>
+        </w:tc>
+      </w:tr>
+      <w:tr>
+        <w:trPr>
+          <w:cantSplit/>
+        </w:trPr>
+        <w:tc>
+          <w:tcPr>
+            <w:tcW w:type="dxa" w:w="1100"/>
+            <w:shd w:fill="F2F2F2" w:color="auto" w:val="clear"/>
+            <w:tcMar>
+              <w:top w:type="dxa" w:w="60"/>
+              <w:left w:type="dxa" w:w="100"/>
+              <w:bottom w:type="dxa" w:w="60"/>
+              <w:right w:type="dxa" w:w="100"/>
+            </w:tcMar>
+          </w:tcPr>
+          <w:p>
+            <w:pPr>
+              <w:spacing w:after="0" w:line="240"/>
+              <w:jc w:val="left"/>
+            </w:pPr>
+            <w:r>
+              <w:rPr>
+                <w:rFonts w:ascii="Calibri" w:cs="Calibri" w:eastAsia="Calibri" w:hAnsi="Calibri"/>
+                <w:b/>
+                <w:bCs/>
+                <w:color w:val="000000"/>
+                <w:sz w:val="19"/>
+                <w:szCs w:val="19"/>
+              </w:rPr>
+              <w:t xml:space="preserve">RNF06</w:t>
+            </w:r>
+          </w:p>
+        </w:tc>
+        <w:tc>
+          <w:tcPr>
+            <w:tcW w:type="dxa" w:w="1900"/>
+            <w:shd w:fill="F2F2F2" w:color="auto" w:val="clear"/>
+            <w:tcMar>
+              <w:top w:type="dxa" w:w="60"/>
+              <w:left w:type="dxa" w:w="100"/>
+              <w:bottom w:type="dxa" w:w="60"/>
+              <w:right w:type="dxa" w:w="100"/>
+            </w:tcMar>
+          </w:tcPr>
+          <w:p>
+            <w:pPr>
+              <w:spacing w:after="0" w:line="240"/>
+              <w:jc w:val="left"/>
+            </w:pPr>
+            <w:r>
+              <w:rPr>
+                <w:rFonts w:ascii="Calibri" w:cs="Calibri" w:eastAsia="Calibri" w:hAnsi="Calibri"/>
+                <w:color w:val="000000"/>
+                <w:sz w:val="19"/>
+                <w:szCs w:val="19"/>
+              </w:rPr>
+              <w:t xml:space="preserve">Usabilidade</w:t>
+            </w:r>
+          </w:p>
+        </w:tc>
+        <w:tc>
+          <w:tcPr>
+            <w:tcW w:type="dxa" w:w="6360"/>
+            <w:shd w:fill="F2F2F2" w:color="auto" w:val="clear"/>
+            <w:tcMar>
+              <w:top w:type="dxa" w:w="60"/>
+              <w:left w:type="dxa" w:w="100"/>
+              <w:bottom w:type="dxa" w:w="60"/>
+              <w:right w:type="dxa" w:w="100"/>
+            </w:tcMar>
+          </w:tcPr>
+          <w:p>
+            <w:pPr>
+              <w:spacing w:after="0" w:line="240"/>
+              <w:jc w:val="left"/>
+            </w:pPr>
+            <w:r>
+              <w:rPr>
+                <w:rFonts w:ascii="Calibri" w:cs="Calibri" w:eastAsia="Calibri" w:hAnsi="Calibri"/>
+                <w:color w:val="000000"/>
+                <w:sz w:val="19"/>
+                <w:szCs w:val="19"/>
+              </w:rPr>
+              <w:t xml:space="preserve">Materiais distinguíveis também por textura, atendendo jogadores com daltonismo</w:t>
+            </w:r>
+          </w:p>
+        </w:tc>
+      </w:tr>
+      <w:tr>
+        <w:trPr>
+          <w:cantSplit/>
+        </w:trPr>
+        <w:tc>
+          <w:tcPr>
+            <w:tcW w:type="dxa" w:w="1100"/>
+            <w:tcMar>
+              <w:top w:type="dxa" w:w="60"/>
+              <w:left w:type="dxa" w:w="100"/>
+              <w:bottom w:type="dxa" w:w="60"/>
+              <w:right w:type="dxa" w:w="100"/>
+            </w:tcMar>
+          </w:tcPr>
+          <w:p>
+            <w:pPr>
+              <w:spacing w:after="0" w:line="240"/>
+              <w:jc w:val="left"/>
+            </w:pPr>
+            <w:r>
+              <w:rPr>
+                <w:rFonts w:ascii="Calibri" w:cs="Calibri" w:eastAsia="Calibri" w:hAnsi="Calibri"/>
+                <w:b/>
+                <w:bCs/>
+                <w:color w:val="000000"/>
+                <w:sz w:val="19"/>
+                <w:szCs w:val="19"/>
+              </w:rPr>
+              <w:t xml:space="preserve">RNF07</w:t>
+            </w:r>
+          </w:p>
+        </w:tc>
+        <w:tc>
+          <w:tcPr>
+            <w:tcW w:type="dxa" w:w="1900"/>
+            <w:tcMar>
+              <w:top w:type="dxa" w:w="60"/>
+              <w:left w:type="dxa" w:w="100"/>
+              <w:bottom w:type="dxa" w:w="60"/>
+              <w:right w:type="dxa" w:w="100"/>
+            </w:tcMar>
+          </w:tcPr>
+          <w:p>
+            <w:pPr>
+              <w:spacing w:after="0" w:line="240"/>
+              <w:jc w:val="left"/>
+            </w:pPr>
+            <w:r>
+              <w:rPr>
+                <w:rFonts w:ascii="Calibri" w:cs="Calibri" w:eastAsia="Calibri" w:hAnsi="Calibri"/>
+                <w:color w:val="000000"/>
+                <w:sz w:val="19"/>
+                <w:szCs w:val="19"/>
+              </w:rPr>
+              <w:t xml:space="preserve">Manutenibilidade</w:t>
+            </w:r>
+          </w:p>
+        </w:tc>
+        <w:tc>
+          <w:tcPr>
+            <w:tcW w:type="dxa" w:w="6360"/>
+            <w:tcMar>
+              <w:top w:type="dxa" w:w="60"/>
+              <w:left w:type="dxa" w:w="100"/>
+              <w:bottom w:type="dxa" w:w="60"/>
+              <w:right w:type="dxa" w:w="100"/>
+            </w:tcMar>
+          </w:tcPr>
+          <w:p>
+            <w:pPr>
+              <w:spacing w:after="0" w:line="240"/>
+              <w:jc w:val="left"/>
+            </w:pPr>
+            <w:r>
+              <w:rPr>
+                <w:rFonts w:ascii="Calibri" w:cs="Calibri" w:eastAsia="Calibri" w:hAnsi="Calibri"/>
+                <w:color w:val="000000"/>
+                <w:sz w:val="19"/>
+                <w:szCs w:val="19"/>
+              </w:rPr>
+              <w:t xml:space="preserve">Javadoc completo nas classes e métodos públicos do backend; TSDoc nos tipos exportados do frontend</w:t>
+            </w:r>
+          </w:p>
+        </w:tc>
+      </w:tr>
+      <w:tr>
+        <w:trPr>
+          <w:cantSplit/>
+        </w:trPr>
+        <w:tc>
+          <w:tcPr>
+            <w:tcW w:type="dxa" w:w="1100"/>
+            <w:shd w:fill="F2F2F2" w:color="auto" w:val="clear"/>
+            <w:tcMar>
+              <w:top w:type="dxa" w:w="60"/>
+              <w:left w:type="dxa" w:w="100"/>
+              <w:bottom w:type="dxa" w:w="60"/>
+              <w:right w:type="dxa" w:w="100"/>
+            </w:tcMar>
+          </w:tcPr>
+          <w:p>
+            <w:pPr>
+              <w:spacing w:after="0" w:line="240"/>
+              <w:jc w:val="left"/>
+            </w:pPr>
+            <w:r>
+              <w:rPr>
+                <w:rFonts w:ascii="Calibri" w:cs="Calibri" w:eastAsia="Calibri" w:hAnsi="Calibri"/>
+                <w:b/>
+                <w:bCs/>
+                <w:color w:val="000000"/>
+                <w:sz w:val="19"/>
+                <w:szCs w:val="19"/>
+              </w:rPr>
+              <w:t xml:space="preserve">RNF08</w:t>
+            </w:r>
+          </w:p>
+        </w:tc>
+        <w:tc>
+          <w:tcPr>
+            <w:tcW w:type="dxa" w:w="1900"/>
+            <w:shd w:fill="F2F2F2" w:color="auto" w:val="clear"/>
+            <w:tcMar>
+              <w:top w:type="dxa" w:w="60"/>
+              <w:left w:type="dxa" w:w="100"/>
+              <w:bottom w:type="dxa" w:w="60"/>
+              <w:right w:type="dxa" w:w="100"/>
+            </w:tcMar>
+          </w:tcPr>
+          <w:p>
+            <w:pPr>
+              <w:spacing w:after="0" w:line="240"/>
+              <w:jc w:val="left"/>
+            </w:pPr>
+            <w:r>
+              <w:rPr>
+                <w:rFonts w:ascii="Calibri" w:cs="Calibri" w:eastAsia="Calibri" w:hAnsi="Calibri"/>
+                <w:color w:val="000000"/>
+                <w:sz w:val="19"/>
+                <w:szCs w:val="19"/>
+              </w:rPr>
+              <w:t xml:space="preserve">Manutenibilidade</w:t>
+            </w:r>
+          </w:p>
+        </w:tc>
+        <w:tc>
+          <w:tcPr>
+            <w:tcW w:type="dxa" w:w="6360"/>
+            <w:shd w:fill="F2F2F2" w:color="auto" w:val="clear"/>
+            <w:tcMar>
+              <w:top w:type="dxa" w:w="60"/>
+              <w:left w:type="dxa" w:w="100"/>
+              <w:bottom w:type="dxa" w:w="60"/>
+              <w:right w:type="dxa" w:w="100"/>
+            </w:tcMar>
+          </w:tcPr>
+          <w:p>
+            <w:pPr>
+              <w:spacing w:after="0" w:line="240"/>
+              <w:jc w:val="left"/>
+            </w:pPr>
+            <w:r>
+              <w:rPr>
+                <w:rFonts w:ascii="Calibri" w:cs="Calibri" w:eastAsia="Calibri" w:hAnsi="Calibri"/>
+                <w:color w:val="000000"/>
+                <w:sz w:val="19"/>
+                <w:szCs w:val="19"/>
+              </w:rPr>
+              <w:t xml:space="preserve">Regras do jogo inteiramente no modelo, sem dependência de servidor, JSON ou classes gráficas</w:t>
+            </w:r>
+          </w:p>
+        </w:tc>
+      </w:tr>
+      <w:tr>
+        <w:trPr>
+          <w:cantSplit/>
+        </w:trPr>
+        <w:tc>
+          <w:tcPr>
+            <w:tcW w:type="dxa" w:w="1100"/>
+            <w:tcMar>
+              <w:top w:type="dxa" w:w="60"/>
+              <w:left w:type="dxa" w:w="100"/>
+              <w:bottom w:type="dxa" w:w="60"/>
+              <w:right w:type="dxa" w:w="100"/>
+            </w:tcMar>
+          </w:tcPr>
+          <w:p>
+            <w:pPr>
+              <w:spacing w:after="0" w:line="240"/>
+              <w:jc w:val="left"/>
+            </w:pPr>
+            <w:r>
+              <w:rPr>
+                <w:rFonts w:ascii="Calibri" w:cs="Calibri" w:eastAsia="Calibri" w:hAnsi="Calibri"/>
+                <w:b/>
+                <w:bCs/>
+                <w:color w:val="000000"/>
+                <w:sz w:val="19"/>
+                <w:szCs w:val="19"/>
+              </w:rPr>
+              <w:t xml:space="preserve">RNF09</w:t>
+            </w:r>
+          </w:p>
+        </w:tc>
+        <w:tc>
+          <w:tcPr>
+            <w:tcW w:type="dxa" w:w="1900"/>
+            <w:tcMar>
+              <w:top w:type="dxa" w:w="60"/>
+              <w:left w:type="dxa" w:w="100"/>
+              <w:bottom w:type="dxa" w:w="60"/>
+              <w:right w:type="dxa" w:w="100"/>
+            </w:tcMar>
+          </w:tcPr>
+          <w:p>
+            <w:pPr>
+              <w:spacing w:after="0" w:line="240"/>
+              <w:jc w:val="left"/>
+            </w:pPr>
+            <w:r>
+              <w:rPr>
+                <w:rFonts w:ascii="Calibri" w:cs="Calibri" w:eastAsia="Calibri" w:hAnsi="Calibri"/>
+                <w:color w:val="000000"/>
+                <w:sz w:val="19"/>
+                <w:szCs w:val="19"/>
+              </w:rPr>
+              <w:t xml:space="preserve">Manutenibilidade</w:t>
+            </w:r>
+          </w:p>
+        </w:tc>
+        <w:tc>
+          <w:tcPr>
+            <w:tcW w:type="dxa" w:w="6360"/>
+            <w:tcMar>
+              <w:top w:type="dxa" w:w="60"/>
+              <w:left w:type="dxa" w:w="100"/>
+              <w:bottom w:type="dxa" w:w="60"/>
+              <w:right w:type="dxa" w:w="100"/>
+            </w:tcMar>
+          </w:tcPr>
+          <w:p>
+            <w:pPr>
+              <w:spacing w:after="0" w:line="240"/>
+              <w:jc w:val="left"/>
+            </w:pPr>
+            <w:r>
+              <w:rPr>
+                <w:rFonts w:ascii="Calibri" w:cs="Calibri" w:eastAsia="Calibri" w:hAnsi="Calibri"/>
+                <w:color w:val="000000"/>
+                <w:sz w:val="19"/>
+                <w:szCs w:val="19"/>
+              </w:rPr>
+              <w:t xml:space="preserve">Métodos com até 40 linhas, classes Java com até 400 e componentes Svelte com até 200</w:t>
+            </w:r>
+          </w:p>
+        </w:tc>
+      </w:tr>
+      <w:tr>
+        <w:trPr>
+          <w:cantSplit/>
+        </w:trPr>
+        <w:tc>
+          <w:tcPr>
+            <w:tcW w:type="dxa" w:w="1100"/>
+            <w:shd w:fill="F2F2F2" w:color="auto" w:val="clear"/>
+            <w:tcMar>
+              <w:top w:type="dxa" w:w="60"/>
+              <w:left w:type="dxa" w:w="100"/>
+              <w:bottom w:type="dxa" w:w="60"/>
+              <w:right w:type="dxa" w:w="100"/>
+            </w:tcMar>
+          </w:tcPr>
+          <w:p>
+            <w:pPr>
+              <w:spacing w:after="0" w:line="240"/>
+              <w:jc w:val="left"/>
+            </w:pPr>
+            <w:r>
+              <w:rPr>
+                <w:rFonts w:ascii="Calibri" w:cs="Calibri" w:eastAsia="Calibri" w:hAnsi="Calibri"/>
+                <w:b/>
+                <w:bCs/>
+                <w:color w:val="000000"/>
+                <w:sz w:val="19"/>
+                <w:szCs w:val="19"/>
+              </w:rPr>
+              <w:t xml:space="preserve">RNF10</w:t>
+            </w:r>
+          </w:p>
+        </w:tc>
+        <w:tc>
+          <w:tcPr>
+            <w:tcW w:type="dxa" w:w="1900"/>
+            <w:shd w:fill="F2F2F2" w:color="auto" w:val="clear"/>
+            <w:tcMar>
+              <w:top w:type="dxa" w:w="60"/>
+              <w:left w:type="dxa" w:w="100"/>
+              <w:bottom w:type="dxa" w:w="60"/>
+              <w:right w:type="dxa" w:w="100"/>
+            </w:tcMar>
+          </w:tcPr>
+          <w:p>
+            <w:pPr>
+              <w:spacing w:after="0" w:line="240"/>
+              <w:jc w:val="left"/>
+            </w:pPr>
+            <w:r>
+              <w:rPr>
+                <w:rFonts w:ascii="Calibri" w:cs="Calibri" w:eastAsia="Calibri" w:hAnsi="Calibri"/>
+                <w:color w:val="000000"/>
+                <w:sz w:val="19"/>
+                <w:szCs w:val="19"/>
+              </w:rPr>
+              <w:t xml:space="preserve">Confiabilidade</w:t>
+            </w:r>
+          </w:p>
+        </w:tc>
+        <w:tc>
+          <w:tcPr>
+            <w:tcW w:type="dxa" w:w="6360"/>
+            <w:shd w:fill="F2F2F2" w:color="auto" w:val="clear"/>
+            <w:tcMar>
+              <w:top w:type="dxa" w:w="60"/>
+              <w:left w:type="dxa" w:w="100"/>
+              <w:bottom w:type="dxa" w:w="60"/>
+              <w:right w:type="dxa" w:w="100"/>
+            </w:tcMar>
+          </w:tcPr>
+          <w:p>
+            <w:pPr>
+              <w:spacing w:after="0" w:line="240"/>
+              <w:jc w:val="left"/>
+            </w:pPr>
+            <w:r>
+              <w:rPr>
+                <w:rFonts w:ascii="Calibri" w:cs="Calibri" w:eastAsia="Calibri" w:hAnsi="Calibri"/>
+                <w:color w:val="000000"/>
+                <w:sz w:val="19"/>
+                <w:szCs w:val="19"/>
+              </w:rPr>
+              <w:t xml:space="preserve">Testes automatizados para colisão, rotação, eliminação de linhas, centro de massa e protocolo</w:t>
+            </w:r>
+          </w:p>
+        </w:tc>
+      </w:tr>
+      <w:tr>
+        <w:trPr>
+          <w:cantSplit/>
+        </w:trPr>
+        <w:tc>
+          <w:tcPr>
+            <w:tcW w:type="dxa" w:w="1100"/>
+            <w:tcMar>
+              <w:top w:type="dxa" w:w="60"/>
+              <w:left w:type="dxa" w:w="100"/>
+              <w:bottom w:type="dxa" w:w="60"/>
+              <w:right w:type="dxa" w:w="100"/>
+            </w:tcMar>
+          </w:tcPr>
+          <w:p>
+            <w:pPr>
+              <w:spacing w:after="0" w:line="240"/>
+              <w:jc w:val="left"/>
+            </w:pPr>
+            <w:r>
+              <w:rPr>
+                <w:rFonts w:ascii="Calibri" w:cs="Calibri" w:eastAsia="Calibri" w:hAnsi="Calibri"/>
+                <w:b/>
+                <w:bCs/>
+                <w:color w:val="000000"/>
+                <w:sz w:val="19"/>
+                <w:szCs w:val="19"/>
+              </w:rPr>
+              <w:t xml:space="preserve">RNF11</w:t>
+            </w:r>
+          </w:p>
+        </w:tc>
+        <w:tc>
+          <w:tcPr>
+            <w:tcW w:type="dxa" w:w="1900"/>
+            <w:tcMar>
+              <w:top w:type="dxa" w:w="60"/>
+              <w:left w:type="dxa" w:w="100"/>
+              <w:bottom w:type="dxa" w:w="60"/>
+              <w:right w:type="dxa" w:w="100"/>
+            </w:tcMar>
+          </w:tcPr>
+          <w:p>
+            <w:pPr>
+              <w:spacing w:after="0" w:line="240"/>
+              <w:jc w:val="left"/>
+            </w:pPr>
+            <w:r>
+              <w:rPr>
+                <w:rFonts w:ascii="Calibri" w:cs="Calibri" w:eastAsia="Calibri" w:hAnsi="Calibri"/>
+                <w:color w:val="000000"/>
+                <w:sz w:val="19"/>
+                <w:szCs w:val="19"/>
+              </w:rPr>
+              <w:t xml:space="preserve">Confiabilidade</w:t>
+            </w:r>
+          </w:p>
+        </w:tc>
+        <w:tc>
+          <w:tcPr>
+            <w:tcW w:type="dxa" w:w="6360"/>
+            <w:tcMar>
+              <w:top w:type="dxa" w:w="60"/>
+              <w:left w:type="dxa" w:w="100"/>
+              <w:bottom w:type="dxa" w:w="60"/>
+              <w:right w:type="dxa" w:w="100"/>
+            </w:tcMar>
+          </w:tcPr>
+          <w:p>
+            <w:pPr>
+              <w:spacing w:after="0" w:line="240"/>
+              <w:jc w:val="left"/>
+            </w:pPr>
+            <w:r>
+              <w:rPr>
+                <w:rFonts w:ascii="Calibri" w:cs="Calibri" w:eastAsia="Calibri" w:hAnsi="Calibri"/>
+                <w:color w:val="000000"/>
+                <w:sz w:val="19"/>
+                <w:szCs w:val="19"/>
+              </w:rPr>
+              <w:t xml:space="preserve">Falha na leitura de ranking ou configuração não impede o jogo; valores padrão são usados</w:t>
+            </w:r>
+          </w:p>
+        </w:tc>
+      </w:tr>
+      <w:tr>
+        <w:trPr>
+          <w:cantSplit/>
+        </w:trPr>
+        <w:tc>
+          <w:tcPr>
+            <w:tcW w:type="dxa" w:w="1100"/>
+            <w:shd w:fill="F2F2F2" w:color="auto" w:val="clear"/>
+            <w:tcMar>
+              <w:top w:type="dxa" w:w="60"/>
+              <w:left w:type="dxa" w:w="100"/>
+              <w:bottom w:type="dxa" w:w="60"/>
+              <w:right w:type="dxa" w:w="100"/>
+            </w:tcMar>
+          </w:tcPr>
+          <w:p>
+            <w:pPr>
+              <w:spacing w:after="0" w:line="240"/>
+              <w:jc w:val="left"/>
+            </w:pPr>
+            <w:r>
+              <w:rPr>
+                <w:rFonts w:ascii="Calibri" w:cs="Calibri" w:eastAsia="Calibri" w:hAnsi="Calibri"/>
+                <w:b/>
+                <w:bCs/>
+                <w:color w:val="000000"/>
+                <w:sz w:val="19"/>
+                <w:szCs w:val="19"/>
+              </w:rPr>
+              <w:t xml:space="preserve">RNF12</w:t>
+            </w:r>
+          </w:p>
+        </w:tc>
+        <w:tc>
+          <w:tcPr>
+            <w:tcW w:type="dxa" w:w="1900"/>
+            <w:shd w:fill="F2F2F2" w:color="auto" w:val="clear"/>
+            <w:tcMar>
+              <w:top w:type="dxa" w:w="60"/>
+              <w:left w:type="dxa" w:w="100"/>
+              <w:bottom w:type="dxa" w:w="60"/>
+              <w:right w:type="dxa" w:w="100"/>
+            </w:tcMar>
+          </w:tcPr>
+          <w:p>
+            <w:pPr>
+              <w:spacing w:after="0" w:line="240"/>
+              <w:jc w:val="left"/>
+            </w:pPr>
+            <w:r>
+              <w:rPr>
+                <w:rFonts w:ascii="Calibri" w:cs="Calibri" w:eastAsia="Calibri" w:hAnsi="Calibri"/>
+                <w:color w:val="000000"/>
+                <w:sz w:val="19"/>
+                <w:szCs w:val="19"/>
+              </w:rPr>
+              <w:t xml:space="preserve">Segurança</w:t>
+            </w:r>
+          </w:p>
+        </w:tc>
+        <w:tc>
+          <w:tcPr>
+            <w:tcW w:type="dxa" w:w="6360"/>
+            <w:shd w:fill="F2F2F2" w:color="auto" w:val="clear"/>
+            <w:tcMar>
+              <w:top w:type="dxa" w:w="60"/>
+              <w:left w:type="dxa" w:w="100"/>
+              <w:bottom w:type="dxa" w:w="60"/>
+              <w:right w:type="dxa" w:w="100"/>
+            </w:tcMar>
+          </w:tcPr>
+          <w:p>
+            <w:pPr>
+              <w:spacing w:after="0" w:line="240"/>
+              <w:jc w:val="left"/>
+            </w:pPr>
+            <w:r>
+              <w:rPr>
+                <w:rFonts w:ascii="Calibri" w:cs="Calibri" w:eastAsia="Calibri" w:hAnsi="Calibri"/>
+                <w:color w:val="000000"/>
+                <w:sz w:val="19"/>
+                <w:szCs w:val="19"/>
+              </w:rPr>
+              <w:t xml:space="preserve">Arquivos de dados validados na leitura; conteúdo malformado é rejeitado e registrado em log</w:t>
+            </w:r>
+          </w:p>
+        </w:tc>
+      </w:tr>
+      <w:tr>
+        <w:trPr>
+          <w:cantSplit/>
+        </w:trPr>
+        <w:tc>
+          <w:tcPr>
+            <w:tcW w:type="dxa" w:w="1100"/>
+            <w:tcMar>
+              <w:top w:type="dxa" w:w="60"/>
+              <w:left w:type="dxa" w:w="100"/>
+              <w:bottom w:type="dxa" w:w="60"/>
+              <w:right w:type="dxa" w:w="100"/>
+            </w:tcMar>
+          </w:tcPr>
+          <w:p>
+            <w:pPr>
+              <w:spacing w:after="0" w:line="240"/>
+              <w:jc w:val="left"/>
+            </w:pPr>
+            <w:r>
+              <w:rPr>
+                <w:rFonts w:ascii="Calibri" w:cs="Calibri" w:eastAsia="Calibri" w:hAnsi="Calibri"/>
+                <w:b/>
+                <w:bCs/>
+                <w:color w:val="000000"/>
+                <w:sz w:val="19"/>
+                <w:szCs w:val="19"/>
+              </w:rPr>
+              <w:t xml:space="preserve">RNF13</w:t>
+            </w:r>
+          </w:p>
+        </w:tc>
+        <w:tc>
+          <w:tcPr>
+            <w:tcW w:type="dxa" w:w="1900"/>
+            <w:tcMar>
+              <w:top w:type="dxa" w:w="60"/>
+              <w:left w:type="dxa" w:w="100"/>
+              <w:bottom w:type="dxa" w:w="60"/>
+              <w:right w:type="dxa" w:w="100"/>
+            </w:tcMar>
+          </w:tcPr>
+          <w:p>
+            <w:pPr>
+              <w:spacing w:after="0" w:line="240"/>
+              <w:jc w:val="left"/>
+            </w:pPr>
+            <w:r>
+              <w:rPr>
+                <w:rFonts w:ascii="Calibri" w:cs="Calibri" w:eastAsia="Calibri" w:hAnsi="Calibri"/>
+                <w:color w:val="000000"/>
+                <w:sz w:val="19"/>
+                <w:szCs w:val="19"/>
+              </w:rPr>
+              <w:t xml:space="preserve">Segurança</w:t>
+            </w:r>
+          </w:p>
+        </w:tc>
+        <w:tc>
+          <w:tcPr>
+            <w:tcW w:type="dxa" w:w="6360"/>
+            <w:tcMar>
+              <w:top w:type="dxa" w:w="60"/>
+              <w:left w:type="dxa" w:w="100"/>
+              <w:bottom w:type="dxa" w:w="60"/>
+              <w:right w:type="dxa" w:w="100"/>
+            </w:tcMar>
+          </w:tcPr>
+          <w:p>
+            <w:pPr>
+              <w:spacing w:after="0" w:line="240"/>
+              <w:jc w:val="left"/>
+            </w:pPr>
+            <w:r>
+              <w:rPr>
+                <w:rFonts w:ascii="Calibri" w:cs="Calibri" w:eastAsia="Calibri" w:hAnsi="Calibri"/>
+                <w:color w:val="000000"/>
+                <w:sz w:val="19"/>
+                <w:szCs w:val="19"/>
+              </w:rPr>
+              <w:t xml:space="preserve">Servidor escuta apenas em 127.0.0.1, nunca exposto na rede</w:t>
+            </w:r>
+          </w:p>
+        </w:tc>
+      </w:tr>
+      <w:tr>
+        <w:trPr>
+          <w:cantSplit/>
+        </w:trPr>
+        <w:tc>
+          <w:tcPr>
+            <w:tcW w:type="dxa" w:w="1100"/>
+            <w:shd w:fill="F2F2F2" w:color="auto" w:val="clear"/>
+            <w:tcMar>
+              <w:top w:type="dxa" w:w="60"/>
+              <w:left w:type="dxa" w:w="100"/>
+              <w:bottom w:type="dxa" w:w="60"/>
+              <w:right w:type="dxa" w:w="100"/>
+            </w:tcMar>
+          </w:tcPr>
+          <w:p>
+            <w:pPr>
+              <w:spacing w:after="0" w:line="240"/>
+              <w:jc w:val="left"/>
+            </w:pPr>
+            <w:r>
+              <w:rPr>
+                <w:rFonts w:ascii="Calibri" w:cs="Calibri" w:eastAsia="Calibri" w:hAnsi="Calibri"/>
+                <w:b/>
+                <w:bCs/>
+                <w:color w:val="000000"/>
+                <w:sz w:val="19"/>
+                <w:szCs w:val="19"/>
+              </w:rPr>
+              <w:t xml:space="preserve">RNF14</w:t>
+            </w:r>
+          </w:p>
+        </w:tc>
+        <w:tc>
+          <w:tcPr>
+            <w:tcW w:type="dxa" w:w="1900"/>
+            <w:shd w:fill="F2F2F2" w:color="auto" w:val="clear"/>
+            <w:tcMar>
+              <w:top w:type="dxa" w:w="60"/>
+              <w:left w:type="dxa" w:w="100"/>
+              <w:bottom w:type="dxa" w:w="60"/>
+              <w:right w:type="dxa" w:w="100"/>
+            </w:tcMar>
+          </w:tcPr>
+          <w:p>
+            <w:pPr>
+              <w:spacing w:after="0" w:line="240"/>
+              <w:jc w:val="left"/>
+            </w:pPr>
+            <w:r>
+              <w:rPr>
+                <w:rFonts w:ascii="Calibri" w:cs="Calibri" w:eastAsia="Calibri" w:hAnsi="Calibri"/>
+                <w:color w:val="000000"/>
+                <w:sz w:val="19"/>
+                <w:szCs w:val="19"/>
+              </w:rPr>
+              <w:t xml:space="preserve">Confiabilidade</w:t>
+            </w:r>
+          </w:p>
+        </w:tc>
+        <w:tc>
+          <w:tcPr>
+            <w:tcW w:type="dxa" w:w="6360"/>
+            <w:shd w:fill="F2F2F2" w:color="auto" w:val="clear"/>
+            <w:tcMar>
+              <w:top w:type="dxa" w:w="60"/>
+              <w:left w:type="dxa" w:w="100"/>
+              <w:bottom w:type="dxa" w:w="60"/>
+              <w:right w:type="dxa" w:w="100"/>
+            </w:tcMar>
+          </w:tcPr>
+          <w:p>
+            <w:pPr>
+              <w:spacing w:after="0" w:line="240"/>
+              <w:jc w:val="left"/>
+            </w:pPr>
+            <w:r>
+              <w:rPr>
+                <w:rFonts w:ascii="Calibri" w:cs="Calibri" w:eastAsia="Calibri" w:hAnsi="Calibri"/>
+                <w:color w:val="000000"/>
+                <w:sz w:val="19"/>
+                <w:szCs w:val="19"/>
+              </w:rPr>
+              <w:t xml:space="preserve">Toda mensagem recebida é validada; mensagem inválida gera erro, nunca derruba a partida</w:t>
+            </w:r>
+          </w:p>
+        </w:tc>
+      </w:tr>
+      <w:tr>
+        <w:trPr>
+          <w:cantSplit/>
+        </w:trPr>
+        <w:tc>
+          <w:tcPr>
+            <w:tcW w:type="dxa" w:w="1100"/>
+            <w:tcMar>
+              <w:top w:type="dxa" w:w="60"/>
+              <w:left w:type="dxa" w:w="100"/>
+              <w:bottom w:type="dxa" w:w="60"/>
+              <w:right w:type="dxa" w:w="100"/>
+            </w:tcMar>
+          </w:tcPr>
+          <w:p>
+            <w:pPr>
+              <w:spacing w:after="0" w:line="240"/>
+              <w:jc w:val="left"/>
+            </w:pPr>
+            <w:r>
+              <w:rPr>
+                <w:rFonts w:ascii="Calibri" w:cs="Calibri" w:eastAsia="Calibri" w:hAnsi="Calibri"/>
+                <w:b/>
+                <w:bCs/>
+                <w:color w:val="000000"/>
+                <w:sz w:val="19"/>
+                <w:szCs w:val="19"/>
+              </w:rPr>
+              <w:t xml:space="preserve">RNF15</w:t>
+            </w:r>
+          </w:p>
+        </w:tc>
+        <w:tc>
+          <w:tcPr>
+            <w:tcW w:type="dxa" w:w="1900"/>
+            <w:tcMar>
+              <w:top w:type="dxa" w:w="60"/>
+              <w:left w:type="dxa" w:w="100"/>
+              <w:bottom w:type="dxa" w:w="60"/>
+              <w:right w:type="dxa" w:w="100"/>
+            </w:tcMar>
+          </w:tcPr>
+          <w:p>
+            <w:pPr>
+              <w:spacing w:after="0" w:line="240"/>
+              <w:jc w:val="left"/>
+            </w:pPr>
+            <w:r>
+              <w:rPr>
+                <w:rFonts w:ascii="Calibri" w:cs="Calibri" w:eastAsia="Calibri" w:hAnsi="Calibri"/>
+                <w:color w:val="000000"/>
+                <w:sz w:val="19"/>
+                <w:szCs w:val="19"/>
+              </w:rPr>
+              <w:t xml:space="preserve">Manutenibilidade</w:t>
+            </w:r>
+          </w:p>
+        </w:tc>
+        <w:tc>
+          <w:tcPr>
+            <w:tcW w:type="dxa" w:w="6360"/>
+            <w:tcMar>
+              <w:top w:type="dxa" w:w="60"/>
+              <w:left w:type="dxa" w:w="100"/>
+              <w:bottom w:type="dxa" w:w="60"/>
+              <w:right w:type="dxa" w:w="100"/>
+            </w:tcMar>
+          </w:tcPr>
+          <w:p>
+            <w:pPr>
+              <w:spacing w:after="0" w:line="240"/>
+              <w:jc w:val="left"/>
+            </w:pPr>
+            <w:r>
+              <w:rPr>
+                <w:rFonts w:ascii="Calibri" w:cs="Calibri" w:eastAsia="Calibri" w:hAnsi="Calibri"/>
+                <w:color w:val="000000"/>
+                <w:sz w:val="19"/>
+                <w:szCs w:val="19"/>
+              </w:rPr>
+              <w:t xml:space="preserve">Protocolo entre backend e frontend documentado e tipado dos dois lados</w:t>
+            </w:r>
+          </w:p>
+        </w:tc>
+      </w:tr>
+      <w:tr>
+        <w:trPr>
+          <w:cantSplit/>
+        </w:trPr>
+        <w:tc>
+          <w:tcPr>
+            <w:tcW w:type="dxa" w:w="1100"/>
+            <w:shd w:fill="F2F2F2" w:color="auto" w:val="clear"/>
+            <w:tcMar>
+              <w:top w:type="dxa" w:w="60"/>
+              <w:left w:type="dxa" w:w="100"/>
+              <w:bottom w:type="dxa" w:w="60"/>
+              <w:right w:type="dxa" w:w="100"/>
+            </w:tcMar>
+          </w:tcPr>
+          <w:p>
+            <w:pPr>
+              <w:spacing w:after="0" w:line="240"/>
+              <w:jc w:val="left"/>
+            </w:pPr>
+            <w:r>
+              <w:rPr>
+                <w:rFonts w:ascii="Calibri" w:cs="Calibri" w:eastAsia="Calibri" w:hAnsi="Calibri"/>
+                <w:b/>
+                <w:bCs/>
+                <w:color w:val="000000"/>
+                <w:sz w:val="19"/>
+                <w:szCs w:val="19"/>
+              </w:rPr>
+              <w:t xml:space="preserve">RNF16</w:t>
+            </w:r>
+          </w:p>
+        </w:tc>
+        <w:tc>
+          <w:tcPr>
+            <w:tcW w:type="dxa" w:w="1900"/>
+            <w:shd w:fill="F2F2F2" w:color="auto" w:val="clear"/>
+            <w:tcMar>
+              <w:top w:type="dxa" w:w="60"/>
+              <w:left w:type="dxa" w:w="100"/>
+              <w:bottom w:type="dxa" w:w="60"/>
+              <w:right w:type="dxa" w:w="100"/>
+            </w:tcMar>
+          </w:tcPr>
+          <w:p>
+            <w:pPr>
+              <w:spacing w:after="0" w:line="240"/>
+              <w:jc w:val="left"/>
+            </w:pPr>
+            <w:r>
+              <w:rPr>
+                <w:rFonts w:ascii="Calibri" w:cs="Calibri" w:eastAsia="Calibri" w:hAnsi="Calibri"/>
+                <w:color w:val="000000"/>
+                <w:sz w:val="19"/>
+                <w:szCs w:val="19"/>
+              </w:rPr>
+              <w:t xml:space="preserve">Portabilidade</w:t>
+            </w:r>
+          </w:p>
+        </w:tc>
+        <w:tc>
+          <w:tcPr>
+            <w:tcW w:type="dxa" w:w="6360"/>
+            <w:shd w:fill="F2F2F2" w:color="auto" w:val="clear"/>
+            <w:tcMar>
+              <w:top w:type="dxa" w:w="60"/>
+              <w:left w:type="dxa" w:w="100"/>
+              <w:bottom w:type="dxa" w:w="60"/>
+              <w:right w:type="dxa" w:w="100"/>
+            </w:tcMar>
+          </w:tcPr>
+          <w:p>
+            <w:pPr>
+              <w:spacing w:after="0" w:line="240"/>
+              <w:jc w:val="left"/>
+            </w:pPr>
+            <w:r>
+              <w:rPr>
+                <w:rFonts w:ascii="Calibri" w:cs="Calibri" w:eastAsia="Calibri" w:hAnsi="Calibri"/>
+                <w:color w:val="000000"/>
+                <w:sz w:val="19"/>
+                <w:szCs w:val="19"/>
+              </w:rPr>
+              <w:t xml:space="preserve">Um único JAR com o frontend embutido; o jogador não precisa de Node.js</w:t>
+            </w:r>
+          </w:p>
+        </w:tc>
+      </w:tr>
+    </w:tbl>
+    <w:p>
+      <w:pPr>
+        <w:spacing w:after="0"/>
+      </w:pPr>
+    </w:p>
+    <w:p>
+      <w:pPr>
+        <w:pStyle w:val="Heading1"/>
+        <w:spacing w:after="100" w:before="220"/>
+      </w:pPr>
+      <w:r>
+        <w:rPr>
+          <w:rFonts w:ascii="Calibri" w:cs="Calibri" w:eastAsia="Calibri" w:hAnsi="Calibri"/>
+          <w:b/>
+          <w:bCs/>
+          <w:color w:val="1F3864"/>
+          <w:sz w:val="24"/>
+          <w:szCs w:val="24"/>
+        </w:rPr>
+        <w:t xml:space="preserve">12. Critérios de aceitação</w:t>
+      </w:r>
+    </w:p>
+    <w:p>
+      <w:pPr>
+        <w:spacing w:after="60" w:line="260"/>
+        <w:jc w:val="both"/>
+      </w:pPr>
+      <w:r>
+        <w:rPr>
+          <w:rFonts w:ascii="Calibri" w:cs="Calibri" w:eastAsia="Calibri" w:hAnsi="Calibri"/>
+          <w:sz w:val="20"/>
+          <w:szCs w:val="20"/>
+        </w:rPr>
+        <w:t xml:space="preserve">Principais critérios que serão usados para considerar cada requisito atendido.</w:t>
+      </w:r>
+    </w:p>
+    <w:tbl>
+      <w:tblPr>
+        <w:tblW w:type="dxa" w:w="9360"/>
+        <w:tblBorders>
+          <w:top w:val="single" w:color="BFBFBF" w:sz="4"/>
+          <w:left w:val="single" w:color="BFBFBF" w:sz="4"/>
+          <w:bottom w:val="single" w:color="BFBFBF" w:sz="4"/>
+          <w:right w:val="single" w:color="BFBFBF" w:sz="4"/>
+          <w:insideH w:val="single" w:color="BFBFBF" w:sz="4"/>
+          <w:insideV w:val="single" w:color="BFBFBF" w:sz="4"/>
+        </w:tblBorders>
+      </w:tblPr>
+      <w:tblGrid>
+        <w:gridCol w:w="1100"/>
+        <w:gridCol w:w="6060"/>
+        <w:gridCol w:w="2200"/>
+      </w:tblGrid>
+      <w:tr>
+        <w:trPr>
+          <w:tblHeader/>
+        </w:trPr>
+        <w:tc>
+          <w:tcPr>
+            <w:tcW w:type="dxa" w:w="1100"/>
+            <w:shd w:fill="1F3864" w:color="auto" w:val="clear"/>
+            <w:tcMar>
+              <w:top w:type="dxa" w:w="60"/>
+              <w:left w:type="dxa" w:w="100"/>
+              <w:bottom w:type="dxa" w:w="60"/>
+              <w:right w:type="dxa" w:w="100"/>
+            </w:tcMar>
+          </w:tcPr>
+          <w:p>
+            <w:pPr>
+              <w:spacing w:after="0" w:line="240"/>
+              <w:jc w:val="left"/>
+            </w:pPr>
+            <w:r>
+              <w:rPr>
+                <w:rFonts w:ascii="Calibri" w:cs="Calibri" w:eastAsia="Calibri" w:hAnsi="Calibri"/>
+                <w:b/>
+                <w:bCs/>
+                <w:color w:val="FFFFFF"/>
+                <w:sz w:val="19"/>
+                <w:szCs w:val="19"/>
+              </w:rPr>
+              <w:t xml:space="preserve">Req.</w:t>
+            </w:r>
+          </w:p>
+        </w:tc>
+        <w:tc>
+          <w:tcPr>
+            <w:tcW w:type="dxa" w:w="6060"/>
+            <w:shd w:fill="1F3864" w:color="auto" w:val="clear"/>
+            <w:tcMar>
+              <w:top w:type="dxa" w:w="60"/>
+              <w:left w:type="dxa" w:w="100"/>
+              <w:bottom w:type="dxa" w:w="60"/>
+              <w:right w:type="dxa" w:w="100"/>
+            </w:tcMar>
+          </w:tcPr>
+          <w:p>
+            <w:pPr>
+              <w:spacing w:after="0" w:line="240"/>
+              <w:jc w:val="left"/>
+            </w:pPr>
+            <w:r>
+              <w:rPr>
+                <w:rFonts w:ascii="Calibri" w:cs="Calibri" w:eastAsia="Calibri" w:hAnsi="Calibri"/>
+                <w:b/>
+                <w:bCs/>
+                <w:color w:val="FFFFFF"/>
+                <w:sz w:val="19"/>
+                <w:szCs w:val="19"/>
+              </w:rPr>
+              <w:t xml:space="preserve">Critério</w:t>
+            </w:r>
+          </w:p>
+        </w:tc>
+        <w:tc>
+          <w:tcPr>
+            <w:tcW w:type="dxa" w:w="2200"/>
+            <w:shd w:fill="1F3864" w:color="auto" w:val="clear"/>
+            <w:tcMar>
+              <w:top w:type="dxa" w:w="60"/>
+              <w:left w:type="dxa" w:w="100"/>
+              <w:bottom w:type="dxa" w:w="60"/>
+              <w:right w:type="dxa" w:w="100"/>
+            </w:tcMar>
+          </w:tcPr>
+          <w:p>
+            <w:pPr>
+              <w:spacing w:after="0" w:line="240"/>
+              <w:jc w:val="left"/>
+            </w:pPr>
+            <w:r>
+              <w:rPr>
+                <w:rFonts w:ascii="Calibri" w:cs="Calibri" w:eastAsia="Calibri" w:hAnsi="Calibri"/>
+                <w:b/>
+                <w:bCs/>
+                <w:color w:val="FFFFFF"/>
+                <w:sz w:val="19"/>
+                <w:szCs w:val="19"/>
+              </w:rPr>
+              <w:t xml:space="preserve">Verificação</w:t>
+            </w:r>
+          </w:p>
+        </w:tc>
+      </w:tr>
+      <w:tr>
+        <w:trPr>
+          <w:cantSplit/>
+        </w:trPr>
+        <w:tc>
+          <w:tcPr>
+            <w:tcW w:type="dxa" w:w="1100"/>
+            <w:tcMar>
+              <w:top w:type="dxa" w:w="60"/>
+              <w:left w:type="dxa" w:w="100"/>
+              <w:bottom w:type="dxa" w:w="60"/>
+              <w:right w:type="dxa" w:w="100"/>
+            </w:tcMar>
+          </w:tcPr>
+          <w:p>
+            <w:pPr>
+              <w:spacing w:after="0" w:line="240"/>
+              <w:jc w:val="left"/>
+            </w:pPr>
+            <w:r>
+              <w:rPr>
+                <w:rFonts w:ascii="Calibri" w:cs="Calibri" w:eastAsia="Calibri" w:hAnsi="Calibri"/>
+                <w:b/>
+                <w:bCs/>
+                <w:color w:val="000000"/>
+                <w:sz w:val="19"/>
+                <w:szCs w:val="19"/>
+              </w:rPr>
+              <w:t xml:space="preserve">RF03</w:t>
+            </w:r>
+          </w:p>
+        </w:tc>
+        <w:tc>
+          <w:tcPr>
+            <w:tcW w:type="dxa" w:w="6060"/>
+            <w:tcMar>
+              <w:top w:type="dxa" w:w="60"/>
+              <w:left w:type="dxa" w:w="100"/>
+              <w:bottom w:type="dxa" w:w="60"/>
+              <w:right w:type="dxa" w:w="100"/>
+            </w:tcMar>
+          </w:tcPr>
+          <w:p>
+            <w:pPr>
+              <w:spacing w:after="0" w:line="240"/>
+              <w:jc w:val="left"/>
+            </w:pPr>
+            <w:r>
+              <w:rPr>
+                <w:rFonts w:ascii="Calibri" w:cs="Calibri" w:eastAsia="Calibri" w:hAnsi="Calibri"/>
+                <w:color w:val="000000"/>
+                <w:sz w:val="19"/>
+                <w:szCs w:val="19"/>
+              </w:rPr>
+              <w:t xml:space="preserve">Em 200 peças geradas, nenhuma forma se repete antes de as outras seis aparecerem</w:t>
+            </w:r>
+          </w:p>
+        </w:tc>
+        <w:tc>
+          <w:tcPr>
+            <w:tcW w:type="dxa" w:w="2200"/>
+            <w:tcMar>
+              <w:top w:type="dxa" w:w="60"/>
+              <w:left w:type="dxa" w:w="100"/>
+              <w:bottom w:type="dxa" w:w="60"/>
+              <w:right w:type="dxa" w:w="100"/>
+            </w:tcMar>
+          </w:tcPr>
+          <w:p>
+            <w:pPr>
+              <w:spacing w:after="0" w:line="240"/>
+              <w:jc w:val="left"/>
+            </w:pPr>
+            <w:r>
+              <w:rPr>
+                <w:rFonts w:ascii="Calibri" w:cs="Calibri" w:eastAsia="Calibri" w:hAnsi="Calibri"/>
+                <w:color w:val="000000"/>
+                <w:sz w:val="19"/>
+                <w:szCs w:val="19"/>
+              </w:rPr>
+              <w:t xml:space="preserve">Teste automatizado</w:t>
+            </w:r>
+          </w:p>
+        </w:tc>
+      </w:tr>
+      <w:tr>
+        <w:trPr>
+          <w:cantSplit/>
+        </w:trPr>
+        <w:tc>
+          <w:tcPr>
+            <w:tcW w:type="dxa" w:w="1100"/>
+            <w:shd w:fill="F2F2F2" w:color="auto" w:val="clear"/>
+            <w:tcMar>
+              <w:top w:type="dxa" w:w="60"/>
+              <w:left w:type="dxa" w:w="100"/>
+              <w:bottom w:type="dxa" w:w="60"/>
+              <w:right w:type="dxa" w:w="100"/>
+            </w:tcMar>
+          </w:tcPr>
+          <w:p>
+            <w:pPr>
+              <w:spacing w:after="0" w:line="240"/>
+              <w:jc w:val="left"/>
+            </w:pPr>
+            <w:r>
+              <w:rPr>
+                <w:rFonts w:ascii="Calibri" w:cs="Calibri" w:eastAsia="Calibri" w:hAnsi="Calibri"/>
+                <w:b/>
+                <w:bCs/>
+                <w:color w:val="000000"/>
+                <w:sz w:val="19"/>
+                <w:szCs w:val="19"/>
+              </w:rPr>
+              <w:t xml:space="preserve">RF08</w:t>
+            </w:r>
+          </w:p>
+        </w:tc>
+        <w:tc>
+          <w:tcPr>
+            <w:tcW w:type="dxa" w:w="6060"/>
+            <w:shd w:fill="F2F2F2" w:color="auto" w:val="clear"/>
+            <w:tcMar>
+              <w:top w:type="dxa" w:w="60"/>
+              <w:left w:type="dxa" w:w="100"/>
+              <w:bottom w:type="dxa" w:w="60"/>
+              <w:right w:type="dxa" w:w="100"/>
+            </w:tcMar>
+          </w:tcPr>
+          <w:p>
+            <w:pPr>
+              <w:spacing w:after="0" w:line="240"/>
+              <w:jc w:val="left"/>
+            </w:pPr>
+            <w:r>
+              <w:rPr>
+                <w:rFonts w:ascii="Calibri" w:cs="Calibri" w:eastAsia="Calibri" w:hAnsi="Calibri"/>
+                <w:color w:val="000000"/>
+                <w:sz w:val="19"/>
+                <w:szCs w:val="19"/>
+              </w:rPr>
+              <w:t xml:space="preserve">Toda peça encostada numa parede consegue girar, salvo quando os cinco deslocamentos falham</w:t>
+            </w:r>
+          </w:p>
+        </w:tc>
+        <w:tc>
+          <w:tcPr>
+            <w:tcW w:type="dxa" w:w="2200"/>
+            <w:shd w:fill="F2F2F2" w:color="auto" w:val="clear"/>
+            <w:tcMar>
+              <w:top w:type="dxa" w:w="60"/>
+              <w:left w:type="dxa" w:w="100"/>
+              <w:bottom w:type="dxa" w:w="60"/>
+              <w:right w:type="dxa" w:w="100"/>
+            </w:tcMar>
+          </w:tcPr>
+          <w:p>
+            <w:pPr>
+              <w:spacing w:after="0" w:line="240"/>
+              <w:jc w:val="left"/>
+            </w:pPr>
+            <w:r>
+              <w:rPr>
+                <w:rFonts w:ascii="Calibri" w:cs="Calibri" w:eastAsia="Calibri" w:hAnsi="Calibri"/>
+                <w:color w:val="000000"/>
+                <w:sz w:val="19"/>
+                <w:szCs w:val="19"/>
+              </w:rPr>
+              <w:t xml:space="preserve">Teste automatizado</w:t>
+            </w:r>
+          </w:p>
+        </w:tc>
+      </w:tr>
+      <w:tr>
+        <w:trPr>
+          <w:cantSplit/>
+        </w:trPr>
+        <w:tc>
+          <w:tcPr>
+            <w:tcW w:type="dxa" w:w="1100"/>
+            <w:tcMar>
+              <w:top w:type="dxa" w:w="60"/>
+              <w:left w:type="dxa" w:w="100"/>
+              <w:bottom w:type="dxa" w:w="60"/>
+              <w:right w:type="dxa" w:w="100"/>
+            </w:tcMar>
+          </w:tcPr>
+          <w:p>
+            <w:pPr>
+              <w:spacing w:after="0" w:line="240"/>
+              <w:jc w:val="left"/>
+            </w:pPr>
+            <w:r>
+              <w:rPr>
+                <w:rFonts w:ascii="Calibri" w:cs="Calibri" w:eastAsia="Calibri" w:hAnsi="Calibri"/>
+                <w:b/>
+                <w:bCs/>
+                <w:color w:val="000000"/>
+                <w:sz w:val="19"/>
+                <w:szCs w:val="19"/>
+              </w:rPr>
+              <w:t xml:space="preserve">RF12</w:t>
+            </w:r>
+          </w:p>
+        </w:tc>
+        <w:tc>
+          <w:tcPr>
+            <w:tcW w:type="dxa" w:w="6060"/>
+            <w:tcMar>
+              <w:top w:type="dxa" w:w="60"/>
+              <w:left w:type="dxa" w:w="100"/>
+              <w:bottom w:type="dxa" w:w="60"/>
+              <w:right w:type="dxa" w:w="100"/>
+            </w:tcMar>
+          </w:tcPr>
+          <w:p>
+            <w:pPr>
+              <w:spacing w:after="0" w:line="240"/>
+              <w:jc w:val="left"/>
+            </w:pPr>
+            <w:r>
+              <w:rPr>
+                <w:rFonts w:ascii="Calibri" w:cs="Calibri" w:eastAsia="Calibri" w:hAnsi="Calibri"/>
+                <w:color w:val="000000"/>
+                <w:sz w:val="19"/>
+                <w:szCs w:val="19"/>
+              </w:rPr>
+              <w:t xml:space="preserve">Eliminar quatro linhas de uma vez rende mais pontos que quatro eliminações isoladas</w:t>
+            </w:r>
+          </w:p>
+        </w:tc>
+        <w:tc>
+          <w:tcPr>
+            <w:tcW w:type="dxa" w:w="2200"/>
+            <w:tcMar>
+              <w:top w:type="dxa" w:w="60"/>
+              <w:left w:type="dxa" w:w="100"/>
+              <w:bottom w:type="dxa" w:w="60"/>
+              <w:right w:type="dxa" w:w="100"/>
+            </w:tcMar>
+          </w:tcPr>
+          <w:p>
+            <w:pPr>
+              <w:spacing w:after="0" w:line="240"/>
+              <w:jc w:val="left"/>
+            </w:pPr>
+            <w:r>
+              <w:rPr>
+                <w:rFonts w:ascii="Calibri" w:cs="Calibri" w:eastAsia="Calibri" w:hAnsi="Calibri"/>
+                <w:color w:val="000000"/>
+                <w:sz w:val="19"/>
+                <w:szCs w:val="19"/>
+              </w:rPr>
+              <w:t xml:space="preserve">Teste automatizado</w:t>
+            </w:r>
+          </w:p>
+        </w:tc>
+      </w:tr>
+      <w:tr>
+        <w:trPr>
+          <w:cantSplit/>
+        </w:trPr>
+        <w:tc>
+          <w:tcPr>
+            <w:tcW w:type="dxa" w:w="1100"/>
+            <w:shd w:fill="F2F2F2" w:color="auto" w:val="clear"/>
+            <w:tcMar>
+              <w:top w:type="dxa" w:w="60"/>
+              <w:left w:type="dxa" w:w="100"/>
+              <w:bottom w:type="dxa" w:w="60"/>
+              <w:right w:type="dxa" w:w="100"/>
+            </w:tcMar>
+          </w:tcPr>
+          <w:p>
+            <w:pPr>
+              <w:spacing w:after="0" w:line="240"/>
+              <w:jc w:val="left"/>
+            </w:pPr>
+            <w:r>
+              <w:rPr>
+                <w:rFonts w:ascii="Calibri" w:cs="Calibri" w:eastAsia="Calibri" w:hAnsi="Calibri"/>
+                <w:b/>
+                <w:bCs/>
+                <w:color w:val="000000"/>
+                <w:sz w:val="19"/>
+                <w:szCs w:val="19"/>
+              </w:rPr>
+              <w:t xml:space="preserve">RF14</w:t>
+            </w:r>
+          </w:p>
+        </w:tc>
+        <w:tc>
+          <w:tcPr>
+            <w:tcW w:type="dxa" w:w="6060"/>
+            <w:shd w:fill="F2F2F2" w:color="auto" w:val="clear"/>
+            <w:tcMar>
+              <w:top w:type="dxa" w:w="60"/>
+              <w:left w:type="dxa" w:w="100"/>
+              <w:bottom w:type="dxa" w:w="60"/>
+              <w:right w:type="dxa" w:w="100"/>
+            </w:tcMar>
+          </w:tcPr>
+          <w:p>
+            <w:pPr>
+              <w:spacing w:after="0" w:line="240"/>
+              <w:jc w:val="left"/>
+            </w:pPr>
+            <w:r>
+              <w:rPr>
+                <w:rFonts w:ascii="Calibri" w:cs="Calibri" w:eastAsia="Calibri" w:hAnsi="Calibri"/>
+                <w:color w:val="000000"/>
+                <w:sz w:val="19"/>
+                <w:szCs w:val="19"/>
+              </w:rPr>
+              <w:t xml:space="preserve">O centro de massa incremental coincide com o de varredura completa (tolerância 0,001)</w:t>
+            </w:r>
+          </w:p>
+        </w:tc>
+        <w:tc>
+          <w:tcPr>
+            <w:tcW w:type="dxa" w:w="2200"/>
+            <w:shd w:fill="F2F2F2" w:color="auto" w:val="clear"/>
+            <w:tcMar>
+              <w:top w:type="dxa" w:w="60"/>
+              <w:left w:type="dxa" w:w="100"/>
+              <w:bottom w:type="dxa" w:w="60"/>
+              <w:right w:type="dxa" w:w="100"/>
+            </w:tcMar>
+          </w:tcPr>
+          <w:p>
+            <w:pPr>
+              <w:spacing w:after="0" w:line="240"/>
+              <w:jc w:val="left"/>
+            </w:pPr>
+            <w:r>
+              <w:rPr>
+                <w:rFonts w:ascii="Calibri" w:cs="Calibri" w:eastAsia="Calibri" w:hAnsi="Calibri"/>
+                <w:color w:val="000000"/>
+                <w:sz w:val="19"/>
+                <w:szCs w:val="19"/>
+              </w:rPr>
+              <w:t xml:space="preserve">Teste automatizado</w:t>
+            </w:r>
+          </w:p>
+        </w:tc>
+      </w:tr>
+      <w:tr>
+        <w:trPr>
+          <w:cantSplit/>
+        </w:trPr>
+        <w:tc>
+          <w:tcPr>
+            <w:tcW w:type="dxa" w:w="1100"/>
+            <w:tcMar>
+              <w:top w:type="dxa" w:w="60"/>
+              <w:left w:type="dxa" w:w="100"/>
+              <w:bottom w:type="dxa" w:w="60"/>
+              <w:right w:type="dxa" w:w="100"/>
+            </w:tcMar>
+          </w:tcPr>
+          <w:p>
+            <w:pPr>
+              <w:spacing w:after="0" w:line="240"/>
+              <w:jc w:val="left"/>
+            </w:pPr>
+            <w:r>
+              <w:rPr>
+                <w:rFonts w:ascii="Calibri" w:cs="Calibri" w:eastAsia="Calibri" w:hAnsi="Calibri"/>
+                <w:b/>
+                <w:bCs/>
+                <w:color w:val="000000"/>
+                <w:sz w:val="19"/>
+                <w:szCs w:val="19"/>
+              </w:rPr>
+              <w:t xml:space="preserve">RF17</w:t>
+            </w:r>
+          </w:p>
+        </w:tc>
+        <w:tc>
+          <w:tcPr>
+            <w:tcW w:type="dxa" w:w="6060"/>
+            <w:tcMar>
+              <w:top w:type="dxa" w:w="60"/>
+              <w:left w:type="dxa" w:w="100"/>
+              <w:bottom w:type="dxa" w:w="60"/>
+              <w:right w:type="dxa" w:w="100"/>
+            </w:tcMar>
+          </w:tcPr>
+          <w:p>
+            <w:pPr>
+              <w:spacing w:after="0" w:line="240"/>
+              <w:jc w:val="left"/>
+            </w:pPr>
+            <w:r>
+              <w:rPr>
+                <w:rFonts w:ascii="Calibri" w:cs="Calibri" w:eastAsia="Calibri" w:hAnsi="Calibri"/>
+                <w:color w:val="000000"/>
+                <w:sz w:val="19"/>
+                <w:szCs w:val="19"/>
+              </w:rPr>
+              <w:t xml:space="preserve">Uma estrutura com aço numa só lateral entra em colapso em no máximo doze peças</w:t>
+            </w:r>
+          </w:p>
+        </w:tc>
+        <w:tc>
+          <w:tcPr>
+            <w:tcW w:type="dxa" w:w="2200"/>
+            <w:tcMar>
+              <w:top w:type="dxa" w:w="60"/>
+              <w:left w:type="dxa" w:w="100"/>
+              <w:bottom w:type="dxa" w:w="60"/>
+              <w:right w:type="dxa" w:w="100"/>
+            </w:tcMar>
+          </w:tcPr>
+          <w:p>
+            <w:pPr>
+              <w:spacing w:after="0" w:line="240"/>
+              <w:jc w:val="left"/>
+            </w:pPr>
+            <w:r>
+              <w:rPr>
+                <w:rFonts w:ascii="Calibri" w:cs="Calibri" w:eastAsia="Calibri" w:hAnsi="Calibri"/>
+                <w:color w:val="000000"/>
+                <w:sz w:val="19"/>
+                <w:szCs w:val="19"/>
+              </w:rPr>
+              <w:t xml:space="preserve">Roteiro manual</w:t>
+            </w:r>
+          </w:p>
+        </w:tc>
+      </w:tr>
+      <w:tr>
+        <w:trPr>
+          <w:cantSplit/>
+        </w:trPr>
+        <w:tc>
+          <w:tcPr>
+            <w:tcW w:type="dxa" w:w="1100"/>
+            <w:shd w:fill="F2F2F2" w:color="auto" w:val="clear"/>
+            <w:tcMar>
+              <w:top w:type="dxa" w:w="60"/>
+              <w:left w:type="dxa" w:w="100"/>
+              <w:bottom w:type="dxa" w:w="60"/>
+              <w:right w:type="dxa" w:w="100"/>
+            </w:tcMar>
+          </w:tcPr>
+          <w:p>
+            <w:pPr>
+              <w:spacing w:after="0" w:line="240"/>
+              <w:jc w:val="left"/>
+            </w:pPr>
+            <w:r>
+              <w:rPr>
+                <w:rFonts w:ascii="Calibri" w:cs="Calibri" w:eastAsia="Calibri" w:hAnsi="Calibri"/>
+                <w:b/>
+                <w:bCs/>
+                <w:color w:val="000000"/>
+                <w:sz w:val="19"/>
+                <w:szCs w:val="19"/>
+              </w:rPr>
+              <w:t xml:space="preserve">RF21</w:t>
+            </w:r>
+          </w:p>
+        </w:tc>
+        <w:tc>
+          <w:tcPr>
+            <w:tcW w:type="dxa" w:w="6060"/>
+            <w:shd w:fill="F2F2F2" w:color="auto" w:val="clear"/>
+            <w:tcMar>
+              <w:top w:type="dxa" w:w="60"/>
+              <w:left w:type="dxa" w:w="100"/>
+              <w:bottom w:type="dxa" w:w="60"/>
+              <w:right w:type="dxa" w:w="100"/>
+            </w:tcMar>
+          </w:tcPr>
+          <w:p>
+            <w:pPr>
+              <w:spacing w:after="0" w:line="240"/>
+              <w:jc w:val="left"/>
+            </w:pPr>
+            <w:r>
+              <w:rPr>
+                <w:rFonts w:ascii="Calibri" w:cs="Calibri" w:eastAsia="Calibri" w:hAnsi="Calibri"/>
+                <w:color w:val="000000"/>
+                <w:sz w:val="19"/>
+                <w:szCs w:val="19"/>
+              </w:rPr>
+              <w:t xml:space="preserve">As pontuações continuam no ranking depois de fechar e reabrir o jogo</w:t>
+            </w:r>
+          </w:p>
+        </w:tc>
+        <w:tc>
+          <w:tcPr>
+            <w:tcW w:type="dxa" w:w="2200"/>
+            <w:shd w:fill="F2F2F2" w:color="auto" w:val="clear"/>
+            <w:tcMar>
+              <w:top w:type="dxa" w:w="60"/>
+              <w:left w:type="dxa" w:w="100"/>
+              <w:bottom w:type="dxa" w:w="60"/>
+              <w:right w:type="dxa" w:w="100"/>
+            </w:tcMar>
+          </w:tcPr>
+          <w:p>
+            <w:pPr>
+              <w:spacing w:after="0" w:line="240"/>
+              <w:jc w:val="left"/>
+            </w:pPr>
+            <w:r>
+              <w:rPr>
+                <w:rFonts w:ascii="Calibri" w:cs="Calibri" w:eastAsia="Calibri" w:hAnsi="Calibri"/>
+                <w:color w:val="000000"/>
+                <w:sz w:val="19"/>
+                <w:szCs w:val="19"/>
+              </w:rPr>
+              <w:t xml:space="preserve">Roteiro manual</w:t>
+            </w:r>
+          </w:p>
+        </w:tc>
+      </w:tr>
+      <w:tr>
+        <w:trPr>
+          <w:cantSplit/>
+        </w:trPr>
+        <w:tc>
+          <w:tcPr>
+            <w:tcW w:type="dxa" w:w="1100"/>
+            <w:tcMar>
+              <w:top w:type="dxa" w:w="60"/>
+              <w:left w:type="dxa" w:w="100"/>
+              <w:bottom w:type="dxa" w:w="60"/>
+              <w:right w:type="dxa" w:w="100"/>
+            </w:tcMar>
+          </w:tcPr>
+          <w:p>
+            <w:pPr>
+              <w:spacing w:after="0" w:line="240"/>
+              <w:jc w:val="left"/>
+            </w:pPr>
+            <w:r>
+              <w:rPr>
+                <w:rFonts w:ascii="Calibri" w:cs="Calibri" w:eastAsia="Calibri" w:hAnsi="Calibri"/>
+                <w:b/>
+                <w:bCs/>
+                <w:color w:val="000000"/>
+                <w:sz w:val="19"/>
+                <w:szCs w:val="19"/>
+              </w:rPr>
+              <w:t xml:space="preserve">RF29</w:t>
+            </w:r>
+          </w:p>
+        </w:tc>
+        <w:tc>
+          <w:tcPr>
+            <w:tcW w:type="dxa" w:w="6060"/>
+            <w:tcMar>
+              <w:top w:type="dxa" w:w="60"/>
+              <w:left w:type="dxa" w:w="100"/>
+              <w:bottom w:type="dxa" w:w="60"/>
+              <w:right w:type="dxa" w:w="100"/>
+            </w:tcMar>
+          </w:tcPr>
+          <w:p>
+            <w:pPr>
+              <w:spacing w:after="0" w:line="240"/>
+              <w:jc w:val="left"/>
+            </w:pPr>
+            <w:r>
+              <w:rPr>
+                <w:rFonts w:ascii="Calibri" w:cs="Calibri" w:eastAsia="Calibri" w:hAnsi="Calibri"/>
+                <w:color w:val="000000"/>
+                <w:sz w:val="19"/>
+                <w:szCs w:val="19"/>
+              </w:rPr>
+              <w:t xml:space="preserve">Dois cliques no JAR abrem o jogo no navegador em até 3 segundos</w:t>
+            </w:r>
+          </w:p>
+        </w:tc>
+        <w:tc>
+          <w:tcPr>
+            <w:tcW w:type="dxa" w:w="2200"/>
+            <w:tcMar>
+              <w:top w:type="dxa" w:w="60"/>
+              <w:left w:type="dxa" w:w="100"/>
+              <w:bottom w:type="dxa" w:w="60"/>
+              <w:right w:type="dxa" w:w="100"/>
+            </w:tcMar>
+          </w:tcPr>
+          <w:p>
+            <w:pPr>
+              <w:spacing w:after="0" w:line="240"/>
+              <w:jc w:val="left"/>
+            </w:pPr>
+            <w:r>
+              <w:rPr>
+                <w:rFonts w:ascii="Calibri" w:cs="Calibri" w:eastAsia="Calibri" w:hAnsi="Calibri"/>
+                <w:color w:val="000000"/>
+                <w:sz w:val="19"/>
+                <w:szCs w:val="19"/>
+              </w:rPr>
+              <w:t xml:space="preserve">Roteiro manual</w:t>
+            </w:r>
+          </w:p>
+        </w:tc>
+      </w:tr>
+      <w:tr>
+        <w:trPr>
+          <w:cantSplit/>
+        </w:trPr>
+        <w:tc>
+          <w:tcPr>
+            <w:tcW w:type="dxa" w:w="1100"/>
+            <w:shd w:fill="F2F2F2" w:color="auto" w:val="clear"/>
+            <w:tcMar>
+              <w:top w:type="dxa" w:w="60"/>
+              <w:left w:type="dxa" w:w="100"/>
+              <w:bottom w:type="dxa" w:w="60"/>
+              <w:right w:type="dxa" w:w="100"/>
+            </w:tcMar>
+          </w:tcPr>
+          <w:p>
+            <w:pPr>
+              <w:spacing w:after="0" w:line="240"/>
+              <w:jc w:val="left"/>
+            </w:pPr>
+            <w:r>
+              <w:rPr>
+                <w:rFonts w:ascii="Calibri" w:cs="Calibri" w:eastAsia="Calibri" w:hAnsi="Calibri"/>
+                <w:b/>
+                <w:bCs/>
+                <w:color w:val="000000"/>
+                <w:sz w:val="19"/>
+                <w:szCs w:val="19"/>
+              </w:rPr>
+              <w:t xml:space="preserve">RF30</w:t>
+            </w:r>
+          </w:p>
+        </w:tc>
+        <w:tc>
+          <w:tcPr>
+            <w:tcW w:type="dxa" w:w="6060"/>
+            <w:shd w:fill="F2F2F2" w:color="auto" w:val="clear"/>
+            <w:tcMar>
+              <w:top w:type="dxa" w:w="60"/>
+              <w:left w:type="dxa" w:w="100"/>
+              <w:bottom w:type="dxa" w:w="60"/>
+              <w:right w:type="dxa" w:w="100"/>
+            </w:tcMar>
+          </w:tcPr>
+          <w:p>
+            <w:pPr>
+              <w:spacing w:after="0" w:line="240"/>
+              <w:jc w:val="left"/>
+            </w:pPr>
+            <w:r>
+              <w:rPr>
+                <w:rFonts w:ascii="Calibri" w:cs="Calibri" w:eastAsia="Calibri" w:hAnsi="Calibri"/>
+                <w:color w:val="000000"/>
+                <w:sz w:val="19"/>
+                <w:szCs w:val="19"/>
+              </w:rPr>
+              <w:t xml:space="preserve">Fechar a aba no meio da partida deixa a partida em pausa</w:t>
+            </w:r>
+          </w:p>
+        </w:tc>
+        <w:tc>
+          <w:tcPr>
+            <w:tcW w:type="dxa" w:w="2200"/>
+            <w:shd w:fill="F2F2F2" w:color="auto" w:val="clear"/>
+            <w:tcMar>
+              <w:top w:type="dxa" w:w="60"/>
+              <w:left w:type="dxa" w:w="100"/>
+              <w:bottom w:type="dxa" w:w="60"/>
+              <w:right w:type="dxa" w:w="100"/>
+            </w:tcMar>
+          </w:tcPr>
+          <w:p>
+            <w:pPr>
+              <w:spacing w:after="0" w:line="240"/>
+              <w:jc w:val="left"/>
+            </w:pPr>
+            <w:r>
+              <w:rPr>
+                <w:rFonts w:ascii="Calibri" w:cs="Calibri" w:eastAsia="Calibri" w:hAnsi="Calibri"/>
+                <w:color w:val="000000"/>
+                <w:sz w:val="19"/>
+                <w:szCs w:val="19"/>
+              </w:rPr>
+              <w:t xml:space="preserve">Teste automatizado</w:t>
+            </w:r>
+          </w:p>
+        </w:tc>
+      </w:tr>
+      <w:tr>
+        <w:trPr>
+          <w:cantSplit/>
+        </w:trPr>
+        <w:tc>
+          <w:tcPr>
+            <w:tcW w:type="dxa" w:w="1100"/>
+            <w:tcMar>
+              <w:top w:type="dxa" w:w="60"/>
+              <w:left w:type="dxa" w:w="100"/>
+              <w:bottom w:type="dxa" w:w="60"/>
+              <w:right w:type="dxa" w:w="100"/>
+            </w:tcMar>
+          </w:tcPr>
+          <w:p>
+            <w:pPr>
+              <w:spacing w:after="0" w:line="240"/>
+              <w:jc w:val="left"/>
+            </w:pPr>
+            <w:r>
+              <w:rPr>
+                <w:rFonts w:ascii="Calibri" w:cs="Calibri" w:eastAsia="Calibri" w:hAnsi="Calibri"/>
+                <w:b/>
+                <w:bCs/>
+                <w:color w:val="000000"/>
+                <w:sz w:val="19"/>
+                <w:szCs w:val="19"/>
+              </w:rPr>
+              <w:t xml:space="preserve">RNF01</w:t>
+            </w:r>
+          </w:p>
+        </w:tc>
+        <w:tc>
+          <w:tcPr>
+            <w:tcW w:type="dxa" w:w="6060"/>
+            <w:tcMar>
+              <w:top w:type="dxa" w:w="60"/>
+              <w:left w:type="dxa" w:w="100"/>
+              <w:bottom w:type="dxa" w:w="60"/>
+              <w:right w:type="dxa" w:w="100"/>
+            </w:tcMar>
+          </w:tcPr>
+          <w:p>
+            <w:pPr>
+              <w:spacing w:after="0" w:line="240"/>
+              <w:jc w:val="left"/>
+            </w:pPr>
+            <w:r>
+              <w:rPr>
+                <w:rFonts w:ascii="Calibri" w:cs="Calibri" w:eastAsia="Calibri" w:hAnsi="Calibri"/>
+                <w:color w:val="000000"/>
+                <w:sz w:val="19"/>
+                <w:szCs w:val="19"/>
+              </w:rPr>
+              <w:t xml:space="preserve">Mais de 55 quadros por segundo durante dez minutos de partida contínua</w:t>
+            </w:r>
+          </w:p>
+        </w:tc>
+        <w:tc>
+          <w:tcPr>
+            <w:tcW w:type="dxa" w:w="2200"/>
+            <w:tcMar>
+              <w:top w:type="dxa" w:w="60"/>
+              <w:left w:type="dxa" w:w="100"/>
+              <w:bottom w:type="dxa" w:w="60"/>
+              <w:right w:type="dxa" w:w="100"/>
+            </w:tcMar>
+          </w:tcPr>
+          <w:p>
+            <w:pPr>
+              <w:spacing w:after="0" w:line="240"/>
+              <w:jc w:val="left"/>
+            </w:pPr>
+            <w:r>
+              <w:rPr>
+                <w:rFonts w:ascii="Calibri" w:cs="Calibri" w:eastAsia="Calibri" w:hAnsi="Calibri"/>
+                <w:color w:val="000000"/>
+                <w:sz w:val="19"/>
+                <w:szCs w:val="19"/>
+              </w:rPr>
+              <w:t xml:space="preserve">Medição em execução</w:t>
+            </w:r>
+          </w:p>
+        </w:tc>
+      </w:tr>
+      <w:tr>
+        <w:trPr>
+          <w:cantSplit/>
+        </w:trPr>
+        <w:tc>
+          <w:tcPr>
+            <w:tcW w:type="dxa" w:w="1100"/>
+            <w:shd w:fill="F2F2F2" w:color="auto" w:val="clear"/>
+            <w:tcMar>
+              <w:top w:type="dxa" w:w="60"/>
+              <w:left w:type="dxa" w:w="100"/>
+              <w:bottom w:type="dxa" w:w="60"/>
+              <w:right w:type="dxa" w:w="100"/>
+            </w:tcMar>
+          </w:tcPr>
+          <w:p>
+            <w:pPr>
+              <w:spacing w:after="0" w:line="240"/>
+              <w:jc w:val="left"/>
+            </w:pPr>
+            <w:r>
+              <w:rPr>
+                <w:rFonts w:ascii="Calibri" w:cs="Calibri" w:eastAsia="Calibri" w:hAnsi="Calibri"/>
+                <w:b/>
+                <w:bCs/>
+                <w:color w:val="000000"/>
+                <w:sz w:val="19"/>
+                <w:szCs w:val="19"/>
+              </w:rPr>
+              <w:t xml:space="preserve">RNF03</w:t>
+            </w:r>
+          </w:p>
+        </w:tc>
+        <w:tc>
+          <w:tcPr>
+            <w:tcW w:type="dxa" w:w="6060"/>
+            <w:shd w:fill="F2F2F2" w:color="auto" w:val="clear"/>
+            <w:tcMar>
+              <w:top w:type="dxa" w:w="60"/>
+              <w:left w:type="dxa" w:w="100"/>
+              <w:bottom w:type="dxa" w:w="60"/>
+              <w:right w:type="dxa" w:w="100"/>
+            </w:tcMar>
+          </w:tcPr>
+          <w:p>
+            <w:pPr>
+              <w:spacing w:after="0" w:line="240"/>
+              <w:jc w:val="left"/>
+            </w:pPr>
+            <w:r>
+              <w:rPr>
+                <w:rFonts w:ascii="Calibri" w:cs="Calibri" w:eastAsia="Calibri" w:hAnsi="Calibri"/>
+                <w:color w:val="000000"/>
+                <w:sz w:val="19"/>
+                <w:szCs w:val="19"/>
+              </w:rPr>
+              <w:t xml:space="preserve">No máximo 50 ms entre a tecla e o redesenho</w:t>
+            </w:r>
+          </w:p>
+        </w:tc>
+        <w:tc>
+          <w:tcPr>
+            <w:tcW w:type="dxa" w:w="2200"/>
+            <w:shd w:fill="F2F2F2" w:color="auto" w:val="clear"/>
+            <w:tcMar>
+              <w:top w:type="dxa" w:w="60"/>
+              <w:left w:type="dxa" w:w="100"/>
+              <w:bottom w:type="dxa" w:w="60"/>
+              <w:right w:type="dxa" w:w="100"/>
+            </w:tcMar>
+          </w:tcPr>
+          <w:p>
+            <w:pPr>
+              <w:spacing w:after="0" w:line="240"/>
+              <w:jc w:val="left"/>
+            </w:pPr>
+            <w:r>
+              <w:rPr>
+                <w:rFonts w:ascii="Calibri" w:cs="Calibri" w:eastAsia="Calibri" w:hAnsi="Calibri"/>
+                <w:color w:val="000000"/>
+                <w:sz w:val="19"/>
+                <w:szCs w:val="19"/>
+              </w:rPr>
+              <w:t xml:space="preserve">Medição em execução</w:t>
+            </w:r>
+          </w:p>
+        </w:tc>
+      </w:tr>
+      <w:tr>
+        <w:trPr>
+          <w:cantSplit/>
+        </w:trPr>
+        <w:tc>
+          <w:tcPr>
+            <w:tcW w:type="dxa" w:w="1100"/>
+            <w:tcMar>
+              <w:top w:type="dxa" w:w="60"/>
+              <w:left w:type="dxa" w:w="100"/>
+              <w:bottom w:type="dxa" w:w="60"/>
+              <w:right w:type="dxa" w:w="100"/>
+            </w:tcMar>
+          </w:tcPr>
+          <w:p>
+            <w:pPr>
+              <w:spacing w:after="0" w:line="240"/>
+              <w:jc w:val="left"/>
+            </w:pPr>
+            <w:r>
+              <w:rPr>
+                <w:rFonts w:ascii="Calibri" w:cs="Calibri" w:eastAsia="Calibri" w:hAnsi="Calibri"/>
+                <w:b/>
+                <w:bCs/>
+                <w:color w:val="000000"/>
+                <w:sz w:val="19"/>
+                <w:szCs w:val="19"/>
+              </w:rPr>
+              <w:t xml:space="preserve">RNF14</w:t>
+            </w:r>
+          </w:p>
+        </w:tc>
+        <w:tc>
+          <w:tcPr>
+            <w:tcW w:type="dxa" w:w="6060"/>
+            <w:tcMar>
+              <w:top w:type="dxa" w:w="60"/>
+              <w:left w:type="dxa" w:w="100"/>
+              <w:bottom w:type="dxa" w:w="60"/>
+              <w:right w:type="dxa" w:w="100"/>
+            </w:tcMar>
+          </w:tcPr>
+          <w:p>
+            <w:pPr>
+              <w:spacing w:after="0" w:line="240"/>
+              <w:jc w:val="left"/>
+            </w:pPr>
+            <w:r>
+              <w:rPr>
+                <w:rFonts w:ascii="Calibri" w:cs="Calibri" w:eastAsia="Calibri" w:hAnsi="Calibri"/>
+                <w:color w:val="000000"/>
+                <w:sz w:val="19"/>
+                <w:szCs w:val="19"/>
+              </w:rPr>
+              <w:t xml:space="preserve">JSON malformado pelo WebSocket gera um erro e a partida continua</w:t>
+            </w:r>
+          </w:p>
+        </w:tc>
+        <w:tc>
+          <w:tcPr>
+            <w:tcW w:type="dxa" w:w="2200"/>
+            <w:tcMar>
+              <w:top w:type="dxa" w:w="60"/>
+              <w:left w:type="dxa" w:w="100"/>
+              <w:bottom w:type="dxa" w:w="60"/>
+              <w:right w:type="dxa" w:w="100"/>
+            </w:tcMar>
+          </w:tcPr>
+          <w:p>
+            <w:pPr>
+              <w:spacing w:after="0" w:line="240"/>
+              <w:jc w:val="left"/>
+            </w:pPr>
+            <w:r>
+              <w:rPr>
+                <w:rFonts w:ascii="Calibri" w:cs="Calibri" w:eastAsia="Calibri" w:hAnsi="Calibri"/>
+                <w:color w:val="000000"/>
+                <w:sz w:val="19"/>
+                <w:szCs w:val="19"/>
+              </w:rPr>
+              <w:t xml:space="preserve">Teste automatizado</w:t>
+            </w:r>
+          </w:p>
+        </w:tc>
+      </w:tr>
+      <w:tr>
+        <w:trPr>
+          <w:cantSplit/>
+        </w:trPr>
+        <w:tc>
+          <w:tcPr>
+            <w:tcW w:type="dxa" w:w="1100"/>
+            <w:shd w:fill="F2F2F2" w:color="auto" w:val="clear"/>
+            <w:tcMar>
+              <w:top w:type="dxa" w:w="60"/>
+              <w:left w:type="dxa" w:w="100"/>
+              <w:bottom w:type="dxa" w:w="60"/>
+              <w:right w:type="dxa" w:w="100"/>
+            </w:tcMar>
+          </w:tcPr>
+          <w:p>
+            <w:pPr>
+              <w:spacing w:after="0" w:line="240"/>
+              <w:jc w:val="left"/>
+            </w:pPr>
+            <w:r>
+              <w:rPr>
+                <w:rFonts w:ascii="Calibri" w:cs="Calibri" w:eastAsia="Calibri" w:hAnsi="Calibri"/>
+                <w:b/>
+                <w:bCs/>
+                <w:color w:val="000000"/>
+                <w:sz w:val="19"/>
+                <w:szCs w:val="19"/>
+              </w:rPr>
+              <w:t xml:space="preserve">RNF16</w:t>
+            </w:r>
+          </w:p>
+        </w:tc>
+        <w:tc>
+          <w:tcPr>
+            <w:tcW w:type="dxa" w:w="6060"/>
+            <w:shd w:fill="F2F2F2" w:color="auto" w:val="clear"/>
+            <w:tcMar>
+              <w:top w:type="dxa" w:w="60"/>
+              <w:left w:type="dxa" w:w="100"/>
+              <w:bottom w:type="dxa" w:w="60"/>
+              <w:right w:type="dxa" w:w="100"/>
+            </w:tcMar>
+          </w:tcPr>
+          <w:p>
+            <w:pPr>
+              <w:spacing w:after="0" w:line="240"/>
+              <w:jc w:val="left"/>
+            </w:pPr>
+            <w:r>
+              <w:rPr>
+                <w:rFonts w:ascii="Calibri" w:cs="Calibri" w:eastAsia="Calibri" w:hAnsi="Calibri"/>
+                <w:color w:val="000000"/>
+                <w:sz w:val="19"/>
+                <w:szCs w:val="19"/>
+              </w:rPr>
+              <w:t xml:space="preserve">O JAR roda numa máquina sem Node.js instalado</w:t>
+            </w:r>
+          </w:p>
+        </w:tc>
+        <w:tc>
+          <w:tcPr>
+            <w:tcW w:type="dxa" w:w="2200"/>
+            <w:shd w:fill="F2F2F2" w:color="auto" w:val="clear"/>
+            <w:tcMar>
+              <w:top w:type="dxa" w:w="60"/>
+              <w:left w:type="dxa" w:w="100"/>
+              <w:bottom w:type="dxa" w:w="60"/>
+              <w:right w:type="dxa" w:w="100"/>
+            </w:tcMar>
+          </w:tcPr>
+          <w:p>
+            <w:pPr>
+              <w:spacing w:after="0" w:line="240"/>
+              <w:jc w:val="left"/>
+            </w:pPr>
+            <w:r>
+              <w:rPr>
+                <w:rFonts w:ascii="Calibri" w:cs="Calibri" w:eastAsia="Calibri" w:hAnsi="Calibri"/>
+                <w:color w:val="000000"/>
+                <w:sz w:val="19"/>
+                <w:szCs w:val="19"/>
+              </w:rPr>
+              <w:t xml:space="preserve">Roteiro manual</w:t>
+            </w:r>
+          </w:p>
+        </w:tc>
+      </w:tr>
+    </w:tbl>
+    <w:p>
+      <w:pPr>
+        <w:spacing w:after="0"/>
+      </w:pPr>
+    </w:p>
+    <w:p>
+      <w:pPr>
+        <w:pStyle w:val="Heading1"/>
+        <w:spacing w:after="100" w:before="220"/>
+      </w:pPr>
+      <w:r>
+        <w:rPr>
+          <w:rFonts w:ascii="Calibri" w:cs="Calibri" w:eastAsia="Calibri" w:hAnsi="Calibri"/>
+          <w:b/>
+          <w:bCs/>
+          <w:color w:val="1F3864"/>
+          <w:sz w:val="24"/>
+          <w:szCs w:val="24"/>
+        </w:rPr>
+        <w:t xml:space="preserve">13. Cronograma</w:t>
+      </w:r>
+    </w:p>
+    <w:tbl>
+      <w:tblPr>
+        <w:tblW w:type="dxa" w:w="9360"/>
+        <w:tblBorders>
+          <w:top w:val="single" w:color="BFBFBF" w:sz="4"/>
+          <w:left w:val="single" w:color="BFBFBF" w:sz="4"/>
+          <w:bottom w:val="single" w:color="BFBFBF" w:sz="4"/>
+          <w:right w:val="single" w:color="BFBFBF" w:sz="4"/>
+          <w:insideH w:val="single" w:color="BFBFBF" w:sz="4"/>
+          <w:insideV w:val="single" w:color="BFBFBF" w:sz="4"/>
+        </w:tblBorders>
+      </w:tblPr>
+      <w:tblGrid>
+        <w:gridCol w:w="1100"/>
+        <w:gridCol w:w="5160"/>
+        <w:gridCol w:w="3100"/>
+      </w:tblGrid>
+      <w:tr>
+        <w:trPr>
+          <w:tblHeader/>
+        </w:trPr>
+        <w:tc>
+          <w:tcPr>
+            <w:tcW w:type="dxa" w:w="1100"/>
+            <w:shd w:fill="1F3864" w:color="auto" w:val="clear"/>
+            <w:tcMar>
+              <w:top w:type="dxa" w:w="60"/>
+              <w:left w:type="dxa" w:w="100"/>
+              <w:bottom w:type="dxa" w:w="60"/>
+              <w:right w:type="dxa" w:w="100"/>
+            </w:tcMar>
+          </w:tcPr>
+          <w:p>
+            <w:pPr>
+              <w:spacing w:after="0" w:line="240"/>
+              <w:jc w:val="left"/>
+            </w:pPr>
+            <w:r>
+              <w:rPr>
+                <w:rFonts w:ascii="Calibri" w:cs="Calibri" w:eastAsia="Calibri" w:hAnsi="Calibri"/>
+                <w:b/>
+                <w:bCs/>
+                <w:color w:val="FFFFFF"/>
+                <w:sz w:val="19"/>
+                <w:szCs w:val="19"/>
+              </w:rPr>
+              <w:t xml:space="preserve">Semanas</w:t>
+            </w:r>
+          </w:p>
+        </w:tc>
+        <w:tc>
+          <w:tcPr>
+            <w:tcW w:type="dxa" w:w="5160"/>
+            <w:shd w:fill="1F3864" w:color="auto" w:val="clear"/>
+            <w:tcMar>
+              <w:top w:type="dxa" w:w="60"/>
+              <w:left w:type="dxa" w:w="100"/>
+              <w:bottom w:type="dxa" w:w="60"/>
+              <w:right w:type="dxa" w:w="100"/>
+            </w:tcMar>
+          </w:tcPr>
+          <w:p>
+            <w:pPr>
+              <w:spacing w:after="0" w:line="240"/>
+              <w:jc w:val="left"/>
+            </w:pPr>
+            <w:r>
+              <w:rPr>
+                <w:rFonts w:ascii="Calibri" w:cs="Calibri" w:eastAsia="Calibri" w:hAnsi="Calibri"/>
+                <w:b/>
+                <w:bCs/>
+                <w:color w:val="FFFFFF"/>
+                <w:sz w:val="19"/>
+                <w:szCs w:val="19"/>
+              </w:rPr>
+              <w:t xml:space="preserve">Atividade</w:t>
+            </w:r>
+          </w:p>
+        </w:tc>
+        <w:tc>
+          <w:tcPr>
+            <w:tcW w:type="dxa" w:w="3100"/>
+            <w:shd w:fill="1F3864" w:color="auto" w:val="clear"/>
+            <w:tcMar>
+              <w:top w:type="dxa" w:w="60"/>
+              <w:left w:type="dxa" w:w="100"/>
+              <w:bottom w:type="dxa" w:w="60"/>
+              <w:right w:type="dxa" w:w="100"/>
+            </w:tcMar>
+          </w:tcPr>
+          <w:p>
+            <w:pPr>
+              <w:spacing w:after="0" w:line="240"/>
+              <w:jc w:val="left"/>
+            </w:pPr>
+            <w:r>
+              <w:rPr>
+                <w:rFonts w:ascii="Calibri" w:cs="Calibri" w:eastAsia="Calibri" w:hAnsi="Calibri"/>
+                <w:b/>
+                <w:bCs/>
+                <w:color w:val="FFFFFF"/>
+                <w:sz w:val="19"/>
+                <w:szCs w:val="19"/>
+              </w:rPr>
+              <w:t xml:space="preserve">Produto</w:t>
+            </w:r>
+          </w:p>
+        </w:tc>
+      </w:tr>
+      <w:tr>
+        <w:trPr>
+          <w:cantSplit/>
+        </w:trPr>
+        <w:tc>
+          <w:tcPr>
+            <w:tcW w:type="dxa" w:w="1100"/>
+            <w:tcMar>
+              <w:top w:type="dxa" w:w="60"/>
+              <w:left w:type="dxa" w:w="100"/>
+              <w:bottom w:type="dxa" w:w="60"/>
+              <w:right w:type="dxa" w:w="100"/>
+            </w:tcMar>
+          </w:tcPr>
+          <w:p>
+            <w:pPr>
+              <w:spacing w:after="0" w:line="240"/>
+              <w:jc w:val="left"/>
+            </w:pPr>
+            <w:r>
+              <w:rPr>
+                <w:rFonts w:ascii="Calibri" w:cs="Calibri" w:eastAsia="Calibri" w:hAnsi="Calibri"/>
+                <w:b/>
+                <w:bCs/>
+                <w:color w:val="000000"/>
+                <w:sz w:val="19"/>
+                <w:szCs w:val="19"/>
+              </w:rPr>
+              <w:t xml:space="preserve">1 – 2</w:t>
+            </w:r>
+          </w:p>
+        </w:tc>
+        <w:tc>
+          <w:tcPr>
+            <w:tcW w:type="dxa" w:w="5160"/>
+            <w:tcMar>
+              <w:top w:type="dxa" w:w="60"/>
+              <w:left w:type="dxa" w:w="100"/>
+              <w:bottom w:type="dxa" w:w="60"/>
+              <w:right w:type="dxa" w:w="100"/>
+            </w:tcMar>
+          </w:tcPr>
+          <w:p>
+            <w:pPr>
+              <w:spacing w:after="0" w:line="240"/>
+              <w:jc w:val="left"/>
+            </w:pPr>
+            <w:r>
+              <w:rPr>
+                <w:rFonts w:ascii="Calibri" w:cs="Calibri" w:eastAsia="Calibri" w:hAnsi="Calibri"/>
+                <w:color w:val="000000"/>
+                <w:sz w:val="19"/>
+                <w:szCs w:val="19"/>
+              </w:rPr>
+              <w:t xml:space="preserve">Requisitos, modelagem de classes e arquitetura</w:t>
+            </w:r>
+          </w:p>
+        </w:tc>
+        <w:tc>
+          <w:tcPr>
+            <w:tcW w:type="dxa" w:w="3100"/>
+            <w:tcMar>
+              <w:top w:type="dxa" w:w="60"/>
+              <w:left w:type="dxa" w:w="100"/>
+              <w:bottom w:type="dxa" w:w="60"/>
+              <w:right w:type="dxa" w:w="100"/>
+            </w:tcMar>
+          </w:tcPr>
+          <w:p>
+            <w:pPr>
+              <w:spacing w:after="0" w:line="240"/>
+              <w:jc w:val="left"/>
+            </w:pPr>
+            <w:r>
+              <w:rPr>
+                <w:rFonts w:ascii="Calibri" w:cs="Calibri" w:eastAsia="Calibri" w:hAnsi="Calibri"/>
+                <w:color w:val="000000"/>
+                <w:sz w:val="19"/>
+                <w:szCs w:val="19"/>
+              </w:rPr>
+              <w:t xml:space="preserve">Especificação 1.0 (concluída)</w:t>
+            </w:r>
+          </w:p>
+        </w:tc>
+      </w:tr>
+      <w:tr>
+        <w:trPr>
+          <w:cantSplit/>
+        </w:trPr>
+        <w:tc>
+          <w:tcPr>
+            <w:tcW w:type="dxa" w:w="1100"/>
+            <w:shd w:fill="F2F2F2" w:color="auto" w:val="clear"/>
+            <w:tcMar>
+              <w:top w:type="dxa" w:w="60"/>
+              <w:left w:type="dxa" w:w="100"/>
+              <w:bottom w:type="dxa" w:w="60"/>
+              <w:right w:type="dxa" w:w="100"/>
+            </w:tcMar>
+          </w:tcPr>
+          <w:p>
+            <w:pPr>
+              <w:spacing w:after="0" w:line="240"/>
+              <w:jc w:val="left"/>
+            </w:pPr>
+            <w:r>
+              <w:rPr>
+                <w:rFonts w:ascii="Calibri" w:cs="Calibri" w:eastAsia="Calibri" w:hAnsi="Calibri"/>
+                <w:b/>
+                <w:bCs/>
+                <w:color w:val="000000"/>
+                <w:sz w:val="19"/>
+                <w:szCs w:val="19"/>
+              </w:rPr>
+              <w:t xml:space="preserve">3</w:t>
+            </w:r>
+          </w:p>
+        </w:tc>
+        <w:tc>
+          <w:tcPr>
+            <w:tcW w:type="dxa" w:w="5160"/>
+            <w:shd w:fill="F2F2F2" w:color="auto" w:val="clear"/>
+            <w:tcMar>
+              <w:top w:type="dxa" w:w="60"/>
+              <w:left w:type="dxa" w:w="100"/>
+              <w:bottom w:type="dxa" w:w="60"/>
+              <w:right w:type="dxa" w:w="100"/>
+            </w:tcMar>
+          </w:tcPr>
+          <w:p>
+            <w:pPr>
+              <w:spacing w:after="0" w:line="240"/>
+              <w:jc w:val="left"/>
+            </w:pPr>
+            <w:r>
+              <w:rPr>
+                <w:rFonts w:ascii="Calibri" w:cs="Calibri" w:eastAsia="Calibri" w:hAnsi="Calibri"/>
+                <w:color w:val="000000"/>
+                <w:sz w:val="19"/>
+                <w:szCs w:val="19"/>
+              </w:rPr>
+              <w:t xml:space="preserve">Revisão da arquitetura; servidor Javalin; projeto Svelte; build único; protocolo</w:t>
+            </w:r>
+          </w:p>
+        </w:tc>
+        <w:tc>
+          <w:tcPr>
+            <w:tcW w:type="dxa" w:w="3100"/>
+            <w:shd w:fill="F2F2F2" w:color="auto" w:val="clear"/>
+            <w:tcMar>
+              <w:top w:type="dxa" w:w="60"/>
+              <w:left w:type="dxa" w:w="100"/>
+              <w:bottom w:type="dxa" w:w="60"/>
+              <w:right w:type="dxa" w:w="100"/>
+            </w:tcMar>
+          </w:tcPr>
+          <w:p>
+            <w:pPr>
+              <w:spacing w:after="0" w:line="240"/>
+              <w:jc w:val="left"/>
+            </w:pPr>
+            <w:r>
+              <w:rPr>
+                <w:rFonts w:ascii="Calibri" w:cs="Calibri" w:eastAsia="Calibri" w:hAnsi="Calibri"/>
+                <w:color w:val="000000"/>
+                <w:sz w:val="19"/>
+                <w:szCs w:val="19"/>
+              </w:rPr>
+              <w:t xml:space="preserve">Especificação 2.1 e esqueleto ponta a ponta</w:t>
+            </w:r>
+          </w:p>
+        </w:tc>
+      </w:tr>
+      <w:tr>
+        <w:trPr>
+          <w:cantSplit/>
+        </w:trPr>
+        <w:tc>
+          <w:tcPr>
+            <w:tcW w:type="dxa" w:w="1100"/>
+            <w:tcMar>
+              <w:top w:type="dxa" w:w="60"/>
+              <w:left w:type="dxa" w:w="100"/>
+              <w:bottom w:type="dxa" w:w="60"/>
+              <w:right w:type="dxa" w:w="100"/>
+            </w:tcMar>
+          </w:tcPr>
+          <w:p>
+            <w:pPr>
+              <w:spacing w:after="0" w:line="240"/>
+              <w:jc w:val="left"/>
+            </w:pPr>
+            <w:r>
+              <w:rPr>
+                <w:rFonts w:ascii="Calibri" w:cs="Calibri" w:eastAsia="Calibri" w:hAnsi="Calibri"/>
+                <w:b/>
+                <w:bCs/>
+                <w:color w:val="000000"/>
+                <w:sz w:val="19"/>
+                <w:szCs w:val="19"/>
+              </w:rPr>
+              <w:t xml:space="preserve">3 – 4</w:t>
+            </w:r>
+          </w:p>
+        </w:tc>
+        <w:tc>
+          <w:tcPr>
+            <w:tcW w:type="dxa" w:w="5160"/>
+            <w:tcMar>
+              <w:top w:type="dxa" w:w="60"/>
+              <w:left w:type="dxa" w:w="100"/>
+              <w:bottom w:type="dxa" w:w="60"/>
+              <w:right w:type="dxa" w:w="100"/>
+            </w:tcMar>
+          </w:tcPr>
+          <w:p>
+            <w:pPr>
+              <w:spacing w:after="0" w:line="240"/>
+              <w:jc w:val="left"/>
+            </w:pPr>
+            <w:r>
+              <w:rPr>
+                <w:rFonts w:ascii="Calibri" w:cs="Calibri" w:eastAsia="Calibri" w:hAnsi="Calibri"/>
+                <w:color w:val="000000"/>
+                <w:sz w:val="19"/>
+                <w:szCs w:val="19"/>
+              </w:rPr>
+              <w:t xml:space="preserve">Modelo: peças, materiais, tabuleiro e colisão, com testes</w:t>
+            </w:r>
+          </w:p>
+        </w:tc>
+        <w:tc>
+          <w:tcPr>
+            <w:tcW w:type="dxa" w:w="3100"/>
+            <w:tcMar>
+              <w:top w:type="dxa" w:w="60"/>
+              <w:left w:type="dxa" w:w="100"/>
+              <w:bottom w:type="dxa" w:w="60"/>
+              <w:right w:type="dxa" w:w="100"/>
+            </w:tcMar>
+          </w:tcPr>
+          <w:p>
+            <w:pPr>
+              <w:spacing w:after="0" w:line="240"/>
+              <w:jc w:val="left"/>
+            </w:pPr>
+            <w:r>
+              <w:rPr>
+                <w:rFonts w:ascii="Calibri" w:cs="Calibri" w:eastAsia="Calibri" w:hAnsi="Calibri"/>
+                <w:color w:val="000000"/>
+                <w:sz w:val="19"/>
+                <w:szCs w:val="19"/>
+              </w:rPr>
+              <w:t xml:space="preserve">Núcleo testado, sem interface</w:t>
+            </w:r>
+          </w:p>
+        </w:tc>
+      </w:tr>
+      <w:tr>
+        <w:trPr>
+          <w:cantSplit/>
+        </w:trPr>
+        <w:tc>
+          <w:tcPr>
+            <w:tcW w:type="dxa" w:w="1100"/>
+            <w:shd w:fill="F2F2F2" w:color="auto" w:val="clear"/>
+            <w:tcMar>
+              <w:top w:type="dxa" w:w="60"/>
+              <w:left w:type="dxa" w:w="100"/>
+              <w:bottom w:type="dxa" w:w="60"/>
+              <w:right w:type="dxa" w:w="100"/>
+            </w:tcMar>
+          </w:tcPr>
+          <w:p>
+            <w:pPr>
+              <w:spacing w:after="0" w:line="240"/>
+              <w:jc w:val="left"/>
+            </w:pPr>
+            <w:r>
+              <w:rPr>
+                <w:rFonts w:ascii="Calibri" w:cs="Calibri" w:eastAsia="Calibri" w:hAnsi="Calibri"/>
+                <w:b/>
+                <w:bCs/>
+                <w:color w:val="000000"/>
+                <w:sz w:val="19"/>
+                <w:szCs w:val="19"/>
+              </w:rPr>
+              <w:t xml:space="preserve">5 – 6</w:t>
+            </w:r>
+          </w:p>
+        </w:tc>
+        <w:tc>
+          <w:tcPr>
+            <w:tcW w:type="dxa" w:w="5160"/>
+            <w:shd w:fill="F2F2F2" w:color="auto" w:val="clear"/>
+            <w:tcMar>
+              <w:top w:type="dxa" w:w="60"/>
+              <w:left w:type="dxa" w:w="100"/>
+              <w:bottom w:type="dxa" w:w="60"/>
+              <w:right w:type="dxa" w:w="100"/>
+            </w:tcMar>
+          </w:tcPr>
+          <w:p>
+            <w:pPr>
+              <w:spacing w:after="0" w:line="240"/>
+              <w:jc w:val="left"/>
+            </w:pPr>
+            <w:r>
+              <w:rPr>
+                <w:rFonts w:ascii="Calibri" w:cs="Calibri" w:eastAsia="Calibri" w:hAnsi="Calibri"/>
+                <w:color w:val="000000"/>
+                <w:sz w:val="19"/>
+                <w:szCs w:val="19"/>
+              </w:rPr>
+              <w:t xml:space="preserve">Motor, rotação, linhas e pontuação; laço e WebSocket; tela de partida mínima</w:t>
+            </w:r>
+          </w:p>
+        </w:tc>
+        <w:tc>
+          <w:tcPr>
+            <w:tcW w:type="dxa" w:w="3100"/>
+            <w:shd w:fill="F2F2F2" w:color="auto" w:val="clear"/>
+            <w:tcMar>
+              <w:top w:type="dxa" w:w="60"/>
+              <w:left w:type="dxa" w:w="100"/>
+              <w:bottom w:type="dxa" w:w="60"/>
+              <w:right w:type="dxa" w:w="100"/>
+            </w:tcMar>
+          </w:tcPr>
+          <w:p>
+            <w:pPr>
+              <w:spacing w:after="0" w:line="240"/>
+              <w:jc w:val="left"/>
+            </w:pPr>
+            <w:r>
+              <w:rPr>
+                <w:rFonts w:ascii="Calibri" w:cs="Calibri" w:eastAsia="Calibri" w:hAnsi="Calibri"/>
+                <w:color w:val="000000"/>
+                <w:sz w:val="19"/>
+                <w:szCs w:val="19"/>
+              </w:rPr>
+              <w:t xml:space="preserve">Jogável no navegador, sem estabilidade</w:t>
+            </w:r>
+          </w:p>
+        </w:tc>
+      </w:tr>
+      <w:tr>
+        <w:trPr>
+          <w:cantSplit/>
+        </w:trPr>
+        <w:tc>
+          <w:tcPr>
+            <w:tcW w:type="dxa" w:w="1100"/>
+            <w:tcMar>
+              <w:top w:type="dxa" w:w="60"/>
+              <w:left w:type="dxa" w:w="100"/>
+              <w:bottom w:type="dxa" w:w="60"/>
+              <w:right w:type="dxa" w:w="100"/>
+            </w:tcMar>
+          </w:tcPr>
+          <w:p>
+            <w:pPr>
+              <w:spacing w:after="0" w:line="240"/>
+              <w:jc w:val="left"/>
+            </w:pPr>
+            <w:r>
+              <w:rPr>
+                <w:rFonts w:ascii="Calibri" w:cs="Calibri" w:eastAsia="Calibri" w:hAnsi="Calibri"/>
+                <w:b/>
+                <w:bCs/>
+                <w:color w:val="000000"/>
+                <w:sz w:val="19"/>
+                <w:szCs w:val="19"/>
+              </w:rPr>
+              <w:t xml:space="preserve">7 – 8</w:t>
+            </w:r>
+          </w:p>
+        </w:tc>
+        <w:tc>
+          <w:tcPr>
+            <w:tcW w:type="dxa" w:w="5160"/>
+            <w:tcMar>
+              <w:top w:type="dxa" w:w="60"/>
+              <w:left w:type="dxa" w:w="100"/>
+              <w:bottom w:type="dxa" w:w="60"/>
+              <w:right w:type="dxa" w:w="100"/>
+            </w:tcMar>
+          </w:tcPr>
+          <w:p>
+            <w:pPr>
+              <w:spacing w:after="0" w:line="240"/>
+              <w:jc w:val="left"/>
+            </w:pPr>
+            <w:r>
+              <w:rPr>
+                <w:rFonts w:ascii="Calibri" w:cs="Calibri" w:eastAsia="Calibri" w:hAnsi="Calibri"/>
+                <w:color w:val="000000"/>
+                <w:sz w:val="19"/>
+                <w:szCs w:val="19"/>
+              </w:rPr>
+              <w:t xml:space="preserve">Acumuladores, centro de massa, índice e colapso; painel de estabilidade</w:t>
+            </w:r>
+          </w:p>
+        </w:tc>
+        <w:tc>
+          <w:tcPr>
+            <w:tcW w:type="dxa" w:w="3100"/>
+            <w:tcMar>
+              <w:top w:type="dxa" w:w="60"/>
+              <w:left w:type="dxa" w:w="100"/>
+              <w:bottom w:type="dxa" w:w="60"/>
+              <w:right w:type="dxa" w:w="100"/>
+            </w:tcMar>
+          </w:tcPr>
+          <w:p>
+            <w:pPr>
+              <w:spacing w:after="0" w:line="240"/>
+              <w:jc w:val="left"/>
+            </w:pPr>
+            <w:r>
+              <w:rPr>
+                <w:rFonts w:ascii="Calibri" w:cs="Calibri" w:eastAsia="Calibri" w:hAnsi="Calibri"/>
+                <w:color w:val="000000"/>
+                <w:sz w:val="19"/>
+                <w:szCs w:val="19"/>
+              </w:rPr>
+              <w:t xml:space="preserve">Mecânica diferencial completa</w:t>
+            </w:r>
+          </w:p>
+        </w:tc>
+      </w:tr>
+      <w:tr>
+        <w:trPr>
+          <w:cantSplit/>
+        </w:trPr>
+        <w:tc>
+          <w:tcPr>
+            <w:tcW w:type="dxa" w:w="1100"/>
+            <w:shd w:fill="F2F2F2" w:color="auto" w:val="clear"/>
+            <w:tcMar>
+              <w:top w:type="dxa" w:w="60"/>
+              <w:left w:type="dxa" w:w="100"/>
+              <w:bottom w:type="dxa" w:w="60"/>
+              <w:right w:type="dxa" w:w="100"/>
+            </w:tcMar>
+          </w:tcPr>
+          <w:p>
+            <w:pPr>
+              <w:spacing w:after="0" w:line="240"/>
+              <w:jc w:val="left"/>
+            </w:pPr>
+            <w:r>
+              <w:rPr>
+                <w:rFonts w:ascii="Calibri" w:cs="Calibri" w:eastAsia="Calibri" w:hAnsi="Calibri"/>
+                <w:b/>
+                <w:bCs/>
+                <w:color w:val="000000"/>
+                <w:sz w:val="19"/>
+                <w:szCs w:val="19"/>
+              </w:rPr>
+              <w:t xml:space="preserve">9 – 10</w:t>
+            </w:r>
+          </w:p>
+        </w:tc>
+        <w:tc>
+          <w:tcPr>
+            <w:tcW w:type="dxa" w:w="5160"/>
+            <w:shd w:fill="F2F2F2" w:color="auto" w:val="clear"/>
+            <w:tcMar>
+              <w:top w:type="dxa" w:w="60"/>
+              <w:left w:type="dxa" w:w="100"/>
+              <w:bottom w:type="dxa" w:w="60"/>
+              <w:right w:type="dxa" w:w="100"/>
+            </w:tcMar>
+          </w:tcPr>
+          <w:p>
+            <w:pPr>
+              <w:spacing w:after="0" w:line="240"/>
+              <w:jc w:val="left"/>
+            </w:pPr>
+            <w:r>
+              <w:rPr>
+                <w:rFonts w:ascii="Calibri" w:cs="Calibri" w:eastAsia="Calibri" w:hAnsi="Calibri"/>
+                <w:color w:val="000000"/>
+                <w:sz w:val="19"/>
+                <w:szCs w:val="19"/>
+              </w:rPr>
+              <w:t xml:space="preserve">Telas completas, animações, texturas, retorno visual e reconexão</w:t>
+            </w:r>
+          </w:p>
+        </w:tc>
+        <w:tc>
+          <w:tcPr>
+            <w:tcW w:type="dxa" w:w="3100"/>
+            <w:shd w:fill="F2F2F2" w:color="auto" w:val="clear"/>
+            <w:tcMar>
+              <w:top w:type="dxa" w:w="60"/>
+              <w:left w:type="dxa" w:w="100"/>
+              <w:bottom w:type="dxa" w:w="60"/>
+              <w:right w:type="dxa" w:w="100"/>
+            </w:tcMar>
+          </w:tcPr>
+          <w:p>
+            <w:pPr>
+              <w:spacing w:after="0" w:line="240"/>
+              <w:jc w:val="left"/>
+            </w:pPr>
+            <w:r>
+              <w:rPr>
+                <w:rFonts w:ascii="Calibri" w:cs="Calibri" w:eastAsia="Calibri" w:hAnsi="Calibri"/>
+                <w:color w:val="000000"/>
+                <w:sz w:val="19"/>
+                <w:szCs w:val="19"/>
+              </w:rPr>
+              <w:t xml:space="preserve">Interface integrada</w:t>
+            </w:r>
+          </w:p>
+        </w:tc>
+      </w:tr>
+      <w:tr>
+        <w:trPr>
+          <w:cantSplit/>
+        </w:trPr>
+        <w:tc>
+          <w:tcPr>
+            <w:tcW w:type="dxa" w:w="1100"/>
+            <w:tcMar>
+              <w:top w:type="dxa" w:w="60"/>
+              <w:left w:type="dxa" w:w="100"/>
+              <w:bottom w:type="dxa" w:w="60"/>
+              <w:right w:type="dxa" w:w="100"/>
+            </w:tcMar>
+          </w:tcPr>
+          <w:p>
+            <w:pPr>
+              <w:spacing w:after="0" w:line="240"/>
+              <w:jc w:val="left"/>
+            </w:pPr>
+            <w:r>
+              <w:rPr>
+                <w:rFonts w:ascii="Calibri" w:cs="Calibri" w:eastAsia="Calibri" w:hAnsi="Calibri"/>
+                <w:b/>
+                <w:bCs/>
+                <w:color w:val="000000"/>
+                <w:sz w:val="19"/>
+                <w:szCs w:val="19"/>
+              </w:rPr>
+              <w:t xml:space="preserve">11</w:t>
+            </w:r>
+          </w:p>
+        </w:tc>
+        <w:tc>
+          <w:tcPr>
+            <w:tcW w:type="dxa" w:w="5160"/>
+            <w:tcMar>
+              <w:top w:type="dxa" w:w="60"/>
+              <w:left w:type="dxa" w:w="100"/>
+              <w:bottom w:type="dxa" w:w="60"/>
+              <w:right w:type="dxa" w:w="100"/>
+            </w:tcMar>
+          </w:tcPr>
+          <w:p>
+            <w:pPr>
+              <w:spacing w:after="0" w:line="240"/>
+              <w:jc w:val="left"/>
+            </w:pPr>
+            <w:r>
+              <w:rPr>
+                <w:rFonts w:ascii="Calibri" w:cs="Calibri" w:eastAsia="Calibri" w:hAnsi="Calibri"/>
+                <w:color w:val="000000"/>
+                <w:sz w:val="19"/>
+                <w:szCs w:val="19"/>
+              </w:rPr>
+              <w:t xml:space="preserve">Persistência, ranking, repetição, configurações e relatório</w:t>
+            </w:r>
+          </w:p>
+        </w:tc>
+        <w:tc>
+          <w:tcPr>
+            <w:tcW w:type="dxa" w:w="3100"/>
+            <w:tcMar>
+              <w:top w:type="dxa" w:w="60"/>
+              <w:left w:type="dxa" w:w="100"/>
+              <w:bottom w:type="dxa" w:w="60"/>
+              <w:right w:type="dxa" w:w="100"/>
+            </w:tcMar>
+          </w:tcPr>
+          <w:p>
+            <w:pPr>
+              <w:spacing w:after="0" w:line="240"/>
+              <w:jc w:val="left"/>
+            </w:pPr>
+            <w:r>
+              <w:rPr>
+                <w:rFonts w:ascii="Calibri" w:cs="Calibri" w:eastAsia="Calibri" w:hAnsi="Calibri"/>
+                <w:color w:val="000000"/>
+                <w:sz w:val="19"/>
+                <w:szCs w:val="19"/>
+              </w:rPr>
+              <w:t xml:space="preserve">Requisitos desejáveis</w:t>
+            </w:r>
+          </w:p>
+        </w:tc>
+      </w:tr>
+      <w:tr>
+        <w:trPr>
+          <w:cantSplit/>
+        </w:trPr>
+        <w:tc>
+          <w:tcPr>
+            <w:tcW w:type="dxa" w:w="1100"/>
+            <w:shd w:fill="F2F2F2" w:color="auto" w:val="clear"/>
+            <w:tcMar>
+              <w:top w:type="dxa" w:w="60"/>
+              <w:left w:type="dxa" w:w="100"/>
+              <w:bottom w:type="dxa" w:w="60"/>
+              <w:right w:type="dxa" w:w="100"/>
+            </w:tcMar>
+          </w:tcPr>
+          <w:p>
+            <w:pPr>
+              <w:spacing w:after="0" w:line="240"/>
+              <w:jc w:val="left"/>
+            </w:pPr>
+            <w:r>
+              <w:rPr>
+                <w:rFonts w:ascii="Calibri" w:cs="Calibri" w:eastAsia="Calibri" w:hAnsi="Calibri"/>
+                <w:b/>
+                <w:bCs/>
+                <w:color w:val="000000"/>
+                <w:sz w:val="19"/>
+                <w:szCs w:val="19"/>
+              </w:rPr>
+              <w:t xml:space="preserve">12</w:t>
+            </w:r>
+          </w:p>
+        </w:tc>
+        <w:tc>
+          <w:tcPr>
+            <w:tcW w:type="dxa" w:w="5160"/>
+            <w:shd w:fill="F2F2F2" w:color="auto" w:val="clear"/>
+            <w:tcMar>
+              <w:top w:type="dxa" w:w="60"/>
+              <w:left w:type="dxa" w:w="100"/>
+              <w:bottom w:type="dxa" w:w="60"/>
+              <w:right w:type="dxa" w:w="100"/>
+            </w:tcMar>
+          </w:tcPr>
+          <w:p>
+            <w:pPr>
+              <w:spacing w:after="0" w:line="240"/>
+              <w:jc w:val="left"/>
+            </w:pPr>
+            <w:r>
+              <w:rPr>
+                <w:rFonts w:ascii="Calibri" w:cs="Calibri" w:eastAsia="Calibri" w:hAnsi="Calibri"/>
+                <w:color w:val="000000"/>
+                <w:sz w:val="19"/>
+                <w:szCs w:val="19"/>
+              </w:rPr>
+              <w:t xml:space="preserve">Testes com jogadores, balanceamento, Javadoc e empacotamento</w:t>
+            </w:r>
+          </w:p>
+        </w:tc>
+        <w:tc>
+          <w:tcPr>
+            <w:tcW w:type="dxa" w:w="3100"/>
+            <w:shd w:fill="F2F2F2" w:color="auto" w:val="clear"/>
+            <w:tcMar>
+              <w:top w:type="dxa" w:w="60"/>
+              <w:left w:type="dxa" w:w="100"/>
+              <w:bottom w:type="dxa" w:w="60"/>
+              <w:right w:type="dxa" w:w="100"/>
+            </w:tcMar>
+          </w:tcPr>
+          <w:p>
+            <w:pPr>
+              <w:spacing w:after="0" w:line="240"/>
+              <w:jc w:val="left"/>
+            </w:pPr>
+            <w:r>
+              <w:rPr>
+                <w:rFonts w:ascii="Calibri" w:cs="Calibri" w:eastAsia="Calibri" w:hAnsi="Calibri"/>
+                <w:color w:val="000000"/>
+                <w:sz w:val="19"/>
+                <w:szCs w:val="19"/>
+              </w:rPr>
+              <w:t xml:space="preserve">Entrega final</w:t>
+            </w:r>
+          </w:p>
+        </w:tc>
+      </w:tr>
+    </w:tbl>
+    <w:p>
+      <w:pPr>
+        <w:spacing w:after="0"/>
+      </w:pPr>
+    </w:p>
+    <w:p>
+      <w:pPr>
+        <w:pStyle w:val="Heading1"/>
+        <w:spacing w:after="100" w:before="220"/>
+      </w:pPr>
+      <w:r>
+        <w:rPr>
+          <w:rFonts w:ascii="Calibri" w:cs="Calibri" w:eastAsia="Calibri" w:hAnsi="Calibri"/>
+          <w:b/>
+          <w:bCs/>
+          <w:color w:val="1F3864"/>
+          <w:sz w:val="24"/>
+          <w:szCs w:val="24"/>
+        </w:rPr>
+        <w:t xml:space="preserve">14. Riscos identificados</w:t>
+      </w:r>
+    </w:p>
+    <w:tbl>
+      <w:tblPr>
+        <w:tblW w:type="dxa" w:w="9360"/>
+        <w:tblBorders>
+          <w:top w:val="single" w:color="BFBFBF" w:sz="4"/>
+          <w:left w:val="single" w:color="BFBFBF" w:sz="4"/>
+          <w:bottom w:val="single" w:color="BFBFBF" w:sz="4"/>
+          <w:right w:val="single" w:color="BFBFBF" w:sz="4"/>
+          <w:insideH w:val="single" w:color="BFBFBF" w:sz="4"/>
+          <w:insideV w:val="single" w:color="BFBFBF" w:sz="4"/>
+        </w:tblBorders>
+      </w:tblPr>
+      <w:tblGrid>
+        <w:gridCol w:w="3300"/>
+        <w:gridCol w:w="1700"/>
+        <w:gridCol w:w="4360"/>
+      </w:tblGrid>
+      <w:tr>
+        <w:trPr>
+          <w:tblHeader/>
+        </w:trPr>
+        <w:tc>
+          <w:tcPr>
+            <w:tcW w:type="dxa" w:w="3300"/>
+            <w:shd w:fill="1F3864" w:color="auto" w:val="clear"/>
+            <w:tcMar>
+              <w:top w:type="dxa" w:w="60"/>
+              <w:left w:type="dxa" w:w="100"/>
+              <w:bottom w:type="dxa" w:w="60"/>
+              <w:right w:type="dxa" w:w="100"/>
+            </w:tcMar>
+          </w:tcPr>
+          <w:p>
+            <w:pPr>
+              <w:spacing w:after="0" w:line="240"/>
+              <w:jc w:val="left"/>
+            </w:pPr>
+            <w:r>
+              <w:rPr>
+                <w:rFonts w:ascii="Calibri" w:cs="Calibri" w:eastAsia="Calibri" w:hAnsi="Calibri"/>
+                <w:b/>
+                <w:bCs/>
+                <w:color w:val="FFFFFF"/>
+                <w:sz w:val="19"/>
+                <w:szCs w:val="19"/>
+              </w:rPr>
+              <w:t xml:space="preserve">Risco</w:t>
+            </w:r>
+          </w:p>
+        </w:tc>
+        <w:tc>
+          <w:tcPr>
+            <w:tcW w:type="dxa" w:w="1700"/>
+            <w:shd w:fill="1F3864" w:color="auto" w:val="clear"/>
+            <w:tcMar>
+              <w:top w:type="dxa" w:w="60"/>
+              <w:left w:type="dxa" w:w="100"/>
+              <w:bottom w:type="dxa" w:w="60"/>
+              <w:right w:type="dxa" w:w="100"/>
+            </w:tcMar>
+          </w:tcPr>
+          <w:p>
+            <w:pPr>
+              <w:spacing w:after="0" w:line="240"/>
+              <w:jc w:val="left"/>
+            </w:pPr>
+            <w:r>
+              <w:rPr>
+                <w:rFonts w:ascii="Calibri" w:cs="Calibri" w:eastAsia="Calibri" w:hAnsi="Calibri"/>
+                <w:b/>
+                <w:bCs/>
+                <w:color w:val="FFFFFF"/>
+                <w:sz w:val="19"/>
+                <w:szCs w:val="19"/>
+              </w:rPr>
+              <w:t xml:space="preserve">Probabilidade / impacto</w:t>
+            </w:r>
+          </w:p>
+        </w:tc>
+        <w:tc>
+          <w:tcPr>
+            <w:tcW w:type="dxa" w:w="4360"/>
+            <w:shd w:fill="1F3864" w:color="auto" w:val="clear"/>
+            <w:tcMar>
+              <w:top w:type="dxa" w:w="60"/>
+              <w:left w:type="dxa" w:w="100"/>
+              <w:bottom w:type="dxa" w:w="60"/>
+              <w:right w:type="dxa" w:w="100"/>
+            </w:tcMar>
+          </w:tcPr>
+          <w:p>
+            <w:pPr>
+              <w:spacing w:after="0" w:line="240"/>
+              <w:jc w:val="left"/>
+            </w:pPr>
+            <w:r>
+              <w:rPr>
+                <w:rFonts w:ascii="Calibri" w:cs="Calibri" w:eastAsia="Calibri" w:hAnsi="Calibri"/>
+                <w:b/>
+                <w:bCs/>
+                <w:color w:val="FFFFFF"/>
+                <w:sz w:val="19"/>
+                <w:szCs w:val="19"/>
+              </w:rPr>
+              <w:t xml:space="preserve">Ação prevista</w:t>
+            </w:r>
+          </w:p>
+        </w:tc>
+      </w:tr>
+      <w:tr>
+        <w:trPr>
+          <w:cantSplit/>
+        </w:trPr>
+        <w:tc>
+          <w:tcPr>
+            <w:tcW w:type="dxa" w:w="3300"/>
+            <w:tcMar>
+              <w:top w:type="dxa" w:w="60"/>
+              <w:left w:type="dxa" w:w="100"/>
+              <w:bottom w:type="dxa" w:w="60"/>
+              <w:right w:type="dxa" w:w="100"/>
+            </w:tcMar>
+          </w:tcPr>
+          <w:p>
+            <w:pPr>
+              <w:spacing w:after="0" w:line="240"/>
+              <w:jc w:val="left"/>
+            </w:pPr>
+            <w:r>
+              <w:rPr>
+                <w:rFonts w:ascii="Calibri" w:cs="Calibri" w:eastAsia="Calibri" w:hAnsi="Calibri"/>
+                <w:color w:val="000000"/>
+                <w:sz w:val="19"/>
+                <w:szCs w:val="19"/>
+              </w:rPr>
+              <w:t xml:space="preserve">Colapso deixar o jogo frustrante ou injusto</w:t>
+            </w:r>
+          </w:p>
+        </w:tc>
+        <w:tc>
+          <w:tcPr>
+            <w:tcW w:type="dxa" w:w="1700"/>
+            <w:tcMar>
+              <w:top w:type="dxa" w:w="60"/>
+              <w:left w:type="dxa" w:w="100"/>
+              <w:bottom w:type="dxa" w:w="60"/>
+              <w:right w:type="dxa" w:w="100"/>
+            </w:tcMar>
+          </w:tcPr>
+          <w:p>
+            <w:pPr>
+              <w:spacing w:after="0" w:line="240"/>
+              <w:jc w:val="left"/>
+            </w:pPr>
+            <w:r>
+              <w:rPr>
+                <w:rFonts w:ascii="Calibri" w:cs="Calibri" w:eastAsia="Calibri" w:hAnsi="Calibri"/>
+                <w:color w:val="000000"/>
+                <w:sz w:val="19"/>
+                <w:szCs w:val="19"/>
+              </w:rPr>
+              <w:t xml:space="preserve">Média / Alto</w:t>
+            </w:r>
+          </w:p>
+        </w:tc>
+        <w:tc>
+          <w:tcPr>
+            <w:tcW w:type="dxa" w:w="4360"/>
+            <w:tcMar>
+              <w:top w:type="dxa" w:w="60"/>
+              <w:left w:type="dxa" w:w="100"/>
+              <w:bottom w:type="dxa" w:w="60"/>
+              <w:right w:type="dxa" w:w="100"/>
+            </w:tcMar>
+          </w:tcPr>
+          <w:p>
+            <w:pPr>
+              <w:spacing w:after="0" w:line="240"/>
+              <w:jc w:val="left"/>
+            </w:pPr>
+            <w:r>
+              <w:rPr>
+                <w:rFonts w:ascii="Calibri" w:cs="Calibri" w:eastAsia="Calibri" w:hAnsi="Calibri"/>
+                <w:color w:val="000000"/>
+                <w:sz w:val="19"/>
+                <w:szCs w:val="19"/>
+              </w:rPr>
+              <w:t xml:space="preserve">Testar com pessoas de fora do grupo na semana 8 e ajustar o limite de desvio</w:t>
+            </w:r>
+          </w:p>
+        </w:tc>
+      </w:tr>
+      <w:tr>
+        <w:trPr>
+          <w:cantSplit/>
+        </w:trPr>
+        <w:tc>
+          <w:tcPr>
+            <w:tcW w:type="dxa" w:w="3300"/>
+            <w:shd w:fill="F2F2F2" w:color="auto" w:val="clear"/>
+            <w:tcMar>
+              <w:top w:type="dxa" w:w="60"/>
+              <w:left w:type="dxa" w:w="100"/>
+              <w:bottom w:type="dxa" w:w="60"/>
+              <w:right w:type="dxa" w:w="100"/>
+            </w:tcMar>
+          </w:tcPr>
+          <w:p>
+            <w:pPr>
+              <w:spacing w:after="0" w:line="240"/>
+              <w:jc w:val="left"/>
+            </w:pPr>
+            <w:r>
+              <w:rPr>
+                <w:rFonts w:ascii="Calibri" w:cs="Calibri" w:eastAsia="Calibri" w:hAnsi="Calibri"/>
+                <w:color w:val="000000"/>
+                <w:sz w:val="19"/>
+                <w:szCs w:val="19"/>
+              </w:rPr>
+              <w:t xml:space="preserve">Parte da equipe sem experiência com Svelte e TypeScript</w:t>
+            </w:r>
+          </w:p>
+        </w:tc>
+        <w:tc>
+          <w:tcPr>
+            <w:tcW w:type="dxa" w:w="1700"/>
+            <w:shd w:fill="F2F2F2" w:color="auto" w:val="clear"/>
+            <w:tcMar>
+              <w:top w:type="dxa" w:w="60"/>
+              <w:left w:type="dxa" w:w="100"/>
+              <w:bottom w:type="dxa" w:w="60"/>
+              <w:right w:type="dxa" w:w="100"/>
+            </w:tcMar>
+          </w:tcPr>
+          <w:p>
+            <w:pPr>
+              <w:spacing w:after="0" w:line="240"/>
+              <w:jc w:val="left"/>
+            </w:pPr>
+            <w:r>
+              <w:rPr>
+                <w:rFonts w:ascii="Calibri" w:cs="Calibri" w:eastAsia="Calibri" w:hAnsi="Calibri"/>
+                <w:color w:val="000000"/>
+                <w:sz w:val="19"/>
+                <w:szCs w:val="19"/>
+              </w:rPr>
+              <w:t xml:space="preserve">Alta / Alto</w:t>
+            </w:r>
+          </w:p>
+        </w:tc>
+        <w:tc>
+          <w:tcPr>
+            <w:tcW w:type="dxa" w:w="4360"/>
+            <w:shd w:fill="F2F2F2" w:color="auto" w:val="clear"/>
+            <w:tcMar>
+              <w:top w:type="dxa" w:w="60"/>
+              <w:left w:type="dxa" w:w="100"/>
+              <w:bottom w:type="dxa" w:w="60"/>
+              <w:right w:type="dxa" w:w="100"/>
+            </w:tcMar>
+          </w:tcPr>
+          <w:p>
+            <w:pPr>
+              <w:spacing w:after="0" w:line="240"/>
+              <w:jc w:val="left"/>
+            </w:pPr>
+            <w:r>
+              <w:rPr>
+                <w:rFonts w:ascii="Calibri" w:cs="Calibri" w:eastAsia="Calibri" w:hAnsi="Calibri"/>
+                <w:color w:val="000000"/>
+                <w:sz w:val="19"/>
+                <w:szCs w:val="19"/>
+              </w:rPr>
+              <w:t xml:space="preserve">Frontend que só desenha o estado; componentes pequenos; exemplos no README; programação em par</w:t>
+            </w:r>
+          </w:p>
+        </w:tc>
+      </w:tr>
+      <w:tr>
+        <w:trPr>
+          <w:cantSplit/>
+        </w:trPr>
+        <w:tc>
+          <w:tcPr>
+            <w:tcW w:type="dxa" w:w="3300"/>
+            <w:tcMar>
+              <w:top w:type="dxa" w:w="60"/>
+              <w:left w:type="dxa" w:w="100"/>
+              <w:bottom w:type="dxa" w:w="60"/>
+              <w:right w:type="dxa" w:w="100"/>
+            </w:tcMar>
+          </w:tcPr>
+          <w:p>
+            <w:pPr>
+              <w:spacing w:after="0" w:line="240"/>
+              <w:jc w:val="left"/>
+            </w:pPr>
+            <w:r>
+              <w:rPr>
+                <w:rFonts w:ascii="Calibri" w:cs="Calibri" w:eastAsia="Calibri" w:hAnsi="Calibri"/>
+                <w:color w:val="000000"/>
+                <w:sz w:val="19"/>
+                <w:szCs w:val="19"/>
+              </w:rPr>
+              <w:t xml:space="preserve">Backend e frontend saírem de sincronia no protocolo</w:t>
+            </w:r>
+          </w:p>
+        </w:tc>
+        <w:tc>
+          <w:tcPr>
+            <w:tcW w:type="dxa" w:w="1700"/>
+            <w:tcMar>
+              <w:top w:type="dxa" w:w="60"/>
+              <w:left w:type="dxa" w:w="100"/>
+              <w:bottom w:type="dxa" w:w="60"/>
+              <w:right w:type="dxa" w:w="100"/>
+            </w:tcMar>
+          </w:tcPr>
+          <w:p>
+            <w:pPr>
+              <w:spacing w:after="0" w:line="240"/>
+              <w:jc w:val="left"/>
+            </w:pPr>
+            <w:r>
+              <w:rPr>
+                <w:rFonts w:ascii="Calibri" w:cs="Calibri" w:eastAsia="Calibri" w:hAnsi="Calibri"/>
+                <w:color w:val="000000"/>
+                <w:sz w:val="19"/>
+                <w:szCs w:val="19"/>
+              </w:rPr>
+              <w:t xml:space="preserve">Média / Alto</w:t>
+            </w:r>
+          </w:p>
+        </w:tc>
+        <w:tc>
+          <w:tcPr>
+            <w:tcW w:type="dxa" w:w="4360"/>
+            <w:tcMar>
+              <w:top w:type="dxa" w:w="60"/>
+              <w:left w:type="dxa" w:w="100"/>
+              <w:bottom w:type="dxa" w:w="60"/>
+              <w:right w:type="dxa" w:w="100"/>
+            </w:tcMar>
+          </w:tcPr>
+          <w:p>
+            <w:pPr>
+              <w:spacing w:after="0" w:line="240"/>
+              <w:jc w:val="left"/>
+            </w:pPr>
+            <w:r>
+              <w:rPr>
+                <w:rFonts w:ascii="Calibri" w:cs="Calibri" w:eastAsia="Calibri" w:hAnsi="Calibri"/>
+                <w:color w:val="000000"/>
+                <w:sz w:val="19"/>
+                <w:szCs w:val="19"/>
+              </w:rPr>
+              <w:t xml:space="preserve">Protocolo documentado, tipado dos dois lados, alterado no mesmo PR e conferido por teste</w:t>
+            </w:r>
+          </w:p>
+        </w:tc>
+      </w:tr>
+      <w:tr>
+        <w:trPr>
+          <w:cantSplit/>
+        </w:trPr>
+        <w:tc>
+          <w:tcPr>
+            <w:tcW w:type="dxa" w:w="3300"/>
+            <w:shd w:fill="F2F2F2" w:color="auto" w:val="clear"/>
+            <w:tcMar>
+              <w:top w:type="dxa" w:w="60"/>
+              <w:left w:type="dxa" w:w="100"/>
+              <w:bottom w:type="dxa" w:w="60"/>
+              <w:right w:type="dxa" w:w="100"/>
+            </w:tcMar>
+          </w:tcPr>
+          <w:p>
+            <w:pPr>
+              <w:spacing w:after="0" w:line="240"/>
+              <w:jc w:val="left"/>
+            </w:pPr>
+            <w:r>
+              <w:rPr>
+                <w:rFonts w:ascii="Calibri" w:cs="Calibri" w:eastAsia="Calibri" w:hAnsi="Calibri"/>
+                <w:color w:val="000000"/>
+                <w:sz w:val="19"/>
+                <w:szCs w:val="19"/>
+              </w:rPr>
+              <w:t xml:space="preserve">Latência do WebSocket deixar os controles lentos</w:t>
+            </w:r>
+          </w:p>
+        </w:tc>
+        <w:tc>
+          <w:tcPr>
+            <w:tcW w:type="dxa" w:w="1700"/>
+            <w:shd w:fill="F2F2F2" w:color="auto" w:val="clear"/>
+            <w:tcMar>
+              <w:top w:type="dxa" w:w="60"/>
+              <w:left w:type="dxa" w:w="100"/>
+              <w:bottom w:type="dxa" w:w="60"/>
+              <w:right w:type="dxa" w:w="100"/>
+            </w:tcMar>
+          </w:tcPr>
+          <w:p>
+            <w:pPr>
+              <w:spacing w:after="0" w:line="240"/>
+              <w:jc w:val="left"/>
+            </w:pPr>
+            <w:r>
+              <w:rPr>
+                <w:rFonts w:ascii="Calibri" w:cs="Calibri" w:eastAsia="Calibri" w:hAnsi="Calibri"/>
+                <w:color w:val="000000"/>
+                <w:sz w:val="19"/>
+                <w:szCs w:val="19"/>
+              </w:rPr>
+              <w:t xml:space="preserve">Baixa / Médio</w:t>
+            </w:r>
+          </w:p>
+        </w:tc>
+        <w:tc>
+          <w:tcPr>
+            <w:tcW w:type="dxa" w:w="4360"/>
+            <w:shd w:fill="F2F2F2" w:color="auto" w:val="clear"/>
+            <w:tcMar>
+              <w:top w:type="dxa" w:w="60"/>
+              <w:left w:type="dxa" w:w="100"/>
+              <w:bottom w:type="dxa" w:w="60"/>
+              <w:right w:type="dxa" w:w="100"/>
+            </w:tcMar>
+          </w:tcPr>
+          <w:p>
+            <w:pPr>
+              <w:spacing w:after="0" w:line="240"/>
+              <w:jc w:val="left"/>
+            </w:pPr>
+            <w:r>
+              <w:rPr>
+                <w:rFonts w:ascii="Calibri" w:cs="Calibri" w:eastAsia="Calibri" w:hAnsi="Calibri"/>
+                <w:color w:val="000000"/>
+                <w:sz w:val="19"/>
+                <w:szCs w:val="19"/>
+              </w:rPr>
+              <w:t xml:space="preserve">Comunicação só local, mensagens pequenas e medição desde o primeiro protótipo</w:t>
+            </w:r>
+          </w:p>
+        </w:tc>
+      </w:tr>
+      <w:tr>
+        <w:trPr>
+          <w:cantSplit/>
+        </w:trPr>
+        <w:tc>
+          <w:tcPr>
+            <w:tcW w:type="dxa" w:w="3300"/>
+            <w:tcMar>
+              <w:top w:type="dxa" w:w="60"/>
+              <w:left w:type="dxa" w:w="100"/>
+              <w:bottom w:type="dxa" w:w="60"/>
+              <w:right w:type="dxa" w:w="100"/>
+            </w:tcMar>
+          </w:tcPr>
+          <w:p>
+            <w:pPr>
+              <w:spacing w:after="0" w:line="240"/>
+              <w:jc w:val="left"/>
+            </w:pPr>
+            <w:r>
+              <w:rPr>
+                <w:rFonts w:ascii="Calibri" w:cs="Calibri" w:eastAsia="Calibri" w:hAnsi="Calibri"/>
+                <w:color w:val="000000"/>
+                <w:sz w:val="19"/>
+                <w:szCs w:val="19"/>
+              </w:rPr>
+              <w:t xml:space="preserve">Subestimar o esforço da rotação com deslocamento corretivo</w:t>
+            </w:r>
+          </w:p>
+        </w:tc>
+        <w:tc>
+          <w:tcPr>
+            <w:tcW w:type="dxa" w:w="1700"/>
+            <w:tcMar>
+              <w:top w:type="dxa" w:w="60"/>
+              <w:left w:type="dxa" w:w="100"/>
+              <w:bottom w:type="dxa" w:w="60"/>
+              <w:right w:type="dxa" w:w="100"/>
+            </w:tcMar>
+          </w:tcPr>
+          <w:p>
+            <w:pPr>
+              <w:spacing w:after="0" w:line="240"/>
+              <w:jc w:val="left"/>
+            </w:pPr>
+            <w:r>
+              <w:rPr>
+                <w:rFonts w:ascii="Calibri" w:cs="Calibri" w:eastAsia="Calibri" w:hAnsi="Calibri"/>
+                <w:color w:val="000000"/>
+                <w:sz w:val="19"/>
+                <w:szCs w:val="19"/>
+              </w:rPr>
+              <w:t xml:space="preserve">Alta / Médio</w:t>
+            </w:r>
+          </w:p>
+        </w:tc>
+        <w:tc>
+          <w:tcPr>
+            <w:tcW w:type="dxa" w:w="4360"/>
+            <w:tcMar>
+              <w:top w:type="dxa" w:w="60"/>
+              <w:left w:type="dxa" w:w="100"/>
+              <w:bottom w:type="dxa" w:w="60"/>
+              <w:right w:type="dxa" w:w="100"/>
+            </w:tcMar>
+          </w:tcPr>
+          <w:p>
+            <w:pPr>
+              <w:spacing w:after="0" w:line="240"/>
+              <w:jc w:val="left"/>
+            </w:pPr>
+            <w:r>
+              <w:rPr>
+                <w:rFonts w:ascii="Calibri" w:cs="Calibri" w:eastAsia="Calibri" w:hAnsi="Calibri"/>
+                <w:color w:val="000000"/>
+                <w:sz w:val="19"/>
+                <w:szCs w:val="19"/>
+              </w:rPr>
+              <w:t xml:space="preserve">Implementar primeiro a rotação simples e acrescentar os deslocamentos depois</w:t>
+            </w:r>
+          </w:p>
+        </w:tc>
+      </w:tr>
+      <w:tr>
+        <w:trPr>
+          <w:cantSplit/>
+        </w:trPr>
+        <w:tc>
+          <w:tcPr>
+            <w:tcW w:type="dxa" w:w="3300"/>
+            <w:shd w:fill="F2F2F2" w:color="auto" w:val="clear"/>
+            <w:tcMar>
+              <w:top w:type="dxa" w:w="60"/>
+              <w:left w:type="dxa" w:w="100"/>
+              <w:bottom w:type="dxa" w:w="60"/>
+              <w:right w:type="dxa" w:w="100"/>
+            </w:tcMar>
+          </w:tcPr>
+          <w:p>
+            <w:pPr>
+              <w:spacing w:after="0" w:line="240"/>
+              <w:jc w:val="left"/>
+            </w:pPr>
+            <w:r>
+              <w:rPr>
+                <w:rFonts w:ascii="Calibri" w:cs="Calibri" w:eastAsia="Calibri" w:hAnsi="Calibri"/>
+                <w:color w:val="000000"/>
+                <w:sz w:val="19"/>
+                <w:szCs w:val="19"/>
+              </w:rPr>
+              <w:t xml:space="preserve">Desequilíbrio na divisão do trabalho</w:t>
+            </w:r>
+          </w:p>
+        </w:tc>
+        <w:tc>
+          <w:tcPr>
+            <w:tcW w:type="dxa" w:w="1700"/>
+            <w:shd w:fill="F2F2F2" w:color="auto" w:val="clear"/>
+            <w:tcMar>
+              <w:top w:type="dxa" w:w="60"/>
+              <w:left w:type="dxa" w:w="100"/>
+              <w:bottom w:type="dxa" w:w="60"/>
+              <w:right w:type="dxa" w:w="100"/>
+            </w:tcMar>
+          </w:tcPr>
+          <w:p>
+            <w:pPr>
+              <w:spacing w:after="0" w:line="240"/>
+              <w:jc w:val="left"/>
+            </w:pPr>
+            <w:r>
+              <w:rPr>
+                <w:rFonts w:ascii="Calibri" w:cs="Calibri" w:eastAsia="Calibri" w:hAnsi="Calibri"/>
+                <w:color w:val="000000"/>
+                <w:sz w:val="19"/>
+                <w:szCs w:val="19"/>
+              </w:rPr>
+              <w:t xml:space="preserve">Média / Alto</w:t>
+            </w:r>
+          </w:p>
+        </w:tc>
+        <w:tc>
+          <w:tcPr>
+            <w:tcW w:type="dxa" w:w="4360"/>
+            <w:shd w:fill="F2F2F2" w:color="auto" w:val="clear"/>
+            <w:tcMar>
+              <w:top w:type="dxa" w:w="60"/>
+              <w:left w:type="dxa" w:w="100"/>
+              <w:bottom w:type="dxa" w:w="60"/>
+              <w:right w:type="dxa" w:w="100"/>
+            </w:tcMar>
+          </w:tcPr>
+          <w:p>
+            <w:pPr>
+              <w:spacing w:after="0" w:line="240"/>
+              <w:jc w:val="left"/>
+            </w:pPr>
+            <w:r>
+              <w:rPr>
+                <w:rFonts w:ascii="Calibri" w:cs="Calibri" w:eastAsia="Calibri" w:hAnsi="Calibri"/>
+                <w:color w:val="000000"/>
+                <w:sz w:val="19"/>
+                <w:szCs w:val="19"/>
+              </w:rPr>
+              <w:t xml:space="preserve">Revisão semanal do quadro de tarefas e registro individual de contribuições</w:t>
+            </w:r>
+          </w:p>
+        </w:tc>
+      </w:tr>
+    </w:tbl>
+    <w:p>
+      <w:pPr>
+        <w:spacing w:after="0"/>
+      </w:pPr>
+    </w:p>
+    <w:p>
+      <w:pPr>
+        <w:pageBreakBefore/>
+        <w:pStyle w:val="Heading1"/>
+        <w:spacing w:after="100" w:before="220"/>
+      </w:pPr>
+      <w:r>
+        <w:rPr>
+          <w:rFonts w:ascii="Calibri" w:cs="Calibri" w:eastAsia="Calibri" w:hAnsi="Calibri"/>
+          <w:b/>
+          <w:bCs/>
+          <w:color w:val="1F3864"/>
+          <w:sz w:val="24"/>
+          <w:szCs w:val="24"/>
+        </w:rPr>
+        <w:t xml:space="preserve">15. Limitações reconhecidas</w:t>
+      </w:r>
+    </w:p>
+    <w:p>
+      <w:pPr>
+        <w:spacing w:after="100" w:line="260"/>
+        <w:jc w:val="both"/>
+      </w:pPr>
+      <w:r>
+        <w:rPr>
+          <w:rFonts w:ascii="Calibri" w:cs="Calibri" w:eastAsia="Calibri" w:hAnsi="Calibri"/>
+          <w:sz w:val="20"/>
+          <w:szCs w:val="20"/>
+        </w:rPr>
+        <w:t xml:space="preserve">O modelo físico é uma simplificação deliberada: não há simulação de esforços internos, resistência dos materiais, deformação nem tombamento com rotação, e o colapso considera só o deslocamento horizontal do centro de massa. Isso basta para o jogo, mas não constitui análise estrutural no sentido da engenharia. O servidor foi feito para uso apenas local e não deve ser exposto na internet.</w:t>
+      </w:r>
+    </w:p>
+    <w:p>
+      <w:pPr>
+        <w:pStyle w:val="Heading1"/>
+        <w:spacing w:after="100" w:before="220"/>
+      </w:pPr>
+      <w:r>
+        <w:rPr>
+          <w:rFonts w:ascii="Calibri" w:cs="Calibri" w:eastAsia="Calibri" w:hAnsi="Calibri"/>
+          <w:b/>
+          <w:bCs/>
+          <w:color w:val="1F3864"/>
+          <w:sz w:val="24"/>
+          <w:szCs w:val="24"/>
+        </w:rPr>
+        <w:t xml:space="preserve">16. Divisão de responsabilidades</w:t>
       </w:r>
     </w:p>
     <w:p>
@@ -1476,8 +9714,8 @@
         </w:tblBorders>
       </w:tblPr>
       <w:tblGrid>
-        <w:gridCol w:w="2600"/>
-        <w:gridCol w:w="6760"/>
+        <w:gridCol w:w="4200"/>
+        <w:gridCol w:w="5160"/>
       </w:tblGrid>
       <w:tr>
         <w:trPr>
@@ -1485,7 +9723,7 @@
         </w:trPr>
         <w:tc>
           <w:tcPr>
-            <w:tcW w:type="dxa" w:w="2600"/>
+            <w:tcW w:type="dxa" w:w="4200"/>
             <w:shd w:fill="1F3864" w:color="auto" w:val="clear"/>
             <w:tcMar>
               <w:top w:type="dxa" w:w="60"/>
@@ -1514,7 +9752,7 @@
         </w:tc>
         <w:tc>
           <w:tcPr>
-            <w:tcW w:type="dxa" w:w="6760"/>
+            <w:tcW w:type="dxa" w:w="5160"/>
             <w:shd w:fill="1F3864" w:color="auto" w:val="clear"/>
             <w:tcMar>
               <w:top w:type="dxa" w:w="60"/>
@@ -1544,28 +9782,26 @@
       </w:tr>
       <w:tr>
         <w:trPr>
-          <w:tblHeader w:val="false"/>
-        </w:trPr>
-        <w:tc>
-          <w:tcPr>
-            <w:tcW w:type="dxa" w:w="2600"/>
-            <w:tcMar>
-              <w:top w:type="dxa" w:w="60"/>
-              <w:left w:type="dxa" w:w="100"/>
-              <w:bottom w:type="dxa" w:w="60"/>
-              <w:right w:type="dxa" w:w="100"/>
-            </w:tcMar>
-          </w:tcPr>
-          <w:p>
-            <w:pPr>
-              <w:spacing w:after="0" w:line="240"/>
-              <w:jc w:val="left"/>
-            </w:pPr>
-            <w:r>
-              <w:rPr>
-                <w:rFonts w:ascii="Calibri" w:cs="Calibri" w:eastAsia="Calibri" w:hAnsi="Calibri"/>
-                <w:b w:val="false"/>
-                <w:bCs w:val="false"/>
+          <w:cantSplit/>
+        </w:trPr>
+        <w:tc>
+          <w:tcPr>
+            <w:tcW w:type="dxa" w:w="4200"/>
+            <w:tcMar>
+              <w:top w:type="dxa" w:w="60"/>
+              <w:left w:type="dxa" w:w="100"/>
+              <w:bottom w:type="dxa" w:w="60"/>
+              <w:right w:type="dxa" w:w="100"/>
+            </w:tcMar>
+          </w:tcPr>
+          <w:p>
+            <w:pPr>
+              <w:spacing w:after="0" w:line="240"/>
+              <w:jc w:val="left"/>
+            </w:pPr>
+            <w:r>
+              <w:rPr>
+                <w:rFonts w:ascii="Calibri" w:cs="Calibri" w:eastAsia="Calibri" w:hAnsi="Calibri"/>
                 <w:color w:val="000000"/>
                 <w:sz w:val="19"/>
                 <w:szCs w:val="19"/>
@@ -1576,24 +9812,22 @@
         </w:tc>
         <w:tc>
           <w:tcPr>
-            <w:tcW w:type="dxa" w:w="6760"/>
-            <w:tcMar>
-              <w:top w:type="dxa" w:w="60"/>
-              <w:left w:type="dxa" w:w="100"/>
-              <w:bottom w:type="dxa" w:w="60"/>
-              <w:right w:type="dxa" w:w="100"/>
-            </w:tcMar>
-          </w:tcPr>
-          <w:p>
-            <w:pPr>
-              <w:spacing w:after="0" w:line="240"/>
-              <w:jc w:val="left"/>
-            </w:pPr>
-            <w:r>
-              <w:rPr>
-                <w:rFonts w:ascii="Calibri" w:cs="Calibri" w:eastAsia="Calibri" w:hAnsi="Calibri"/>
-                <w:b w:val="false"/>
-                <w:bCs w:val="false"/>
+            <w:tcW w:type="dxa" w:w="5160"/>
+            <w:tcMar>
+              <w:top w:type="dxa" w:w="60"/>
+              <w:left w:type="dxa" w:w="100"/>
+              <w:bottom w:type="dxa" w:w="60"/>
+              <w:right w:type="dxa" w:w="100"/>
+            </w:tcMar>
+          </w:tcPr>
+          <w:p>
+            <w:pPr>
+              <w:spacing w:after="0" w:line="240"/>
+              <w:jc w:val="left"/>
+            </w:pPr>
+            <w:r>
+              <w:rPr>
+                <w:rFonts w:ascii="Calibri" w:cs="Calibri" w:eastAsia="Calibri" w:hAnsi="Calibri"/>
                 <w:color w:val="000000"/>
                 <w:sz w:val="19"/>
                 <w:szCs w:val="19"/>
@@ -1605,58 +9839,54 @@
       </w:tr>
       <w:tr>
         <w:trPr>
-          <w:tblHeader w:val="false"/>
-        </w:trPr>
-        <w:tc>
-          <w:tcPr>
-            <w:tcW w:type="dxa" w:w="2600"/>
-            <w:shd w:fill="F2F2F2" w:color="auto" w:val="clear"/>
-            <w:tcMar>
-              <w:top w:type="dxa" w:w="60"/>
-              <w:left w:type="dxa" w:w="100"/>
-              <w:bottom w:type="dxa" w:w="60"/>
-              <w:right w:type="dxa" w:w="100"/>
-            </w:tcMar>
-          </w:tcPr>
-          <w:p>
-            <w:pPr>
-              <w:spacing w:after="0" w:line="240"/>
-              <w:jc w:val="left"/>
-            </w:pPr>
-            <w:r>
-              <w:rPr>
-                <w:rFonts w:ascii="Calibri" w:cs="Calibri" w:eastAsia="Calibri" w:hAnsi="Calibri"/>
-                <w:b w:val="false"/>
-                <w:bCs w:val="false"/>
-                <w:color w:val="000000"/>
-                <w:sz w:val="19"/>
-                <w:szCs w:val="19"/>
-              </w:rPr>
-              <w:t xml:space="preserve">Modelo de materiais, cálculo do centro de massa e regra de colapso</w:t>
-            </w:r>
-          </w:p>
-        </w:tc>
-        <w:tc>
-          <w:tcPr>
-            <w:tcW w:type="dxa" w:w="6760"/>
-            <w:shd w:fill="F2F2F2" w:color="auto" w:val="clear"/>
-            <w:tcMar>
-              <w:top w:type="dxa" w:w="60"/>
-              <w:left w:type="dxa" w:w="100"/>
-              <w:bottom w:type="dxa" w:w="60"/>
-              <w:right w:type="dxa" w:w="100"/>
-            </w:tcMar>
-          </w:tcPr>
-          <w:p>
-            <w:pPr>
-              <w:spacing w:after="0" w:line="240"/>
-              <w:jc w:val="left"/>
-            </w:pPr>
-            <w:r>
-              <w:rPr>
-                <w:rFonts w:ascii="Calibri" w:cs="Calibri" w:eastAsia="Calibri" w:hAnsi="Calibri"/>
-                <w:b w:val="false"/>
-                <w:bCs w:val="false"/>
+          <w:cantSplit/>
+        </w:trPr>
+        <w:tc>
+          <w:tcPr>
+            <w:tcW w:type="dxa" w:w="4200"/>
+            <w:shd w:fill="F2F2F2" w:color="auto" w:val="clear"/>
+            <w:tcMar>
+              <w:top w:type="dxa" w:w="60"/>
+              <w:left w:type="dxa" w:w="100"/>
+              <w:bottom w:type="dxa" w:w="60"/>
+              <w:right w:type="dxa" w:w="100"/>
+            </w:tcMar>
+          </w:tcPr>
+          <w:p>
+            <w:pPr>
+              <w:spacing w:after="0" w:line="240"/>
+              <w:jc w:val="left"/>
+            </w:pPr>
+            <w:r>
+              <w:rPr>
+                <w:rFonts w:ascii="Calibri" w:cs="Calibri" w:eastAsia="Calibri" w:hAnsi="Calibri"/>
+                <w:color w:val="000000"/>
+                <w:sz w:val="19"/>
+                <w:szCs w:val="19"/>
+              </w:rPr>
+              <w:t xml:space="preserve">Materiais, cálculo do centro de massa e regra de colapso</w:t>
+            </w:r>
+          </w:p>
+        </w:tc>
+        <w:tc>
+          <w:tcPr>
+            <w:tcW w:type="dxa" w:w="5160"/>
+            <w:shd w:fill="F2F2F2" w:color="auto" w:val="clear"/>
+            <w:tcMar>
+              <w:top w:type="dxa" w:w="60"/>
+              <w:left w:type="dxa" w:w="100"/>
+              <w:bottom w:type="dxa" w:w="60"/>
+              <w:right w:type="dxa" w:w="100"/>
+            </w:tcMar>
+          </w:tcPr>
+          <w:p>
+            <w:pPr>
+              <w:spacing w:after="0" w:line="240"/>
+              <w:jc w:val="left"/>
+            </w:pPr>
+            <w:r>
+              <w:rPr>
+                <w:rFonts w:ascii="Calibri" w:cs="Calibri" w:eastAsia="Calibri" w:hAnsi="Calibri"/>
                 <w:color w:val="000000"/>
                 <w:sz w:val="19"/>
                 <w:szCs w:val="19"/>
@@ -1668,56 +9898,52 @@
       </w:tr>
       <w:tr>
         <w:trPr>
-          <w:tblHeader w:val="false"/>
-        </w:trPr>
-        <w:tc>
-          <w:tcPr>
-            <w:tcW w:type="dxa" w:w="2600"/>
-            <w:tcMar>
-              <w:top w:type="dxa" w:w="60"/>
-              <w:left w:type="dxa" w:w="100"/>
-              <w:bottom w:type="dxa" w:w="60"/>
-              <w:right w:type="dxa" w:w="100"/>
-            </w:tcMar>
-          </w:tcPr>
-          <w:p>
-            <w:pPr>
-              <w:spacing w:after="0" w:line="240"/>
-              <w:jc w:val="left"/>
-            </w:pPr>
-            <w:r>
-              <w:rPr>
-                <w:rFonts w:ascii="Calibri" w:cs="Calibri" w:eastAsia="Calibri" w:hAnsi="Calibri"/>
-                <w:b w:val="false"/>
-                <w:bCs w:val="false"/>
-                <w:color w:val="000000"/>
-                <w:sz w:val="19"/>
-                <w:szCs w:val="19"/>
-              </w:rPr>
-              <w:t xml:space="preserve">Interface gráfica, telas, animações e experiência do usuário</w:t>
-            </w:r>
-          </w:p>
-        </w:tc>
-        <w:tc>
-          <w:tcPr>
-            <w:tcW w:type="dxa" w:w="6760"/>
-            <w:tcMar>
-              <w:top w:type="dxa" w:w="60"/>
-              <w:left w:type="dxa" w:w="100"/>
-              <w:bottom w:type="dxa" w:w="60"/>
-              <w:right w:type="dxa" w:w="100"/>
-            </w:tcMar>
-          </w:tcPr>
-          <w:p>
-            <w:pPr>
-              <w:spacing w:after="0" w:line="240"/>
-              <w:jc w:val="left"/>
-            </w:pPr>
-            <w:r>
-              <w:rPr>
-                <w:rFonts w:ascii="Calibri" w:cs="Calibri" w:eastAsia="Calibri" w:hAnsi="Calibri"/>
-                <w:b w:val="false"/>
-                <w:bCs w:val="false"/>
+          <w:cantSplit/>
+        </w:trPr>
+        <w:tc>
+          <w:tcPr>
+            <w:tcW w:type="dxa" w:w="4200"/>
+            <w:tcMar>
+              <w:top w:type="dxa" w:w="60"/>
+              <w:left w:type="dxa" w:w="100"/>
+              <w:bottom w:type="dxa" w:w="60"/>
+              <w:right w:type="dxa" w:w="100"/>
+            </w:tcMar>
+          </w:tcPr>
+          <w:p>
+            <w:pPr>
+              <w:spacing w:after="0" w:line="240"/>
+              <w:jc w:val="left"/>
+            </w:pPr>
+            <w:r>
+              <w:rPr>
+                <w:rFonts w:ascii="Calibri" w:cs="Calibri" w:eastAsia="Calibri" w:hAnsi="Calibri"/>
+                <w:color w:val="000000"/>
+                <w:sz w:val="19"/>
+                <w:szCs w:val="19"/>
+              </w:rPr>
+              <w:t xml:space="preserve">Servidor: API REST, WebSocket, sessões e protocolo</w:t>
+            </w:r>
+          </w:p>
+        </w:tc>
+        <w:tc>
+          <w:tcPr>
+            <w:tcW w:type="dxa" w:w="5160"/>
+            <w:tcMar>
+              <w:top w:type="dxa" w:w="60"/>
+              <w:left w:type="dxa" w:w="100"/>
+              <w:bottom w:type="dxa" w:w="60"/>
+              <w:right w:type="dxa" w:w="100"/>
+            </w:tcMar>
+          </w:tcPr>
+          <w:p>
+            <w:pPr>
+              <w:spacing w:after="0" w:line="240"/>
+              <w:jc w:val="left"/>
+            </w:pPr>
+            <w:r>
+              <w:rPr>
+                <w:rFonts w:ascii="Calibri" w:cs="Calibri" w:eastAsia="Calibri" w:hAnsi="Calibri"/>
                 <w:color w:val="000000"/>
                 <w:sz w:val="19"/>
                 <w:szCs w:val="19"/>
@@ -1729,29 +9955,85 @@
       </w:tr>
       <w:tr>
         <w:trPr>
-          <w:tblHeader w:val="false"/>
-        </w:trPr>
-        <w:tc>
-          <w:tcPr>
-            <w:tcW w:type="dxa" w:w="2600"/>
-            <w:shd w:fill="F2F2F2" w:color="auto" w:val="clear"/>
-            <w:tcMar>
-              <w:top w:type="dxa" w:w="60"/>
-              <w:left w:type="dxa" w:w="100"/>
-              <w:bottom w:type="dxa" w:w="60"/>
-              <w:right w:type="dxa" w:w="100"/>
-            </w:tcMar>
-          </w:tcPr>
-          <w:p>
-            <w:pPr>
-              <w:spacing w:after="0" w:line="240"/>
-              <w:jc w:val="left"/>
-            </w:pPr>
-            <w:r>
-              <w:rPr>
-                <w:rFonts w:ascii="Calibri" w:cs="Calibri" w:eastAsia="Calibri" w:hAnsi="Calibri"/>
-                <w:b w:val="false"/>
-                <w:bCs w:val="false"/>
+          <w:cantSplit/>
+        </w:trPr>
+        <w:tc>
+          <w:tcPr>
+            <w:tcW w:type="dxa" w:w="4200"/>
+            <w:shd w:fill="F2F2F2" w:color="auto" w:val="clear"/>
+            <w:tcMar>
+              <w:top w:type="dxa" w:w="60"/>
+              <w:left w:type="dxa" w:w="100"/>
+              <w:bottom w:type="dxa" w:w="60"/>
+              <w:right w:type="dxa" w:w="100"/>
+            </w:tcMar>
+          </w:tcPr>
+          <w:p>
+            <w:pPr>
+              <w:spacing w:after="0" w:line="240"/>
+              <w:jc w:val="left"/>
+            </w:pPr>
+            <w:r>
+              <w:rPr>
+                <w:rFonts w:ascii="Calibri" w:cs="Calibri" w:eastAsia="Calibri" w:hAnsi="Calibri"/>
+                <w:color w:val="000000"/>
+                <w:sz w:val="19"/>
+                <w:szCs w:val="19"/>
+              </w:rPr>
+              <w:t xml:space="preserve">Interface: telas, tabuleiro em Canvas, animações e experiência do usuário</w:t>
+            </w:r>
+          </w:p>
+        </w:tc>
+        <w:tc>
+          <w:tcPr>
+            <w:tcW w:type="dxa" w:w="5160"/>
+            <w:shd w:fill="F2F2F2" w:color="auto" w:val="clear"/>
+            <w:tcMar>
+              <w:top w:type="dxa" w:w="60"/>
+              <w:left w:type="dxa" w:w="100"/>
+              <w:bottom w:type="dxa" w:w="60"/>
+              <w:right w:type="dxa" w:w="100"/>
+            </w:tcMar>
+          </w:tcPr>
+          <w:p>
+            <w:pPr>
+              <w:spacing w:after="0" w:line="240"/>
+              <w:jc w:val="left"/>
+            </w:pPr>
+            <w:r>
+              <w:rPr>
+                <w:rFonts w:ascii="Calibri" w:cs="Calibri" w:eastAsia="Calibri" w:hAnsi="Calibri"/>
+                <w:color w:val="000000"/>
+                <w:sz w:val="19"/>
+                <w:szCs w:val="19"/>
+              </w:rPr>
+              <w:t xml:space="preserve"/>
+            </w:r>
+          </w:p>
+        </w:tc>
+      </w:tr>
+      <w:tr>
+        <w:trPr>
+          <w:cantSplit/>
+        </w:trPr>
+        <w:tc>
+          <w:tcPr>
+            <w:tcW w:type="dxa" w:w="4200"/>
+            <w:tcMar>
+              <w:top w:type="dxa" w:w="60"/>
+              <w:left w:type="dxa" w:w="100"/>
+              <w:bottom w:type="dxa" w:w="60"/>
+              <w:right w:type="dxa" w:w="100"/>
+            </w:tcMar>
+          </w:tcPr>
+          <w:p>
+            <w:pPr>
+              <w:spacing w:after="0" w:line="240"/>
+              <w:jc w:val="left"/>
+            </w:pPr>
+            <w:r>
+              <w:rPr>
+                <w:rFonts w:ascii="Calibri" w:cs="Calibri" w:eastAsia="Calibri" w:hAnsi="Calibri"/>
                 <w:color w:val="000000"/>
                 <w:sz w:val="19"/>
                 <w:szCs w:val="19"/>
@@ -1762,25 +10044,22 @@
         </w:tc>
         <w:tc>
           <w:tcPr>
-            <w:tcW w:type="dxa" w:w="6760"/>
-            <w:shd w:fill="F2F2F2" w:color="auto" w:val="clear"/>
-            <w:tcMar>
-              <w:top w:type="dxa" w:w="60"/>
-              <w:left w:type="dxa" w:w="100"/>
-              <w:bottom w:type="dxa" w:w="60"/>
-              <w:right w:type="dxa" w:w="100"/>
-            </w:tcMar>
-          </w:tcPr>
-          <w:p>
-            <w:pPr>
-              <w:spacing w:after="0" w:line="240"/>
-              <w:jc w:val="left"/>
-            </w:pPr>
-            <w:r>
-              <w:rPr>
-                <w:rFonts w:ascii="Calibri" w:cs="Calibri" w:eastAsia="Calibri" w:hAnsi="Calibri"/>
-                <w:b w:val="false"/>
-                <w:bCs w:val="false"/>
+            <w:tcW w:type="dxa" w:w="5160"/>
+            <w:tcMar>
+              <w:top w:type="dxa" w:w="60"/>
+              <w:left w:type="dxa" w:w="100"/>
+              <w:bottom w:type="dxa" w:w="60"/>
+              <w:right w:type="dxa" w:w="100"/>
+            </w:tcMar>
+          </w:tcPr>
+          <w:p>
+            <w:pPr>
+              <w:spacing w:after="0" w:line="240"/>
+              <w:jc w:val="left"/>
+            </w:pPr>
+            <w:r>
+              <w:rPr>
+                <w:rFonts w:ascii="Calibri" w:cs="Calibri" w:eastAsia="Calibri" w:hAnsi="Calibri"/>
                 <w:color w:val="000000"/>
                 <w:sz w:val="19"/>
                 <w:szCs w:val="19"/>

--- a/docs/Proposta_Projeto_Canteiro.docx
+++ b/docs/Proposta_Projeto_Canteiro.docx
@@ -110,9 +110,9 @@
         </w:tblBorders>
       </w:tblPr>
       <w:tblGrid>
-        <w:gridCol w:w="2600"/>
-        <w:gridCol w:w="2000"/>
-        <w:gridCol w:w="4760"/>
+        <w:gridCol w:w="3400"/>
+        <w:gridCol w:w="1500"/>
+        <w:gridCol w:w="4460"/>
       </w:tblGrid>
       <w:tr>
         <w:trPr>
@@ -120,7 +120,7 @@
         </w:trPr>
         <w:tc>
           <w:tcPr>
-            <w:tcW w:type="dxa" w:w="2600"/>
+            <w:tcW w:type="dxa" w:w="3400"/>
             <w:shd w:fill="1F3864" w:color="auto" w:val="clear"/>
             <w:tcMar>
               <w:top w:type="dxa" w:w="60"/>
@@ -149,7 +149,7 @@
         </w:tc>
         <w:tc>
           <w:tcPr>
-            <w:tcW w:type="dxa" w:w="2000"/>
+            <w:tcW w:type="dxa" w:w="1500"/>
             <w:shd w:fill="1F3864" w:color="auto" w:val="clear"/>
             <w:tcMar>
               <w:top w:type="dxa" w:w="60"/>
@@ -178,7 +178,7 @@
         </w:tc>
         <w:tc>
           <w:tcPr>
-            <w:tcW w:type="dxa" w:w="4760"/>
+            <w:tcW w:type="dxa" w:w="4460"/>
             <w:shd w:fill="1F3864" w:color="auto" w:val="clear"/>
             <w:tcMar>
               <w:top w:type="dxa" w:w="60"/>
@@ -212,7 +212,7 @@
         </w:trPr>
         <w:tc>
           <w:tcPr>
-            <w:tcW w:type="dxa" w:w="2600"/>
+            <w:tcW w:type="dxa" w:w="3400"/>
             <w:tcMar>
               <w:top w:type="dxa" w:w="60"/>
               <w:left w:type="dxa" w:w="100"/>
@@ -234,13 +234,13 @@
                 <w:sz w:val="19"/>
                 <w:szCs w:val="19"/>
               </w:rPr>
-              <w:t xml:space="preserve"/>
-            </w:r>
-          </w:p>
-        </w:tc>
-        <w:tc>
-          <w:tcPr>
-            <w:tcW w:type="dxa" w:w="2000"/>
+              <w:t xml:space="preserve">Mateus Vitor Ferreira</w:t>
+            </w:r>
+          </w:p>
+        </w:tc>
+        <w:tc>
+          <w:tcPr>
+            <w:tcW w:type="dxa" w:w="1500"/>
             <w:tcMar>
               <w:top w:type="dxa" w:w="60"/>
               <w:left w:type="dxa" w:w="100"/>
@@ -268,7 +268,7 @@
         </w:tc>
         <w:tc>
           <w:tcPr>
-            <w:tcW w:type="dxa" w:w="4760"/>
+            <w:tcW w:type="dxa" w:w="4460"/>
             <w:tcMar>
               <w:top w:type="dxa" w:w="60"/>
               <w:left w:type="dxa" w:w="100"/>
@@ -301,7 +301,7 @@
         </w:trPr>
         <w:tc>
           <w:tcPr>
-            <w:tcW w:type="dxa" w:w="2600"/>
+            <w:tcW w:type="dxa" w:w="3400"/>
             <w:shd w:fill="F2F2F2" w:color="auto" w:val="clear"/>
             <w:tcMar>
               <w:top w:type="dxa" w:w="60"/>
@@ -324,13 +324,13 @@
                 <w:sz w:val="19"/>
                 <w:szCs w:val="19"/>
               </w:rPr>
-              <w:t xml:space="preserve"/>
-            </w:r>
-          </w:p>
-        </w:tc>
-        <w:tc>
-          <w:tcPr>
-            <w:tcW w:type="dxa" w:w="2000"/>
+              <w:t xml:space="preserve">Marcelo Camillo De Paula Leite</w:t>
+            </w:r>
+          </w:p>
+        </w:tc>
+        <w:tc>
+          <w:tcPr>
+            <w:tcW w:type="dxa" w:w="1500"/>
             <w:shd w:fill="F2F2F2" w:color="auto" w:val="clear"/>
             <w:tcMar>
               <w:top w:type="dxa" w:w="60"/>
@@ -359,7 +359,7 @@
         </w:tc>
         <w:tc>
           <w:tcPr>
-            <w:tcW w:type="dxa" w:w="4760"/>
+            <w:tcW w:type="dxa" w:w="4460"/>
             <w:shd w:fill="F2F2F2" w:color="auto" w:val="clear"/>
             <w:tcMar>
               <w:top w:type="dxa" w:w="60"/>
@@ -393,7 +393,7 @@
         </w:trPr>
         <w:tc>
           <w:tcPr>
-            <w:tcW w:type="dxa" w:w="2600"/>
+            <w:tcW w:type="dxa" w:w="3400"/>
             <w:tcMar>
               <w:top w:type="dxa" w:w="60"/>
               <w:left w:type="dxa" w:w="100"/>
@@ -415,13 +415,13 @@
                 <w:sz w:val="19"/>
                 <w:szCs w:val="19"/>
               </w:rPr>
-              <w:t xml:space="preserve"/>
-            </w:r>
-          </w:p>
-        </w:tc>
-        <w:tc>
-          <w:tcPr>
-            <w:tcW w:type="dxa" w:w="2000"/>
+              <w:t xml:space="preserve">Wanessa Kylie Silva Medeiros</w:t>
+            </w:r>
+          </w:p>
+        </w:tc>
+        <w:tc>
+          <w:tcPr>
+            <w:tcW w:type="dxa" w:w="1500"/>
             <w:tcMar>
               <w:top w:type="dxa" w:w="60"/>
               <w:left w:type="dxa" w:w="100"/>
@@ -449,99 +449,7 @@
         </w:tc>
         <w:tc>
           <w:tcPr>
-            <w:tcW w:type="dxa" w:w="4760"/>
-            <w:tcMar>
-              <w:top w:type="dxa" w:w="60"/>
-              <w:left w:type="dxa" w:w="100"/>
-              <w:bottom w:type="dxa" w:w="60"/>
-              <w:right w:type="dxa" w:w="100"/>
-            </w:tcMar>
-          </w:tcPr>
-          <w:p>
-            <w:pPr>
-              <w:spacing w:after="0" w:line="240"/>
-              <w:jc w:val="left"/>
-            </w:pPr>
-            <w:r>
-              <w:rPr>
-                <w:rFonts w:ascii="Calibri" w:cs="Calibri" w:eastAsia="Calibri" w:hAnsi="Calibri"/>
-                <w:b w:val="false"/>
-                <w:bCs w:val="false"/>
-                <w:color w:val="000000"/>
-                <w:sz w:val="19"/>
-                <w:szCs w:val="19"/>
-              </w:rPr>
-              <w:t xml:space="preserve"/>
-            </w:r>
-          </w:p>
-        </w:tc>
-      </w:tr>
-      <w:tr>
-        <w:trPr>
-          <w:tblHeader w:val="false"/>
-        </w:trPr>
-        <w:tc>
-          <w:tcPr>
-            <w:tcW w:type="dxa" w:w="2600"/>
-            <w:shd w:fill="F2F2F2" w:color="auto" w:val="clear"/>
-            <w:tcMar>
-              <w:top w:type="dxa" w:w="60"/>
-              <w:left w:type="dxa" w:w="100"/>
-              <w:bottom w:type="dxa" w:w="60"/>
-              <w:right w:type="dxa" w:w="100"/>
-            </w:tcMar>
-          </w:tcPr>
-          <w:p>
-            <w:pPr>
-              <w:spacing w:after="0" w:line="240"/>
-              <w:jc w:val="left"/>
-            </w:pPr>
-            <w:r>
-              <w:rPr>
-                <w:rFonts w:ascii="Calibri" w:cs="Calibri" w:eastAsia="Calibri" w:hAnsi="Calibri"/>
-                <w:b w:val="false"/>
-                <w:bCs w:val="false"/>
-                <w:color w:val="000000"/>
-                <w:sz w:val="19"/>
-                <w:szCs w:val="19"/>
-              </w:rPr>
-              <w:t xml:space="preserve"/>
-            </w:r>
-          </w:p>
-        </w:tc>
-        <w:tc>
-          <w:tcPr>
-            <w:tcW w:type="dxa" w:w="2000"/>
-            <w:shd w:fill="F2F2F2" w:color="auto" w:val="clear"/>
-            <w:tcMar>
-              <w:top w:type="dxa" w:w="60"/>
-              <w:left w:type="dxa" w:w="100"/>
-              <w:bottom w:type="dxa" w:w="60"/>
-              <w:right w:type="dxa" w:w="100"/>
-            </w:tcMar>
-          </w:tcPr>
-          <w:p>
-            <w:pPr>
-              <w:spacing w:after="0" w:line="240"/>
-              <w:jc w:val="left"/>
-            </w:pPr>
-            <w:r>
-              <w:rPr>
-                <w:rFonts w:ascii="Calibri" w:cs="Calibri" w:eastAsia="Calibri" w:hAnsi="Calibri"/>
-                <w:b w:val="false"/>
-                <w:bCs w:val="false"/>
-                <w:color w:val="000000"/>
-                <w:sz w:val="19"/>
-                <w:szCs w:val="19"/>
-              </w:rPr>
-              <w:t xml:space="preserve"/>
-            </w:r>
-          </w:p>
-        </w:tc>
-        <w:tc>
-          <w:tcPr>
-            <w:tcW w:type="dxa" w:w="4760"/>
-            <w:shd w:fill="F2F2F2" w:color="auto" w:val="clear"/>
+            <w:tcW w:type="dxa" w:w="4460"/>
             <w:tcMar>
               <w:top w:type="dxa" w:w="60"/>
               <w:left w:type="dxa" w:w="100"/>
@@ -630,7 +538,7 @@
           <w:sz w:val="20"/>
           <w:szCs w:val="20"/>
         </w:rPr>
-        <w:t xml:space="preserve">O jogo terá interface gráfica em Java, com tela de menu, seleção de dificuldade, partida, tela de colapso e ranking persistente de pontuações. Estão previstos ainda um modo "obra" com metas por fase e um sistema de repetição que permite rever a partida jogada por jogada.</w:t>
+        <w:t xml:space="preserve">As regras do jogo serão escritas em Java e a interface rodará no navegador, em Svelte com TypeScript, tudo na máquina do jogador. Haverá tela de menu, seleção de dificuldade, partida, tela de colapso e ranking persistente de pontuações. Estão previstos ainda um modo "obra" com metas por fase e um sistema de repetição que permite rever a partida jogada por jogada.</w:t>
       </w:r>
     </w:p>
     <w:p>
@@ -1290,7 +1198,7 @@
                 <w:sz w:val="19"/>
                 <w:szCs w:val="19"/>
               </w:rPr>
-              <w:t xml:space="preserve">Separação entre modelo, visualização e controle; interfaces comuns para os elementos desenháveis e atualizáveis a cada quadro.</w:t>
+              <w:t xml:space="preserve">Separação entre modelo, controle e interface; interfaces comuns para os observadores do estado e os elementos atualizáveis a cada ciclo.</w:t>
             </w:r>
           </w:p>
         </w:tc>
@@ -1339,7 +1247,7 @@
           <w:sz w:val="20"/>
           <w:szCs w:val="20"/>
         </w:rPr>
-        <w:t xml:space="preserve">Java 17. </w:t>
+        <w:t xml:space="preserve">Java 17 no backend, com Javalin (HTTP e WebSocket), e TypeScript no frontend. </w:t>
       </w:r>
       <w:r>
         <w:rPr>
@@ -1357,7 +1265,7 @@
           <w:sz w:val="20"/>
           <w:szCs w:val="20"/>
         </w:rPr>
-        <w:t xml:space="preserve">Swing, com desenho personalizado em componente próprio e laço de atualização controlado por temporizador. </w:t>
+        <w:t xml:space="preserve">Svelte 5 no navegador, com o tabuleiro desenhado em Canvas; o estado da partida chega do backend por WebSocket. </w:t>
       </w:r>
       <w:r>
         <w:rPr>
@@ -1393,7 +1301,7 @@
           <w:sz w:val="20"/>
           <w:szCs w:val="20"/>
         </w:rPr>
-        <w:t xml:space="preserve">JUnit para as regras de colisão, rotação e cálculo do centro de massa. </w:t>
+        <w:t xml:space="preserve">JUnit para colisão, rotação e centro de massa; Vitest para a interface. </w:t>
       </w:r>
       <w:r>
         <w:rPr>
@@ -1429,7 +1337,7 @@
           <w:sz w:val="20"/>
           <w:szCs w:val="20"/>
         </w:rPr>
-        <w:t xml:space="preserve">padrão MVC, separando as regras do jogo da camada gráfica.</w:t>
+        <w:t xml:space="preserve">cliente-servidor local (127.0.0.1), com todas as regras no backend e a interface só desenhando o estado; entregue como um único JAR.</w:t>
       </w:r>
     </w:p>
     <w:p>
@@ -1446,7 +1354,8337 @@
           <w:sz w:val="24"/>
           <w:szCs w:val="24"/>
         </w:rPr>
-        <w:t xml:space="preserve">7. Divisão de responsabilidades</w:t>
+        <w:t xml:space="preserve">7. Objetivos</w:t>
+      </w:r>
+    </w:p>
+    <w:p>
+      <w:pPr>
+        <w:spacing w:after="60" w:line="260"/>
+        <w:jc w:val="both"/>
+      </w:pPr>
+      <w:r>
+        <w:rPr>
+          <w:rFonts w:ascii="Calibri" w:cs="Calibri" w:eastAsia="Calibri" w:hAnsi="Calibri"/>
+          <w:sz w:val="20"/>
+          <w:szCs w:val="20"/>
+        </w:rPr>
+        <w:t xml:space="preserve">Objetivo geral: desenvolver o CANTEIRO, com as regras escritas em Java e a interface em Svelte 5 com TypeScript, em que a validade da estrutura construída depende do equilíbrio da sua distribuição de massa, aplicando de forma justificada os conceitos de programação orientada a objetos e de estruturas de dados da disciplina.</w:t>
+      </w:r>
+    </w:p>
+    <w:p>
+      <w:pPr>
+        <w:pStyle w:val="ListParagraph"/>
+        <w:numPr>
+          <w:ilvl w:val="0"/>
+          <w:numId w:val="2"/>
+        </w:numPr>
+        <w:spacing w:after="40" w:line="260"/>
+        <w:jc w:val="both"/>
+      </w:pPr>
+      <w:r>
+        <w:rPr>
+          <w:rFonts w:ascii="Calibri" w:cs="Calibri" w:eastAsia="Calibri" w:hAnsi="Calibri"/>
+          <w:b/>
+          <w:bCs/>
+          <w:sz w:val="20"/>
+          <w:szCs w:val="20"/>
+        </w:rPr>
+        <w:t xml:space="preserve">Hierarquias: </w:t>
+      </w:r>
+      <w:r>
+        <w:rPr>
+          <w:rFonts w:ascii="Calibri" w:cs="Calibri" w:eastAsia="Calibri" w:hAnsi="Calibri"/>
+          <w:sz w:val="20"/>
+          <w:szCs w:val="20"/>
+        </w:rPr>
+        <w:t xml:space="preserve">modelar as sete formas de peça e os quatro materiais em duas hierarquias de classes independentes.</w:t>
+      </w:r>
+    </w:p>
+    <w:p>
+      <w:pPr>
+        <w:pStyle w:val="ListParagraph"/>
+        <w:numPr>
+          <w:ilvl w:val="0"/>
+          <w:numId w:val="2"/>
+        </w:numPr>
+        <w:spacing w:after="40" w:line="260"/>
+        <w:jc w:val="both"/>
+      </w:pPr>
+      <w:r>
+        <w:rPr>
+          <w:rFonts w:ascii="Calibri" w:cs="Calibri" w:eastAsia="Calibri" w:hAnsi="Calibri"/>
+          <w:b/>
+          <w:bCs/>
+          <w:sz w:val="20"/>
+          <w:szCs w:val="20"/>
+        </w:rPr>
+        <w:t xml:space="preserve">Motor: </w:t>
+      </w:r>
+      <w:r>
+        <w:rPr>
+          <w:rFonts w:ascii="Calibri" w:cs="Calibri" w:eastAsia="Calibri" w:hAnsi="Calibri"/>
+          <w:sz w:val="20"/>
+          <w:szCs w:val="20"/>
+        </w:rPr>
+        <w:t xml:space="preserve">tratar queda, movimento, rotação com correção de posição, colisão e eliminação de linhas em tempo real.</w:t>
+      </w:r>
+    </w:p>
+    <w:p>
+      <w:pPr>
+        <w:pStyle w:val="ListParagraph"/>
+        <w:numPr>
+          <w:ilvl w:val="0"/>
+          <w:numId w:val="2"/>
+        </w:numPr>
+        <w:spacing w:after="40" w:line="260"/>
+        <w:jc w:val="both"/>
+      </w:pPr>
+      <w:r>
+        <w:rPr>
+          <w:rFonts w:ascii="Calibri" w:cs="Calibri" w:eastAsia="Calibri" w:hAnsi="Calibri"/>
+          <w:b/>
+          <w:bCs/>
+          <w:sz w:val="20"/>
+          <w:szCs w:val="20"/>
+        </w:rPr>
+        <w:t xml:space="preserve">Física: </w:t>
+      </w:r>
+      <w:r>
+        <w:rPr>
+          <w:rFonts w:ascii="Calibri" w:cs="Calibri" w:eastAsia="Calibri" w:hAnsi="Calibri"/>
+          <w:sz w:val="20"/>
+          <w:szCs w:val="20"/>
+        </w:rPr>
+        <w:t xml:space="preserve">implementar o cálculo incremental do centro de massa e a regra de colapso.</w:t>
+      </w:r>
+    </w:p>
+    <w:p>
+      <w:pPr>
+        <w:pStyle w:val="ListParagraph"/>
+        <w:numPr>
+          <w:ilvl w:val="0"/>
+          <w:numId w:val="2"/>
+        </w:numPr>
+        <w:spacing w:after="40" w:line="260"/>
+        <w:jc w:val="both"/>
+      </w:pPr>
+      <w:r>
+        <w:rPr>
+          <w:rFonts w:ascii="Calibri" w:cs="Calibri" w:eastAsia="Calibri" w:hAnsi="Calibri"/>
+          <w:b/>
+          <w:bCs/>
+          <w:sz w:val="20"/>
+          <w:szCs w:val="20"/>
+        </w:rPr>
+        <w:t xml:space="preserve">Estruturas de dados: </w:t>
+      </w:r>
+      <w:r>
+        <w:rPr>
+          <w:rFonts w:ascii="Calibri" w:cs="Calibri" w:eastAsia="Calibri" w:hAnsi="Calibri"/>
+          <w:sz w:val="20"/>
+          <w:szCs w:val="20"/>
+        </w:rPr>
+        <w:t xml:space="preserve">fila para as próximas peças e os comandos, pilha para a reserva e o histórico, lista para a composição das peças e tabela hash para o catálogo de materiais, o ranking e as sessões.</w:t>
+      </w:r>
+    </w:p>
+    <w:p>
+      <w:pPr>
+        <w:pStyle w:val="ListParagraph"/>
+        <w:numPr>
+          <w:ilvl w:val="0"/>
+          <w:numId w:val="2"/>
+        </w:numPr>
+        <w:spacing w:after="40" w:line="260"/>
+        <w:jc w:val="both"/>
+      </w:pPr>
+      <w:r>
+        <w:rPr>
+          <w:rFonts w:ascii="Calibri" w:cs="Calibri" w:eastAsia="Calibri" w:hAnsi="Calibri"/>
+          <w:b/>
+          <w:bCs/>
+          <w:sz w:val="20"/>
+          <w:szCs w:val="20"/>
+        </w:rPr>
+        <w:t xml:space="preserve">Comunicação: </w:t>
+      </w:r>
+      <w:r>
+        <w:rPr>
+          <w:rFonts w:ascii="Calibri" w:cs="Calibri" w:eastAsia="Calibri" w:hAnsi="Calibri"/>
+          <w:sz w:val="20"/>
+          <w:szCs w:val="20"/>
+        </w:rPr>
+        <w:t xml:space="preserve">expor o jogo por uma API REST e um canal WebSocket, com protocolo documentado e tipado dos dois lados.</w:t>
+      </w:r>
+    </w:p>
+    <w:p>
+      <w:pPr>
+        <w:pStyle w:val="ListParagraph"/>
+        <w:numPr>
+          <w:ilvl w:val="0"/>
+          <w:numId w:val="2"/>
+        </w:numPr>
+        <w:spacing w:after="40" w:line="260"/>
+        <w:jc w:val="both"/>
+      </w:pPr>
+      <w:r>
+        <w:rPr>
+          <w:rFonts w:ascii="Calibri" w:cs="Calibri" w:eastAsia="Calibri" w:hAnsi="Calibri"/>
+          <w:b/>
+          <w:bCs/>
+          <w:sz w:val="20"/>
+          <w:szCs w:val="20"/>
+        </w:rPr>
+        <w:t xml:space="preserve">Interface: </w:t>
+      </w:r>
+      <w:r>
+        <w:rPr>
+          <w:rFonts w:ascii="Calibri" w:cs="Calibri" w:eastAsia="Calibri" w:hAnsi="Calibri"/>
+          <w:sz w:val="20"/>
+          <w:szCs w:val="20"/>
+        </w:rPr>
+        <w:t xml:space="preserve">desenhar o tabuleiro em Canvas a 60 quadros por segundo, com indicação contínua do índice de estabilidade.</w:t>
+      </w:r>
+    </w:p>
+    <w:p>
+      <w:pPr>
+        <w:pStyle w:val="ListParagraph"/>
+        <w:numPr>
+          <w:ilvl w:val="0"/>
+          <w:numId w:val="2"/>
+        </w:numPr>
+        <w:spacing w:after="40" w:line="260"/>
+        <w:jc w:val="both"/>
+      </w:pPr>
+      <w:r>
+        <w:rPr>
+          <w:rFonts w:ascii="Calibri" w:cs="Calibri" w:eastAsia="Calibri" w:hAnsi="Calibri"/>
+          <w:b/>
+          <w:bCs/>
+          <w:sz w:val="20"/>
+          <w:szCs w:val="20"/>
+        </w:rPr>
+        <w:t xml:space="preserve">Persistência: </w:t>
+      </w:r>
+      <w:r>
+        <w:rPr>
+          <w:rFonts w:ascii="Calibri" w:cs="Calibri" w:eastAsia="Calibri" w:hAnsi="Calibri"/>
+          <w:sz w:val="20"/>
+          <w:szCs w:val="20"/>
+        </w:rPr>
+        <w:t xml:space="preserve">guardar ranking, configurações e repetições em arquivo.</w:t>
+      </w:r>
+    </w:p>
+    <w:p>
+      <w:pPr>
+        <w:pStyle w:val="ListParagraph"/>
+        <w:numPr>
+          <w:ilvl w:val="0"/>
+          <w:numId w:val="2"/>
+        </w:numPr>
+        <w:spacing w:after="40" w:line="260"/>
+        <w:jc w:val="both"/>
+      </w:pPr>
+      <w:r>
+        <w:rPr>
+          <w:rFonts w:ascii="Calibri" w:cs="Calibri" w:eastAsia="Calibri" w:hAnsi="Calibri"/>
+          <w:b/>
+          <w:bCs/>
+          <w:sz w:val="20"/>
+          <w:szCs w:val="20"/>
+        </w:rPr>
+        <w:t xml:space="preserve">Qualidade: </w:t>
+      </w:r>
+      <w:r>
+        <w:rPr>
+          <w:rFonts w:ascii="Calibri" w:cs="Calibri" w:eastAsia="Calibri" w:hAnsi="Calibri"/>
+          <w:sz w:val="20"/>
+          <w:szCs w:val="20"/>
+        </w:rPr>
+        <w:t xml:space="preserve">documentar as classes públicas com Javadoc, cobrir as regras críticas com testes e entregar tudo como um único JAR.</w:t>
+      </w:r>
+    </w:p>
+    <w:p>
+      <w:pPr>
+        <w:pStyle w:val="Heading1"/>
+        <w:spacing w:after="100" w:before="220"/>
+      </w:pPr>
+      <w:r>
+        <w:rPr>
+          <w:rFonts w:ascii="Calibri" w:cs="Calibri" w:eastAsia="Calibri" w:hAnsi="Calibri"/>
+          <w:b/>
+          <w:bCs/>
+          <w:color w:val="1F3864"/>
+          <w:sz w:val="24"/>
+          <w:szCs w:val="24"/>
+        </w:rPr>
+        <w:t xml:space="preserve">8. Escopo e público-alvo</w:t>
+      </w:r>
+    </w:p>
+    <w:p>
+      <w:pPr>
+        <w:spacing w:after="100" w:line="260"/>
+        <w:jc w:val="both"/>
+      </w:pPr>
+      <w:r>
+        <w:rPr>
+          <w:rFonts w:ascii="Calibri" w:cs="Calibri" w:eastAsia="Calibri" w:hAnsi="Calibri"/>
+          <w:sz w:val="20"/>
+          <w:szCs w:val="20"/>
+        </w:rPr>
+        <w:t xml:space="preserve">O sistema é local e monousuário: o servidor escuta apenas em 127.0.0.1 e a interface abre no navegador da própria máquina, sem depender de internet. Destina-se a jogadores casuais a partir de doze anos e, em segundo plano, a estudantes de engenharia que queiram uma noção intuitiva de equilíbrio de cargas.</w:t>
+      </w:r>
+    </w:p>
+    <w:p>
+      <w:pPr>
+        <w:spacing w:after="100" w:line="260"/>
+        <w:jc w:val="both"/>
+      </w:pPr>
+      <w:r>
+        <w:rPr>
+          <w:rFonts w:ascii="Calibri" w:cs="Calibri" w:eastAsia="Calibri" w:hAnsi="Calibri"/>
+          <w:sz w:val="20"/>
+          <w:szCs w:val="20"/>
+        </w:rPr>
+        <w:t xml:space="preserve">Fora do escopo: multijogador, ranking compartilhado pela internet, hospedagem em servidor público, adversário controlado por computador, edição de fases pelo usuário e versão para dispositivos móveis.</w:t>
+      </w:r>
+    </w:p>
+    <w:p>
+      <w:pPr>
+        <w:pStyle w:val="Heading1"/>
+        <w:spacing w:after="100" w:before="220"/>
+      </w:pPr>
+      <w:r>
+        <w:rPr>
+          <w:rFonts w:ascii="Calibri" w:cs="Calibri" w:eastAsia="Calibri" w:hAnsi="Calibri"/>
+          <w:b/>
+          <w:bCs/>
+          <w:color w:val="1F3864"/>
+          <w:sz w:val="24"/>
+          <w:szCs w:val="24"/>
+        </w:rPr>
+        <w:t xml:space="preserve">9. Regras de negócio</w:t>
+      </w:r>
+    </w:p>
+    <w:tbl>
+      <w:tblPr>
+        <w:tblW w:type="dxa" w:w="9360"/>
+        <w:tblBorders>
+          <w:top w:val="single" w:color="BFBFBF" w:sz="4"/>
+          <w:left w:val="single" w:color="BFBFBF" w:sz="4"/>
+          <w:bottom w:val="single" w:color="BFBFBF" w:sz="4"/>
+          <w:right w:val="single" w:color="BFBFBF" w:sz="4"/>
+          <w:insideH w:val="single" w:color="BFBFBF" w:sz="4"/>
+          <w:insideV w:val="single" w:color="BFBFBF" w:sz="4"/>
+        </w:tblBorders>
+      </w:tblPr>
+      <w:tblGrid>
+        <w:gridCol w:w="1100"/>
+        <w:gridCol w:w="8260"/>
+      </w:tblGrid>
+      <w:tr>
+        <w:trPr>
+          <w:tblHeader/>
+        </w:trPr>
+        <w:tc>
+          <w:tcPr>
+            <w:tcW w:type="dxa" w:w="1100"/>
+            <w:shd w:fill="1F3864" w:color="auto" w:val="clear"/>
+            <w:tcMar>
+              <w:top w:type="dxa" w:w="60"/>
+              <w:left w:type="dxa" w:w="100"/>
+              <w:bottom w:type="dxa" w:w="60"/>
+              <w:right w:type="dxa" w:w="100"/>
+            </w:tcMar>
+          </w:tcPr>
+          <w:p>
+            <w:pPr>
+              <w:spacing w:after="0" w:line="240"/>
+              <w:jc w:val="left"/>
+            </w:pPr>
+            <w:r>
+              <w:rPr>
+                <w:rFonts w:ascii="Calibri" w:cs="Calibri" w:eastAsia="Calibri" w:hAnsi="Calibri"/>
+                <w:b/>
+                <w:bCs/>
+                <w:color w:val="FFFFFF"/>
+                <w:sz w:val="19"/>
+                <w:szCs w:val="19"/>
+              </w:rPr>
+              <w:t xml:space="preserve">Código</w:t>
+            </w:r>
+          </w:p>
+        </w:tc>
+        <w:tc>
+          <w:tcPr>
+            <w:tcW w:type="dxa" w:w="8260"/>
+            <w:shd w:fill="1F3864" w:color="auto" w:val="clear"/>
+            <w:tcMar>
+              <w:top w:type="dxa" w:w="60"/>
+              <w:left w:type="dxa" w:w="100"/>
+              <w:bottom w:type="dxa" w:w="60"/>
+              <w:right w:type="dxa" w:w="100"/>
+            </w:tcMar>
+          </w:tcPr>
+          <w:p>
+            <w:pPr>
+              <w:spacing w:after="0" w:line="240"/>
+              <w:jc w:val="left"/>
+            </w:pPr>
+            <w:r>
+              <w:rPr>
+                <w:rFonts w:ascii="Calibri" w:cs="Calibri" w:eastAsia="Calibri" w:hAnsi="Calibri"/>
+                <w:b/>
+                <w:bCs/>
+                <w:color w:val="FFFFFF"/>
+                <w:sz w:val="19"/>
+                <w:szCs w:val="19"/>
+              </w:rPr>
+              <w:t xml:space="preserve">Regra</w:t>
+            </w:r>
+          </w:p>
+        </w:tc>
+      </w:tr>
+      <w:tr>
+        <w:trPr>
+          <w:cantSplit/>
+        </w:trPr>
+        <w:tc>
+          <w:tcPr>
+            <w:tcW w:type="dxa" w:w="1100"/>
+            <w:tcMar>
+              <w:top w:type="dxa" w:w="60"/>
+              <w:left w:type="dxa" w:w="100"/>
+              <w:bottom w:type="dxa" w:w="60"/>
+              <w:right w:type="dxa" w:w="100"/>
+            </w:tcMar>
+          </w:tcPr>
+          <w:p>
+            <w:pPr>
+              <w:spacing w:after="0" w:line="240"/>
+              <w:jc w:val="left"/>
+            </w:pPr>
+            <w:r>
+              <w:rPr>
+                <w:rFonts w:ascii="Calibri" w:cs="Calibri" w:eastAsia="Calibri" w:hAnsi="Calibri"/>
+                <w:b/>
+                <w:bCs/>
+                <w:color w:val="000000"/>
+                <w:sz w:val="19"/>
+                <w:szCs w:val="19"/>
+              </w:rPr>
+              <w:t xml:space="preserve">RN01</w:t>
+            </w:r>
+          </w:p>
+        </w:tc>
+        <w:tc>
+          <w:tcPr>
+            <w:tcW w:type="dxa" w:w="8260"/>
+            <w:tcMar>
+              <w:top w:type="dxa" w:w="60"/>
+              <w:left w:type="dxa" w:w="100"/>
+              <w:bottom w:type="dxa" w:w="60"/>
+              <w:right w:type="dxa" w:w="100"/>
+            </w:tcMar>
+          </w:tcPr>
+          <w:p>
+            <w:pPr>
+              <w:spacing w:after="0" w:line="240"/>
+              <w:jc w:val="left"/>
+            </w:pPr>
+            <w:r>
+              <w:rPr>
+                <w:rFonts w:ascii="Calibri" w:cs="Calibri" w:eastAsia="Calibri" w:hAnsi="Calibri"/>
+                <w:color w:val="000000"/>
+                <w:sz w:val="19"/>
+                <w:szCs w:val="19"/>
+              </w:rPr>
+              <w:t xml:space="preserve">O tabuleiro tem 10 colunas e 20 linhas visíveis, mais 2 linhas ocultas de geração no topo</w:t>
+            </w:r>
+          </w:p>
+        </w:tc>
+      </w:tr>
+      <w:tr>
+        <w:trPr>
+          <w:cantSplit/>
+        </w:trPr>
+        <w:tc>
+          <w:tcPr>
+            <w:tcW w:type="dxa" w:w="1100"/>
+            <w:shd w:fill="F2F2F2" w:color="auto" w:val="clear"/>
+            <w:tcMar>
+              <w:top w:type="dxa" w:w="60"/>
+              <w:left w:type="dxa" w:w="100"/>
+              <w:bottom w:type="dxa" w:w="60"/>
+              <w:right w:type="dxa" w:w="100"/>
+            </w:tcMar>
+          </w:tcPr>
+          <w:p>
+            <w:pPr>
+              <w:spacing w:after="0" w:line="240"/>
+              <w:jc w:val="left"/>
+            </w:pPr>
+            <w:r>
+              <w:rPr>
+                <w:rFonts w:ascii="Calibri" w:cs="Calibri" w:eastAsia="Calibri" w:hAnsi="Calibri"/>
+                <w:b/>
+                <w:bCs/>
+                <w:color w:val="000000"/>
+                <w:sz w:val="19"/>
+                <w:szCs w:val="19"/>
+              </w:rPr>
+              <w:t xml:space="preserve">RN02</w:t>
+            </w:r>
+          </w:p>
+        </w:tc>
+        <w:tc>
+          <w:tcPr>
+            <w:tcW w:type="dxa" w:w="8260"/>
+            <w:shd w:fill="F2F2F2" w:color="auto" w:val="clear"/>
+            <w:tcMar>
+              <w:top w:type="dxa" w:w="60"/>
+              <w:left w:type="dxa" w:w="100"/>
+              <w:bottom w:type="dxa" w:w="60"/>
+              <w:right w:type="dxa" w:w="100"/>
+            </w:tcMar>
+          </w:tcPr>
+          <w:p>
+            <w:pPr>
+              <w:spacing w:after="0" w:line="240"/>
+              <w:jc w:val="left"/>
+            </w:pPr>
+            <w:r>
+              <w:rPr>
+                <w:rFonts w:ascii="Calibri" w:cs="Calibri" w:eastAsia="Calibri" w:hAnsi="Calibri"/>
+                <w:color w:val="000000"/>
+                <w:sz w:val="19"/>
+                <w:szCs w:val="19"/>
+              </w:rPr>
+              <w:t xml:space="preserve">Toda peça tem quatro blocos conexos, em uma das sete formas canônicas (I, O, T, S, Z, J, L)</w:t>
+            </w:r>
+          </w:p>
+        </w:tc>
+      </w:tr>
+      <w:tr>
+        <w:trPr>
+          <w:cantSplit/>
+        </w:trPr>
+        <w:tc>
+          <w:tcPr>
+            <w:tcW w:type="dxa" w:w="1100"/>
+            <w:tcMar>
+              <w:top w:type="dxa" w:w="60"/>
+              <w:left w:type="dxa" w:w="100"/>
+              <w:bottom w:type="dxa" w:w="60"/>
+              <w:right w:type="dxa" w:w="100"/>
+            </w:tcMar>
+          </w:tcPr>
+          <w:p>
+            <w:pPr>
+              <w:spacing w:after="0" w:line="240"/>
+              <w:jc w:val="left"/>
+            </w:pPr>
+            <w:r>
+              <w:rPr>
+                <w:rFonts w:ascii="Calibri" w:cs="Calibri" w:eastAsia="Calibri" w:hAnsi="Calibri"/>
+                <w:b/>
+                <w:bCs/>
+                <w:color w:val="000000"/>
+                <w:sz w:val="19"/>
+                <w:szCs w:val="19"/>
+              </w:rPr>
+              <w:t xml:space="preserve">RN03</w:t>
+            </w:r>
+          </w:p>
+        </w:tc>
+        <w:tc>
+          <w:tcPr>
+            <w:tcW w:type="dxa" w:w="8260"/>
+            <w:tcMar>
+              <w:top w:type="dxa" w:w="60"/>
+              <w:left w:type="dxa" w:w="100"/>
+              <w:bottom w:type="dxa" w:w="60"/>
+              <w:right w:type="dxa" w:w="100"/>
+            </w:tcMar>
+          </w:tcPr>
+          <w:p>
+            <w:pPr>
+              <w:spacing w:after="0" w:line="240"/>
+              <w:jc w:val="left"/>
+            </w:pPr>
+            <w:r>
+              <w:rPr>
+                <w:rFonts w:ascii="Calibri" w:cs="Calibri" w:eastAsia="Calibri" w:hAnsi="Calibri"/>
+                <w:color w:val="000000"/>
+                <w:sz w:val="19"/>
+                <w:szCs w:val="19"/>
+              </w:rPr>
+              <w:t xml:space="preserve">O material da peça é sorteado entre os liberados na fase e define densidade, cor e multiplicador de pontos</w:t>
+            </w:r>
+          </w:p>
+        </w:tc>
+      </w:tr>
+      <w:tr>
+        <w:trPr>
+          <w:cantSplit/>
+        </w:trPr>
+        <w:tc>
+          <w:tcPr>
+            <w:tcW w:type="dxa" w:w="1100"/>
+            <w:shd w:fill="F2F2F2" w:color="auto" w:val="clear"/>
+            <w:tcMar>
+              <w:top w:type="dxa" w:w="60"/>
+              <w:left w:type="dxa" w:w="100"/>
+              <w:bottom w:type="dxa" w:w="60"/>
+              <w:right w:type="dxa" w:w="100"/>
+            </w:tcMar>
+          </w:tcPr>
+          <w:p>
+            <w:pPr>
+              <w:spacing w:after="0" w:line="240"/>
+              <w:jc w:val="left"/>
+            </w:pPr>
+            <w:r>
+              <w:rPr>
+                <w:rFonts w:ascii="Calibri" w:cs="Calibri" w:eastAsia="Calibri" w:hAnsi="Calibri"/>
+                <w:b/>
+                <w:bCs/>
+                <w:color w:val="000000"/>
+                <w:sz w:val="19"/>
+                <w:szCs w:val="19"/>
+              </w:rPr>
+              <w:t xml:space="preserve">RN04</w:t>
+            </w:r>
+          </w:p>
+        </w:tc>
+        <w:tc>
+          <w:tcPr>
+            <w:tcW w:type="dxa" w:w="8260"/>
+            <w:shd w:fill="F2F2F2" w:color="auto" w:val="clear"/>
+            <w:tcMar>
+              <w:top w:type="dxa" w:w="60"/>
+              <w:left w:type="dxa" w:w="100"/>
+              <w:bottom w:type="dxa" w:w="60"/>
+              <w:right w:type="dxa" w:w="100"/>
+            </w:tcMar>
+          </w:tcPr>
+          <w:p>
+            <w:pPr>
+              <w:spacing w:after="0" w:line="240"/>
+              <w:jc w:val="left"/>
+            </w:pPr>
+            <w:r>
+              <w:rPr>
+                <w:rFonts w:ascii="Calibri" w:cs="Calibri" w:eastAsia="Calibri" w:hAnsi="Calibri"/>
+                <w:color w:val="000000"/>
+                <w:sz w:val="19"/>
+                <w:szCs w:val="19"/>
+              </w:rPr>
+              <w:t xml:space="preserve">As peças são geradas pelo método da sacola: as sete formas saem embaralhadas antes que qualquer uma se repita</w:t>
+            </w:r>
+          </w:p>
+        </w:tc>
+      </w:tr>
+      <w:tr>
+        <w:trPr>
+          <w:cantSplit/>
+        </w:trPr>
+        <w:tc>
+          <w:tcPr>
+            <w:tcW w:type="dxa" w:w="1100"/>
+            <w:tcMar>
+              <w:top w:type="dxa" w:w="60"/>
+              <w:left w:type="dxa" w:w="100"/>
+              <w:bottom w:type="dxa" w:w="60"/>
+              <w:right w:type="dxa" w:w="100"/>
+            </w:tcMar>
+          </w:tcPr>
+          <w:p>
+            <w:pPr>
+              <w:spacing w:after="0" w:line="240"/>
+              <w:jc w:val="left"/>
+            </w:pPr>
+            <w:r>
+              <w:rPr>
+                <w:rFonts w:ascii="Calibri" w:cs="Calibri" w:eastAsia="Calibri" w:hAnsi="Calibri"/>
+                <w:b/>
+                <w:bCs/>
+                <w:color w:val="000000"/>
+                <w:sz w:val="19"/>
+                <w:szCs w:val="19"/>
+              </w:rPr>
+              <w:t xml:space="preserve">RN05</w:t>
+            </w:r>
+          </w:p>
+        </w:tc>
+        <w:tc>
+          <w:tcPr>
+            <w:tcW w:type="dxa" w:w="8260"/>
+            <w:tcMar>
+              <w:top w:type="dxa" w:w="60"/>
+              <w:left w:type="dxa" w:w="100"/>
+              <w:bottom w:type="dxa" w:w="60"/>
+              <w:right w:type="dxa" w:w="100"/>
+            </w:tcMar>
+          </w:tcPr>
+          <w:p>
+            <w:pPr>
+              <w:spacing w:after="0" w:line="240"/>
+              <w:jc w:val="left"/>
+            </w:pPr>
+            <w:r>
+              <w:rPr>
+                <w:rFonts w:ascii="Calibri" w:cs="Calibri" w:eastAsia="Calibri" w:hAnsi="Calibri"/>
+                <w:color w:val="000000"/>
+                <w:sz w:val="19"/>
+                <w:szCs w:val="19"/>
+              </w:rPr>
+              <w:t xml:space="preserve">O jogador pode reservar uma peça por vez, com uma troca a cada peça gerada</w:t>
+            </w:r>
+          </w:p>
+        </w:tc>
+      </w:tr>
+      <w:tr>
+        <w:trPr>
+          <w:cantSplit/>
+        </w:trPr>
+        <w:tc>
+          <w:tcPr>
+            <w:tcW w:type="dxa" w:w="1100"/>
+            <w:shd w:fill="F2F2F2" w:color="auto" w:val="clear"/>
+            <w:tcMar>
+              <w:top w:type="dxa" w:w="60"/>
+              <w:left w:type="dxa" w:w="100"/>
+              <w:bottom w:type="dxa" w:w="60"/>
+              <w:right w:type="dxa" w:w="100"/>
+            </w:tcMar>
+          </w:tcPr>
+          <w:p>
+            <w:pPr>
+              <w:spacing w:after="0" w:line="240"/>
+              <w:jc w:val="left"/>
+            </w:pPr>
+            <w:r>
+              <w:rPr>
+                <w:rFonts w:ascii="Calibri" w:cs="Calibri" w:eastAsia="Calibri" w:hAnsi="Calibri"/>
+                <w:b/>
+                <w:bCs/>
+                <w:color w:val="000000"/>
+                <w:sz w:val="19"/>
+                <w:szCs w:val="19"/>
+              </w:rPr>
+              <w:t xml:space="preserve">RN06</w:t>
+            </w:r>
+          </w:p>
+        </w:tc>
+        <w:tc>
+          <w:tcPr>
+            <w:tcW w:type="dxa" w:w="8260"/>
+            <w:shd w:fill="F2F2F2" w:color="auto" w:val="clear"/>
+            <w:tcMar>
+              <w:top w:type="dxa" w:w="60"/>
+              <w:left w:type="dxa" w:w="100"/>
+              <w:bottom w:type="dxa" w:w="60"/>
+              <w:right w:type="dxa" w:w="100"/>
+            </w:tcMar>
+          </w:tcPr>
+          <w:p>
+            <w:pPr>
+              <w:spacing w:after="0" w:line="240"/>
+              <w:jc w:val="left"/>
+            </w:pPr>
+            <w:r>
+              <w:rPr>
+                <w:rFonts w:ascii="Calibri" w:cs="Calibri" w:eastAsia="Calibri" w:hAnsi="Calibri"/>
+                <w:color w:val="000000"/>
+                <w:sz w:val="19"/>
+                <w:szCs w:val="19"/>
+              </w:rPr>
+              <w:t xml:space="preserve">Uma linha completa é eliminada; eliminações simultâneas de 2, 3 ou 4 linhas recebem bônus progressivo</w:t>
+            </w:r>
+          </w:p>
+        </w:tc>
+      </w:tr>
+      <w:tr>
+        <w:trPr>
+          <w:cantSplit/>
+        </w:trPr>
+        <w:tc>
+          <w:tcPr>
+            <w:tcW w:type="dxa" w:w="1100"/>
+            <w:tcMar>
+              <w:top w:type="dxa" w:w="60"/>
+              <w:left w:type="dxa" w:w="100"/>
+              <w:bottom w:type="dxa" w:w="60"/>
+              <w:right w:type="dxa" w:w="100"/>
+            </w:tcMar>
+          </w:tcPr>
+          <w:p>
+            <w:pPr>
+              <w:spacing w:after="0" w:line="240"/>
+              <w:jc w:val="left"/>
+            </w:pPr>
+            <w:r>
+              <w:rPr>
+                <w:rFonts w:ascii="Calibri" w:cs="Calibri" w:eastAsia="Calibri" w:hAnsi="Calibri"/>
+                <w:b/>
+                <w:bCs/>
+                <w:color w:val="000000"/>
+                <w:sz w:val="19"/>
+                <w:szCs w:val="19"/>
+              </w:rPr>
+              <w:t xml:space="preserve">RN07</w:t>
+            </w:r>
+          </w:p>
+        </w:tc>
+        <w:tc>
+          <w:tcPr>
+            <w:tcW w:type="dxa" w:w="8260"/>
+            <w:tcMar>
+              <w:top w:type="dxa" w:w="60"/>
+              <w:left w:type="dxa" w:w="100"/>
+              <w:bottom w:type="dxa" w:w="60"/>
+              <w:right w:type="dxa" w:w="100"/>
+            </w:tcMar>
+          </w:tcPr>
+          <w:p>
+            <w:pPr>
+              <w:spacing w:after="0" w:line="240"/>
+              <w:jc w:val="left"/>
+            </w:pPr>
+            <w:r>
+              <w:rPr>
+                <w:rFonts w:ascii="Calibri" w:cs="Calibri" w:eastAsia="Calibri" w:hAnsi="Calibri"/>
+                <w:color w:val="000000"/>
+                <w:sz w:val="19"/>
+                <w:szCs w:val="19"/>
+              </w:rPr>
+              <w:t xml:space="preserve">A massa de um bloco é a densidade do seu material; a massa da estrutura é a soma das massas dos blocos</w:t>
+            </w:r>
+          </w:p>
+        </w:tc>
+      </w:tr>
+      <w:tr>
+        <w:trPr>
+          <w:cantSplit/>
+        </w:trPr>
+        <w:tc>
+          <w:tcPr>
+            <w:tcW w:type="dxa" w:w="1100"/>
+            <w:shd w:fill="F2F2F2" w:color="auto" w:val="clear"/>
+            <w:tcMar>
+              <w:top w:type="dxa" w:w="60"/>
+              <w:left w:type="dxa" w:w="100"/>
+              <w:bottom w:type="dxa" w:w="60"/>
+              <w:right w:type="dxa" w:w="100"/>
+            </w:tcMar>
+          </w:tcPr>
+          <w:p>
+            <w:pPr>
+              <w:spacing w:after="0" w:line="240"/>
+              <w:jc w:val="left"/>
+            </w:pPr>
+            <w:r>
+              <w:rPr>
+                <w:rFonts w:ascii="Calibri" w:cs="Calibri" w:eastAsia="Calibri" w:hAnsi="Calibri"/>
+                <w:b/>
+                <w:bCs/>
+                <w:color w:val="000000"/>
+                <w:sz w:val="19"/>
+                <w:szCs w:val="19"/>
+              </w:rPr>
+              <w:t xml:space="preserve">RN08</w:t>
+            </w:r>
+          </w:p>
+        </w:tc>
+        <w:tc>
+          <w:tcPr>
+            <w:tcW w:type="dxa" w:w="8260"/>
+            <w:shd w:fill="F2F2F2" w:color="auto" w:val="clear"/>
+            <w:tcMar>
+              <w:top w:type="dxa" w:w="60"/>
+              <w:left w:type="dxa" w:w="100"/>
+              <w:bottom w:type="dxa" w:w="60"/>
+              <w:right w:type="dxa" w:w="100"/>
+            </w:tcMar>
+          </w:tcPr>
+          <w:p>
+            <w:pPr>
+              <w:spacing w:after="0" w:line="240"/>
+              <w:jc w:val="left"/>
+            </w:pPr>
+            <w:r>
+              <w:rPr>
+                <w:rFonts w:ascii="Calibri" w:cs="Calibri" w:eastAsia="Calibri" w:hAnsi="Calibri"/>
+                <w:color w:val="000000"/>
+                <w:sz w:val="19"/>
+                <w:szCs w:val="19"/>
+              </w:rPr>
+              <w:t xml:space="preserve">O centro de massa horizontal é a média das colunas dos blocos, ponderada pela massa de cada um</w:t>
+            </w:r>
+          </w:p>
+        </w:tc>
+      </w:tr>
+      <w:tr>
+        <w:trPr>
+          <w:cantSplit/>
+        </w:trPr>
+        <w:tc>
+          <w:tcPr>
+            <w:tcW w:type="dxa" w:w="1100"/>
+            <w:tcMar>
+              <w:top w:type="dxa" w:w="60"/>
+              <w:left w:type="dxa" w:w="100"/>
+              <w:bottom w:type="dxa" w:w="60"/>
+              <w:right w:type="dxa" w:w="100"/>
+            </w:tcMar>
+          </w:tcPr>
+          <w:p>
+            <w:pPr>
+              <w:spacing w:after="0" w:line="240"/>
+              <w:jc w:val="left"/>
+            </w:pPr>
+            <w:r>
+              <w:rPr>
+                <w:rFonts w:ascii="Calibri" w:cs="Calibri" w:eastAsia="Calibri" w:hAnsi="Calibri"/>
+                <w:b/>
+                <w:bCs/>
+                <w:color w:val="000000"/>
+                <w:sz w:val="19"/>
+                <w:szCs w:val="19"/>
+              </w:rPr>
+              <w:t xml:space="preserve">RN09</w:t>
+            </w:r>
+          </w:p>
+        </w:tc>
+        <w:tc>
+          <w:tcPr>
+            <w:tcW w:type="dxa" w:w="8260"/>
+            <w:tcMar>
+              <w:top w:type="dxa" w:w="60"/>
+              <w:left w:type="dxa" w:w="100"/>
+              <w:bottom w:type="dxa" w:w="60"/>
+              <w:right w:type="dxa" w:w="100"/>
+            </w:tcMar>
+          </w:tcPr>
+          <w:p>
+            <w:pPr>
+              <w:spacing w:after="0" w:line="240"/>
+              <w:jc w:val="left"/>
+            </w:pPr>
+            <w:r>
+              <w:rPr>
+                <w:rFonts w:ascii="Calibri" w:cs="Calibri" w:eastAsia="Calibri" w:hAnsi="Calibri"/>
+                <w:color w:val="000000"/>
+                <w:sz w:val="19"/>
+                <w:szCs w:val="19"/>
+              </w:rPr>
+              <w:t xml:space="preserve">O desvio é a distância entre o centro de massa e o eixo central da base, em colunas</w:t>
+            </w:r>
+          </w:p>
+        </w:tc>
+      </w:tr>
+      <w:tr>
+        <w:trPr>
+          <w:cantSplit/>
+        </w:trPr>
+        <w:tc>
+          <w:tcPr>
+            <w:tcW w:type="dxa" w:w="1100"/>
+            <w:shd w:fill="F2F2F2" w:color="auto" w:val="clear"/>
+            <w:tcMar>
+              <w:top w:type="dxa" w:w="60"/>
+              <w:left w:type="dxa" w:w="100"/>
+              <w:bottom w:type="dxa" w:w="60"/>
+              <w:right w:type="dxa" w:w="100"/>
+            </w:tcMar>
+          </w:tcPr>
+          <w:p>
+            <w:pPr>
+              <w:spacing w:after="0" w:line="240"/>
+              <w:jc w:val="left"/>
+            </w:pPr>
+            <w:r>
+              <w:rPr>
+                <w:rFonts w:ascii="Calibri" w:cs="Calibri" w:eastAsia="Calibri" w:hAnsi="Calibri"/>
+                <w:b/>
+                <w:bCs/>
+                <w:color w:val="000000"/>
+                <w:sz w:val="19"/>
+                <w:szCs w:val="19"/>
+              </w:rPr>
+              <w:t xml:space="preserve">RN10</w:t>
+            </w:r>
+          </w:p>
+        </w:tc>
+        <w:tc>
+          <w:tcPr>
+            <w:tcW w:type="dxa" w:w="8260"/>
+            <w:shd w:fill="F2F2F2" w:color="auto" w:val="clear"/>
+            <w:tcMar>
+              <w:top w:type="dxa" w:w="60"/>
+              <w:left w:type="dxa" w:w="100"/>
+              <w:bottom w:type="dxa" w:w="60"/>
+              <w:right w:type="dxa" w:w="100"/>
+            </w:tcMar>
+          </w:tcPr>
+          <w:p>
+            <w:pPr>
+              <w:spacing w:after="0" w:line="240"/>
+              <w:jc w:val="left"/>
+            </w:pPr>
+            <w:r>
+              <w:rPr>
+                <w:rFonts w:ascii="Calibri" w:cs="Calibri" w:eastAsia="Calibri" w:hAnsi="Calibri"/>
+                <w:color w:val="000000"/>
+                <w:sz w:val="19"/>
+                <w:szCs w:val="19"/>
+              </w:rPr>
+              <w:t xml:space="preserve">O índice de estabilidade vai de 100 % (desvio nulo) a 0 % (desvio no limite do nível), linearmente</w:t>
+            </w:r>
+          </w:p>
+        </w:tc>
+      </w:tr>
+      <w:tr>
+        <w:trPr>
+          <w:cantSplit/>
+        </w:trPr>
+        <w:tc>
+          <w:tcPr>
+            <w:tcW w:type="dxa" w:w="1100"/>
+            <w:tcMar>
+              <w:top w:type="dxa" w:w="60"/>
+              <w:left w:type="dxa" w:w="100"/>
+              <w:bottom w:type="dxa" w:w="60"/>
+              <w:right w:type="dxa" w:w="100"/>
+            </w:tcMar>
+          </w:tcPr>
+          <w:p>
+            <w:pPr>
+              <w:spacing w:after="0" w:line="240"/>
+              <w:jc w:val="left"/>
+            </w:pPr>
+            <w:r>
+              <w:rPr>
+                <w:rFonts w:ascii="Calibri" w:cs="Calibri" w:eastAsia="Calibri" w:hAnsi="Calibri"/>
+                <w:b/>
+                <w:bCs/>
+                <w:color w:val="000000"/>
+                <w:sz w:val="19"/>
+                <w:szCs w:val="19"/>
+              </w:rPr>
+              <w:t xml:space="preserve">RN11</w:t>
+            </w:r>
+          </w:p>
+        </w:tc>
+        <w:tc>
+          <w:tcPr>
+            <w:tcW w:type="dxa" w:w="8260"/>
+            <w:tcMar>
+              <w:top w:type="dxa" w:w="60"/>
+              <w:left w:type="dxa" w:w="100"/>
+              <w:bottom w:type="dxa" w:w="60"/>
+              <w:right w:type="dxa" w:w="100"/>
+            </w:tcMar>
+          </w:tcPr>
+          <w:p>
+            <w:pPr>
+              <w:spacing w:after="0" w:line="240"/>
+              <w:jc w:val="left"/>
+            </w:pPr>
+            <w:r>
+              <w:rPr>
+                <w:rFonts w:ascii="Calibri" w:cs="Calibri" w:eastAsia="Calibri" w:hAnsi="Calibri"/>
+                <w:color w:val="000000"/>
+                <w:sz w:val="19"/>
+                <w:szCs w:val="19"/>
+              </w:rPr>
+              <w:t xml:space="preserve">Desvio acima do limite causa colapso: os blocos acima da linha crítica se desprendem e caem por gravidade</w:t>
+            </w:r>
+          </w:p>
+        </w:tc>
+      </w:tr>
+      <w:tr>
+        <w:trPr>
+          <w:cantSplit/>
+        </w:trPr>
+        <w:tc>
+          <w:tcPr>
+            <w:tcW w:type="dxa" w:w="1100"/>
+            <w:shd w:fill="F2F2F2" w:color="auto" w:val="clear"/>
+            <w:tcMar>
+              <w:top w:type="dxa" w:w="60"/>
+              <w:left w:type="dxa" w:w="100"/>
+              <w:bottom w:type="dxa" w:w="60"/>
+              <w:right w:type="dxa" w:w="100"/>
+            </w:tcMar>
+          </w:tcPr>
+          <w:p>
+            <w:pPr>
+              <w:spacing w:after="0" w:line="240"/>
+              <w:jc w:val="left"/>
+            </w:pPr>
+            <w:r>
+              <w:rPr>
+                <w:rFonts w:ascii="Calibri" w:cs="Calibri" w:eastAsia="Calibri" w:hAnsi="Calibri"/>
+                <w:b/>
+                <w:bCs/>
+                <w:color w:val="000000"/>
+                <w:sz w:val="19"/>
+                <w:szCs w:val="19"/>
+              </w:rPr>
+              <w:t xml:space="preserve">RN12</w:t>
+            </w:r>
+          </w:p>
+        </w:tc>
+        <w:tc>
+          <w:tcPr>
+            <w:tcW w:type="dxa" w:w="8260"/>
+            <w:shd w:fill="F2F2F2" w:color="auto" w:val="clear"/>
+            <w:tcMar>
+              <w:top w:type="dxa" w:w="60"/>
+              <w:left w:type="dxa" w:w="100"/>
+              <w:bottom w:type="dxa" w:w="60"/>
+              <w:right w:type="dxa" w:w="100"/>
+            </w:tcMar>
+          </w:tcPr>
+          <w:p>
+            <w:pPr>
+              <w:spacing w:after="0" w:line="240"/>
+              <w:jc w:val="left"/>
+            </w:pPr>
+            <w:r>
+              <w:rPr>
+                <w:rFonts w:ascii="Calibri" w:cs="Calibri" w:eastAsia="Calibri" w:hAnsi="Calibri"/>
+                <w:color w:val="000000"/>
+                <w:sz w:val="19"/>
+                <w:szCs w:val="19"/>
+              </w:rPr>
+              <w:t xml:space="preserve">Cada colapso desconta o equivalente a duas linhas eliminadas e incrementa o contador de colapsos</w:t>
+            </w:r>
+          </w:p>
+        </w:tc>
+      </w:tr>
+      <w:tr>
+        <w:trPr>
+          <w:cantSplit/>
+        </w:trPr>
+        <w:tc>
+          <w:tcPr>
+            <w:tcW w:type="dxa" w:w="1100"/>
+            <w:tcMar>
+              <w:top w:type="dxa" w:w="60"/>
+              <w:left w:type="dxa" w:w="100"/>
+              <w:bottom w:type="dxa" w:w="60"/>
+              <w:right w:type="dxa" w:w="100"/>
+            </w:tcMar>
+          </w:tcPr>
+          <w:p>
+            <w:pPr>
+              <w:spacing w:after="0" w:line="240"/>
+              <w:jc w:val="left"/>
+            </w:pPr>
+            <w:r>
+              <w:rPr>
+                <w:rFonts w:ascii="Calibri" w:cs="Calibri" w:eastAsia="Calibri" w:hAnsi="Calibri"/>
+                <w:b/>
+                <w:bCs/>
+                <w:color w:val="000000"/>
+                <w:sz w:val="19"/>
+                <w:szCs w:val="19"/>
+              </w:rPr>
+              <w:t xml:space="preserve">RN13</w:t>
+            </w:r>
+          </w:p>
+        </w:tc>
+        <w:tc>
+          <w:tcPr>
+            <w:tcW w:type="dxa" w:w="8260"/>
+            <w:tcMar>
+              <w:top w:type="dxa" w:w="60"/>
+              <w:left w:type="dxa" w:w="100"/>
+              <w:bottom w:type="dxa" w:w="60"/>
+              <w:right w:type="dxa" w:w="100"/>
+            </w:tcMar>
+          </w:tcPr>
+          <w:p>
+            <w:pPr>
+              <w:spacing w:after="0" w:line="240"/>
+              <w:jc w:val="left"/>
+            </w:pPr>
+            <w:r>
+              <w:rPr>
+                <w:rFonts w:ascii="Calibri" w:cs="Calibri" w:eastAsia="Calibri" w:hAnsi="Calibri"/>
+                <w:color w:val="000000"/>
+                <w:sz w:val="19"/>
+                <w:szCs w:val="19"/>
+              </w:rPr>
+              <w:t xml:space="preserve">A partida termina se a peça nova já nascer colidindo ou se houver colapso com a pilha acima de 18 linhas</w:t>
+            </w:r>
+          </w:p>
+        </w:tc>
+      </w:tr>
+      <w:tr>
+        <w:trPr>
+          <w:cantSplit/>
+        </w:trPr>
+        <w:tc>
+          <w:tcPr>
+            <w:tcW w:type="dxa" w:w="1100"/>
+            <w:shd w:fill="F2F2F2" w:color="auto" w:val="clear"/>
+            <w:tcMar>
+              <w:top w:type="dxa" w:w="60"/>
+              <w:left w:type="dxa" w:w="100"/>
+              <w:bottom w:type="dxa" w:w="60"/>
+              <w:right w:type="dxa" w:w="100"/>
+            </w:tcMar>
+          </w:tcPr>
+          <w:p>
+            <w:pPr>
+              <w:spacing w:after="0" w:line="240"/>
+              <w:jc w:val="left"/>
+            </w:pPr>
+            <w:r>
+              <w:rPr>
+                <w:rFonts w:ascii="Calibri" w:cs="Calibri" w:eastAsia="Calibri" w:hAnsi="Calibri"/>
+                <w:b/>
+                <w:bCs/>
+                <w:color w:val="000000"/>
+                <w:sz w:val="19"/>
+                <w:szCs w:val="19"/>
+              </w:rPr>
+              <w:t xml:space="preserve">RN14</w:t>
+            </w:r>
+          </w:p>
+        </w:tc>
+        <w:tc>
+          <w:tcPr>
+            <w:tcW w:type="dxa" w:w="8260"/>
+            <w:shd w:fill="F2F2F2" w:color="auto" w:val="clear"/>
+            <w:tcMar>
+              <w:top w:type="dxa" w:w="60"/>
+              <w:left w:type="dxa" w:w="100"/>
+              <w:bottom w:type="dxa" w:w="60"/>
+              <w:right w:type="dxa" w:w="100"/>
+            </w:tcMar>
+          </w:tcPr>
+          <w:p>
+            <w:pPr>
+              <w:spacing w:after="0" w:line="240"/>
+              <w:jc w:val="left"/>
+            </w:pPr>
+            <w:r>
+              <w:rPr>
+                <w:rFonts w:ascii="Calibri" w:cs="Calibri" w:eastAsia="Calibri" w:hAnsi="Calibri"/>
+                <w:color w:val="000000"/>
+                <w:sz w:val="19"/>
+                <w:szCs w:val="19"/>
+              </w:rPr>
+              <w:t xml:space="preserve">O nível sobe a cada 10 linhas; a queda fica mais rápida e o limite de desvio diminui</w:t>
+            </w:r>
+          </w:p>
+        </w:tc>
+      </w:tr>
+      <w:tr>
+        <w:trPr>
+          <w:cantSplit/>
+        </w:trPr>
+        <w:tc>
+          <w:tcPr>
+            <w:tcW w:type="dxa" w:w="1100"/>
+            <w:tcMar>
+              <w:top w:type="dxa" w:w="60"/>
+              <w:left w:type="dxa" w:w="100"/>
+              <w:bottom w:type="dxa" w:w="60"/>
+              <w:right w:type="dxa" w:w="100"/>
+            </w:tcMar>
+          </w:tcPr>
+          <w:p>
+            <w:pPr>
+              <w:spacing w:after="0" w:line="240"/>
+              <w:jc w:val="left"/>
+            </w:pPr>
+            <w:r>
+              <w:rPr>
+                <w:rFonts w:ascii="Calibri" w:cs="Calibri" w:eastAsia="Calibri" w:hAnsi="Calibri"/>
+                <w:b/>
+                <w:bCs/>
+                <w:color w:val="000000"/>
+                <w:sz w:val="19"/>
+                <w:szCs w:val="19"/>
+              </w:rPr>
+              <w:t xml:space="preserve">RN15</w:t>
+            </w:r>
+          </w:p>
+        </w:tc>
+        <w:tc>
+          <w:tcPr>
+            <w:tcW w:type="dxa" w:w="8260"/>
+            <w:tcMar>
+              <w:top w:type="dxa" w:w="60"/>
+              <w:left w:type="dxa" w:w="100"/>
+              <w:bottom w:type="dxa" w:w="60"/>
+              <w:right w:type="dxa" w:w="100"/>
+            </w:tcMar>
+          </w:tcPr>
+          <w:p>
+            <w:pPr>
+              <w:spacing w:after="0" w:line="240"/>
+              <w:jc w:val="left"/>
+            </w:pPr>
+            <w:r>
+              <w:rPr>
+                <w:rFonts w:ascii="Calibri" w:cs="Calibri" w:eastAsia="Calibri" w:hAnsi="Calibri"/>
+                <w:color w:val="000000"/>
+                <w:sz w:val="19"/>
+                <w:szCs w:val="19"/>
+              </w:rPr>
+              <w:t xml:space="preserve">Só entram no ranking partidas concluídas sem uso do desfazer</w:t>
+            </w:r>
+          </w:p>
+        </w:tc>
+      </w:tr>
+    </w:tbl>
+    <w:p>
+      <w:pPr>
+        <w:spacing w:after="0"/>
+      </w:pPr>
+    </w:p>
+    <w:p>
+      <w:pPr>
+        <w:pStyle w:val="Heading1"/>
+        <w:spacing w:after="100" w:before="220"/>
+      </w:pPr>
+      <w:r>
+        <w:rPr>
+          <w:rFonts w:ascii="Calibri" w:cs="Calibri" w:eastAsia="Calibri" w:hAnsi="Calibri"/>
+          <w:b/>
+          <w:bCs/>
+          <w:color w:val="1F3864"/>
+          <w:sz w:val="24"/>
+          <w:szCs w:val="24"/>
+        </w:rPr>
+        <w:t xml:space="preserve">10. Requisitos funcionais</w:t>
+      </w:r>
+    </w:p>
+    <w:p>
+      <w:pPr>
+        <w:spacing w:after="60" w:line="260"/>
+        <w:jc w:val="both"/>
+      </w:pPr>
+      <w:r>
+        <w:rPr>
+          <w:rFonts w:ascii="Calibri" w:cs="Calibri" w:eastAsia="Calibri" w:hAnsi="Calibri"/>
+          <w:sz w:val="20"/>
+          <w:szCs w:val="20"/>
+        </w:rPr>
+        <w:t xml:space="preserve">E = essencial, presente na versão mínima entregável. D = desejável, implementado se houver prazo.</w:t>
+      </w:r>
+    </w:p>
+    <w:tbl>
+      <w:tblPr>
+        <w:tblW w:type="dxa" w:w="9360"/>
+        <w:tblBorders>
+          <w:top w:val="single" w:color="BFBFBF" w:sz="4"/>
+          <w:left w:val="single" w:color="BFBFBF" w:sz="4"/>
+          <w:bottom w:val="single" w:color="BFBFBF" w:sz="4"/>
+          <w:right w:val="single" w:color="BFBFBF" w:sz="4"/>
+          <w:insideH w:val="single" w:color="BFBFBF" w:sz="4"/>
+          <w:insideV w:val="single" w:color="BFBFBF" w:sz="4"/>
+        </w:tblBorders>
+      </w:tblPr>
+      <w:tblGrid>
+        <w:gridCol w:w="1100"/>
+        <w:gridCol w:w="7360"/>
+        <w:gridCol w:w="900"/>
+      </w:tblGrid>
+      <w:tr>
+        <w:trPr>
+          <w:tblHeader/>
+        </w:trPr>
+        <w:tc>
+          <w:tcPr>
+            <w:tcW w:type="dxa" w:w="1100"/>
+            <w:shd w:fill="1F3864" w:color="auto" w:val="clear"/>
+            <w:tcMar>
+              <w:top w:type="dxa" w:w="60"/>
+              <w:left w:type="dxa" w:w="100"/>
+              <w:bottom w:type="dxa" w:w="60"/>
+              <w:right w:type="dxa" w:w="100"/>
+            </w:tcMar>
+          </w:tcPr>
+          <w:p>
+            <w:pPr>
+              <w:spacing w:after="0" w:line="240"/>
+              <w:jc w:val="left"/>
+            </w:pPr>
+            <w:r>
+              <w:rPr>
+                <w:rFonts w:ascii="Calibri" w:cs="Calibri" w:eastAsia="Calibri" w:hAnsi="Calibri"/>
+                <w:b/>
+                <w:bCs/>
+                <w:color w:val="FFFFFF"/>
+                <w:sz w:val="19"/>
+                <w:szCs w:val="19"/>
+              </w:rPr>
+              <w:t xml:space="preserve">Código</w:t>
+            </w:r>
+          </w:p>
+        </w:tc>
+        <w:tc>
+          <w:tcPr>
+            <w:tcW w:type="dxa" w:w="7360"/>
+            <w:shd w:fill="1F3864" w:color="auto" w:val="clear"/>
+            <w:tcMar>
+              <w:top w:type="dxa" w:w="60"/>
+              <w:left w:type="dxa" w:w="100"/>
+              <w:bottom w:type="dxa" w:w="60"/>
+              <w:right w:type="dxa" w:w="100"/>
+            </w:tcMar>
+          </w:tcPr>
+          <w:p>
+            <w:pPr>
+              <w:spacing w:after="0" w:line="240"/>
+              <w:jc w:val="left"/>
+            </w:pPr>
+            <w:r>
+              <w:rPr>
+                <w:rFonts w:ascii="Calibri" w:cs="Calibri" w:eastAsia="Calibri" w:hAnsi="Calibri"/>
+                <w:b/>
+                <w:bCs/>
+                <w:color w:val="FFFFFF"/>
+                <w:sz w:val="19"/>
+                <w:szCs w:val="19"/>
+              </w:rPr>
+              <w:t xml:space="preserve">Descrição</w:t>
+            </w:r>
+          </w:p>
+        </w:tc>
+        <w:tc>
+          <w:tcPr>
+            <w:tcW w:type="dxa" w:w="900"/>
+            <w:shd w:fill="1F3864" w:color="auto" w:val="clear"/>
+            <w:tcMar>
+              <w:top w:type="dxa" w:w="60"/>
+              <w:left w:type="dxa" w:w="100"/>
+              <w:bottom w:type="dxa" w:w="60"/>
+              <w:right w:type="dxa" w:w="100"/>
+            </w:tcMar>
+          </w:tcPr>
+          <w:p>
+            <w:pPr>
+              <w:spacing w:after="0" w:line="240"/>
+              <w:jc w:val="left"/>
+            </w:pPr>
+            <w:r>
+              <w:rPr>
+                <w:rFonts w:ascii="Calibri" w:cs="Calibri" w:eastAsia="Calibri" w:hAnsi="Calibri"/>
+                <w:b/>
+                <w:bCs/>
+                <w:color w:val="FFFFFF"/>
+                <w:sz w:val="19"/>
+                <w:szCs w:val="19"/>
+              </w:rPr>
+              <w:t xml:space="preserve">Prior.</w:t>
+            </w:r>
+          </w:p>
+        </w:tc>
+      </w:tr>
+      <w:tr>
+        <w:trPr>
+          <w:cantSplit/>
+        </w:trPr>
+        <w:tc>
+          <w:tcPr>
+            <w:tcW w:type="dxa" w:w="1100"/>
+            <w:tcMar>
+              <w:top w:type="dxa" w:w="60"/>
+              <w:left w:type="dxa" w:w="100"/>
+              <w:bottom w:type="dxa" w:w="60"/>
+              <w:right w:type="dxa" w:w="100"/>
+            </w:tcMar>
+          </w:tcPr>
+          <w:p>
+            <w:pPr>
+              <w:spacing w:after="0" w:line="240"/>
+              <w:jc w:val="left"/>
+            </w:pPr>
+            <w:r>
+              <w:rPr>
+                <w:rFonts w:ascii="Calibri" w:cs="Calibri" w:eastAsia="Calibri" w:hAnsi="Calibri"/>
+                <w:b/>
+                <w:bCs/>
+                <w:color w:val="000000"/>
+                <w:sz w:val="19"/>
+                <w:szCs w:val="19"/>
+              </w:rPr>
+              <w:t xml:space="preserve">RF01</w:t>
+            </w:r>
+          </w:p>
+        </w:tc>
+        <w:tc>
+          <w:tcPr>
+            <w:tcW w:type="dxa" w:w="7360"/>
+            <w:tcMar>
+              <w:top w:type="dxa" w:w="60"/>
+              <w:left w:type="dxa" w:w="100"/>
+              <w:bottom w:type="dxa" w:w="60"/>
+              <w:right w:type="dxa" w:w="100"/>
+            </w:tcMar>
+          </w:tcPr>
+          <w:p>
+            <w:pPr>
+              <w:spacing w:after="0" w:line="240"/>
+              <w:jc w:val="left"/>
+            </w:pPr>
+            <w:r>
+              <w:rPr>
+                <w:rFonts w:ascii="Calibri" w:cs="Calibri" w:eastAsia="Calibri" w:hAnsi="Calibri"/>
+                <w:color w:val="000000"/>
+                <w:sz w:val="19"/>
+                <w:szCs w:val="19"/>
+              </w:rPr>
+              <w:t xml:space="preserve">Exibir um menu principal com nova partida, ranking, repetições, configurações e sair</w:t>
+            </w:r>
+          </w:p>
+        </w:tc>
+        <w:tc>
+          <w:tcPr>
+            <w:tcW w:type="dxa" w:w="900"/>
+            <w:tcMar>
+              <w:top w:type="dxa" w:w="60"/>
+              <w:left w:type="dxa" w:w="100"/>
+              <w:bottom w:type="dxa" w:w="60"/>
+              <w:right w:type="dxa" w:w="100"/>
+            </w:tcMar>
+          </w:tcPr>
+          <w:p>
+            <w:pPr>
+              <w:spacing w:after="0" w:line="240"/>
+              <w:jc w:val="left"/>
+            </w:pPr>
+            <w:r>
+              <w:rPr>
+                <w:rFonts w:ascii="Calibri" w:cs="Calibri" w:eastAsia="Calibri" w:hAnsi="Calibri"/>
+                <w:color w:val="000000"/>
+                <w:sz w:val="19"/>
+                <w:szCs w:val="19"/>
+              </w:rPr>
+              <w:t xml:space="preserve">E</w:t>
+            </w:r>
+          </w:p>
+        </w:tc>
+      </w:tr>
+      <w:tr>
+        <w:trPr>
+          <w:cantSplit/>
+        </w:trPr>
+        <w:tc>
+          <w:tcPr>
+            <w:tcW w:type="dxa" w:w="1100"/>
+            <w:shd w:fill="F2F2F2" w:color="auto" w:val="clear"/>
+            <w:tcMar>
+              <w:top w:type="dxa" w:w="60"/>
+              <w:left w:type="dxa" w:w="100"/>
+              <w:bottom w:type="dxa" w:w="60"/>
+              <w:right w:type="dxa" w:w="100"/>
+            </w:tcMar>
+          </w:tcPr>
+          <w:p>
+            <w:pPr>
+              <w:spacing w:after="0" w:line="240"/>
+              <w:jc w:val="left"/>
+            </w:pPr>
+            <w:r>
+              <w:rPr>
+                <w:rFonts w:ascii="Calibri" w:cs="Calibri" w:eastAsia="Calibri" w:hAnsi="Calibri"/>
+                <w:b/>
+                <w:bCs/>
+                <w:color w:val="000000"/>
+                <w:sz w:val="19"/>
+                <w:szCs w:val="19"/>
+              </w:rPr>
+              <w:t xml:space="preserve">RF02</w:t>
+            </w:r>
+          </w:p>
+        </w:tc>
+        <w:tc>
+          <w:tcPr>
+            <w:tcW w:type="dxa" w:w="7360"/>
+            <w:shd w:fill="F2F2F2" w:color="auto" w:val="clear"/>
+            <w:tcMar>
+              <w:top w:type="dxa" w:w="60"/>
+              <w:left w:type="dxa" w:w="100"/>
+              <w:bottom w:type="dxa" w:w="60"/>
+              <w:right w:type="dxa" w:w="100"/>
+            </w:tcMar>
+          </w:tcPr>
+          <w:p>
+            <w:pPr>
+              <w:spacing w:after="0" w:line="240"/>
+              <w:jc w:val="left"/>
+            </w:pPr>
+            <w:r>
+              <w:rPr>
+                <w:rFonts w:ascii="Calibri" w:cs="Calibri" w:eastAsia="Calibri" w:hAnsi="Calibri"/>
+                <w:color w:val="000000"/>
+                <w:sz w:val="19"/>
+                <w:szCs w:val="19"/>
+              </w:rPr>
+              <w:t xml:space="preserve">Permitir escolher entre três dificuldades, que definem a velocidade inicial de queda e o limite de desvio</w:t>
+            </w:r>
+          </w:p>
+        </w:tc>
+        <w:tc>
+          <w:tcPr>
+            <w:tcW w:type="dxa" w:w="900"/>
+            <w:shd w:fill="F2F2F2" w:color="auto" w:val="clear"/>
+            <w:tcMar>
+              <w:top w:type="dxa" w:w="60"/>
+              <w:left w:type="dxa" w:w="100"/>
+              <w:bottom w:type="dxa" w:w="60"/>
+              <w:right w:type="dxa" w:w="100"/>
+            </w:tcMar>
+          </w:tcPr>
+          <w:p>
+            <w:pPr>
+              <w:spacing w:after="0" w:line="240"/>
+              <w:jc w:val="left"/>
+            </w:pPr>
+            <w:r>
+              <w:rPr>
+                <w:rFonts w:ascii="Calibri" w:cs="Calibri" w:eastAsia="Calibri" w:hAnsi="Calibri"/>
+                <w:color w:val="000000"/>
+                <w:sz w:val="19"/>
+                <w:szCs w:val="19"/>
+              </w:rPr>
+              <w:t xml:space="preserve">E</w:t>
+            </w:r>
+          </w:p>
+        </w:tc>
+      </w:tr>
+      <w:tr>
+        <w:trPr>
+          <w:cantSplit/>
+        </w:trPr>
+        <w:tc>
+          <w:tcPr>
+            <w:tcW w:type="dxa" w:w="1100"/>
+            <w:tcMar>
+              <w:top w:type="dxa" w:w="60"/>
+              <w:left w:type="dxa" w:w="100"/>
+              <w:bottom w:type="dxa" w:w="60"/>
+              <w:right w:type="dxa" w:w="100"/>
+            </w:tcMar>
+          </w:tcPr>
+          <w:p>
+            <w:pPr>
+              <w:spacing w:after="0" w:line="240"/>
+              <w:jc w:val="left"/>
+            </w:pPr>
+            <w:r>
+              <w:rPr>
+                <w:rFonts w:ascii="Calibri" w:cs="Calibri" w:eastAsia="Calibri" w:hAnsi="Calibri"/>
+                <w:b/>
+                <w:bCs/>
+                <w:color w:val="000000"/>
+                <w:sz w:val="19"/>
+                <w:szCs w:val="19"/>
+              </w:rPr>
+              <w:t xml:space="preserve">RF03</w:t>
+            </w:r>
+          </w:p>
+        </w:tc>
+        <w:tc>
+          <w:tcPr>
+            <w:tcW w:type="dxa" w:w="7360"/>
+            <w:tcMar>
+              <w:top w:type="dxa" w:w="60"/>
+              <w:left w:type="dxa" w:w="100"/>
+              <w:bottom w:type="dxa" w:w="60"/>
+              <w:right w:type="dxa" w:w="100"/>
+            </w:tcMar>
+          </w:tcPr>
+          <w:p>
+            <w:pPr>
+              <w:spacing w:after="0" w:line="240"/>
+              <w:jc w:val="left"/>
+            </w:pPr>
+            <w:r>
+              <w:rPr>
+                <w:rFonts w:ascii="Calibri" w:cs="Calibri" w:eastAsia="Calibri" w:hAnsi="Calibri"/>
+                <w:color w:val="000000"/>
+                <w:sz w:val="19"/>
+                <w:szCs w:val="19"/>
+              </w:rPr>
+              <w:t xml:space="preserve">Gerar peças continuamente enquanto a partida estiver em andamento</w:t>
+            </w:r>
+          </w:p>
+        </w:tc>
+        <w:tc>
+          <w:tcPr>
+            <w:tcW w:type="dxa" w:w="900"/>
+            <w:tcMar>
+              <w:top w:type="dxa" w:w="60"/>
+              <w:left w:type="dxa" w:w="100"/>
+              <w:bottom w:type="dxa" w:w="60"/>
+              <w:right w:type="dxa" w:w="100"/>
+            </w:tcMar>
+          </w:tcPr>
+          <w:p>
+            <w:pPr>
+              <w:spacing w:after="0" w:line="240"/>
+              <w:jc w:val="left"/>
+            </w:pPr>
+            <w:r>
+              <w:rPr>
+                <w:rFonts w:ascii="Calibri" w:cs="Calibri" w:eastAsia="Calibri" w:hAnsi="Calibri"/>
+                <w:color w:val="000000"/>
+                <w:sz w:val="19"/>
+                <w:szCs w:val="19"/>
+              </w:rPr>
+              <w:t xml:space="preserve">E</w:t>
+            </w:r>
+          </w:p>
+        </w:tc>
+      </w:tr>
+      <w:tr>
+        <w:trPr>
+          <w:cantSplit/>
+        </w:trPr>
+        <w:tc>
+          <w:tcPr>
+            <w:tcW w:type="dxa" w:w="1100"/>
+            <w:shd w:fill="F2F2F2" w:color="auto" w:val="clear"/>
+            <w:tcMar>
+              <w:top w:type="dxa" w:w="60"/>
+              <w:left w:type="dxa" w:w="100"/>
+              <w:bottom w:type="dxa" w:w="60"/>
+              <w:right w:type="dxa" w:w="100"/>
+            </w:tcMar>
+          </w:tcPr>
+          <w:p>
+            <w:pPr>
+              <w:spacing w:after="0" w:line="240"/>
+              <w:jc w:val="left"/>
+            </w:pPr>
+            <w:r>
+              <w:rPr>
+                <w:rFonts w:ascii="Calibri" w:cs="Calibri" w:eastAsia="Calibri" w:hAnsi="Calibri"/>
+                <w:b/>
+                <w:bCs/>
+                <w:color w:val="000000"/>
+                <w:sz w:val="19"/>
+                <w:szCs w:val="19"/>
+              </w:rPr>
+              <w:t xml:space="preserve">RF04</w:t>
+            </w:r>
+          </w:p>
+        </w:tc>
+        <w:tc>
+          <w:tcPr>
+            <w:tcW w:type="dxa" w:w="7360"/>
+            <w:shd w:fill="F2F2F2" w:color="auto" w:val="clear"/>
+            <w:tcMar>
+              <w:top w:type="dxa" w:w="60"/>
+              <w:left w:type="dxa" w:w="100"/>
+              <w:bottom w:type="dxa" w:w="60"/>
+              <w:right w:type="dxa" w:w="100"/>
+            </w:tcMar>
+          </w:tcPr>
+          <w:p>
+            <w:pPr>
+              <w:spacing w:after="0" w:line="240"/>
+              <w:jc w:val="left"/>
+            </w:pPr>
+            <w:r>
+              <w:rPr>
+                <w:rFonts w:ascii="Calibri" w:cs="Calibri" w:eastAsia="Calibri" w:hAnsi="Calibri"/>
+                <w:color w:val="000000"/>
+                <w:sz w:val="19"/>
+                <w:szCs w:val="19"/>
+              </w:rPr>
+              <w:t xml:space="preserve">Atribuir a cada peça um material sorteado entre os liberados na fase</w:t>
+            </w:r>
+          </w:p>
+        </w:tc>
+        <w:tc>
+          <w:tcPr>
+            <w:tcW w:type="dxa" w:w="900"/>
+            <w:shd w:fill="F2F2F2" w:color="auto" w:val="clear"/>
+            <w:tcMar>
+              <w:top w:type="dxa" w:w="60"/>
+              <w:left w:type="dxa" w:w="100"/>
+              <w:bottom w:type="dxa" w:w="60"/>
+              <w:right w:type="dxa" w:w="100"/>
+            </w:tcMar>
+          </w:tcPr>
+          <w:p>
+            <w:pPr>
+              <w:spacing w:after="0" w:line="240"/>
+              <w:jc w:val="left"/>
+            </w:pPr>
+            <w:r>
+              <w:rPr>
+                <w:rFonts w:ascii="Calibri" w:cs="Calibri" w:eastAsia="Calibri" w:hAnsi="Calibri"/>
+                <w:color w:val="000000"/>
+                <w:sz w:val="19"/>
+                <w:szCs w:val="19"/>
+              </w:rPr>
+              <w:t xml:space="preserve">E</w:t>
+            </w:r>
+          </w:p>
+        </w:tc>
+      </w:tr>
+      <w:tr>
+        <w:trPr>
+          <w:cantSplit/>
+        </w:trPr>
+        <w:tc>
+          <w:tcPr>
+            <w:tcW w:type="dxa" w:w="1100"/>
+            <w:tcMar>
+              <w:top w:type="dxa" w:w="60"/>
+              <w:left w:type="dxa" w:w="100"/>
+              <w:bottom w:type="dxa" w:w="60"/>
+              <w:right w:type="dxa" w:w="100"/>
+            </w:tcMar>
+          </w:tcPr>
+          <w:p>
+            <w:pPr>
+              <w:spacing w:after="0" w:line="240"/>
+              <w:jc w:val="left"/>
+            </w:pPr>
+            <w:r>
+              <w:rPr>
+                <w:rFonts w:ascii="Calibri" w:cs="Calibri" w:eastAsia="Calibri" w:hAnsi="Calibri"/>
+                <w:b/>
+                <w:bCs/>
+                <w:color w:val="000000"/>
+                <w:sz w:val="19"/>
+                <w:szCs w:val="19"/>
+              </w:rPr>
+              <w:t xml:space="preserve">RF05</w:t>
+            </w:r>
+          </w:p>
+        </w:tc>
+        <w:tc>
+          <w:tcPr>
+            <w:tcW w:type="dxa" w:w="7360"/>
+            <w:tcMar>
+              <w:top w:type="dxa" w:w="60"/>
+              <w:left w:type="dxa" w:w="100"/>
+              <w:bottom w:type="dxa" w:w="60"/>
+              <w:right w:type="dxa" w:w="100"/>
+            </w:tcMar>
+          </w:tcPr>
+          <w:p>
+            <w:pPr>
+              <w:spacing w:after="0" w:line="240"/>
+              <w:jc w:val="left"/>
+            </w:pPr>
+            <w:r>
+              <w:rPr>
+                <w:rFonts w:ascii="Calibri" w:cs="Calibri" w:eastAsia="Calibri" w:hAnsi="Calibri"/>
+                <w:color w:val="000000"/>
+                <w:sz w:val="19"/>
+                <w:szCs w:val="19"/>
+              </w:rPr>
+              <w:t xml:space="preserve">Exibir as três próximas peças da fila, com forma e material</w:t>
+            </w:r>
+          </w:p>
+        </w:tc>
+        <w:tc>
+          <w:tcPr>
+            <w:tcW w:type="dxa" w:w="900"/>
+            <w:tcMar>
+              <w:top w:type="dxa" w:w="60"/>
+              <w:left w:type="dxa" w:w="100"/>
+              <w:bottom w:type="dxa" w:w="60"/>
+              <w:right w:type="dxa" w:w="100"/>
+            </w:tcMar>
+          </w:tcPr>
+          <w:p>
+            <w:pPr>
+              <w:spacing w:after="0" w:line="240"/>
+              <w:jc w:val="left"/>
+            </w:pPr>
+            <w:r>
+              <w:rPr>
+                <w:rFonts w:ascii="Calibri" w:cs="Calibri" w:eastAsia="Calibri" w:hAnsi="Calibri"/>
+                <w:color w:val="000000"/>
+                <w:sz w:val="19"/>
+                <w:szCs w:val="19"/>
+              </w:rPr>
+              <w:t xml:space="preserve">E</w:t>
+            </w:r>
+          </w:p>
+        </w:tc>
+      </w:tr>
+      <w:tr>
+        <w:trPr>
+          <w:cantSplit/>
+        </w:trPr>
+        <w:tc>
+          <w:tcPr>
+            <w:tcW w:type="dxa" w:w="1100"/>
+            <w:shd w:fill="F2F2F2" w:color="auto" w:val="clear"/>
+            <w:tcMar>
+              <w:top w:type="dxa" w:w="60"/>
+              <w:left w:type="dxa" w:w="100"/>
+              <w:bottom w:type="dxa" w:w="60"/>
+              <w:right w:type="dxa" w:w="100"/>
+            </w:tcMar>
+          </w:tcPr>
+          <w:p>
+            <w:pPr>
+              <w:spacing w:after="0" w:line="240"/>
+              <w:jc w:val="left"/>
+            </w:pPr>
+            <w:r>
+              <w:rPr>
+                <w:rFonts w:ascii="Calibri" w:cs="Calibri" w:eastAsia="Calibri" w:hAnsi="Calibri"/>
+                <w:b/>
+                <w:bCs/>
+                <w:color w:val="000000"/>
+                <w:sz w:val="19"/>
+                <w:szCs w:val="19"/>
+              </w:rPr>
+              <w:t xml:space="preserve">RF06</w:t>
+            </w:r>
+          </w:p>
+        </w:tc>
+        <w:tc>
+          <w:tcPr>
+            <w:tcW w:type="dxa" w:w="7360"/>
+            <w:shd w:fill="F2F2F2" w:color="auto" w:val="clear"/>
+            <w:tcMar>
+              <w:top w:type="dxa" w:w="60"/>
+              <w:left w:type="dxa" w:w="100"/>
+              <w:bottom w:type="dxa" w:w="60"/>
+              <w:right w:type="dxa" w:w="100"/>
+            </w:tcMar>
+          </w:tcPr>
+          <w:p>
+            <w:pPr>
+              <w:spacing w:after="0" w:line="240"/>
+              <w:jc w:val="left"/>
+            </w:pPr>
+            <w:r>
+              <w:rPr>
+                <w:rFonts w:ascii="Calibri" w:cs="Calibri" w:eastAsia="Calibri" w:hAnsi="Calibri"/>
+                <w:color w:val="000000"/>
+                <w:sz w:val="19"/>
+                <w:szCs w:val="19"/>
+              </w:rPr>
+              <w:t xml:space="preserve">Descer a peça em queda uma linha a cada intervalo definido pelo nível</w:t>
+            </w:r>
+          </w:p>
+        </w:tc>
+        <w:tc>
+          <w:tcPr>
+            <w:tcW w:type="dxa" w:w="900"/>
+            <w:shd w:fill="F2F2F2" w:color="auto" w:val="clear"/>
+            <w:tcMar>
+              <w:top w:type="dxa" w:w="60"/>
+              <w:left w:type="dxa" w:w="100"/>
+              <w:bottom w:type="dxa" w:w="60"/>
+              <w:right w:type="dxa" w:w="100"/>
+            </w:tcMar>
+          </w:tcPr>
+          <w:p>
+            <w:pPr>
+              <w:spacing w:after="0" w:line="240"/>
+              <w:jc w:val="left"/>
+            </w:pPr>
+            <w:r>
+              <w:rPr>
+                <w:rFonts w:ascii="Calibri" w:cs="Calibri" w:eastAsia="Calibri" w:hAnsi="Calibri"/>
+                <w:color w:val="000000"/>
+                <w:sz w:val="19"/>
+                <w:szCs w:val="19"/>
+              </w:rPr>
+              <w:t xml:space="preserve">E</w:t>
+            </w:r>
+          </w:p>
+        </w:tc>
+      </w:tr>
+      <w:tr>
+        <w:trPr>
+          <w:cantSplit/>
+        </w:trPr>
+        <w:tc>
+          <w:tcPr>
+            <w:tcW w:type="dxa" w:w="1100"/>
+            <w:tcMar>
+              <w:top w:type="dxa" w:w="60"/>
+              <w:left w:type="dxa" w:w="100"/>
+              <w:bottom w:type="dxa" w:w="60"/>
+              <w:right w:type="dxa" w:w="100"/>
+            </w:tcMar>
+          </w:tcPr>
+          <w:p>
+            <w:pPr>
+              <w:spacing w:after="0" w:line="240"/>
+              <w:jc w:val="left"/>
+            </w:pPr>
+            <w:r>
+              <w:rPr>
+                <w:rFonts w:ascii="Calibri" w:cs="Calibri" w:eastAsia="Calibri" w:hAnsi="Calibri"/>
+                <w:b/>
+                <w:bCs/>
+                <w:color w:val="000000"/>
+                <w:sz w:val="19"/>
+                <w:szCs w:val="19"/>
+              </w:rPr>
+              <w:t xml:space="preserve">RF07</w:t>
+            </w:r>
+          </w:p>
+        </w:tc>
+        <w:tc>
+          <w:tcPr>
+            <w:tcW w:type="dxa" w:w="7360"/>
+            <w:tcMar>
+              <w:top w:type="dxa" w:w="60"/>
+              <w:left w:type="dxa" w:w="100"/>
+              <w:bottom w:type="dxa" w:w="60"/>
+              <w:right w:type="dxa" w:w="100"/>
+            </w:tcMar>
+          </w:tcPr>
+          <w:p>
+            <w:pPr>
+              <w:spacing w:after="0" w:line="240"/>
+              <w:jc w:val="left"/>
+            </w:pPr>
+            <w:r>
+              <w:rPr>
+                <w:rFonts w:ascii="Calibri" w:cs="Calibri" w:eastAsia="Calibri" w:hAnsi="Calibri"/>
+                <w:color w:val="000000"/>
+                <w:sz w:val="19"/>
+                <w:szCs w:val="19"/>
+              </w:rPr>
+              <w:t xml:space="preserve">Mover a peça para a esquerda e para a direita, respeitando as bordas e os blocos fixados</w:t>
+            </w:r>
+          </w:p>
+        </w:tc>
+        <w:tc>
+          <w:tcPr>
+            <w:tcW w:type="dxa" w:w="900"/>
+            <w:tcMar>
+              <w:top w:type="dxa" w:w="60"/>
+              <w:left w:type="dxa" w:w="100"/>
+              <w:bottom w:type="dxa" w:w="60"/>
+              <w:right w:type="dxa" w:w="100"/>
+            </w:tcMar>
+          </w:tcPr>
+          <w:p>
+            <w:pPr>
+              <w:spacing w:after="0" w:line="240"/>
+              <w:jc w:val="left"/>
+            </w:pPr>
+            <w:r>
+              <w:rPr>
+                <w:rFonts w:ascii="Calibri" w:cs="Calibri" w:eastAsia="Calibri" w:hAnsi="Calibri"/>
+                <w:color w:val="000000"/>
+                <w:sz w:val="19"/>
+                <w:szCs w:val="19"/>
+              </w:rPr>
+              <w:t xml:space="preserve">E</w:t>
+            </w:r>
+          </w:p>
+        </w:tc>
+      </w:tr>
+      <w:tr>
+        <w:trPr>
+          <w:cantSplit/>
+        </w:trPr>
+        <w:tc>
+          <w:tcPr>
+            <w:tcW w:type="dxa" w:w="1100"/>
+            <w:shd w:fill="F2F2F2" w:color="auto" w:val="clear"/>
+            <w:tcMar>
+              <w:top w:type="dxa" w:w="60"/>
+              <w:left w:type="dxa" w:w="100"/>
+              <w:bottom w:type="dxa" w:w="60"/>
+              <w:right w:type="dxa" w:w="100"/>
+            </w:tcMar>
+          </w:tcPr>
+          <w:p>
+            <w:pPr>
+              <w:spacing w:after="0" w:line="240"/>
+              <w:jc w:val="left"/>
+            </w:pPr>
+            <w:r>
+              <w:rPr>
+                <w:rFonts w:ascii="Calibri" w:cs="Calibri" w:eastAsia="Calibri" w:hAnsi="Calibri"/>
+                <w:b/>
+                <w:bCs/>
+                <w:color w:val="000000"/>
+                <w:sz w:val="19"/>
+                <w:szCs w:val="19"/>
+              </w:rPr>
+              <w:t xml:space="preserve">RF08</w:t>
+            </w:r>
+          </w:p>
+        </w:tc>
+        <w:tc>
+          <w:tcPr>
+            <w:tcW w:type="dxa" w:w="7360"/>
+            <w:shd w:fill="F2F2F2" w:color="auto" w:val="clear"/>
+            <w:tcMar>
+              <w:top w:type="dxa" w:w="60"/>
+              <w:left w:type="dxa" w:w="100"/>
+              <w:bottom w:type="dxa" w:w="60"/>
+              <w:right w:type="dxa" w:w="100"/>
+            </w:tcMar>
+          </w:tcPr>
+          <w:p>
+            <w:pPr>
+              <w:spacing w:after="0" w:line="240"/>
+              <w:jc w:val="left"/>
+            </w:pPr>
+            <w:r>
+              <w:rPr>
+                <w:rFonts w:ascii="Calibri" w:cs="Calibri" w:eastAsia="Calibri" w:hAnsi="Calibri"/>
+                <w:color w:val="000000"/>
+                <w:sz w:val="19"/>
+                <w:szCs w:val="19"/>
+              </w:rPr>
+              <w:t xml:space="preserve">Girar a peça nos dois sentidos, com deslocamento corretivo quando a rotação simples causar sobreposição</w:t>
+            </w:r>
+          </w:p>
+        </w:tc>
+        <w:tc>
+          <w:tcPr>
+            <w:tcW w:type="dxa" w:w="900"/>
+            <w:shd w:fill="F2F2F2" w:color="auto" w:val="clear"/>
+            <w:tcMar>
+              <w:top w:type="dxa" w:w="60"/>
+              <w:left w:type="dxa" w:w="100"/>
+              <w:bottom w:type="dxa" w:w="60"/>
+              <w:right w:type="dxa" w:w="100"/>
+            </w:tcMar>
+          </w:tcPr>
+          <w:p>
+            <w:pPr>
+              <w:spacing w:after="0" w:line="240"/>
+              <w:jc w:val="left"/>
+            </w:pPr>
+            <w:r>
+              <w:rPr>
+                <w:rFonts w:ascii="Calibri" w:cs="Calibri" w:eastAsia="Calibri" w:hAnsi="Calibri"/>
+                <w:color w:val="000000"/>
+                <w:sz w:val="19"/>
+                <w:szCs w:val="19"/>
+              </w:rPr>
+              <w:t xml:space="preserve">E</w:t>
+            </w:r>
+          </w:p>
+        </w:tc>
+      </w:tr>
+      <w:tr>
+        <w:trPr>
+          <w:cantSplit/>
+        </w:trPr>
+        <w:tc>
+          <w:tcPr>
+            <w:tcW w:type="dxa" w:w="1100"/>
+            <w:tcMar>
+              <w:top w:type="dxa" w:w="60"/>
+              <w:left w:type="dxa" w:w="100"/>
+              <w:bottom w:type="dxa" w:w="60"/>
+              <w:right w:type="dxa" w:w="100"/>
+            </w:tcMar>
+          </w:tcPr>
+          <w:p>
+            <w:pPr>
+              <w:spacing w:after="0" w:line="240"/>
+              <w:jc w:val="left"/>
+            </w:pPr>
+            <w:r>
+              <w:rPr>
+                <w:rFonts w:ascii="Calibri" w:cs="Calibri" w:eastAsia="Calibri" w:hAnsi="Calibri"/>
+                <w:b/>
+                <w:bCs/>
+                <w:color w:val="000000"/>
+                <w:sz w:val="19"/>
+                <w:szCs w:val="19"/>
+              </w:rPr>
+              <w:t xml:space="preserve">RF09</w:t>
+            </w:r>
+          </w:p>
+        </w:tc>
+        <w:tc>
+          <w:tcPr>
+            <w:tcW w:type="dxa" w:w="7360"/>
+            <w:tcMar>
+              <w:top w:type="dxa" w:w="60"/>
+              <w:left w:type="dxa" w:w="100"/>
+              <w:bottom w:type="dxa" w:w="60"/>
+              <w:right w:type="dxa" w:w="100"/>
+            </w:tcMar>
+          </w:tcPr>
+          <w:p>
+            <w:pPr>
+              <w:spacing w:after="0" w:line="240"/>
+              <w:jc w:val="left"/>
+            </w:pPr>
+            <w:r>
+              <w:rPr>
+                <w:rFonts w:ascii="Calibri" w:cs="Calibri" w:eastAsia="Calibri" w:hAnsi="Calibri"/>
+                <w:color w:val="000000"/>
+                <w:sz w:val="19"/>
+                <w:szCs w:val="19"/>
+              </w:rPr>
+              <w:t xml:space="preserve">Permitir a queda instantânea da peça até a primeira posição de apoio</w:t>
+            </w:r>
+          </w:p>
+        </w:tc>
+        <w:tc>
+          <w:tcPr>
+            <w:tcW w:type="dxa" w:w="900"/>
+            <w:tcMar>
+              <w:top w:type="dxa" w:w="60"/>
+              <w:left w:type="dxa" w:w="100"/>
+              <w:bottom w:type="dxa" w:w="60"/>
+              <w:right w:type="dxa" w:w="100"/>
+            </w:tcMar>
+          </w:tcPr>
+          <w:p>
+            <w:pPr>
+              <w:spacing w:after="0" w:line="240"/>
+              <w:jc w:val="left"/>
+            </w:pPr>
+            <w:r>
+              <w:rPr>
+                <w:rFonts w:ascii="Calibri" w:cs="Calibri" w:eastAsia="Calibri" w:hAnsi="Calibri"/>
+                <w:color w:val="000000"/>
+                <w:sz w:val="19"/>
+                <w:szCs w:val="19"/>
+              </w:rPr>
+              <w:t xml:space="preserve">E</w:t>
+            </w:r>
+          </w:p>
+        </w:tc>
+      </w:tr>
+      <w:tr>
+        <w:trPr>
+          <w:cantSplit/>
+        </w:trPr>
+        <w:tc>
+          <w:tcPr>
+            <w:tcW w:type="dxa" w:w="1100"/>
+            <w:shd w:fill="F2F2F2" w:color="auto" w:val="clear"/>
+            <w:tcMar>
+              <w:top w:type="dxa" w:w="60"/>
+              <w:left w:type="dxa" w:w="100"/>
+              <w:bottom w:type="dxa" w:w="60"/>
+              <w:right w:type="dxa" w:w="100"/>
+            </w:tcMar>
+          </w:tcPr>
+          <w:p>
+            <w:pPr>
+              <w:spacing w:after="0" w:line="240"/>
+              <w:jc w:val="left"/>
+            </w:pPr>
+            <w:r>
+              <w:rPr>
+                <w:rFonts w:ascii="Calibri" w:cs="Calibri" w:eastAsia="Calibri" w:hAnsi="Calibri"/>
+                <w:b/>
+                <w:bCs/>
+                <w:color w:val="000000"/>
+                <w:sz w:val="19"/>
+                <w:szCs w:val="19"/>
+              </w:rPr>
+              <w:t xml:space="preserve">RF10</w:t>
+            </w:r>
+          </w:p>
+        </w:tc>
+        <w:tc>
+          <w:tcPr>
+            <w:tcW w:type="dxa" w:w="7360"/>
+            <w:shd w:fill="F2F2F2" w:color="auto" w:val="clear"/>
+            <w:tcMar>
+              <w:top w:type="dxa" w:w="60"/>
+              <w:left w:type="dxa" w:w="100"/>
+              <w:bottom w:type="dxa" w:w="60"/>
+              <w:right w:type="dxa" w:w="100"/>
+            </w:tcMar>
+          </w:tcPr>
+          <w:p>
+            <w:pPr>
+              <w:spacing w:after="0" w:line="240"/>
+              <w:jc w:val="left"/>
+            </w:pPr>
+            <w:r>
+              <w:rPr>
+                <w:rFonts w:ascii="Calibri" w:cs="Calibri" w:eastAsia="Calibri" w:hAnsi="Calibri"/>
+                <w:color w:val="000000"/>
+                <w:sz w:val="19"/>
+                <w:szCs w:val="19"/>
+              </w:rPr>
+              <w:t xml:space="preserve">Permitir reservar a peça em queda e trocá-la pela reservada, uma vez por peça</w:t>
+            </w:r>
+          </w:p>
+        </w:tc>
+        <w:tc>
+          <w:tcPr>
+            <w:tcW w:type="dxa" w:w="900"/>
+            <w:shd w:fill="F2F2F2" w:color="auto" w:val="clear"/>
+            <w:tcMar>
+              <w:top w:type="dxa" w:w="60"/>
+              <w:left w:type="dxa" w:w="100"/>
+              <w:bottom w:type="dxa" w:w="60"/>
+              <w:right w:type="dxa" w:w="100"/>
+            </w:tcMar>
+          </w:tcPr>
+          <w:p>
+            <w:pPr>
+              <w:spacing w:after="0" w:line="240"/>
+              <w:jc w:val="left"/>
+            </w:pPr>
+            <w:r>
+              <w:rPr>
+                <w:rFonts w:ascii="Calibri" w:cs="Calibri" w:eastAsia="Calibri" w:hAnsi="Calibri"/>
+                <w:color w:val="000000"/>
+                <w:sz w:val="19"/>
+                <w:szCs w:val="19"/>
+              </w:rPr>
+              <w:t xml:space="preserve">E</w:t>
+            </w:r>
+          </w:p>
+        </w:tc>
+      </w:tr>
+      <w:tr>
+        <w:trPr>
+          <w:cantSplit/>
+        </w:trPr>
+        <w:tc>
+          <w:tcPr>
+            <w:tcW w:type="dxa" w:w="1100"/>
+            <w:tcMar>
+              <w:top w:type="dxa" w:w="60"/>
+              <w:left w:type="dxa" w:w="100"/>
+              <w:bottom w:type="dxa" w:w="60"/>
+              <w:right w:type="dxa" w:w="100"/>
+            </w:tcMar>
+          </w:tcPr>
+          <w:p>
+            <w:pPr>
+              <w:spacing w:after="0" w:line="240"/>
+              <w:jc w:val="left"/>
+            </w:pPr>
+            <w:r>
+              <w:rPr>
+                <w:rFonts w:ascii="Calibri" w:cs="Calibri" w:eastAsia="Calibri" w:hAnsi="Calibri"/>
+                <w:b/>
+                <w:bCs/>
+                <w:color w:val="000000"/>
+                <w:sz w:val="19"/>
+                <w:szCs w:val="19"/>
+              </w:rPr>
+              <w:t xml:space="preserve">RF11</w:t>
+            </w:r>
+          </w:p>
+        </w:tc>
+        <w:tc>
+          <w:tcPr>
+            <w:tcW w:type="dxa" w:w="7360"/>
+            <w:tcMar>
+              <w:top w:type="dxa" w:w="60"/>
+              <w:left w:type="dxa" w:w="100"/>
+              <w:bottom w:type="dxa" w:w="60"/>
+              <w:right w:type="dxa" w:w="100"/>
+            </w:tcMar>
+          </w:tcPr>
+          <w:p>
+            <w:pPr>
+              <w:spacing w:after="0" w:line="240"/>
+              <w:jc w:val="left"/>
+            </w:pPr>
+            <w:r>
+              <w:rPr>
+                <w:rFonts w:ascii="Calibri" w:cs="Calibri" w:eastAsia="Calibri" w:hAnsi="Calibri"/>
+                <w:color w:val="000000"/>
+                <w:sz w:val="19"/>
+                <w:szCs w:val="19"/>
+              </w:rPr>
+              <w:t xml:space="preserve">Fixar a peça quando ela colidir com o fundo ou com um bloco fixado</w:t>
+            </w:r>
+          </w:p>
+        </w:tc>
+        <w:tc>
+          <w:tcPr>
+            <w:tcW w:type="dxa" w:w="900"/>
+            <w:tcMar>
+              <w:top w:type="dxa" w:w="60"/>
+              <w:left w:type="dxa" w:w="100"/>
+              <w:bottom w:type="dxa" w:w="60"/>
+              <w:right w:type="dxa" w:w="100"/>
+            </w:tcMar>
+          </w:tcPr>
+          <w:p>
+            <w:pPr>
+              <w:spacing w:after="0" w:line="240"/>
+              <w:jc w:val="left"/>
+            </w:pPr>
+            <w:r>
+              <w:rPr>
+                <w:rFonts w:ascii="Calibri" w:cs="Calibri" w:eastAsia="Calibri" w:hAnsi="Calibri"/>
+                <w:color w:val="000000"/>
+                <w:sz w:val="19"/>
+                <w:szCs w:val="19"/>
+              </w:rPr>
+              <w:t xml:space="preserve">E</w:t>
+            </w:r>
+          </w:p>
+        </w:tc>
+      </w:tr>
+      <w:tr>
+        <w:trPr>
+          <w:cantSplit/>
+        </w:trPr>
+        <w:tc>
+          <w:tcPr>
+            <w:tcW w:type="dxa" w:w="1100"/>
+            <w:shd w:fill="F2F2F2" w:color="auto" w:val="clear"/>
+            <w:tcMar>
+              <w:top w:type="dxa" w:w="60"/>
+              <w:left w:type="dxa" w:w="100"/>
+              <w:bottom w:type="dxa" w:w="60"/>
+              <w:right w:type="dxa" w:w="100"/>
+            </w:tcMar>
+          </w:tcPr>
+          <w:p>
+            <w:pPr>
+              <w:spacing w:after="0" w:line="240"/>
+              <w:jc w:val="left"/>
+            </w:pPr>
+            <w:r>
+              <w:rPr>
+                <w:rFonts w:ascii="Calibri" w:cs="Calibri" w:eastAsia="Calibri" w:hAnsi="Calibri"/>
+                <w:b/>
+                <w:bCs/>
+                <w:color w:val="000000"/>
+                <w:sz w:val="19"/>
+                <w:szCs w:val="19"/>
+              </w:rPr>
+              <w:t xml:space="preserve">RF12</w:t>
+            </w:r>
+          </w:p>
+        </w:tc>
+        <w:tc>
+          <w:tcPr>
+            <w:tcW w:type="dxa" w:w="7360"/>
+            <w:shd w:fill="F2F2F2" w:color="auto" w:val="clear"/>
+            <w:tcMar>
+              <w:top w:type="dxa" w:w="60"/>
+              <w:left w:type="dxa" w:w="100"/>
+              <w:bottom w:type="dxa" w:w="60"/>
+              <w:right w:type="dxa" w:w="100"/>
+            </w:tcMar>
+          </w:tcPr>
+          <w:p>
+            <w:pPr>
+              <w:spacing w:after="0" w:line="240"/>
+              <w:jc w:val="left"/>
+            </w:pPr>
+            <w:r>
+              <w:rPr>
+                <w:rFonts w:ascii="Calibri" w:cs="Calibri" w:eastAsia="Calibri" w:hAnsi="Calibri"/>
+                <w:color w:val="000000"/>
+                <w:sz w:val="19"/>
+                <w:szCs w:val="19"/>
+              </w:rPr>
+              <w:t xml:space="preserve">Identificar e eliminar as linhas completas, descendo as linhas de cima</w:t>
+            </w:r>
+          </w:p>
+        </w:tc>
+        <w:tc>
+          <w:tcPr>
+            <w:tcW w:type="dxa" w:w="900"/>
+            <w:shd w:fill="F2F2F2" w:color="auto" w:val="clear"/>
+            <w:tcMar>
+              <w:top w:type="dxa" w:w="60"/>
+              <w:left w:type="dxa" w:w="100"/>
+              <w:bottom w:type="dxa" w:w="60"/>
+              <w:right w:type="dxa" w:w="100"/>
+            </w:tcMar>
+          </w:tcPr>
+          <w:p>
+            <w:pPr>
+              <w:spacing w:after="0" w:line="240"/>
+              <w:jc w:val="left"/>
+            </w:pPr>
+            <w:r>
+              <w:rPr>
+                <w:rFonts w:ascii="Calibri" w:cs="Calibri" w:eastAsia="Calibri" w:hAnsi="Calibri"/>
+                <w:color w:val="000000"/>
+                <w:sz w:val="19"/>
+                <w:szCs w:val="19"/>
+              </w:rPr>
+              <w:t xml:space="preserve">E</w:t>
+            </w:r>
+          </w:p>
+        </w:tc>
+      </w:tr>
+      <w:tr>
+        <w:trPr>
+          <w:cantSplit/>
+        </w:trPr>
+        <w:tc>
+          <w:tcPr>
+            <w:tcW w:type="dxa" w:w="1100"/>
+            <w:tcMar>
+              <w:top w:type="dxa" w:w="60"/>
+              <w:left w:type="dxa" w:w="100"/>
+              <w:bottom w:type="dxa" w:w="60"/>
+              <w:right w:type="dxa" w:w="100"/>
+            </w:tcMar>
+          </w:tcPr>
+          <w:p>
+            <w:pPr>
+              <w:spacing w:after="0" w:line="240"/>
+              <w:jc w:val="left"/>
+            </w:pPr>
+            <w:r>
+              <w:rPr>
+                <w:rFonts w:ascii="Calibri" w:cs="Calibri" w:eastAsia="Calibri" w:hAnsi="Calibri"/>
+                <w:b/>
+                <w:bCs/>
+                <w:color w:val="000000"/>
+                <w:sz w:val="19"/>
+                <w:szCs w:val="19"/>
+              </w:rPr>
+              <w:t xml:space="preserve">RF13</w:t>
+            </w:r>
+          </w:p>
+        </w:tc>
+        <w:tc>
+          <w:tcPr>
+            <w:tcW w:type="dxa" w:w="7360"/>
+            <w:tcMar>
+              <w:top w:type="dxa" w:w="60"/>
+              <w:left w:type="dxa" w:w="100"/>
+              <w:bottom w:type="dxa" w:w="60"/>
+              <w:right w:type="dxa" w:w="100"/>
+            </w:tcMar>
+          </w:tcPr>
+          <w:p>
+            <w:pPr>
+              <w:spacing w:after="0" w:line="240"/>
+              <w:jc w:val="left"/>
+            </w:pPr>
+            <w:r>
+              <w:rPr>
+                <w:rFonts w:ascii="Calibri" w:cs="Calibri" w:eastAsia="Calibri" w:hAnsi="Calibri"/>
+                <w:color w:val="000000"/>
+                <w:sz w:val="19"/>
+                <w:szCs w:val="19"/>
+              </w:rPr>
+              <w:t xml:space="preserve">Calcular a pontuação considerando linhas simultâneas, material predominante e nível</w:t>
+            </w:r>
+          </w:p>
+        </w:tc>
+        <w:tc>
+          <w:tcPr>
+            <w:tcW w:type="dxa" w:w="900"/>
+            <w:tcMar>
+              <w:top w:type="dxa" w:w="60"/>
+              <w:left w:type="dxa" w:w="100"/>
+              <w:bottom w:type="dxa" w:w="60"/>
+              <w:right w:type="dxa" w:w="100"/>
+            </w:tcMar>
+          </w:tcPr>
+          <w:p>
+            <w:pPr>
+              <w:spacing w:after="0" w:line="240"/>
+              <w:jc w:val="left"/>
+            </w:pPr>
+            <w:r>
+              <w:rPr>
+                <w:rFonts w:ascii="Calibri" w:cs="Calibri" w:eastAsia="Calibri" w:hAnsi="Calibri"/>
+                <w:color w:val="000000"/>
+                <w:sz w:val="19"/>
+                <w:szCs w:val="19"/>
+              </w:rPr>
+              <w:t xml:space="preserve">E</w:t>
+            </w:r>
+          </w:p>
+        </w:tc>
+      </w:tr>
+      <w:tr>
+        <w:trPr>
+          <w:cantSplit/>
+        </w:trPr>
+        <w:tc>
+          <w:tcPr>
+            <w:tcW w:type="dxa" w:w="1100"/>
+            <w:shd w:fill="F2F2F2" w:color="auto" w:val="clear"/>
+            <w:tcMar>
+              <w:top w:type="dxa" w:w="60"/>
+              <w:left w:type="dxa" w:w="100"/>
+              <w:bottom w:type="dxa" w:w="60"/>
+              <w:right w:type="dxa" w:w="100"/>
+            </w:tcMar>
+          </w:tcPr>
+          <w:p>
+            <w:pPr>
+              <w:spacing w:after="0" w:line="240"/>
+              <w:jc w:val="left"/>
+            </w:pPr>
+            <w:r>
+              <w:rPr>
+                <w:rFonts w:ascii="Calibri" w:cs="Calibri" w:eastAsia="Calibri" w:hAnsi="Calibri"/>
+                <w:b/>
+                <w:bCs/>
+                <w:color w:val="000000"/>
+                <w:sz w:val="19"/>
+                <w:szCs w:val="19"/>
+              </w:rPr>
+              <w:t xml:space="preserve">RF14</w:t>
+            </w:r>
+          </w:p>
+        </w:tc>
+        <w:tc>
+          <w:tcPr>
+            <w:tcW w:type="dxa" w:w="7360"/>
+            <w:shd w:fill="F2F2F2" w:color="auto" w:val="clear"/>
+            <w:tcMar>
+              <w:top w:type="dxa" w:w="60"/>
+              <w:left w:type="dxa" w:w="100"/>
+              <w:bottom w:type="dxa" w:w="60"/>
+              <w:right w:type="dxa" w:w="100"/>
+            </w:tcMar>
+          </w:tcPr>
+          <w:p>
+            <w:pPr>
+              <w:spacing w:after="0" w:line="240"/>
+              <w:jc w:val="left"/>
+            </w:pPr>
+            <w:r>
+              <w:rPr>
+                <w:rFonts w:ascii="Calibri" w:cs="Calibri" w:eastAsia="Calibri" w:hAnsi="Calibri"/>
+                <w:color w:val="000000"/>
+                <w:sz w:val="19"/>
+                <w:szCs w:val="19"/>
+              </w:rPr>
+              <w:t xml:space="preserve">Recalcular o centro de massa sempre que a composição do tabuleiro mudar</w:t>
+            </w:r>
+          </w:p>
+        </w:tc>
+        <w:tc>
+          <w:tcPr>
+            <w:tcW w:type="dxa" w:w="900"/>
+            <w:shd w:fill="F2F2F2" w:color="auto" w:val="clear"/>
+            <w:tcMar>
+              <w:top w:type="dxa" w:w="60"/>
+              <w:left w:type="dxa" w:w="100"/>
+              <w:bottom w:type="dxa" w:w="60"/>
+              <w:right w:type="dxa" w:w="100"/>
+            </w:tcMar>
+          </w:tcPr>
+          <w:p>
+            <w:pPr>
+              <w:spacing w:after="0" w:line="240"/>
+              <w:jc w:val="left"/>
+            </w:pPr>
+            <w:r>
+              <w:rPr>
+                <w:rFonts w:ascii="Calibri" w:cs="Calibri" w:eastAsia="Calibri" w:hAnsi="Calibri"/>
+                <w:color w:val="000000"/>
+                <w:sz w:val="19"/>
+                <w:szCs w:val="19"/>
+              </w:rPr>
+              <w:t xml:space="preserve">E</w:t>
+            </w:r>
+          </w:p>
+        </w:tc>
+      </w:tr>
+      <w:tr>
+        <w:trPr>
+          <w:cantSplit/>
+        </w:trPr>
+        <w:tc>
+          <w:tcPr>
+            <w:tcW w:type="dxa" w:w="1100"/>
+            <w:tcMar>
+              <w:top w:type="dxa" w:w="60"/>
+              <w:left w:type="dxa" w:w="100"/>
+              <w:bottom w:type="dxa" w:w="60"/>
+              <w:right w:type="dxa" w:w="100"/>
+            </w:tcMar>
+          </w:tcPr>
+          <w:p>
+            <w:pPr>
+              <w:spacing w:after="0" w:line="240"/>
+              <w:jc w:val="left"/>
+            </w:pPr>
+            <w:r>
+              <w:rPr>
+                <w:rFonts w:ascii="Calibri" w:cs="Calibri" w:eastAsia="Calibri" w:hAnsi="Calibri"/>
+                <w:b/>
+                <w:bCs/>
+                <w:color w:val="000000"/>
+                <w:sz w:val="19"/>
+                <w:szCs w:val="19"/>
+              </w:rPr>
+              <w:t xml:space="preserve">RF15</w:t>
+            </w:r>
+          </w:p>
+        </w:tc>
+        <w:tc>
+          <w:tcPr>
+            <w:tcW w:type="dxa" w:w="7360"/>
+            <w:tcMar>
+              <w:top w:type="dxa" w:w="60"/>
+              <w:left w:type="dxa" w:w="100"/>
+              <w:bottom w:type="dxa" w:w="60"/>
+              <w:right w:type="dxa" w:w="100"/>
+            </w:tcMar>
+          </w:tcPr>
+          <w:p>
+            <w:pPr>
+              <w:spacing w:after="0" w:line="240"/>
+              <w:jc w:val="left"/>
+            </w:pPr>
+            <w:r>
+              <w:rPr>
+                <w:rFonts w:ascii="Calibri" w:cs="Calibri" w:eastAsia="Calibri" w:hAnsi="Calibri"/>
+                <w:color w:val="000000"/>
+                <w:sz w:val="19"/>
+                <w:szCs w:val="19"/>
+              </w:rPr>
+              <w:t xml:space="preserve">Exibir continuamente o índice de estabilidade, o desvio corrente e o limite tolerado</w:t>
+            </w:r>
+          </w:p>
+        </w:tc>
+        <w:tc>
+          <w:tcPr>
+            <w:tcW w:type="dxa" w:w="900"/>
+            <w:tcMar>
+              <w:top w:type="dxa" w:w="60"/>
+              <w:left w:type="dxa" w:w="100"/>
+              <w:bottom w:type="dxa" w:w="60"/>
+              <w:right w:type="dxa" w:w="100"/>
+            </w:tcMar>
+          </w:tcPr>
+          <w:p>
+            <w:pPr>
+              <w:spacing w:after="0" w:line="240"/>
+              <w:jc w:val="left"/>
+            </w:pPr>
+            <w:r>
+              <w:rPr>
+                <w:rFonts w:ascii="Calibri" w:cs="Calibri" w:eastAsia="Calibri" w:hAnsi="Calibri"/>
+                <w:color w:val="000000"/>
+                <w:sz w:val="19"/>
+                <w:szCs w:val="19"/>
+              </w:rPr>
+              <w:t xml:space="preserve">E</w:t>
+            </w:r>
+          </w:p>
+        </w:tc>
+      </w:tr>
+      <w:tr>
+        <w:trPr>
+          <w:cantSplit/>
+        </w:trPr>
+        <w:tc>
+          <w:tcPr>
+            <w:tcW w:type="dxa" w:w="1100"/>
+            <w:shd w:fill="F2F2F2" w:color="auto" w:val="clear"/>
+            <w:tcMar>
+              <w:top w:type="dxa" w:w="60"/>
+              <w:left w:type="dxa" w:w="100"/>
+              <w:bottom w:type="dxa" w:w="60"/>
+              <w:right w:type="dxa" w:w="100"/>
+            </w:tcMar>
+          </w:tcPr>
+          <w:p>
+            <w:pPr>
+              <w:spacing w:after="0" w:line="240"/>
+              <w:jc w:val="left"/>
+            </w:pPr>
+            <w:r>
+              <w:rPr>
+                <w:rFonts w:ascii="Calibri" w:cs="Calibri" w:eastAsia="Calibri" w:hAnsi="Calibri"/>
+                <w:b/>
+                <w:bCs/>
+                <w:color w:val="000000"/>
+                <w:sz w:val="19"/>
+                <w:szCs w:val="19"/>
+              </w:rPr>
+              <w:t xml:space="preserve">RF16</w:t>
+            </w:r>
+          </w:p>
+        </w:tc>
+        <w:tc>
+          <w:tcPr>
+            <w:tcW w:type="dxa" w:w="7360"/>
+            <w:shd w:fill="F2F2F2" w:color="auto" w:val="clear"/>
+            <w:tcMar>
+              <w:top w:type="dxa" w:w="60"/>
+              <w:left w:type="dxa" w:w="100"/>
+              <w:bottom w:type="dxa" w:w="60"/>
+              <w:right w:type="dxa" w:w="100"/>
+            </w:tcMar>
+          </w:tcPr>
+          <w:p>
+            <w:pPr>
+              <w:spacing w:after="0" w:line="240"/>
+              <w:jc w:val="left"/>
+            </w:pPr>
+            <w:r>
+              <w:rPr>
+                <w:rFonts w:ascii="Calibri" w:cs="Calibri" w:eastAsia="Calibri" w:hAnsi="Calibri"/>
+                <w:color w:val="000000"/>
+                <w:sz w:val="19"/>
+                <w:szCs w:val="19"/>
+              </w:rPr>
+              <w:t xml:space="preserve">Sinalizar visualmente a aproximação do limite de desvio antes do colapso</w:t>
+            </w:r>
+          </w:p>
+        </w:tc>
+        <w:tc>
+          <w:tcPr>
+            <w:tcW w:type="dxa" w:w="900"/>
+            <w:shd w:fill="F2F2F2" w:color="auto" w:val="clear"/>
+            <w:tcMar>
+              <w:top w:type="dxa" w:w="60"/>
+              <w:left w:type="dxa" w:w="100"/>
+              <w:bottom w:type="dxa" w:w="60"/>
+              <w:right w:type="dxa" w:w="100"/>
+            </w:tcMar>
+          </w:tcPr>
+          <w:p>
+            <w:pPr>
+              <w:spacing w:after="0" w:line="240"/>
+              <w:jc w:val="left"/>
+            </w:pPr>
+            <w:r>
+              <w:rPr>
+                <w:rFonts w:ascii="Calibri" w:cs="Calibri" w:eastAsia="Calibri" w:hAnsi="Calibri"/>
+                <w:color w:val="000000"/>
+                <w:sz w:val="19"/>
+                <w:szCs w:val="19"/>
+              </w:rPr>
+              <w:t xml:space="preserve">E</w:t>
+            </w:r>
+          </w:p>
+        </w:tc>
+      </w:tr>
+      <w:tr>
+        <w:trPr>
+          <w:cantSplit/>
+        </w:trPr>
+        <w:tc>
+          <w:tcPr>
+            <w:tcW w:type="dxa" w:w="1100"/>
+            <w:tcMar>
+              <w:top w:type="dxa" w:w="60"/>
+              <w:left w:type="dxa" w:w="100"/>
+              <w:bottom w:type="dxa" w:w="60"/>
+              <w:right w:type="dxa" w:w="100"/>
+            </w:tcMar>
+          </w:tcPr>
+          <w:p>
+            <w:pPr>
+              <w:spacing w:after="0" w:line="240"/>
+              <w:jc w:val="left"/>
+            </w:pPr>
+            <w:r>
+              <w:rPr>
+                <w:rFonts w:ascii="Calibri" w:cs="Calibri" w:eastAsia="Calibri" w:hAnsi="Calibri"/>
+                <w:b/>
+                <w:bCs/>
+                <w:color w:val="000000"/>
+                <w:sz w:val="19"/>
+                <w:szCs w:val="19"/>
+              </w:rPr>
+              <w:t xml:space="preserve">RF17</w:t>
+            </w:r>
+          </w:p>
+        </w:tc>
+        <w:tc>
+          <w:tcPr>
+            <w:tcW w:type="dxa" w:w="7360"/>
+            <w:tcMar>
+              <w:top w:type="dxa" w:w="60"/>
+              <w:left w:type="dxa" w:w="100"/>
+              <w:bottom w:type="dxa" w:w="60"/>
+              <w:right w:type="dxa" w:w="100"/>
+            </w:tcMar>
+          </w:tcPr>
+          <w:p>
+            <w:pPr>
+              <w:spacing w:after="0" w:line="240"/>
+              <w:jc w:val="left"/>
+            </w:pPr>
+            <w:r>
+              <w:rPr>
+                <w:rFonts w:ascii="Calibri" w:cs="Calibri" w:eastAsia="Calibri" w:hAnsi="Calibri"/>
+                <w:color w:val="000000"/>
+                <w:sz w:val="19"/>
+                <w:szCs w:val="19"/>
+              </w:rPr>
+              <w:t xml:space="preserve">Executar o colapso quando o desvio ultrapassar o limite, reacomodando os blocos desprendidos</w:t>
+            </w:r>
+          </w:p>
+        </w:tc>
+        <w:tc>
+          <w:tcPr>
+            <w:tcW w:type="dxa" w:w="900"/>
+            <w:tcMar>
+              <w:top w:type="dxa" w:w="60"/>
+              <w:left w:type="dxa" w:w="100"/>
+              <w:bottom w:type="dxa" w:w="60"/>
+              <w:right w:type="dxa" w:w="100"/>
+            </w:tcMar>
+          </w:tcPr>
+          <w:p>
+            <w:pPr>
+              <w:spacing w:after="0" w:line="240"/>
+              <w:jc w:val="left"/>
+            </w:pPr>
+            <w:r>
+              <w:rPr>
+                <w:rFonts w:ascii="Calibri" w:cs="Calibri" w:eastAsia="Calibri" w:hAnsi="Calibri"/>
+                <w:color w:val="000000"/>
+                <w:sz w:val="19"/>
+                <w:szCs w:val="19"/>
+              </w:rPr>
+              <w:t xml:space="preserve">E</w:t>
+            </w:r>
+          </w:p>
+        </w:tc>
+      </w:tr>
+      <w:tr>
+        <w:trPr>
+          <w:cantSplit/>
+        </w:trPr>
+        <w:tc>
+          <w:tcPr>
+            <w:tcW w:type="dxa" w:w="1100"/>
+            <w:shd w:fill="F2F2F2" w:color="auto" w:val="clear"/>
+            <w:tcMar>
+              <w:top w:type="dxa" w:w="60"/>
+              <w:left w:type="dxa" w:w="100"/>
+              <w:bottom w:type="dxa" w:w="60"/>
+              <w:right w:type="dxa" w:w="100"/>
+            </w:tcMar>
+          </w:tcPr>
+          <w:p>
+            <w:pPr>
+              <w:spacing w:after="0" w:line="240"/>
+              <w:jc w:val="left"/>
+            </w:pPr>
+            <w:r>
+              <w:rPr>
+                <w:rFonts w:ascii="Calibri" w:cs="Calibri" w:eastAsia="Calibri" w:hAnsi="Calibri"/>
+                <w:b/>
+                <w:bCs/>
+                <w:color w:val="000000"/>
+                <w:sz w:val="19"/>
+                <w:szCs w:val="19"/>
+              </w:rPr>
+              <w:t xml:space="preserve">RF18</w:t>
+            </w:r>
+          </w:p>
+        </w:tc>
+        <w:tc>
+          <w:tcPr>
+            <w:tcW w:type="dxa" w:w="7360"/>
+            <w:shd w:fill="F2F2F2" w:color="auto" w:val="clear"/>
+            <w:tcMar>
+              <w:top w:type="dxa" w:w="60"/>
+              <w:left w:type="dxa" w:w="100"/>
+              <w:bottom w:type="dxa" w:w="60"/>
+              <w:right w:type="dxa" w:w="100"/>
+            </w:tcMar>
+          </w:tcPr>
+          <w:p>
+            <w:pPr>
+              <w:spacing w:after="0" w:line="240"/>
+              <w:jc w:val="left"/>
+            </w:pPr>
+            <w:r>
+              <w:rPr>
+                <w:rFonts w:ascii="Calibri" w:cs="Calibri" w:eastAsia="Calibri" w:hAnsi="Calibri"/>
+                <w:color w:val="000000"/>
+                <w:sz w:val="19"/>
+                <w:szCs w:val="19"/>
+              </w:rPr>
+              <w:t xml:space="preserve">Avançar de nível a cada dez linhas, ajustando velocidade e limite de desvio</w:t>
+            </w:r>
+          </w:p>
+        </w:tc>
+        <w:tc>
+          <w:tcPr>
+            <w:tcW w:type="dxa" w:w="900"/>
+            <w:shd w:fill="F2F2F2" w:color="auto" w:val="clear"/>
+            <w:tcMar>
+              <w:top w:type="dxa" w:w="60"/>
+              <w:left w:type="dxa" w:w="100"/>
+              <w:bottom w:type="dxa" w:w="60"/>
+              <w:right w:type="dxa" w:w="100"/>
+            </w:tcMar>
+          </w:tcPr>
+          <w:p>
+            <w:pPr>
+              <w:spacing w:after="0" w:line="240"/>
+              <w:jc w:val="left"/>
+            </w:pPr>
+            <w:r>
+              <w:rPr>
+                <w:rFonts w:ascii="Calibri" w:cs="Calibri" w:eastAsia="Calibri" w:hAnsi="Calibri"/>
+                <w:color w:val="000000"/>
+                <w:sz w:val="19"/>
+                <w:szCs w:val="19"/>
+              </w:rPr>
+              <w:t xml:space="preserve">E</w:t>
+            </w:r>
+          </w:p>
+        </w:tc>
+      </w:tr>
+      <w:tr>
+        <w:trPr>
+          <w:cantSplit/>
+        </w:trPr>
+        <w:tc>
+          <w:tcPr>
+            <w:tcW w:type="dxa" w:w="1100"/>
+            <w:tcMar>
+              <w:top w:type="dxa" w:w="60"/>
+              <w:left w:type="dxa" w:w="100"/>
+              <w:bottom w:type="dxa" w:w="60"/>
+              <w:right w:type="dxa" w:w="100"/>
+            </w:tcMar>
+          </w:tcPr>
+          <w:p>
+            <w:pPr>
+              <w:spacing w:after="0" w:line="240"/>
+              <w:jc w:val="left"/>
+            </w:pPr>
+            <w:r>
+              <w:rPr>
+                <w:rFonts w:ascii="Calibri" w:cs="Calibri" w:eastAsia="Calibri" w:hAnsi="Calibri"/>
+                <w:b/>
+                <w:bCs/>
+                <w:color w:val="000000"/>
+                <w:sz w:val="19"/>
+                <w:szCs w:val="19"/>
+              </w:rPr>
+              <w:t xml:space="preserve">RF19</w:t>
+            </w:r>
+          </w:p>
+        </w:tc>
+        <w:tc>
+          <w:tcPr>
+            <w:tcW w:type="dxa" w:w="7360"/>
+            <w:tcMar>
+              <w:top w:type="dxa" w:w="60"/>
+              <w:left w:type="dxa" w:w="100"/>
+              <w:bottom w:type="dxa" w:w="60"/>
+              <w:right w:type="dxa" w:w="100"/>
+            </w:tcMar>
+          </w:tcPr>
+          <w:p>
+            <w:pPr>
+              <w:spacing w:after="0" w:line="240"/>
+              <w:jc w:val="left"/>
+            </w:pPr>
+            <w:r>
+              <w:rPr>
+                <w:rFonts w:ascii="Calibri" w:cs="Calibri" w:eastAsia="Calibri" w:hAnsi="Calibri"/>
+                <w:color w:val="000000"/>
+                <w:sz w:val="19"/>
+                <w:szCs w:val="19"/>
+              </w:rPr>
+              <w:t xml:space="preserve">Permitir pausar e retomar a partida</w:t>
+            </w:r>
+          </w:p>
+        </w:tc>
+        <w:tc>
+          <w:tcPr>
+            <w:tcW w:type="dxa" w:w="900"/>
+            <w:tcMar>
+              <w:top w:type="dxa" w:w="60"/>
+              <w:left w:type="dxa" w:w="100"/>
+              <w:bottom w:type="dxa" w:w="60"/>
+              <w:right w:type="dxa" w:w="100"/>
+            </w:tcMar>
+          </w:tcPr>
+          <w:p>
+            <w:pPr>
+              <w:spacing w:after="0" w:line="240"/>
+              <w:jc w:val="left"/>
+            </w:pPr>
+            <w:r>
+              <w:rPr>
+                <w:rFonts w:ascii="Calibri" w:cs="Calibri" w:eastAsia="Calibri" w:hAnsi="Calibri"/>
+                <w:color w:val="000000"/>
+                <w:sz w:val="19"/>
+                <w:szCs w:val="19"/>
+              </w:rPr>
+              <w:t xml:space="preserve">E</w:t>
+            </w:r>
+          </w:p>
+        </w:tc>
+      </w:tr>
+      <w:tr>
+        <w:trPr>
+          <w:cantSplit/>
+        </w:trPr>
+        <w:tc>
+          <w:tcPr>
+            <w:tcW w:type="dxa" w:w="1100"/>
+            <w:shd w:fill="F2F2F2" w:color="auto" w:val="clear"/>
+            <w:tcMar>
+              <w:top w:type="dxa" w:w="60"/>
+              <w:left w:type="dxa" w:w="100"/>
+              <w:bottom w:type="dxa" w:w="60"/>
+              <w:right w:type="dxa" w:w="100"/>
+            </w:tcMar>
+          </w:tcPr>
+          <w:p>
+            <w:pPr>
+              <w:spacing w:after="0" w:line="240"/>
+              <w:jc w:val="left"/>
+            </w:pPr>
+            <w:r>
+              <w:rPr>
+                <w:rFonts w:ascii="Calibri" w:cs="Calibri" w:eastAsia="Calibri" w:hAnsi="Calibri"/>
+                <w:b/>
+                <w:bCs/>
+                <w:color w:val="000000"/>
+                <w:sz w:val="19"/>
+                <w:szCs w:val="19"/>
+              </w:rPr>
+              <w:t xml:space="preserve">RF20</w:t>
+            </w:r>
+          </w:p>
+        </w:tc>
+        <w:tc>
+          <w:tcPr>
+            <w:tcW w:type="dxa" w:w="7360"/>
+            <w:shd w:fill="F2F2F2" w:color="auto" w:val="clear"/>
+            <w:tcMar>
+              <w:top w:type="dxa" w:w="60"/>
+              <w:left w:type="dxa" w:w="100"/>
+              <w:bottom w:type="dxa" w:w="60"/>
+              <w:right w:type="dxa" w:w="100"/>
+            </w:tcMar>
+          </w:tcPr>
+          <w:p>
+            <w:pPr>
+              <w:spacing w:after="0" w:line="240"/>
+              <w:jc w:val="left"/>
+            </w:pPr>
+            <w:r>
+              <w:rPr>
+                <w:rFonts w:ascii="Calibri" w:cs="Calibri" w:eastAsia="Calibri" w:hAnsi="Calibri"/>
+                <w:color w:val="000000"/>
+                <w:sz w:val="19"/>
+                <w:szCs w:val="19"/>
+              </w:rPr>
+              <w:t xml:space="preserve">Encerrar a partida nas condições de fim de jogo e exibir a tela de resultado</w:t>
+            </w:r>
+          </w:p>
+        </w:tc>
+        <w:tc>
+          <w:tcPr>
+            <w:tcW w:type="dxa" w:w="900"/>
+            <w:shd w:fill="F2F2F2" w:color="auto" w:val="clear"/>
+            <w:tcMar>
+              <w:top w:type="dxa" w:w="60"/>
+              <w:left w:type="dxa" w:w="100"/>
+              <w:bottom w:type="dxa" w:w="60"/>
+              <w:right w:type="dxa" w:w="100"/>
+            </w:tcMar>
+          </w:tcPr>
+          <w:p>
+            <w:pPr>
+              <w:spacing w:after="0" w:line="240"/>
+              <w:jc w:val="left"/>
+            </w:pPr>
+            <w:r>
+              <w:rPr>
+                <w:rFonts w:ascii="Calibri" w:cs="Calibri" w:eastAsia="Calibri" w:hAnsi="Calibri"/>
+                <w:color w:val="000000"/>
+                <w:sz w:val="19"/>
+                <w:szCs w:val="19"/>
+              </w:rPr>
+              <w:t xml:space="preserve">E</w:t>
+            </w:r>
+          </w:p>
+        </w:tc>
+      </w:tr>
+      <w:tr>
+        <w:trPr>
+          <w:cantSplit/>
+        </w:trPr>
+        <w:tc>
+          <w:tcPr>
+            <w:tcW w:type="dxa" w:w="1100"/>
+            <w:tcMar>
+              <w:top w:type="dxa" w:w="60"/>
+              <w:left w:type="dxa" w:w="100"/>
+              <w:bottom w:type="dxa" w:w="60"/>
+              <w:right w:type="dxa" w:w="100"/>
+            </w:tcMar>
+          </w:tcPr>
+          <w:p>
+            <w:pPr>
+              <w:spacing w:after="0" w:line="240"/>
+              <w:jc w:val="left"/>
+            </w:pPr>
+            <w:r>
+              <w:rPr>
+                <w:rFonts w:ascii="Calibri" w:cs="Calibri" w:eastAsia="Calibri" w:hAnsi="Calibri"/>
+                <w:b/>
+                <w:bCs/>
+                <w:color w:val="000000"/>
+                <w:sz w:val="19"/>
+                <w:szCs w:val="19"/>
+              </w:rPr>
+              <w:t xml:space="preserve">RF21</w:t>
+            </w:r>
+          </w:p>
+        </w:tc>
+        <w:tc>
+          <w:tcPr>
+            <w:tcW w:type="dxa" w:w="7360"/>
+            <w:tcMar>
+              <w:top w:type="dxa" w:w="60"/>
+              <w:left w:type="dxa" w:w="100"/>
+              <w:bottom w:type="dxa" w:w="60"/>
+              <w:right w:type="dxa" w:w="100"/>
+            </w:tcMar>
+          </w:tcPr>
+          <w:p>
+            <w:pPr>
+              <w:spacing w:after="0" w:line="240"/>
+              <w:jc w:val="left"/>
+            </w:pPr>
+            <w:r>
+              <w:rPr>
+                <w:rFonts w:ascii="Calibri" w:cs="Calibri" w:eastAsia="Calibri" w:hAnsi="Calibri"/>
+                <w:color w:val="000000"/>
+                <w:sz w:val="19"/>
+                <w:szCs w:val="19"/>
+              </w:rPr>
+              <w:t xml:space="preserve">Registrar a pontuação no ranking persistente, com o nome informado pelo jogador</w:t>
+            </w:r>
+          </w:p>
+        </w:tc>
+        <w:tc>
+          <w:tcPr>
+            <w:tcW w:type="dxa" w:w="900"/>
+            <w:tcMar>
+              <w:top w:type="dxa" w:w="60"/>
+              <w:left w:type="dxa" w:w="100"/>
+              <w:bottom w:type="dxa" w:w="60"/>
+              <w:right w:type="dxa" w:w="100"/>
+            </w:tcMar>
+          </w:tcPr>
+          <w:p>
+            <w:pPr>
+              <w:spacing w:after="0" w:line="240"/>
+              <w:jc w:val="left"/>
+            </w:pPr>
+            <w:r>
+              <w:rPr>
+                <w:rFonts w:ascii="Calibri" w:cs="Calibri" w:eastAsia="Calibri" w:hAnsi="Calibri"/>
+                <w:color w:val="000000"/>
+                <w:sz w:val="19"/>
+                <w:szCs w:val="19"/>
+              </w:rPr>
+              <w:t xml:space="preserve">E</w:t>
+            </w:r>
+          </w:p>
+        </w:tc>
+      </w:tr>
+      <w:tr>
+        <w:trPr>
+          <w:cantSplit/>
+        </w:trPr>
+        <w:tc>
+          <w:tcPr>
+            <w:tcW w:type="dxa" w:w="1100"/>
+            <w:shd w:fill="F2F2F2" w:color="auto" w:val="clear"/>
+            <w:tcMar>
+              <w:top w:type="dxa" w:w="60"/>
+              <w:left w:type="dxa" w:w="100"/>
+              <w:bottom w:type="dxa" w:w="60"/>
+              <w:right w:type="dxa" w:w="100"/>
+            </w:tcMar>
+          </w:tcPr>
+          <w:p>
+            <w:pPr>
+              <w:spacing w:after="0" w:line="240"/>
+              <w:jc w:val="left"/>
+            </w:pPr>
+            <w:r>
+              <w:rPr>
+                <w:rFonts w:ascii="Calibri" w:cs="Calibri" w:eastAsia="Calibri" w:hAnsi="Calibri"/>
+                <w:b/>
+                <w:bCs/>
+                <w:color w:val="000000"/>
+                <w:sz w:val="19"/>
+                <w:szCs w:val="19"/>
+              </w:rPr>
+              <w:t xml:space="preserve">RF22</w:t>
+            </w:r>
+          </w:p>
+        </w:tc>
+        <w:tc>
+          <w:tcPr>
+            <w:tcW w:type="dxa" w:w="7360"/>
+            <w:shd w:fill="F2F2F2" w:color="auto" w:val="clear"/>
+            <w:tcMar>
+              <w:top w:type="dxa" w:w="60"/>
+              <w:left w:type="dxa" w:w="100"/>
+              <w:bottom w:type="dxa" w:w="60"/>
+              <w:right w:type="dxa" w:w="100"/>
+            </w:tcMar>
+          </w:tcPr>
+          <w:p>
+            <w:pPr>
+              <w:spacing w:after="0" w:line="240"/>
+              <w:jc w:val="left"/>
+            </w:pPr>
+            <w:r>
+              <w:rPr>
+                <w:rFonts w:ascii="Calibri" w:cs="Calibri" w:eastAsia="Calibri" w:hAnsi="Calibri"/>
+                <w:color w:val="000000"/>
+                <w:sz w:val="19"/>
+                <w:szCs w:val="19"/>
+              </w:rPr>
+              <w:t xml:space="preserve">Exibir o ranking com as dez melhores pontuações</w:t>
+            </w:r>
+          </w:p>
+        </w:tc>
+        <w:tc>
+          <w:tcPr>
+            <w:tcW w:type="dxa" w:w="900"/>
+            <w:shd w:fill="F2F2F2" w:color="auto" w:val="clear"/>
+            <w:tcMar>
+              <w:top w:type="dxa" w:w="60"/>
+              <w:left w:type="dxa" w:w="100"/>
+              <w:bottom w:type="dxa" w:w="60"/>
+              <w:right w:type="dxa" w:w="100"/>
+            </w:tcMar>
+          </w:tcPr>
+          <w:p>
+            <w:pPr>
+              <w:spacing w:after="0" w:line="240"/>
+              <w:jc w:val="left"/>
+            </w:pPr>
+            <w:r>
+              <w:rPr>
+                <w:rFonts w:ascii="Calibri" w:cs="Calibri" w:eastAsia="Calibri" w:hAnsi="Calibri"/>
+                <w:color w:val="000000"/>
+                <w:sz w:val="19"/>
+                <w:szCs w:val="19"/>
+              </w:rPr>
+              <w:t xml:space="preserve">E</w:t>
+            </w:r>
+          </w:p>
+        </w:tc>
+      </w:tr>
+      <w:tr>
+        <w:trPr>
+          <w:cantSplit/>
+        </w:trPr>
+        <w:tc>
+          <w:tcPr>
+            <w:tcW w:type="dxa" w:w="1100"/>
+            <w:tcMar>
+              <w:top w:type="dxa" w:w="60"/>
+              <w:left w:type="dxa" w:w="100"/>
+              <w:bottom w:type="dxa" w:w="60"/>
+              <w:right w:type="dxa" w:w="100"/>
+            </w:tcMar>
+          </w:tcPr>
+          <w:p>
+            <w:pPr>
+              <w:spacing w:after="0" w:line="240"/>
+              <w:jc w:val="left"/>
+            </w:pPr>
+            <w:r>
+              <w:rPr>
+                <w:rFonts w:ascii="Calibri" w:cs="Calibri" w:eastAsia="Calibri" w:hAnsi="Calibri"/>
+                <w:b/>
+                <w:bCs/>
+                <w:color w:val="000000"/>
+                <w:sz w:val="19"/>
+                <w:szCs w:val="19"/>
+              </w:rPr>
+              <w:t xml:space="preserve">RF23</w:t>
+            </w:r>
+          </w:p>
+        </w:tc>
+        <w:tc>
+          <w:tcPr>
+            <w:tcW w:type="dxa" w:w="7360"/>
+            <w:tcMar>
+              <w:top w:type="dxa" w:w="60"/>
+              <w:left w:type="dxa" w:w="100"/>
+              <w:bottom w:type="dxa" w:w="60"/>
+              <w:right w:type="dxa" w:w="100"/>
+            </w:tcMar>
+          </w:tcPr>
+          <w:p>
+            <w:pPr>
+              <w:spacing w:after="0" w:line="240"/>
+              <w:jc w:val="left"/>
+            </w:pPr>
+            <w:r>
+              <w:rPr>
+                <w:rFonts w:ascii="Calibri" w:cs="Calibri" w:eastAsia="Calibri" w:hAnsi="Calibri"/>
+                <w:color w:val="000000"/>
+                <w:sz w:val="19"/>
+                <w:szCs w:val="19"/>
+              </w:rPr>
+              <w:t xml:space="preserve">Registrar em pilha todas as jogadas executadas na partida</w:t>
+            </w:r>
+          </w:p>
+        </w:tc>
+        <w:tc>
+          <w:tcPr>
+            <w:tcW w:type="dxa" w:w="900"/>
+            <w:tcMar>
+              <w:top w:type="dxa" w:w="60"/>
+              <w:left w:type="dxa" w:w="100"/>
+              <w:bottom w:type="dxa" w:w="60"/>
+              <w:right w:type="dxa" w:w="100"/>
+            </w:tcMar>
+          </w:tcPr>
+          <w:p>
+            <w:pPr>
+              <w:spacing w:after="0" w:line="240"/>
+              <w:jc w:val="left"/>
+            </w:pPr>
+            <w:r>
+              <w:rPr>
+                <w:rFonts w:ascii="Calibri" w:cs="Calibri" w:eastAsia="Calibri" w:hAnsi="Calibri"/>
+                <w:color w:val="000000"/>
+                <w:sz w:val="19"/>
+                <w:szCs w:val="19"/>
+              </w:rPr>
+              <w:t xml:space="preserve">E</w:t>
+            </w:r>
+          </w:p>
+        </w:tc>
+      </w:tr>
+      <w:tr>
+        <w:trPr>
+          <w:cantSplit/>
+        </w:trPr>
+        <w:tc>
+          <w:tcPr>
+            <w:tcW w:type="dxa" w:w="1100"/>
+            <w:shd w:fill="F2F2F2" w:color="auto" w:val="clear"/>
+            <w:tcMar>
+              <w:top w:type="dxa" w:w="60"/>
+              <w:left w:type="dxa" w:w="100"/>
+              <w:bottom w:type="dxa" w:w="60"/>
+              <w:right w:type="dxa" w:w="100"/>
+            </w:tcMar>
+          </w:tcPr>
+          <w:p>
+            <w:pPr>
+              <w:spacing w:after="0" w:line="240"/>
+              <w:jc w:val="left"/>
+            </w:pPr>
+            <w:r>
+              <w:rPr>
+                <w:rFonts w:ascii="Calibri" w:cs="Calibri" w:eastAsia="Calibri" w:hAnsi="Calibri"/>
+                <w:b/>
+                <w:bCs/>
+                <w:color w:val="000000"/>
+                <w:sz w:val="19"/>
+                <w:szCs w:val="19"/>
+              </w:rPr>
+              <w:t xml:space="preserve">RF24</w:t>
+            </w:r>
+          </w:p>
+        </w:tc>
+        <w:tc>
+          <w:tcPr>
+            <w:tcW w:type="dxa" w:w="7360"/>
+            <w:shd w:fill="F2F2F2" w:color="auto" w:val="clear"/>
+            <w:tcMar>
+              <w:top w:type="dxa" w:w="60"/>
+              <w:left w:type="dxa" w:w="100"/>
+              <w:bottom w:type="dxa" w:w="60"/>
+              <w:right w:type="dxa" w:w="100"/>
+            </w:tcMar>
+          </w:tcPr>
+          <w:p>
+            <w:pPr>
+              <w:spacing w:after="0" w:line="240"/>
+              <w:jc w:val="left"/>
+            </w:pPr>
+            <w:r>
+              <w:rPr>
+                <w:rFonts w:ascii="Calibri" w:cs="Calibri" w:eastAsia="Calibri" w:hAnsi="Calibri"/>
+                <w:color w:val="000000"/>
+                <w:sz w:val="19"/>
+                <w:szCs w:val="19"/>
+              </w:rPr>
+              <w:t xml:space="preserve">Reproduzir passo a passo uma partida encerrada, a partir do histórico</w:t>
+            </w:r>
+          </w:p>
+        </w:tc>
+        <w:tc>
+          <w:tcPr>
+            <w:tcW w:type="dxa" w:w="900"/>
+            <w:shd w:fill="F2F2F2" w:color="auto" w:val="clear"/>
+            <w:tcMar>
+              <w:top w:type="dxa" w:w="60"/>
+              <w:left w:type="dxa" w:w="100"/>
+              <w:bottom w:type="dxa" w:w="60"/>
+              <w:right w:type="dxa" w:w="100"/>
+            </w:tcMar>
+          </w:tcPr>
+          <w:p>
+            <w:pPr>
+              <w:spacing w:after="0" w:line="240"/>
+              <w:jc w:val="left"/>
+            </w:pPr>
+            <w:r>
+              <w:rPr>
+                <w:rFonts w:ascii="Calibri" w:cs="Calibri" w:eastAsia="Calibri" w:hAnsi="Calibri"/>
+                <w:color w:val="000000"/>
+                <w:sz w:val="19"/>
+                <w:szCs w:val="19"/>
+              </w:rPr>
+              <w:t xml:space="preserve">D</w:t>
+            </w:r>
+          </w:p>
+        </w:tc>
+      </w:tr>
+      <w:tr>
+        <w:trPr>
+          <w:cantSplit/>
+        </w:trPr>
+        <w:tc>
+          <w:tcPr>
+            <w:tcW w:type="dxa" w:w="1100"/>
+            <w:tcMar>
+              <w:top w:type="dxa" w:w="60"/>
+              <w:left w:type="dxa" w:w="100"/>
+              <w:bottom w:type="dxa" w:w="60"/>
+              <w:right w:type="dxa" w:w="100"/>
+            </w:tcMar>
+          </w:tcPr>
+          <w:p>
+            <w:pPr>
+              <w:spacing w:after="0" w:line="240"/>
+              <w:jc w:val="left"/>
+            </w:pPr>
+            <w:r>
+              <w:rPr>
+                <w:rFonts w:ascii="Calibri" w:cs="Calibri" w:eastAsia="Calibri" w:hAnsi="Calibri"/>
+                <w:b/>
+                <w:bCs/>
+                <w:color w:val="000000"/>
+                <w:sz w:val="19"/>
+                <w:szCs w:val="19"/>
+              </w:rPr>
+              <w:t xml:space="preserve">RF25</w:t>
+            </w:r>
+          </w:p>
+        </w:tc>
+        <w:tc>
+          <w:tcPr>
+            <w:tcW w:type="dxa" w:w="7360"/>
+            <w:tcMar>
+              <w:top w:type="dxa" w:w="60"/>
+              <w:left w:type="dxa" w:w="100"/>
+              <w:bottom w:type="dxa" w:w="60"/>
+              <w:right w:type="dxa" w:w="100"/>
+            </w:tcMar>
+          </w:tcPr>
+          <w:p>
+            <w:pPr>
+              <w:spacing w:after="0" w:line="240"/>
+              <w:jc w:val="left"/>
+            </w:pPr>
+            <w:r>
+              <w:rPr>
+                <w:rFonts w:ascii="Calibri" w:cs="Calibri" w:eastAsia="Calibri" w:hAnsi="Calibri"/>
+                <w:color w:val="000000"/>
+                <w:sz w:val="19"/>
+                <w:szCs w:val="19"/>
+              </w:rPr>
+              <w:t xml:space="preserve">Exibir, ao fim da partida, um relatório com a evolução do índice de estabilidade e a distribuição de materiais</w:t>
+            </w:r>
+          </w:p>
+        </w:tc>
+        <w:tc>
+          <w:tcPr>
+            <w:tcW w:type="dxa" w:w="900"/>
+            <w:tcMar>
+              <w:top w:type="dxa" w:w="60"/>
+              <w:left w:type="dxa" w:w="100"/>
+              <w:bottom w:type="dxa" w:w="60"/>
+              <w:right w:type="dxa" w:w="100"/>
+            </w:tcMar>
+          </w:tcPr>
+          <w:p>
+            <w:pPr>
+              <w:spacing w:after="0" w:line="240"/>
+              <w:jc w:val="left"/>
+            </w:pPr>
+            <w:r>
+              <w:rPr>
+                <w:rFonts w:ascii="Calibri" w:cs="Calibri" w:eastAsia="Calibri" w:hAnsi="Calibri"/>
+                <w:color w:val="000000"/>
+                <w:sz w:val="19"/>
+                <w:szCs w:val="19"/>
+              </w:rPr>
+              <w:t xml:space="preserve">D</w:t>
+            </w:r>
+          </w:p>
+        </w:tc>
+      </w:tr>
+      <w:tr>
+        <w:trPr>
+          <w:cantSplit/>
+        </w:trPr>
+        <w:tc>
+          <w:tcPr>
+            <w:tcW w:type="dxa" w:w="1100"/>
+            <w:shd w:fill="F2F2F2" w:color="auto" w:val="clear"/>
+            <w:tcMar>
+              <w:top w:type="dxa" w:w="60"/>
+              <w:left w:type="dxa" w:w="100"/>
+              <w:bottom w:type="dxa" w:w="60"/>
+              <w:right w:type="dxa" w:w="100"/>
+            </w:tcMar>
+          </w:tcPr>
+          <w:p>
+            <w:pPr>
+              <w:spacing w:after="0" w:line="240"/>
+              <w:jc w:val="left"/>
+            </w:pPr>
+            <w:r>
+              <w:rPr>
+                <w:rFonts w:ascii="Calibri" w:cs="Calibri" w:eastAsia="Calibri" w:hAnsi="Calibri"/>
+                <w:b/>
+                <w:bCs/>
+                <w:color w:val="000000"/>
+                <w:sz w:val="19"/>
+                <w:szCs w:val="19"/>
+              </w:rPr>
+              <w:t xml:space="preserve">RF26</w:t>
+            </w:r>
+          </w:p>
+        </w:tc>
+        <w:tc>
+          <w:tcPr>
+            <w:tcW w:type="dxa" w:w="7360"/>
+            <w:shd w:fill="F2F2F2" w:color="auto" w:val="clear"/>
+            <w:tcMar>
+              <w:top w:type="dxa" w:w="60"/>
+              <w:left w:type="dxa" w:w="100"/>
+              <w:bottom w:type="dxa" w:w="60"/>
+              <w:right w:type="dxa" w:w="100"/>
+            </w:tcMar>
+          </w:tcPr>
+          <w:p>
+            <w:pPr>
+              <w:spacing w:after="0" w:line="240"/>
+              <w:jc w:val="left"/>
+            </w:pPr>
+            <w:r>
+              <w:rPr>
+                <w:rFonts w:ascii="Calibri" w:cs="Calibri" w:eastAsia="Calibri" w:hAnsi="Calibri"/>
+                <w:color w:val="000000"/>
+                <w:sz w:val="19"/>
+                <w:szCs w:val="19"/>
+              </w:rPr>
+              <w:t xml:space="preserve">Oferecer, no modo treino, o desfazer da última jogada</w:t>
+            </w:r>
+          </w:p>
+        </w:tc>
+        <w:tc>
+          <w:tcPr>
+            <w:tcW w:type="dxa" w:w="900"/>
+            <w:shd w:fill="F2F2F2" w:color="auto" w:val="clear"/>
+            <w:tcMar>
+              <w:top w:type="dxa" w:w="60"/>
+              <w:left w:type="dxa" w:w="100"/>
+              <w:bottom w:type="dxa" w:w="60"/>
+              <w:right w:type="dxa" w:w="100"/>
+            </w:tcMar>
+          </w:tcPr>
+          <w:p>
+            <w:pPr>
+              <w:spacing w:after="0" w:line="240"/>
+              <w:jc w:val="left"/>
+            </w:pPr>
+            <w:r>
+              <w:rPr>
+                <w:rFonts w:ascii="Calibri" w:cs="Calibri" w:eastAsia="Calibri" w:hAnsi="Calibri"/>
+                <w:color w:val="000000"/>
+                <w:sz w:val="19"/>
+                <w:szCs w:val="19"/>
+              </w:rPr>
+              <w:t xml:space="preserve">D</w:t>
+            </w:r>
+          </w:p>
+        </w:tc>
+      </w:tr>
+      <w:tr>
+        <w:trPr>
+          <w:cantSplit/>
+        </w:trPr>
+        <w:tc>
+          <w:tcPr>
+            <w:tcW w:type="dxa" w:w="1100"/>
+            <w:tcMar>
+              <w:top w:type="dxa" w:w="60"/>
+              <w:left w:type="dxa" w:w="100"/>
+              <w:bottom w:type="dxa" w:w="60"/>
+              <w:right w:type="dxa" w:w="100"/>
+            </w:tcMar>
+          </w:tcPr>
+          <w:p>
+            <w:pPr>
+              <w:spacing w:after="0" w:line="240"/>
+              <w:jc w:val="left"/>
+            </w:pPr>
+            <w:r>
+              <w:rPr>
+                <w:rFonts w:ascii="Calibri" w:cs="Calibri" w:eastAsia="Calibri" w:hAnsi="Calibri"/>
+                <w:b/>
+                <w:bCs/>
+                <w:color w:val="000000"/>
+                <w:sz w:val="19"/>
+                <w:szCs w:val="19"/>
+              </w:rPr>
+              <w:t xml:space="preserve">RF27</w:t>
+            </w:r>
+          </w:p>
+        </w:tc>
+        <w:tc>
+          <w:tcPr>
+            <w:tcW w:type="dxa" w:w="7360"/>
+            <w:tcMar>
+              <w:top w:type="dxa" w:w="60"/>
+              <w:left w:type="dxa" w:w="100"/>
+              <w:bottom w:type="dxa" w:w="60"/>
+              <w:right w:type="dxa" w:w="100"/>
+            </w:tcMar>
+          </w:tcPr>
+          <w:p>
+            <w:pPr>
+              <w:spacing w:after="0" w:line="240"/>
+              <w:jc w:val="left"/>
+            </w:pPr>
+            <w:r>
+              <w:rPr>
+                <w:rFonts w:ascii="Calibri" w:cs="Calibri" w:eastAsia="Calibri" w:hAnsi="Calibri"/>
+                <w:color w:val="000000"/>
+                <w:sz w:val="19"/>
+                <w:szCs w:val="19"/>
+              </w:rPr>
+              <w:t xml:space="preserve">Permitir configurar as teclas de comando</w:t>
+            </w:r>
+          </w:p>
+        </w:tc>
+        <w:tc>
+          <w:tcPr>
+            <w:tcW w:type="dxa" w:w="900"/>
+            <w:tcMar>
+              <w:top w:type="dxa" w:w="60"/>
+              <w:left w:type="dxa" w:w="100"/>
+              <w:bottom w:type="dxa" w:w="60"/>
+              <w:right w:type="dxa" w:w="100"/>
+            </w:tcMar>
+          </w:tcPr>
+          <w:p>
+            <w:pPr>
+              <w:spacing w:after="0" w:line="240"/>
+              <w:jc w:val="left"/>
+            </w:pPr>
+            <w:r>
+              <w:rPr>
+                <w:rFonts w:ascii="Calibri" w:cs="Calibri" w:eastAsia="Calibri" w:hAnsi="Calibri"/>
+                <w:color w:val="000000"/>
+                <w:sz w:val="19"/>
+                <w:szCs w:val="19"/>
+              </w:rPr>
+              <w:t xml:space="preserve">D</w:t>
+            </w:r>
+          </w:p>
+        </w:tc>
+      </w:tr>
+      <w:tr>
+        <w:trPr>
+          <w:cantSplit/>
+        </w:trPr>
+        <w:tc>
+          <w:tcPr>
+            <w:tcW w:type="dxa" w:w="1100"/>
+            <w:shd w:fill="F2F2F2" w:color="auto" w:val="clear"/>
+            <w:tcMar>
+              <w:top w:type="dxa" w:w="60"/>
+              <w:left w:type="dxa" w:w="100"/>
+              <w:bottom w:type="dxa" w:w="60"/>
+              <w:right w:type="dxa" w:w="100"/>
+            </w:tcMar>
+          </w:tcPr>
+          <w:p>
+            <w:pPr>
+              <w:spacing w:after="0" w:line="240"/>
+              <w:jc w:val="left"/>
+            </w:pPr>
+            <w:r>
+              <w:rPr>
+                <w:rFonts w:ascii="Calibri" w:cs="Calibri" w:eastAsia="Calibri" w:hAnsi="Calibri"/>
+                <w:b/>
+                <w:bCs/>
+                <w:color w:val="000000"/>
+                <w:sz w:val="19"/>
+                <w:szCs w:val="19"/>
+              </w:rPr>
+              <w:t xml:space="preserve">RF28</w:t>
+            </w:r>
+          </w:p>
+        </w:tc>
+        <w:tc>
+          <w:tcPr>
+            <w:tcW w:type="dxa" w:w="7360"/>
+            <w:shd w:fill="F2F2F2" w:color="auto" w:val="clear"/>
+            <w:tcMar>
+              <w:top w:type="dxa" w:w="60"/>
+              <w:left w:type="dxa" w:w="100"/>
+              <w:bottom w:type="dxa" w:w="60"/>
+              <w:right w:type="dxa" w:w="100"/>
+            </w:tcMar>
+          </w:tcPr>
+          <w:p>
+            <w:pPr>
+              <w:spacing w:after="0" w:line="240"/>
+              <w:jc w:val="left"/>
+            </w:pPr>
+            <w:r>
+              <w:rPr>
+                <w:rFonts w:ascii="Calibri" w:cs="Calibri" w:eastAsia="Calibri" w:hAnsi="Calibri"/>
+                <w:color w:val="000000"/>
+                <w:sz w:val="19"/>
+                <w:szCs w:val="19"/>
+              </w:rPr>
+              <w:t xml:space="preserve">Tocar efeitos sonoros para fixação, eliminação de linha e colapso</w:t>
+            </w:r>
+          </w:p>
+        </w:tc>
+        <w:tc>
+          <w:tcPr>
+            <w:tcW w:type="dxa" w:w="900"/>
+            <w:shd w:fill="F2F2F2" w:color="auto" w:val="clear"/>
+            <w:tcMar>
+              <w:top w:type="dxa" w:w="60"/>
+              <w:left w:type="dxa" w:w="100"/>
+              <w:bottom w:type="dxa" w:w="60"/>
+              <w:right w:type="dxa" w:w="100"/>
+            </w:tcMar>
+          </w:tcPr>
+          <w:p>
+            <w:pPr>
+              <w:spacing w:after="0" w:line="240"/>
+              <w:jc w:val="left"/>
+            </w:pPr>
+            <w:r>
+              <w:rPr>
+                <w:rFonts w:ascii="Calibri" w:cs="Calibri" w:eastAsia="Calibri" w:hAnsi="Calibri"/>
+                <w:color w:val="000000"/>
+                <w:sz w:val="19"/>
+                <w:szCs w:val="19"/>
+              </w:rPr>
+              <w:t xml:space="preserve">D</w:t>
+            </w:r>
+          </w:p>
+        </w:tc>
+      </w:tr>
+      <w:tr>
+        <w:trPr>
+          <w:cantSplit/>
+        </w:trPr>
+        <w:tc>
+          <w:tcPr>
+            <w:tcW w:type="dxa" w:w="1100"/>
+            <w:tcMar>
+              <w:top w:type="dxa" w:w="60"/>
+              <w:left w:type="dxa" w:w="100"/>
+              <w:bottom w:type="dxa" w:w="60"/>
+              <w:right w:type="dxa" w:w="100"/>
+            </w:tcMar>
+          </w:tcPr>
+          <w:p>
+            <w:pPr>
+              <w:spacing w:after="0" w:line="240"/>
+              <w:jc w:val="left"/>
+            </w:pPr>
+            <w:r>
+              <w:rPr>
+                <w:rFonts w:ascii="Calibri" w:cs="Calibri" w:eastAsia="Calibri" w:hAnsi="Calibri"/>
+                <w:b/>
+                <w:bCs/>
+                <w:color w:val="000000"/>
+                <w:sz w:val="19"/>
+                <w:szCs w:val="19"/>
+              </w:rPr>
+              <w:t xml:space="preserve">RF29</w:t>
+            </w:r>
+          </w:p>
+        </w:tc>
+        <w:tc>
+          <w:tcPr>
+            <w:tcW w:type="dxa" w:w="7360"/>
+            <w:tcMar>
+              <w:top w:type="dxa" w:w="60"/>
+              <w:left w:type="dxa" w:w="100"/>
+              <w:bottom w:type="dxa" w:w="60"/>
+              <w:right w:type="dxa" w:w="100"/>
+            </w:tcMar>
+          </w:tcPr>
+          <w:p>
+            <w:pPr>
+              <w:spacing w:after="0" w:line="240"/>
+              <w:jc w:val="left"/>
+            </w:pPr>
+            <w:r>
+              <w:rPr>
+                <w:rFonts w:ascii="Calibri" w:cs="Calibri" w:eastAsia="Calibri" w:hAnsi="Calibri"/>
+                <w:color w:val="000000"/>
+                <w:sz w:val="19"/>
+                <w:szCs w:val="19"/>
+              </w:rPr>
+              <w:t xml:space="preserve">Ao abrir o JAR, subir o servidor e abrir o jogo no navegador padrão</w:t>
+            </w:r>
+          </w:p>
+        </w:tc>
+        <w:tc>
+          <w:tcPr>
+            <w:tcW w:type="dxa" w:w="900"/>
+            <w:tcMar>
+              <w:top w:type="dxa" w:w="60"/>
+              <w:left w:type="dxa" w:w="100"/>
+              <w:bottom w:type="dxa" w:w="60"/>
+              <w:right w:type="dxa" w:w="100"/>
+            </w:tcMar>
+          </w:tcPr>
+          <w:p>
+            <w:pPr>
+              <w:spacing w:after="0" w:line="240"/>
+              <w:jc w:val="left"/>
+            </w:pPr>
+            <w:r>
+              <w:rPr>
+                <w:rFonts w:ascii="Calibri" w:cs="Calibri" w:eastAsia="Calibri" w:hAnsi="Calibri"/>
+                <w:color w:val="000000"/>
+                <w:sz w:val="19"/>
+                <w:szCs w:val="19"/>
+              </w:rPr>
+              <w:t xml:space="preserve">E</w:t>
+            </w:r>
+          </w:p>
+        </w:tc>
+      </w:tr>
+      <w:tr>
+        <w:trPr>
+          <w:cantSplit/>
+        </w:trPr>
+        <w:tc>
+          <w:tcPr>
+            <w:tcW w:type="dxa" w:w="1100"/>
+            <w:shd w:fill="F2F2F2" w:color="auto" w:val="clear"/>
+            <w:tcMar>
+              <w:top w:type="dxa" w:w="60"/>
+              <w:left w:type="dxa" w:w="100"/>
+              <w:bottom w:type="dxa" w:w="60"/>
+              <w:right w:type="dxa" w:w="100"/>
+            </w:tcMar>
+          </w:tcPr>
+          <w:p>
+            <w:pPr>
+              <w:spacing w:after="0" w:line="240"/>
+              <w:jc w:val="left"/>
+            </w:pPr>
+            <w:r>
+              <w:rPr>
+                <w:rFonts w:ascii="Calibri" w:cs="Calibri" w:eastAsia="Calibri" w:hAnsi="Calibri"/>
+                <w:b/>
+                <w:bCs/>
+                <w:color w:val="000000"/>
+                <w:sz w:val="19"/>
+                <w:szCs w:val="19"/>
+              </w:rPr>
+              <w:t xml:space="preserve">RF30</w:t>
+            </w:r>
+          </w:p>
+        </w:tc>
+        <w:tc>
+          <w:tcPr>
+            <w:tcW w:type="dxa" w:w="7360"/>
+            <w:shd w:fill="F2F2F2" w:color="auto" w:val="clear"/>
+            <w:tcMar>
+              <w:top w:type="dxa" w:w="60"/>
+              <w:left w:type="dxa" w:w="100"/>
+              <w:bottom w:type="dxa" w:w="60"/>
+              <w:right w:type="dxa" w:w="100"/>
+            </w:tcMar>
+          </w:tcPr>
+          <w:p>
+            <w:pPr>
+              <w:spacing w:after="0" w:line="240"/>
+              <w:jc w:val="left"/>
+            </w:pPr>
+            <w:r>
+              <w:rPr>
+                <w:rFonts w:ascii="Calibri" w:cs="Calibri" w:eastAsia="Calibri" w:hAnsi="Calibri"/>
+                <w:color w:val="000000"/>
+                <w:sz w:val="19"/>
+                <w:szCs w:val="19"/>
+              </w:rPr>
+              <w:t xml:space="preserve">Pausar a partida automaticamente quando a conexão cair ou a aba perder o foco</w:t>
+            </w:r>
+          </w:p>
+        </w:tc>
+        <w:tc>
+          <w:tcPr>
+            <w:tcW w:type="dxa" w:w="900"/>
+            <w:shd w:fill="F2F2F2" w:color="auto" w:val="clear"/>
+            <w:tcMar>
+              <w:top w:type="dxa" w:w="60"/>
+              <w:left w:type="dxa" w:w="100"/>
+              <w:bottom w:type="dxa" w:w="60"/>
+              <w:right w:type="dxa" w:w="100"/>
+            </w:tcMar>
+          </w:tcPr>
+          <w:p>
+            <w:pPr>
+              <w:spacing w:after="0" w:line="240"/>
+              <w:jc w:val="left"/>
+            </w:pPr>
+            <w:r>
+              <w:rPr>
+                <w:rFonts w:ascii="Calibri" w:cs="Calibri" w:eastAsia="Calibri" w:hAnsi="Calibri"/>
+                <w:color w:val="000000"/>
+                <w:sz w:val="19"/>
+                <w:szCs w:val="19"/>
+              </w:rPr>
+              <w:t xml:space="preserve">E</w:t>
+            </w:r>
+          </w:p>
+        </w:tc>
+      </w:tr>
+      <w:tr>
+        <w:trPr>
+          <w:cantSplit/>
+        </w:trPr>
+        <w:tc>
+          <w:tcPr>
+            <w:tcW w:type="dxa" w:w="1100"/>
+            <w:tcMar>
+              <w:top w:type="dxa" w:w="60"/>
+              <w:left w:type="dxa" w:w="100"/>
+              <w:bottom w:type="dxa" w:w="60"/>
+              <w:right w:type="dxa" w:w="100"/>
+            </w:tcMar>
+          </w:tcPr>
+          <w:p>
+            <w:pPr>
+              <w:spacing w:after="0" w:line="240"/>
+              <w:jc w:val="left"/>
+            </w:pPr>
+            <w:r>
+              <w:rPr>
+                <w:rFonts w:ascii="Calibri" w:cs="Calibri" w:eastAsia="Calibri" w:hAnsi="Calibri"/>
+                <w:b/>
+                <w:bCs/>
+                <w:color w:val="000000"/>
+                <w:sz w:val="19"/>
+                <w:szCs w:val="19"/>
+              </w:rPr>
+              <w:t xml:space="preserve">RF31</w:t>
+            </w:r>
+          </w:p>
+        </w:tc>
+        <w:tc>
+          <w:tcPr>
+            <w:tcW w:type="dxa" w:w="7360"/>
+            <w:tcMar>
+              <w:top w:type="dxa" w:w="60"/>
+              <w:left w:type="dxa" w:w="100"/>
+              <w:bottom w:type="dxa" w:w="60"/>
+              <w:right w:type="dxa" w:w="100"/>
+            </w:tcMar>
+          </w:tcPr>
+          <w:p>
+            <w:pPr>
+              <w:spacing w:after="0" w:line="240"/>
+              <w:jc w:val="left"/>
+            </w:pPr>
+            <w:r>
+              <w:rPr>
+                <w:rFonts w:ascii="Calibri" w:cs="Calibri" w:eastAsia="Calibri" w:hAnsi="Calibri"/>
+                <w:color w:val="000000"/>
+                <w:sz w:val="19"/>
+                <w:szCs w:val="19"/>
+              </w:rPr>
+              <w:t xml:space="preserve">Reconectar sozinho após uma queda de conexão e retomar a partida do ponto em que parou</w:t>
+            </w:r>
+          </w:p>
+        </w:tc>
+        <w:tc>
+          <w:tcPr>
+            <w:tcW w:type="dxa" w:w="900"/>
+            <w:tcMar>
+              <w:top w:type="dxa" w:w="60"/>
+              <w:left w:type="dxa" w:w="100"/>
+              <w:bottom w:type="dxa" w:w="60"/>
+              <w:right w:type="dxa" w:w="100"/>
+            </w:tcMar>
+          </w:tcPr>
+          <w:p>
+            <w:pPr>
+              <w:spacing w:after="0" w:line="240"/>
+              <w:jc w:val="left"/>
+            </w:pPr>
+            <w:r>
+              <w:rPr>
+                <w:rFonts w:ascii="Calibri" w:cs="Calibri" w:eastAsia="Calibri" w:hAnsi="Calibri"/>
+                <w:color w:val="000000"/>
+                <w:sz w:val="19"/>
+                <w:szCs w:val="19"/>
+              </w:rPr>
+              <w:t xml:space="preserve">D</w:t>
+            </w:r>
+          </w:p>
+        </w:tc>
+      </w:tr>
+    </w:tbl>
+    <w:p>
+      <w:pPr>
+        <w:spacing w:after="0"/>
+      </w:pPr>
+    </w:p>
+    <w:p>
+      <w:pPr>
+        <w:pStyle w:val="Heading1"/>
+        <w:spacing w:after="100" w:before="220"/>
+      </w:pPr>
+      <w:r>
+        <w:rPr>
+          <w:rFonts w:ascii="Calibri" w:cs="Calibri" w:eastAsia="Calibri" w:hAnsi="Calibri"/>
+          <w:b/>
+          <w:bCs/>
+          <w:color w:val="1F3864"/>
+          <w:sz w:val="24"/>
+          <w:szCs w:val="24"/>
+        </w:rPr>
+        <w:t xml:space="preserve">11. Requisitos não funcionais</w:t>
+      </w:r>
+    </w:p>
+    <w:tbl>
+      <w:tblPr>
+        <w:tblW w:type="dxa" w:w="9360"/>
+        <w:tblBorders>
+          <w:top w:val="single" w:color="BFBFBF" w:sz="4"/>
+          <w:left w:val="single" w:color="BFBFBF" w:sz="4"/>
+          <w:bottom w:val="single" w:color="BFBFBF" w:sz="4"/>
+          <w:right w:val="single" w:color="BFBFBF" w:sz="4"/>
+          <w:insideH w:val="single" w:color="BFBFBF" w:sz="4"/>
+          <w:insideV w:val="single" w:color="BFBFBF" w:sz="4"/>
+        </w:tblBorders>
+      </w:tblPr>
+      <w:tblGrid>
+        <w:gridCol w:w="1100"/>
+        <w:gridCol w:w="1900"/>
+        <w:gridCol w:w="6360"/>
+      </w:tblGrid>
+      <w:tr>
+        <w:trPr>
+          <w:tblHeader/>
+        </w:trPr>
+        <w:tc>
+          <w:tcPr>
+            <w:tcW w:type="dxa" w:w="1100"/>
+            <w:shd w:fill="1F3864" w:color="auto" w:val="clear"/>
+            <w:tcMar>
+              <w:top w:type="dxa" w:w="60"/>
+              <w:left w:type="dxa" w:w="100"/>
+              <w:bottom w:type="dxa" w:w="60"/>
+              <w:right w:type="dxa" w:w="100"/>
+            </w:tcMar>
+          </w:tcPr>
+          <w:p>
+            <w:pPr>
+              <w:spacing w:after="0" w:line="240"/>
+              <w:jc w:val="left"/>
+            </w:pPr>
+            <w:r>
+              <w:rPr>
+                <w:rFonts w:ascii="Calibri" w:cs="Calibri" w:eastAsia="Calibri" w:hAnsi="Calibri"/>
+                <w:b/>
+                <w:bCs/>
+                <w:color w:val="FFFFFF"/>
+                <w:sz w:val="19"/>
+                <w:szCs w:val="19"/>
+              </w:rPr>
+              <w:t xml:space="preserve">Código</w:t>
+            </w:r>
+          </w:p>
+        </w:tc>
+        <w:tc>
+          <w:tcPr>
+            <w:tcW w:type="dxa" w:w="1900"/>
+            <w:shd w:fill="1F3864" w:color="auto" w:val="clear"/>
+            <w:tcMar>
+              <w:top w:type="dxa" w:w="60"/>
+              <w:left w:type="dxa" w:w="100"/>
+              <w:bottom w:type="dxa" w:w="60"/>
+              <w:right w:type="dxa" w:w="100"/>
+            </w:tcMar>
+          </w:tcPr>
+          <w:p>
+            <w:pPr>
+              <w:spacing w:after="0" w:line="240"/>
+              <w:jc w:val="left"/>
+            </w:pPr>
+            <w:r>
+              <w:rPr>
+                <w:rFonts w:ascii="Calibri" w:cs="Calibri" w:eastAsia="Calibri" w:hAnsi="Calibri"/>
+                <w:b/>
+                <w:bCs/>
+                <w:color w:val="FFFFFF"/>
+                <w:sz w:val="19"/>
+                <w:szCs w:val="19"/>
+              </w:rPr>
+              <w:t xml:space="preserve">Categoria</w:t>
+            </w:r>
+          </w:p>
+        </w:tc>
+        <w:tc>
+          <w:tcPr>
+            <w:tcW w:type="dxa" w:w="6360"/>
+            <w:shd w:fill="1F3864" w:color="auto" w:val="clear"/>
+            <w:tcMar>
+              <w:top w:type="dxa" w:w="60"/>
+              <w:left w:type="dxa" w:w="100"/>
+              <w:bottom w:type="dxa" w:w="60"/>
+              <w:right w:type="dxa" w:w="100"/>
+            </w:tcMar>
+          </w:tcPr>
+          <w:p>
+            <w:pPr>
+              <w:spacing w:after="0" w:line="240"/>
+              <w:jc w:val="left"/>
+            </w:pPr>
+            <w:r>
+              <w:rPr>
+                <w:rFonts w:ascii="Calibri" w:cs="Calibri" w:eastAsia="Calibri" w:hAnsi="Calibri"/>
+                <w:b/>
+                <w:bCs/>
+                <w:color w:val="FFFFFF"/>
+                <w:sz w:val="19"/>
+                <w:szCs w:val="19"/>
+              </w:rPr>
+              <w:t xml:space="preserve">Descrição</w:t>
+            </w:r>
+          </w:p>
+        </w:tc>
+      </w:tr>
+      <w:tr>
+        <w:trPr>
+          <w:cantSplit/>
+        </w:trPr>
+        <w:tc>
+          <w:tcPr>
+            <w:tcW w:type="dxa" w:w="1100"/>
+            <w:tcMar>
+              <w:top w:type="dxa" w:w="60"/>
+              <w:left w:type="dxa" w:w="100"/>
+              <w:bottom w:type="dxa" w:w="60"/>
+              <w:right w:type="dxa" w:w="100"/>
+            </w:tcMar>
+          </w:tcPr>
+          <w:p>
+            <w:pPr>
+              <w:spacing w:after="0" w:line="240"/>
+              <w:jc w:val="left"/>
+            </w:pPr>
+            <w:r>
+              <w:rPr>
+                <w:rFonts w:ascii="Calibri" w:cs="Calibri" w:eastAsia="Calibri" w:hAnsi="Calibri"/>
+                <w:b/>
+                <w:bCs/>
+                <w:color w:val="000000"/>
+                <w:sz w:val="19"/>
+                <w:szCs w:val="19"/>
+              </w:rPr>
+              <w:t xml:space="preserve">RNF01</w:t>
+            </w:r>
+          </w:p>
+        </w:tc>
+        <w:tc>
+          <w:tcPr>
+            <w:tcW w:type="dxa" w:w="1900"/>
+            <w:tcMar>
+              <w:top w:type="dxa" w:w="60"/>
+              <w:left w:type="dxa" w:w="100"/>
+              <w:bottom w:type="dxa" w:w="60"/>
+              <w:right w:type="dxa" w:w="100"/>
+            </w:tcMar>
+          </w:tcPr>
+          <w:p>
+            <w:pPr>
+              <w:spacing w:after="0" w:line="240"/>
+              <w:jc w:val="left"/>
+            </w:pPr>
+            <w:r>
+              <w:rPr>
+                <w:rFonts w:ascii="Calibri" w:cs="Calibri" w:eastAsia="Calibri" w:hAnsi="Calibri"/>
+                <w:color w:val="000000"/>
+                <w:sz w:val="19"/>
+                <w:szCs w:val="19"/>
+              </w:rPr>
+              <w:t xml:space="preserve">Desempenho</w:t>
+            </w:r>
+          </w:p>
+        </w:tc>
+        <w:tc>
+          <w:tcPr>
+            <w:tcW w:type="dxa" w:w="6360"/>
+            <w:tcMar>
+              <w:top w:type="dxa" w:w="60"/>
+              <w:left w:type="dxa" w:w="100"/>
+              <w:bottom w:type="dxa" w:w="60"/>
+              <w:right w:type="dxa" w:w="100"/>
+            </w:tcMar>
+          </w:tcPr>
+          <w:p>
+            <w:pPr>
+              <w:spacing w:after="0" w:line="240"/>
+              <w:jc w:val="left"/>
+            </w:pPr>
+            <w:r>
+              <w:rPr>
+                <w:rFonts w:ascii="Calibri" w:cs="Calibri" w:eastAsia="Calibri" w:hAnsi="Calibri"/>
+                <w:color w:val="000000"/>
+                <w:sz w:val="19"/>
+                <w:szCs w:val="19"/>
+              </w:rPr>
+              <w:t xml:space="preserve">Desenhar o tabuleiro a 60 quadros por segundo e atualizar o estado 60 vezes por segundo, em máquina de dois núcleos e 4 GB de memória</w:t>
+            </w:r>
+          </w:p>
+        </w:tc>
+      </w:tr>
+      <w:tr>
+        <w:trPr>
+          <w:cantSplit/>
+        </w:trPr>
+        <w:tc>
+          <w:tcPr>
+            <w:tcW w:type="dxa" w:w="1100"/>
+            <w:shd w:fill="F2F2F2" w:color="auto" w:val="clear"/>
+            <w:tcMar>
+              <w:top w:type="dxa" w:w="60"/>
+              <w:left w:type="dxa" w:w="100"/>
+              <w:bottom w:type="dxa" w:w="60"/>
+              <w:right w:type="dxa" w:w="100"/>
+            </w:tcMar>
+          </w:tcPr>
+          <w:p>
+            <w:pPr>
+              <w:spacing w:after="0" w:line="240"/>
+              <w:jc w:val="left"/>
+            </w:pPr>
+            <w:r>
+              <w:rPr>
+                <w:rFonts w:ascii="Calibri" w:cs="Calibri" w:eastAsia="Calibri" w:hAnsi="Calibri"/>
+                <w:b/>
+                <w:bCs/>
+                <w:color w:val="000000"/>
+                <w:sz w:val="19"/>
+                <w:szCs w:val="19"/>
+              </w:rPr>
+              <w:t xml:space="preserve">RNF02</w:t>
+            </w:r>
+          </w:p>
+        </w:tc>
+        <w:tc>
+          <w:tcPr>
+            <w:tcW w:type="dxa" w:w="1900"/>
+            <w:shd w:fill="F2F2F2" w:color="auto" w:val="clear"/>
+            <w:tcMar>
+              <w:top w:type="dxa" w:w="60"/>
+              <w:left w:type="dxa" w:w="100"/>
+              <w:bottom w:type="dxa" w:w="60"/>
+              <w:right w:type="dxa" w:w="100"/>
+            </w:tcMar>
+          </w:tcPr>
+          <w:p>
+            <w:pPr>
+              <w:spacing w:after="0" w:line="240"/>
+              <w:jc w:val="left"/>
+            </w:pPr>
+            <w:r>
+              <w:rPr>
+                <w:rFonts w:ascii="Calibri" w:cs="Calibri" w:eastAsia="Calibri" w:hAnsi="Calibri"/>
+                <w:color w:val="000000"/>
+                <w:sz w:val="19"/>
+                <w:szCs w:val="19"/>
+              </w:rPr>
+              <w:t xml:space="preserve">Desempenho</w:t>
+            </w:r>
+          </w:p>
+        </w:tc>
+        <w:tc>
+          <w:tcPr>
+            <w:tcW w:type="dxa" w:w="6360"/>
+            <w:shd w:fill="F2F2F2" w:color="auto" w:val="clear"/>
+            <w:tcMar>
+              <w:top w:type="dxa" w:w="60"/>
+              <w:left w:type="dxa" w:w="100"/>
+              <w:bottom w:type="dxa" w:w="60"/>
+              <w:right w:type="dxa" w:w="100"/>
+            </w:tcMar>
+          </w:tcPr>
+          <w:p>
+            <w:pPr>
+              <w:spacing w:after="0" w:line="240"/>
+              <w:jc w:val="left"/>
+            </w:pPr>
+            <w:r>
+              <w:rPr>
+                <w:rFonts w:ascii="Calibri" w:cs="Calibri" w:eastAsia="Calibri" w:hAnsi="Calibri"/>
+                <w:color w:val="000000"/>
+                <w:sz w:val="19"/>
+                <w:szCs w:val="19"/>
+              </w:rPr>
+              <w:t xml:space="preserve">Recalcular o centro de massa de forma incremental, em tempo constante por bloco alterado</w:t>
+            </w:r>
+          </w:p>
+        </w:tc>
+      </w:tr>
+      <w:tr>
+        <w:trPr>
+          <w:cantSplit/>
+        </w:trPr>
+        <w:tc>
+          <w:tcPr>
+            <w:tcW w:type="dxa" w:w="1100"/>
+            <w:tcMar>
+              <w:top w:type="dxa" w:w="60"/>
+              <w:left w:type="dxa" w:w="100"/>
+              <w:bottom w:type="dxa" w:w="60"/>
+              <w:right w:type="dxa" w:w="100"/>
+            </w:tcMar>
+          </w:tcPr>
+          <w:p>
+            <w:pPr>
+              <w:spacing w:after="0" w:line="240"/>
+              <w:jc w:val="left"/>
+            </w:pPr>
+            <w:r>
+              <w:rPr>
+                <w:rFonts w:ascii="Calibri" w:cs="Calibri" w:eastAsia="Calibri" w:hAnsi="Calibri"/>
+                <w:b/>
+                <w:bCs/>
+                <w:color w:val="000000"/>
+                <w:sz w:val="19"/>
+                <w:szCs w:val="19"/>
+              </w:rPr>
+              <w:t xml:space="preserve">RNF03</w:t>
+            </w:r>
+          </w:p>
+        </w:tc>
+        <w:tc>
+          <w:tcPr>
+            <w:tcW w:type="dxa" w:w="1900"/>
+            <w:tcMar>
+              <w:top w:type="dxa" w:w="60"/>
+              <w:left w:type="dxa" w:w="100"/>
+              <w:bottom w:type="dxa" w:w="60"/>
+              <w:right w:type="dxa" w:w="100"/>
+            </w:tcMar>
+          </w:tcPr>
+          <w:p>
+            <w:pPr>
+              <w:spacing w:after="0" w:line="240"/>
+              <w:jc w:val="left"/>
+            </w:pPr>
+            <w:r>
+              <w:rPr>
+                <w:rFonts w:ascii="Calibri" w:cs="Calibri" w:eastAsia="Calibri" w:hAnsi="Calibri"/>
+                <w:color w:val="000000"/>
+                <w:sz w:val="19"/>
+                <w:szCs w:val="19"/>
+              </w:rPr>
+              <w:t xml:space="preserve">Desempenho</w:t>
+            </w:r>
+          </w:p>
+        </w:tc>
+        <w:tc>
+          <w:tcPr>
+            <w:tcW w:type="dxa" w:w="6360"/>
+            <w:tcMar>
+              <w:top w:type="dxa" w:w="60"/>
+              <w:left w:type="dxa" w:w="100"/>
+              <w:bottom w:type="dxa" w:w="60"/>
+              <w:right w:type="dxa" w:w="100"/>
+            </w:tcMar>
+          </w:tcPr>
+          <w:p>
+            <w:pPr>
+              <w:spacing w:after="0" w:line="240"/>
+              <w:jc w:val="left"/>
+            </w:pPr>
+            <w:r>
+              <w:rPr>
+                <w:rFonts w:ascii="Calibri" w:cs="Calibri" w:eastAsia="Calibri" w:hAnsi="Calibri"/>
+                <w:color w:val="000000"/>
+                <w:sz w:val="19"/>
+                <w:szCs w:val="19"/>
+              </w:rPr>
+              <w:t xml:space="preserve">No máximo 50 ms entre o pressionamento de uma tecla e a resposta visual</w:t>
+            </w:r>
+          </w:p>
+        </w:tc>
+      </w:tr>
+      <w:tr>
+        <w:trPr>
+          <w:cantSplit/>
+        </w:trPr>
+        <w:tc>
+          <w:tcPr>
+            <w:tcW w:type="dxa" w:w="1100"/>
+            <w:shd w:fill="F2F2F2" w:color="auto" w:val="clear"/>
+            <w:tcMar>
+              <w:top w:type="dxa" w:w="60"/>
+              <w:left w:type="dxa" w:w="100"/>
+              <w:bottom w:type="dxa" w:w="60"/>
+              <w:right w:type="dxa" w:w="100"/>
+            </w:tcMar>
+          </w:tcPr>
+          <w:p>
+            <w:pPr>
+              <w:spacing w:after="0" w:line="240"/>
+              <w:jc w:val="left"/>
+            </w:pPr>
+            <w:r>
+              <w:rPr>
+                <w:rFonts w:ascii="Calibri" w:cs="Calibri" w:eastAsia="Calibri" w:hAnsi="Calibri"/>
+                <w:b/>
+                <w:bCs/>
+                <w:color w:val="000000"/>
+                <w:sz w:val="19"/>
+                <w:szCs w:val="19"/>
+              </w:rPr>
+              <w:t xml:space="preserve">RNF04</w:t>
+            </w:r>
+          </w:p>
+        </w:tc>
+        <w:tc>
+          <w:tcPr>
+            <w:tcW w:type="dxa" w:w="1900"/>
+            <w:shd w:fill="F2F2F2" w:color="auto" w:val="clear"/>
+            <w:tcMar>
+              <w:top w:type="dxa" w:w="60"/>
+              <w:left w:type="dxa" w:w="100"/>
+              <w:bottom w:type="dxa" w:w="60"/>
+              <w:right w:type="dxa" w:w="100"/>
+            </w:tcMar>
+          </w:tcPr>
+          <w:p>
+            <w:pPr>
+              <w:spacing w:after="0" w:line="240"/>
+              <w:jc w:val="left"/>
+            </w:pPr>
+            <w:r>
+              <w:rPr>
+                <w:rFonts w:ascii="Calibri" w:cs="Calibri" w:eastAsia="Calibri" w:hAnsi="Calibri"/>
+                <w:color w:val="000000"/>
+                <w:sz w:val="19"/>
+                <w:szCs w:val="19"/>
+              </w:rPr>
+              <w:t xml:space="preserve">Portabilidade</w:t>
+            </w:r>
+          </w:p>
+        </w:tc>
+        <w:tc>
+          <w:tcPr>
+            <w:tcW w:type="dxa" w:w="6360"/>
+            <w:shd w:fill="F2F2F2" w:color="auto" w:val="clear"/>
+            <w:tcMar>
+              <w:top w:type="dxa" w:w="60"/>
+              <w:left w:type="dxa" w:w="100"/>
+              <w:bottom w:type="dxa" w:w="60"/>
+              <w:right w:type="dxa" w:w="100"/>
+            </w:tcMar>
+          </w:tcPr>
+          <w:p>
+            <w:pPr>
+              <w:spacing w:after="0" w:line="240"/>
+              <w:jc w:val="left"/>
+            </w:pPr>
+            <w:r>
+              <w:rPr>
+                <w:rFonts w:ascii="Calibri" w:cs="Calibri" w:eastAsia="Calibri" w:hAnsi="Calibri"/>
+                <w:color w:val="000000"/>
+                <w:sz w:val="19"/>
+                <w:szCs w:val="19"/>
+              </w:rPr>
+              <w:t xml:space="preserve">Rodar em Windows, Linux e macOS exigindo do jogador apenas Java 17 e um navegador atual</w:t>
+            </w:r>
+          </w:p>
+        </w:tc>
+      </w:tr>
+      <w:tr>
+        <w:trPr>
+          <w:cantSplit/>
+        </w:trPr>
+        <w:tc>
+          <w:tcPr>
+            <w:tcW w:type="dxa" w:w="1100"/>
+            <w:tcMar>
+              <w:top w:type="dxa" w:w="60"/>
+              <w:left w:type="dxa" w:w="100"/>
+              <w:bottom w:type="dxa" w:w="60"/>
+              <w:right w:type="dxa" w:w="100"/>
+            </w:tcMar>
+          </w:tcPr>
+          <w:p>
+            <w:pPr>
+              <w:spacing w:after="0" w:line="240"/>
+              <w:jc w:val="left"/>
+            </w:pPr>
+            <w:r>
+              <w:rPr>
+                <w:rFonts w:ascii="Calibri" w:cs="Calibri" w:eastAsia="Calibri" w:hAnsi="Calibri"/>
+                <w:b/>
+                <w:bCs/>
+                <w:color w:val="000000"/>
+                <w:sz w:val="19"/>
+                <w:szCs w:val="19"/>
+              </w:rPr>
+              <w:t xml:space="preserve">RNF05</w:t>
+            </w:r>
+          </w:p>
+        </w:tc>
+        <w:tc>
+          <w:tcPr>
+            <w:tcW w:type="dxa" w:w="1900"/>
+            <w:tcMar>
+              <w:top w:type="dxa" w:w="60"/>
+              <w:left w:type="dxa" w:w="100"/>
+              <w:bottom w:type="dxa" w:w="60"/>
+              <w:right w:type="dxa" w:w="100"/>
+            </w:tcMar>
+          </w:tcPr>
+          <w:p>
+            <w:pPr>
+              <w:spacing w:after="0" w:line="240"/>
+              <w:jc w:val="left"/>
+            </w:pPr>
+            <w:r>
+              <w:rPr>
+                <w:rFonts w:ascii="Calibri" w:cs="Calibri" w:eastAsia="Calibri" w:hAnsi="Calibri"/>
+                <w:color w:val="000000"/>
+                <w:sz w:val="19"/>
+                <w:szCs w:val="19"/>
+              </w:rPr>
+              <w:t xml:space="preserve">Usabilidade</w:t>
+            </w:r>
+          </w:p>
+        </w:tc>
+        <w:tc>
+          <w:tcPr>
+            <w:tcW w:type="dxa" w:w="6360"/>
+            <w:tcMar>
+              <w:top w:type="dxa" w:w="60"/>
+              <w:left w:type="dxa" w:w="100"/>
+              <w:bottom w:type="dxa" w:w="60"/>
+              <w:right w:type="dxa" w:w="100"/>
+            </w:tcMar>
+          </w:tcPr>
+          <w:p>
+            <w:pPr>
+              <w:spacing w:after="0" w:line="240"/>
+              <w:jc w:val="left"/>
+            </w:pPr>
+            <w:r>
+              <w:rPr>
+                <w:rFonts w:ascii="Calibri" w:cs="Calibri" w:eastAsia="Calibri" w:hAnsi="Calibri"/>
+                <w:color w:val="000000"/>
+                <w:sz w:val="19"/>
+                <w:szCs w:val="19"/>
+              </w:rPr>
+              <w:t xml:space="preserve">Comandos aprendidos sem manual, com legenda visível na tela de jogo</w:t>
+            </w:r>
+          </w:p>
+        </w:tc>
+      </w:tr>
+      <w:tr>
+        <w:trPr>
+          <w:cantSplit/>
+        </w:trPr>
+        <w:tc>
+          <w:tcPr>
+            <w:tcW w:type="dxa" w:w="1100"/>
+            <w:shd w:fill="F2F2F2" w:color="auto" w:val="clear"/>
+            <w:tcMar>
+              <w:top w:type="dxa" w:w="60"/>
+              <w:left w:type="dxa" w:w="100"/>
+              <w:bottom w:type="dxa" w:w="60"/>
+              <w:right w:type="dxa" w:w="100"/>
+            </w:tcMar>
+          </w:tcPr>
+          <w:p>
+            <w:pPr>
+              <w:spacing w:after="0" w:line="240"/>
+              <w:jc w:val="left"/>
+            </w:pPr>
+            <w:r>
+              <w:rPr>
+                <w:rFonts w:ascii="Calibri" w:cs="Calibri" w:eastAsia="Calibri" w:hAnsi="Calibri"/>
+                <w:b/>
+                <w:bCs/>
+                <w:color w:val="000000"/>
+                <w:sz w:val="19"/>
+                <w:szCs w:val="19"/>
+              </w:rPr>
+              <w:t xml:space="preserve">RNF06</w:t>
+            </w:r>
+          </w:p>
+        </w:tc>
+        <w:tc>
+          <w:tcPr>
+            <w:tcW w:type="dxa" w:w="1900"/>
+            <w:shd w:fill="F2F2F2" w:color="auto" w:val="clear"/>
+            <w:tcMar>
+              <w:top w:type="dxa" w:w="60"/>
+              <w:left w:type="dxa" w:w="100"/>
+              <w:bottom w:type="dxa" w:w="60"/>
+              <w:right w:type="dxa" w:w="100"/>
+            </w:tcMar>
+          </w:tcPr>
+          <w:p>
+            <w:pPr>
+              <w:spacing w:after="0" w:line="240"/>
+              <w:jc w:val="left"/>
+            </w:pPr>
+            <w:r>
+              <w:rPr>
+                <w:rFonts w:ascii="Calibri" w:cs="Calibri" w:eastAsia="Calibri" w:hAnsi="Calibri"/>
+                <w:color w:val="000000"/>
+                <w:sz w:val="19"/>
+                <w:szCs w:val="19"/>
+              </w:rPr>
+              <w:t xml:space="preserve">Usabilidade</w:t>
+            </w:r>
+          </w:p>
+        </w:tc>
+        <w:tc>
+          <w:tcPr>
+            <w:tcW w:type="dxa" w:w="6360"/>
+            <w:shd w:fill="F2F2F2" w:color="auto" w:val="clear"/>
+            <w:tcMar>
+              <w:top w:type="dxa" w:w="60"/>
+              <w:left w:type="dxa" w:w="100"/>
+              <w:bottom w:type="dxa" w:w="60"/>
+              <w:right w:type="dxa" w:w="100"/>
+            </w:tcMar>
+          </w:tcPr>
+          <w:p>
+            <w:pPr>
+              <w:spacing w:after="0" w:line="240"/>
+              <w:jc w:val="left"/>
+            </w:pPr>
+            <w:r>
+              <w:rPr>
+                <w:rFonts w:ascii="Calibri" w:cs="Calibri" w:eastAsia="Calibri" w:hAnsi="Calibri"/>
+                <w:color w:val="000000"/>
+                <w:sz w:val="19"/>
+                <w:szCs w:val="19"/>
+              </w:rPr>
+              <w:t xml:space="preserve">Materiais distinguíveis também por textura, atendendo jogadores com daltonismo</w:t>
+            </w:r>
+          </w:p>
+        </w:tc>
+      </w:tr>
+      <w:tr>
+        <w:trPr>
+          <w:cantSplit/>
+        </w:trPr>
+        <w:tc>
+          <w:tcPr>
+            <w:tcW w:type="dxa" w:w="1100"/>
+            <w:tcMar>
+              <w:top w:type="dxa" w:w="60"/>
+              <w:left w:type="dxa" w:w="100"/>
+              <w:bottom w:type="dxa" w:w="60"/>
+              <w:right w:type="dxa" w:w="100"/>
+            </w:tcMar>
+          </w:tcPr>
+          <w:p>
+            <w:pPr>
+              <w:spacing w:after="0" w:line="240"/>
+              <w:jc w:val="left"/>
+            </w:pPr>
+            <w:r>
+              <w:rPr>
+                <w:rFonts w:ascii="Calibri" w:cs="Calibri" w:eastAsia="Calibri" w:hAnsi="Calibri"/>
+                <w:b/>
+                <w:bCs/>
+                <w:color w:val="000000"/>
+                <w:sz w:val="19"/>
+                <w:szCs w:val="19"/>
+              </w:rPr>
+              <w:t xml:space="preserve">RNF07</w:t>
+            </w:r>
+          </w:p>
+        </w:tc>
+        <w:tc>
+          <w:tcPr>
+            <w:tcW w:type="dxa" w:w="1900"/>
+            <w:tcMar>
+              <w:top w:type="dxa" w:w="60"/>
+              <w:left w:type="dxa" w:w="100"/>
+              <w:bottom w:type="dxa" w:w="60"/>
+              <w:right w:type="dxa" w:w="100"/>
+            </w:tcMar>
+          </w:tcPr>
+          <w:p>
+            <w:pPr>
+              <w:spacing w:after="0" w:line="240"/>
+              <w:jc w:val="left"/>
+            </w:pPr>
+            <w:r>
+              <w:rPr>
+                <w:rFonts w:ascii="Calibri" w:cs="Calibri" w:eastAsia="Calibri" w:hAnsi="Calibri"/>
+                <w:color w:val="000000"/>
+                <w:sz w:val="19"/>
+                <w:szCs w:val="19"/>
+              </w:rPr>
+              <w:t xml:space="preserve">Manutenibilidade</w:t>
+            </w:r>
+          </w:p>
+        </w:tc>
+        <w:tc>
+          <w:tcPr>
+            <w:tcW w:type="dxa" w:w="6360"/>
+            <w:tcMar>
+              <w:top w:type="dxa" w:w="60"/>
+              <w:left w:type="dxa" w:w="100"/>
+              <w:bottom w:type="dxa" w:w="60"/>
+              <w:right w:type="dxa" w:w="100"/>
+            </w:tcMar>
+          </w:tcPr>
+          <w:p>
+            <w:pPr>
+              <w:spacing w:after="0" w:line="240"/>
+              <w:jc w:val="left"/>
+            </w:pPr>
+            <w:r>
+              <w:rPr>
+                <w:rFonts w:ascii="Calibri" w:cs="Calibri" w:eastAsia="Calibri" w:hAnsi="Calibri"/>
+                <w:color w:val="000000"/>
+                <w:sz w:val="19"/>
+                <w:szCs w:val="19"/>
+              </w:rPr>
+              <w:t xml:space="preserve">Javadoc completo nas classes e métodos públicos do backend; TSDoc nos tipos exportados do frontend</w:t>
+            </w:r>
+          </w:p>
+        </w:tc>
+      </w:tr>
+      <w:tr>
+        <w:trPr>
+          <w:cantSplit/>
+        </w:trPr>
+        <w:tc>
+          <w:tcPr>
+            <w:tcW w:type="dxa" w:w="1100"/>
+            <w:shd w:fill="F2F2F2" w:color="auto" w:val="clear"/>
+            <w:tcMar>
+              <w:top w:type="dxa" w:w="60"/>
+              <w:left w:type="dxa" w:w="100"/>
+              <w:bottom w:type="dxa" w:w="60"/>
+              <w:right w:type="dxa" w:w="100"/>
+            </w:tcMar>
+          </w:tcPr>
+          <w:p>
+            <w:pPr>
+              <w:spacing w:after="0" w:line="240"/>
+              <w:jc w:val="left"/>
+            </w:pPr>
+            <w:r>
+              <w:rPr>
+                <w:rFonts w:ascii="Calibri" w:cs="Calibri" w:eastAsia="Calibri" w:hAnsi="Calibri"/>
+                <w:b/>
+                <w:bCs/>
+                <w:color w:val="000000"/>
+                <w:sz w:val="19"/>
+                <w:szCs w:val="19"/>
+              </w:rPr>
+              <w:t xml:space="preserve">RNF08</w:t>
+            </w:r>
+          </w:p>
+        </w:tc>
+        <w:tc>
+          <w:tcPr>
+            <w:tcW w:type="dxa" w:w="1900"/>
+            <w:shd w:fill="F2F2F2" w:color="auto" w:val="clear"/>
+            <w:tcMar>
+              <w:top w:type="dxa" w:w="60"/>
+              <w:left w:type="dxa" w:w="100"/>
+              <w:bottom w:type="dxa" w:w="60"/>
+              <w:right w:type="dxa" w:w="100"/>
+            </w:tcMar>
+          </w:tcPr>
+          <w:p>
+            <w:pPr>
+              <w:spacing w:after="0" w:line="240"/>
+              <w:jc w:val="left"/>
+            </w:pPr>
+            <w:r>
+              <w:rPr>
+                <w:rFonts w:ascii="Calibri" w:cs="Calibri" w:eastAsia="Calibri" w:hAnsi="Calibri"/>
+                <w:color w:val="000000"/>
+                <w:sz w:val="19"/>
+                <w:szCs w:val="19"/>
+              </w:rPr>
+              <w:t xml:space="preserve">Manutenibilidade</w:t>
+            </w:r>
+          </w:p>
+        </w:tc>
+        <w:tc>
+          <w:tcPr>
+            <w:tcW w:type="dxa" w:w="6360"/>
+            <w:shd w:fill="F2F2F2" w:color="auto" w:val="clear"/>
+            <w:tcMar>
+              <w:top w:type="dxa" w:w="60"/>
+              <w:left w:type="dxa" w:w="100"/>
+              <w:bottom w:type="dxa" w:w="60"/>
+              <w:right w:type="dxa" w:w="100"/>
+            </w:tcMar>
+          </w:tcPr>
+          <w:p>
+            <w:pPr>
+              <w:spacing w:after="0" w:line="240"/>
+              <w:jc w:val="left"/>
+            </w:pPr>
+            <w:r>
+              <w:rPr>
+                <w:rFonts w:ascii="Calibri" w:cs="Calibri" w:eastAsia="Calibri" w:hAnsi="Calibri"/>
+                <w:color w:val="000000"/>
+                <w:sz w:val="19"/>
+                <w:szCs w:val="19"/>
+              </w:rPr>
+              <w:t xml:space="preserve">Regras do jogo inteiramente no modelo, sem dependência de servidor, JSON ou classes gráficas</w:t>
+            </w:r>
+          </w:p>
+        </w:tc>
+      </w:tr>
+      <w:tr>
+        <w:trPr>
+          <w:cantSplit/>
+        </w:trPr>
+        <w:tc>
+          <w:tcPr>
+            <w:tcW w:type="dxa" w:w="1100"/>
+            <w:tcMar>
+              <w:top w:type="dxa" w:w="60"/>
+              <w:left w:type="dxa" w:w="100"/>
+              <w:bottom w:type="dxa" w:w="60"/>
+              <w:right w:type="dxa" w:w="100"/>
+            </w:tcMar>
+          </w:tcPr>
+          <w:p>
+            <w:pPr>
+              <w:spacing w:after="0" w:line="240"/>
+              <w:jc w:val="left"/>
+            </w:pPr>
+            <w:r>
+              <w:rPr>
+                <w:rFonts w:ascii="Calibri" w:cs="Calibri" w:eastAsia="Calibri" w:hAnsi="Calibri"/>
+                <w:b/>
+                <w:bCs/>
+                <w:color w:val="000000"/>
+                <w:sz w:val="19"/>
+                <w:szCs w:val="19"/>
+              </w:rPr>
+              <w:t xml:space="preserve">RNF09</w:t>
+            </w:r>
+          </w:p>
+        </w:tc>
+        <w:tc>
+          <w:tcPr>
+            <w:tcW w:type="dxa" w:w="1900"/>
+            <w:tcMar>
+              <w:top w:type="dxa" w:w="60"/>
+              <w:left w:type="dxa" w:w="100"/>
+              <w:bottom w:type="dxa" w:w="60"/>
+              <w:right w:type="dxa" w:w="100"/>
+            </w:tcMar>
+          </w:tcPr>
+          <w:p>
+            <w:pPr>
+              <w:spacing w:after="0" w:line="240"/>
+              <w:jc w:val="left"/>
+            </w:pPr>
+            <w:r>
+              <w:rPr>
+                <w:rFonts w:ascii="Calibri" w:cs="Calibri" w:eastAsia="Calibri" w:hAnsi="Calibri"/>
+                <w:color w:val="000000"/>
+                <w:sz w:val="19"/>
+                <w:szCs w:val="19"/>
+              </w:rPr>
+              <w:t xml:space="preserve">Manutenibilidade</w:t>
+            </w:r>
+          </w:p>
+        </w:tc>
+        <w:tc>
+          <w:tcPr>
+            <w:tcW w:type="dxa" w:w="6360"/>
+            <w:tcMar>
+              <w:top w:type="dxa" w:w="60"/>
+              <w:left w:type="dxa" w:w="100"/>
+              <w:bottom w:type="dxa" w:w="60"/>
+              <w:right w:type="dxa" w:w="100"/>
+            </w:tcMar>
+          </w:tcPr>
+          <w:p>
+            <w:pPr>
+              <w:spacing w:after="0" w:line="240"/>
+              <w:jc w:val="left"/>
+            </w:pPr>
+            <w:r>
+              <w:rPr>
+                <w:rFonts w:ascii="Calibri" w:cs="Calibri" w:eastAsia="Calibri" w:hAnsi="Calibri"/>
+                <w:color w:val="000000"/>
+                <w:sz w:val="19"/>
+                <w:szCs w:val="19"/>
+              </w:rPr>
+              <w:t xml:space="preserve">Métodos com até 40 linhas, classes Java com até 400 e componentes Svelte com até 200</w:t>
+            </w:r>
+          </w:p>
+        </w:tc>
+      </w:tr>
+      <w:tr>
+        <w:trPr>
+          <w:cantSplit/>
+        </w:trPr>
+        <w:tc>
+          <w:tcPr>
+            <w:tcW w:type="dxa" w:w="1100"/>
+            <w:shd w:fill="F2F2F2" w:color="auto" w:val="clear"/>
+            <w:tcMar>
+              <w:top w:type="dxa" w:w="60"/>
+              <w:left w:type="dxa" w:w="100"/>
+              <w:bottom w:type="dxa" w:w="60"/>
+              <w:right w:type="dxa" w:w="100"/>
+            </w:tcMar>
+          </w:tcPr>
+          <w:p>
+            <w:pPr>
+              <w:spacing w:after="0" w:line="240"/>
+              <w:jc w:val="left"/>
+            </w:pPr>
+            <w:r>
+              <w:rPr>
+                <w:rFonts w:ascii="Calibri" w:cs="Calibri" w:eastAsia="Calibri" w:hAnsi="Calibri"/>
+                <w:b/>
+                <w:bCs/>
+                <w:color w:val="000000"/>
+                <w:sz w:val="19"/>
+                <w:szCs w:val="19"/>
+              </w:rPr>
+              <w:t xml:space="preserve">RNF10</w:t>
+            </w:r>
+          </w:p>
+        </w:tc>
+        <w:tc>
+          <w:tcPr>
+            <w:tcW w:type="dxa" w:w="1900"/>
+            <w:shd w:fill="F2F2F2" w:color="auto" w:val="clear"/>
+            <w:tcMar>
+              <w:top w:type="dxa" w:w="60"/>
+              <w:left w:type="dxa" w:w="100"/>
+              <w:bottom w:type="dxa" w:w="60"/>
+              <w:right w:type="dxa" w:w="100"/>
+            </w:tcMar>
+          </w:tcPr>
+          <w:p>
+            <w:pPr>
+              <w:spacing w:after="0" w:line="240"/>
+              <w:jc w:val="left"/>
+            </w:pPr>
+            <w:r>
+              <w:rPr>
+                <w:rFonts w:ascii="Calibri" w:cs="Calibri" w:eastAsia="Calibri" w:hAnsi="Calibri"/>
+                <w:color w:val="000000"/>
+                <w:sz w:val="19"/>
+                <w:szCs w:val="19"/>
+              </w:rPr>
+              <w:t xml:space="preserve">Confiabilidade</w:t>
+            </w:r>
+          </w:p>
+        </w:tc>
+        <w:tc>
+          <w:tcPr>
+            <w:tcW w:type="dxa" w:w="6360"/>
+            <w:shd w:fill="F2F2F2" w:color="auto" w:val="clear"/>
+            <w:tcMar>
+              <w:top w:type="dxa" w:w="60"/>
+              <w:left w:type="dxa" w:w="100"/>
+              <w:bottom w:type="dxa" w:w="60"/>
+              <w:right w:type="dxa" w:w="100"/>
+            </w:tcMar>
+          </w:tcPr>
+          <w:p>
+            <w:pPr>
+              <w:spacing w:after="0" w:line="240"/>
+              <w:jc w:val="left"/>
+            </w:pPr>
+            <w:r>
+              <w:rPr>
+                <w:rFonts w:ascii="Calibri" w:cs="Calibri" w:eastAsia="Calibri" w:hAnsi="Calibri"/>
+                <w:color w:val="000000"/>
+                <w:sz w:val="19"/>
+                <w:szCs w:val="19"/>
+              </w:rPr>
+              <w:t xml:space="preserve">Testes automatizados para colisão, rotação, eliminação de linhas, centro de massa e protocolo</w:t>
+            </w:r>
+          </w:p>
+        </w:tc>
+      </w:tr>
+      <w:tr>
+        <w:trPr>
+          <w:cantSplit/>
+        </w:trPr>
+        <w:tc>
+          <w:tcPr>
+            <w:tcW w:type="dxa" w:w="1100"/>
+            <w:tcMar>
+              <w:top w:type="dxa" w:w="60"/>
+              <w:left w:type="dxa" w:w="100"/>
+              <w:bottom w:type="dxa" w:w="60"/>
+              <w:right w:type="dxa" w:w="100"/>
+            </w:tcMar>
+          </w:tcPr>
+          <w:p>
+            <w:pPr>
+              <w:spacing w:after="0" w:line="240"/>
+              <w:jc w:val="left"/>
+            </w:pPr>
+            <w:r>
+              <w:rPr>
+                <w:rFonts w:ascii="Calibri" w:cs="Calibri" w:eastAsia="Calibri" w:hAnsi="Calibri"/>
+                <w:b/>
+                <w:bCs/>
+                <w:color w:val="000000"/>
+                <w:sz w:val="19"/>
+                <w:szCs w:val="19"/>
+              </w:rPr>
+              <w:t xml:space="preserve">RNF11</w:t>
+            </w:r>
+          </w:p>
+        </w:tc>
+        <w:tc>
+          <w:tcPr>
+            <w:tcW w:type="dxa" w:w="1900"/>
+            <w:tcMar>
+              <w:top w:type="dxa" w:w="60"/>
+              <w:left w:type="dxa" w:w="100"/>
+              <w:bottom w:type="dxa" w:w="60"/>
+              <w:right w:type="dxa" w:w="100"/>
+            </w:tcMar>
+          </w:tcPr>
+          <w:p>
+            <w:pPr>
+              <w:spacing w:after="0" w:line="240"/>
+              <w:jc w:val="left"/>
+            </w:pPr>
+            <w:r>
+              <w:rPr>
+                <w:rFonts w:ascii="Calibri" w:cs="Calibri" w:eastAsia="Calibri" w:hAnsi="Calibri"/>
+                <w:color w:val="000000"/>
+                <w:sz w:val="19"/>
+                <w:szCs w:val="19"/>
+              </w:rPr>
+              <w:t xml:space="preserve">Confiabilidade</w:t>
+            </w:r>
+          </w:p>
+        </w:tc>
+        <w:tc>
+          <w:tcPr>
+            <w:tcW w:type="dxa" w:w="6360"/>
+            <w:tcMar>
+              <w:top w:type="dxa" w:w="60"/>
+              <w:left w:type="dxa" w:w="100"/>
+              <w:bottom w:type="dxa" w:w="60"/>
+              <w:right w:type="dxa" w:w="100"/>
+            </w:tcMar>
+          </w:tcPr>
+          <w:p>
+            <w:pPr>
+              <w:spacing w:after="0" w:line="240"/>
+              <w:jc w:val="left"/>
+            </w:pPr>
+            <w:r>
+              <w:rPr>
+                <w:rFonts w:ascii="Calibri" w:cs="Calibri" w:eastAsia="Calibri" w:hAnsi="Calibri"/>
+                <w:color w:val="000000"/>
+                <w:sz w:val="19"/>
+                <w:szCs w:val="19"/>
+              </w:rPr>
+              <w:t xml:space="preserve">Falha na leitura de ranking ou configuração não impede o jogo; valores padrão são usados</w:t>
+            </w:r>
+          </w:p>
+        </w:tc>
+      </w:tr>
+      <w:tr>
+        <w:trPr>
+          <w:cantSplit/>
+        </w:trPr>
+        <w:tc>
+          <w:tcPr>
+            <w:tcW w:type="dxa" w:w="1100"/>
+            <w:shd w:fill="F2F2F2" w:color="auto" w:val="clear"/>
+            <w:tcMar>
+              <w:top w:type="dxa" w:w="60"/>
+              <w:left w:type="dxa" w:w="100"/>
+              <w:bottom w:type="dxa" w:w="60"/>
+              <w:right w:type="dxa" w:w="100"/>
+            </w:tcMar>
+          </w:tcPr>
+          <w:p>
+            <w:pPr>
+              <w:spacing w:after="0" w:line="240"/>
+              <w:jc w:val="left"/>
+            </w:pPr>
+            <w:r>
+              <w:rPr>
+                <w:rFonts w:ascii="Calibri" w:cs="Calibri" w:eastAsia="Calibri" w:hAnsi="Calibri"/>
+                <w:b/>
+                <w:bCs/>
+                <w:color w:val="000000"/>
+                <w:sz w:val="19"/>
+                <w:szCs w:val="19"/>
+              </w:rPr>
+              <w:t xml:space="preserve">RNF12</w:t>
+            </w:r>
+          </w:p>
+        </w:tc>
+        <w:tc>
+          <w:tcPr>
+            <w:tcW w:type="dxa" w:w="1900"/>
+            <w:shd w:fill="F2F2F2" w:color="auto" w:val="clear"/>
+            <w:tcMar>
+              <w:top w:type="dxa" w:w="60"/>
+              <w:left w:type="dxa" w:w="100"/>
+              <w:bottom w:type="dxa" w:w="60"/>
+              <w:right w:type="dxa" w:w="100"/>
+            </w:tcMar>
+          </w:tcPr>
+          <w:p>
+            <w:pPr>
+              <w:spacing w:after="0" w:line="240"/>
+              <w:jc w:val="left"/>
+            </w:pPr>
+            <w:r>
+              <w:rPr>
+                <w:rFonts w:ascii="Calibri" w:cs="Calibri" w:eastAsia="Calibri" w:hAnsi="Calibri"/>
+                <w:color w:val="000000"/>
+                <w:sz w:val="19"/>
+                <w:szCs w:val="19"/>
+              </w:rPr>
+              <w:t xml:space="preserve">Segurança</w:t>
+            </w:r>
+          </w:p>
+        </w:tc>
+        <w:tc>
+          <w:tcPr>
+            <w:tcW w:type="dxa" w:w="6360"/>
+            <w:shd w:fill="F2F2F2" w:color="auto" w:val="clear"/>
+            <w:tcMar>
+              <w:top w:type="dxa" w:w="60"/>
+              <w:left w:type="dxa" w:w="100"/>
+              <w:bottom w:type="dxa" w:w="60"/>
+              <w:right w:type="dxa" w:w="100"/>
+            </w:tcMar>
+          </w:tcPr>
+          <w:p>
+            <w:pPr>
+              <w:spacing w:after="0" w:line="240"/>
+              <w:jc w:val="left"/>
+            </w:pPr>
+            <w:r>
+              <w:rPr>
+                <w:rFonts w:ascii="Calibri" w:cs="Calibri" w:eastAsia="Calibri" w:hAnsi="Calibri"/>
+                <w:color w:val="000000"/>
+                <w:sz w:val="19"/>
+                <w:szCs w:val="19"/>
+              </w:rPr>
+              <w:t xml:space="preserve">Arquivos de dados validados na leitura; conteúdo malformado é rejeitado e registrado em log</w:t>
+            </w:r>
+          </w:p>
+        </w:tc>
+      </w:tr>
+      <w:tr>
+        <w:trPr>
+          <w:cantSplit/>
+        </w:trPr>
+        <w:tc>
+          <w:tcPr>
+            <w:tcW w:type="dxa" w:w="1100"/>
+            <w:tcMar>
+              <w:top w:type="dxa" w:w="60"/>
+              <w:left w:type="dxa" w:w="100"/>
+              <w:bottom w:type="dxa" w:w="60"/>
+              <w:right w:type="dxa" w:w="100"/>
+            </w:tcMar>
+          </w:tcPr>
+          <w:p>
+            <w:pPr>
+              <w:spacing w:after="0" w:line="240"/>
+              <w:jc w:val="left"/>
+            </w:pPr>
+            <w:r>
+              <w:rPr>
+                <w:rFonts w:ascii="Calibri" w:cs="Calibri" w:eastAsia="Calibri" w:hAnsi="Calibri"/>
+                <w:b/>
+                <w:bCs/>
+                <w:color w:val="000000"/>
+                <w:sz w:val="19"/>
+                <w:szCs w:val="19"/>
+              </w:rPr>
+              <w:t xml:space="preserve">RNF13</w:t>
+            </w:r>
+          </w:p>
+        </w:tc>
+        <w:tc>
+          <w:tcPr>
+            <w:tcW w:type="dxa" w:w="1900"/>
+            <w:tcMar>
+              <w:top w:type="dxa" w:w="60"/>
+              <w:left w:type="dxa" w:w="100"/>
+              <w:bottom w:type="dxa" w:w="60"/>
+              <w:right w:type="dxa" w:w="100"/>
+            </w:tcMar>
+          </w:tcPr>
+          <w:p>
+            <w:pPr>
+              <w:spacing w:after="0" w:line="240"/>
+              <w:jc w:val="left"/>
+            </w:pPr>
+            <w:r>
+              <w:rPr>
+                <w:rFonts w:ascii="Calibri" w:cs="Calibri" w:eastAsia="Calibri" w:hAnsi="Calibri"/>
+                <w:color w:val="000000"/>
+                <w:sz w:val="19"/>
+                <w:szCs w:val="19"/>
+              </w:rPr>
+              <w:t xml:space="preserve">Segurança</w:t>
+            </w:r>
+          </w:p>
+        </w:tc>
+        <w:tc>
+          <w:tcPr>
+            <w:tcW w:type="dxa" w:w="6360"/>
+            <w:tcMar>
+              <w:top w:type="dxa" w:w="60"/>
+              <w:left w:type="dxa" w:w="100"/>
+              <w:bottom w:type="dxa" w:w="60"/>
+              <w:right w:type="dxa" w:w="100"/>
+            </w:tcMar>
+          </w:tcPr>
+          <w:p>
+            <w:pPr>
+              <w:spacing w:after="0" w:line="240"/>
+              <w:jc w:val="left"/>
+            </w:pPr>
+            <w:r>
+              <w:rPr>
+                <w:rFonts w:ascii="Calibri" w:cs="Calibri" w:eastAsia="Calibri" w:hAnsi="Calibri"/>
+                <w:color w:val="000000"/>
+                <w:sz w:val="19"/>
+                <w:szCs w:val="19"/>
+              </w:rPr>
+              <w:t xml:space="preserve">Servidor escuta apenas em 127.0.0.1, nunca exposto na rede</w:t>
+            </w:r>
+          </w:p>
+        </w:tc>
+      </w:tr>
+      <w:tr>
+        <w:trPr>
+          <w:cantSplit/>
+        </w:trPr>
+        <w:tc>
+          <w:tcPr>
+            <w:tcW w:type="dxa" w:w="1100"/>
+            <w:shd w:fill="F2F2F2" w:color="auto" w:val="clear"/>
+            <w:tcMar>
+              <w:top w:type="dxa" w:w="60"/>
+              <w:left w:type="dxa" w:w="100"/>
+              <w:bottom w:type="dxa" w:w="60"/>
+              <w:right w:type="dxa" w:w="100"/>
+            </w:tcMar>
+          </w:tcPr>
+          <w:p>
+            <w:pPr>
+              <w:spacing w:after="0" w:line="240"/>
+              <w:jc w:val="left"/>
+            </w:pPr>
+            <w:r>
+              <w:rPr>
+                <w:rFonts w:ascii="Calibri" w:cs="Calibri" w:eastAsia="Calibri" w:hAnsi="Calibri"/>
+                <w:b/>
+                <w:bCs/>
+                <w:color w:val="000000"/>
+                <w:sz w:val="19"/>
+                <w:szCs w:val="19"/>
+              </w:rPr>
+              <w:t xml:space="preserve">RNF14</w:t>
+            </w:r>
+          </w:p>
+        </w:tc>
+        <w:tc>
+          <w:tcPr>
+            <w:tcW w:type="dxa" w:w="1900"/>
+            <w:shd w:fill="F2F2F2" w:color="auto" w:val="clear"/>
+            <w:tcMar>
+              <w:top w:type="dxa" w:w="60"/>
+              <w:left w:type="dxa" w:w="100"/>
+              <w:bottom w:type="dxa" w:w="60"/>
+              <w:right w:type="dxa" w:w="100"/>
+            </w:tcMar>
+          </w:tcPr>
+          <w:p>
+            <w:pPr>
+              <w:spacing w:after="0" w:line="240"/>
+              <w:jc w:val="left"/>
+            </w:pPr>
+            <w:r>
+              <w:rPr>
+                <w:rFonts w:ascii="Calibri" w:cs="Calibri" w:eastAsia="Calibri" w:hAnsi="Calibri"/>
+                <w:color w:val="000000"/>
+                <w:sz w:val="19"/>
+                <w:szCs w:val="19"/>
+              </w:rPr>
+              <w:t xml:space="preserve">Confiabilidade</w:t>
+            </w:r>
+          </w:p>
+        </w:tc>
+        <w:tc>
+          <w:tcPr>
+            <w:tcW w:type="dxa" w:w="6360"/>
+            <w:shd w:fill="F2F2F2" w:color="auto" w:val="clear"/>
+            <w:tcMar>
+              <w:top w:type="dxa" w:w="60"/>
+              <w:left w:type="dxa" w:w="100"/>
+              <w:bottom w:type="dxa" w:w="60"/>
+              <w:right w:type="dxa" w:w="100"/>
+            </w:tcMar>
+          </w:tcPr>
+          <w:p>
+            <w:pPr>
+              <w:spacing w:after="0" w:line="240"/>
+              <w:jc w:val="left"/>
+            </w:pPr>
+            <w:r>
+              <w:rPr>
+                <w:rFonts w:ascii="Calibri" w:cs="Calibri" w:eastAsia="Calibri" w:hAnsi="Calibri"/>
+                <w:color w:val="000000"/>
+                <w:sz w:val="19"/>
+                <w:szCs w:val="19"/>
+              </w:rPr>
+              <w:t xml:space="preserve">Toda mensagem recebida é validada; mensagem inválida gera erro, nunca derruba a partida</w:t>
+            </w:r>
+          </w:p>
+        </w:tc>
+      </w:tr>
+      <w:tr>
+        <w:trPr>
+          <w:cantSplit/>
+        </w:trPr>
+        <w:tc>
+          <w:tcPr>
+            <w:tcW w:type="dxa" w:w="1100"/>
+            <w:tcMar>
+              <w:top w:type="dxa" w:w="60"/>
+              <w:left w:type="dxa" w:w="100"/>
+              <w:bottom w:type="dxa" w:w="60"/>
+              <w:right w:type="dxa" w:w="100"/>
+            </w:tcMar>
+          </w:tcPr>
+          <w:p>
+            <w:pPr>
+              <w:spacing w:after="0" w:line="240"/>
+              <w:jc w:val="left"/>
+            </w:pPr>
+            <w:r>
+              <w:rPr>
+                <w:rFonts w:ascii="Calibri" w:cs="Calibri" w:eastAsia="Calibri" w:hAnsi="Calibri"/>
+                <w:b/>
+                <w:bCs/>
+                <w:color w:val="000000"/>
+                <w:sz w:val="19"/>
+                <w:szCs w:val="19"/>
+              </w:rPr>
+              <w:t xml:space="preserve">RNF15</w:t>
+            </w:r>
+          </w:p>
+        </w:tc>
+        <w:tc>
+          <w:tcPr>
+            <w:tcW w:type="dxa" w:w="1900"/>
+            <w:tcMar>
+              <w:top w:type="dxa" w:w="60"/>
+              <w:left w:type="dxa" w:w="100"/>
+              <w:bottom w:type="dxa" w:w="60"/>
+              <w:right w:type="dxa" w:w="100"/>
+            </w:tcMar>
+          </w:tcPr>
+          <w:p>
+            <w:pPr>
+              <w:spacing w:after="0" w:line="240"/>
+              <w:jc w:val="left"/>
+            </w:pPr>
+            <w:r>
+              <w:rPr>
+                <w:rFonts w:ascii="Calibri" w:cs="Calibri" w:eastAsia="Calibri" w:hAnsi="Calibri"/>
+                <w:color w:val="000000"/>
+                <w:sz w:val="19"/>
+                <w:szCs w:val="19"/>
+              </w:rPr>
+              <w:t xml:space="preserve">Manutenibilidade</w:t>
+            </w:r>
+          </w:p>
+        </w:tc>
+        <w:tc>
+          <w:tcPr>
+            <w:tcW w:type="dxa" w:w="6360"/>
+            <w:tcMar>
+              <w:top w:type="dxa" w:w="60"/>
+              <w:left w:type="dxa" w:w="100"/>
+              <w:bottom w:type="dxa" w:w="60"/>
+              <w:right w:type="dxa" w:w="100"/>
+            </w:tcMar>
+          </w:tcPr>
+          <w:p>
+            <w:pPr>
+              <w:spacing w:after="0" w:line="240"/>
+              <w:jc w:val="left"/>
+            </w:pPr>
+            <w:r>
+              <w:rPr>
+                <w:rFonts w:ascii="Calibri" w:cs="Calibri" w:eastAsia="Calibri" w:hAnsi="Calibri"/>
+                <w:color w:val="000000"/>
+                <w:sz w:val="19"/>
+                <w:szCs w:val="19"/>
+              </w:rPr>
+              <w:t xml:space="preserve">Protocolo entre backend e frontend documentado e tipado dos dois lados</w:t>
+            </w:r>
+          </w:p>
+        </w:tc>
+      </w:tr>
+      <w:tr>
+        <w:trPr>
+          <w:cantSplit/>
+        </w:trPr>
+        <w:tc>
+          <w:tcPr>
+            <w:tcW w:type="dxa" w:w="1100"/>
+            <w:shd w:fill="F2F2F2" w:color="auto" w:val="clear"/>
+            <w:tcMar>
+              <w:top w:type="dxa" w:w="60"/>
+              <w:left w:type="dxa" w:w="100"/>
+              <w:bottom w:type="dxa" w:w="60"/>
+              <w:right w:type="dxa" w:w="100"/>
+            </w:tcMar>
+          </w:tcPr>
+          <w:p>
+            <w:pPr>
+              <w:spacing w:after="0" w:line="240"/>
+              <w:jc w:val="left"/>
+            </w:pPr>
+            <w:r>
+              <w:rPr>
+                <w:rFonts w:ascii="Calibri" w:cs="Calibri" w:eastAsia="Calibri" w:hAnsi="Calibri"/>
+                <w:b/>
+                <w:bCs/>
+                <w:color w:val="000000"/>
+                <w:sz w:val="19"/>
+                <w:szCs w:val="19"/>
+              </w:rPr>
+              <w:t xml:space="preserve">RNF16</w:t>
+            </w:r>
+          </w:p>
+        </w:tc>
+        <w:tc>
+          <w:tcPr>
+            <w:tcW w:type="dxa" w:w="1900"/>
+            <w:shd w:fill="F2F2F2" w:color="auto" w:val="clear"/>
+            <w:tcMar>
+              <w:top w:type="dxa" w:w="60"/>
+              <w:left w:type="dxa" w:w="100"/>
+              <w:bottom w:type="dxa" w:w="60"/>
+              <w:right w:type="dxa" w:w="100"/>
+            </w:tcMar>
+          </w:tcPr>
+          <w:p>
+            <w:pPr>
+              <w:spacing w:after="0" w:line="240"/>
+              <w:jc w:val="left"/>
+            </w:pPr>
+            <w:r>
+              <w:rPr>
+                <w:rFonts w:ascii="Calibri" w:cs="Calibri" w:eastAsia="Calibri" w:hAnsi="Calibri"/>
+                <w:color w:val="000000"/>
+                <w:sz w:val="19"/>
+                <w:szCs w:val="19"/>
+              </w:rPr>
+              <w:t xml:space="preserve">Portabilidade</w:t>
+            </w:r>
+          </w:p>
+        </w:tc>
+        <w:tc>
+          <w:tcPr>
+            <w:tcW w:type="dxa" w:w="6360"/>
+            <w:shd w:fill="F2F2F2" w:color="auto" w:val="clear"/>
+            <w:tcMar>
+              <w:top w:type="dxa" w:w="60"/>
+              <w:left w:type="dxa" w:w="100"/>
+              <w:bottom w:type="dxa" w:w="60"/>
+              <w:right w:type="dxa" w:w="100"/>
+            </w:tcMar>
+          </w:tcPr>
+          <w:p>
+            <w:pPr>
+              <w:spacing w:after="0" w:line="240"/>
+              <w:jc w:val="left"/>
+            </w:pPr>
+            <w:r>
+              <w:rPr>
+                <w:rFonts w:ascii="Calibri" w:cs="Calibri" w:eastAsia="Calibri" w:hAnsi="Calibri"/>
+                <w:color w:val="000000"/>
+                <w:sz w:val="19"/>
+                <w:szCs w:val="19"/>
+              </w:rPr>
+              <w:t xml:space="preserve">Um único JAR com o frontend embutido; o jogador não precisa de Node.js</w:t>
+            </w:r>
+          </w:p>
+        </w:tc>
+      </w:tr>
+    </w:tbl>
+    <w:p>
+      <w:pPr>
+        <w:spacing w:after="0"/>
+      </w:pPr>
+    </w:p>
+    <w:p>
+      <w:pPr>
+        <w:pStyle w:val="Heading1"/>
+        <w:spacing w:after="100" w:before="220"/>
+      </w:pPr>
+      <w:r>
+        <w:rPr>
+          <w:rFonts w:ascii="Calibri" w:cs="Calibri" w:eastAsia="Calibri" w:hAnsi="Calibri"/>
+          <w:b/>
+          <w:bCs/>
+          <w:color w:val="1F3864"/>
+          <w:sz w:val="24"/>
+          <w:szCs w:val="24"/>
+        </w:rPr>
+        <w:t xml:space="preserve">12. Critérios de aceitação</w:t>
+      </w:r>
+    </w:p>
+    <w:p>
+      <w:pPr>
+        <w:spacing w:after="60" w:line="260"/>
+        <w:jc w:val="both"/>
+      </w:pPr>
+      <w:r>
+        <w:rPr>
+          <w:rFonts w:ascii="Calibri" w:cs="Calibri" w:eastAsia="Calibri" w:hAnsi="Calibri"/>
+          <w:sz w:val="20"/>
+          <w:szCs w:val="20"/>
+        </w:rPr>
+        <w:t xml:space="preserve">Principais critérios que serão usados para considerar cada requisito atendido.</w:t>
+      </w:r>
+    </w:p>
+    <w:tbl>
+      <w:tblPr>
+        <w:tblW w:type="dxa" w:w="9360"/>
+        <w:tblBorders>
+          <w:top w:val="single" w:color="BFBFBF" w:sz="4"/>
+          <w:left w:val="single" w:color="BFBFBF" w:sz="4"/>
+          <w:bottom w:val="single" w:color="BFBFBF" w:sz="4"/>
+          <w:right w:val="single" w:color="BFBFBF" w:sz="4"/>
+          <w:insideH w:val="single" w:color="BFBFBF" w:sz="4"/>
+          <w:insideV w:val="single" w:color="BFBFBF" w:sz="4"/>
+        </w:tblBorders>
+      </w:tblPr>
+      <w:tblGrid>
+        <w:gridCol w:w="1100"/>
+        <w:gridCol w:w="6060"/>
+        <w:gridCol w:w="2200"/>
+      </w:tblGrid>
+      <w:tr>
+        <w:trPr>
+          <w:tblHeader/>
+        </w:trPr>
+        <w:tc>
+          <w:tcPr>
+            <w:tcW w:type="dxa" w:w="1100"/>
+            <w:shd w:fill="1F3864" w:color="auto" w:val="clear"/>
+            <w:tcMar>
+              <w:top w:type="dxa" w:w="60"/>
+              <w:left w:type="dxa" w:w="100"/>
+              <w:bottom w:type="dxa" w:w="60"/>
+              <w:right w:type="dxa" w:w="100"/>
+            </w:tcMar>
+          </w:tcPr>
+          <w:p>
+            <w:pPr>
+              <w:spacing w:after="0" w:line="240"/>
+              <w:jc w:val="left"/>
+            </w:pPr>
+            <w:r>
+              <w:rPr>
+                <w:rFonts w:ascii="Calibri" w:cs="Calibri" w:eastAsia="Calibri" w:hAnsi="Calibri"/>
+                <w:b/>
+                <w:bCs/>
+                <w:color w:val="FFFFFF"/>
+                <w:sz w:val="19"/>
+                <w:szCs w:val="19"/>
+              </w:rPr>
+              <w:t xml:space="preserve">Req.</w:t>
+            </w:r>
+          </w:p>
+        </w:tc>
+        <w:tc>
+          <w:tcPr>
+            <w:tcW w:type="dxa" w:w="6060"/>
+            <w:shd w:fill="1F3864" w:color="auto" w:val="clear"/>
+            <w:tcMar>
+              <w:top w:type="dxa" w:w="60"/>
+              <w:left w:type="dxa" w:w="100"/>
+              <w:bottom w:type="dxa" w:w="60"/>
+              <w:right w:type="dxa" w:w="100"/>
+            </w:tcMar>
+          </w:tcPr>
+          <w:p>
+            <w:pPr>
+              <w:spacing w:after="0" w:line="240"/>
+              <w:jc w:val="left"/>
+            </w:pPr>
+            <w:r>
+              <w:rPr>
+                <w:rFonts w:ascii="Calibri" w:cs="Calibri" w:eastAsia="Calibri" w:hAnsi="Calibri"/>
+                <w:b/>
+                <w:bCs/>
+                <w:color w:val="FFFFFF"/>
+                <w:sz w:val="19"/>
+                <w:szCs w:val="19"/>
+              </w:rPr>
+              <w:t xml:space="preserve">Critério</w:t>
+            </w:r>
+          </w:p>
+        </w:tc>
+        <w:tc>
+          <w:tcPr>
+            <w:tcW w:type="dxa" w:w="2200"/>
+            <w:shd w:fill="1F3864" w:color="auto" w:val="clear"/>
+            <w:tcMar>
+              <w:top w:type="dxa" w:w="60"/>
+              <w:left w:type="dxa" w:w="100"/>
+              <w:bottom w:type="dxa" w:w="60"/>
+              <w:right w:type="dxa" w:w="100"/>
+            </w:tcMar>
+          </w:tcPr>
+          <w:p>
+            <w:pPr>
+              <w:spacing w:after="0" w:line="240"/>
+              <w:jc w:val="left"/>
+            </w:pPr>
+            <w:r>
+              <w:rPr>
+                <w:rFonts w:ascii="Calibri" w:cs="Calibri" w:eastAsia="Calibri" w:hAnsi="Calibri"/>
+                <w:b/>
+                <w:bCs/>
+                <w:color w:val="FFFFFF"/>
+                <w:sz w:val="19"/>
+                <w:szCs w:val="19"/>
+              </w:rPr>
+              <w:t xml:space="preserve">Verificação</w:t>
+            </w:r>
+          </w:p>
+        </w:tc>
+      </w:tr>
+      <w:tr>
+        <w:trPr>
+          <w:cantSplit/>
+        </w:trPr>
+        <w:tc>
+          <w:tcPr>
+            <w:tcW w:type="dxa" w:w="1100"/>
+            <w:tcMar>
+              <w:top w:type="dxa" w:w="60"/>
+              <w:left w:type="dxa" w:w="100"/>
+              <w:bottom w:type="dxa" w:w="60"/>
+              <w:right w:type="dxa" w:w="100"/>
+            </w:tcMar>
+          </w:tcPr>
+          <w:p>
+            <w:pPr>
+              <w:spacing w:after="0" w:line="240"/>
+              <w:jc w:val="left"/>
+            </w:pPr>
+            <w:r>
+              <w:rPr>
+                <w:rFonts w:ascii="Calibri" w:cs="Calibri" w:eastAsia="Calibri" w:hAnsi="Calibri"/>
+                <w:b/>
+                <w:bCs/>
+                <w:color w:val="000000"/>
+                <w:sz w:val="19"/>
+                <w:szCs w:val="19"/>
+              </w:rPr>
+              <w:t xml:space="preserve">RF03</w:t>
+            </w:r>
+          </w:p>
+        </w:tc>
+        <w:tc>
+          <w:tcPr>
+            <w:tcW w:type="dxa" w:w="6060"/>
+            <w:tcMar>
+              <w:top w:type="dxa" w:w="60"/>
+              <w:left w:type="dxa" w:w="100"/>
+              <w:bottom w:type="dxa" w:w="60"/>
+              <w:right w:type="dxa" w:w="100"/>
+            </w:tcMar>
+          </w:tcPr>
+          <w:p>
+            <w:pPr>
+              <w:spacing w:after="0" w:line="240"/>
+              <w:jc w:val="left"/>
+            </w:pPr>
+            <w:r>
+              <w:rPr>
+                <w:rFonts w:ascii="Calibri" w:cs="Calibri" w:eastAsia="Calibri" w:hAnsi="Calibri"/>
+                <w:color w:val="000000"/>
+                <w:sz w:val="19"/>
+                <w:szCs w:val="19"/>
+              </w:rPr>
+              <w:t xml:space="preserve">Em 200 peças geradas, nenhuma forma se repete antes de as outras seis aparecerem</w:t>
+            </w:r>
+          </w:p>
+        </w:tc>
+        <w:tc>
+          <w:tcPr>
+            <w:tcW w:type="dxa" w:w="2200"/>
+            <w:tcMar>
+              <w:top w:type="dxa" w:w="60"/>
+              <w:left w:type="dxa" w:w="100"/>
+              <w:bottom w:type="dxa" w:w="60"/>
+              <w:right w:type="dxa" w:w="100"/>
+            </w:tcMar>
+          </w:tcPr>
+          <w:p>
+            <w:pPr>
+              <w:spacing w:after="0" w:line="240"/>
+              <w:jc w:val="left"/>
+            </w:pPr>
+            <w:r>
+              <w:rPr>
+                <w:rFonts w:ascii="Calibri" w:cs="Calibri" w:eastAsia="Calibri" w:hAnsi="Calibri"/>
+                <w:color w:val="000000"/>
+                <w:sz w:val="19"/>
+                <w:szCs w:val="19"/>
+              </w:rPr>
+              <w:t xml:space="preserve">Teste automatizado</w:t>
+            </w:r>
+          </w:p>
+        </w:tc>
+      </w:tr>
+      <w:tr>
+        <w:trPr>
+          <w:cantSplit/>
+        </w:trPr>
+        <w:tc>
+          <w:tcPr>
+            <w:tcW w:type="dxa" w:w="1100"/>
+            <w:shd w:fill="F2F2F2" w:color="auto" w:val="clear"/>
+            <w:tcMar>
+              <w:top w:type="dxa" w:w="60"/>
+              <w:left w:type="dxa" w:w="100"/>
+              <w:bottom w:type="dxa" w:w="60"/>
+              <w:right w:type="dxa" w:w="100"/>
+            </w:tcMar>
+          </w:tcPr>
+          <w:p>
+            <w:pPr>
+              <w:spacing w:after="0" w:line="240"/>
+              <w:jc w:val="left"/>
+            </w:pPr>
+            <w:r>
+              <w:rPr>
+                <w:rFonts w:ascii="Calibri" w:cs="Calibri" w:eastAsia="Calibri" w:hAnsi="Calibri"/>
+                <w:b/>
+                <w:bCs/>
+                <w:color w:val="000000"/>
+                <w:sz w:val="19"/>
+                <w:szCs w:val="19"/>
+              </w:rPr>
+              <w:t xml:space="preserve">RF08</w:t>
+            </w:r>
+          </w:p>
+        </w:tc>
+        <w:tc>
+          <w:tcPr>
+            <w:tcW w:type="dxa" w:w="6060"/>
+            <w:shd w:fill="F2F2F2" w:color="auto" w:val="clear"/>
+            <w:tcMar>
+              <w:top w:type="dxa" w:w="60"/>
+              <w:left w:type="dxa" w:w="100"/>
+              <w:bottom w:type="dxa" w:w="60"/>
+              <w:right w:type="dxa" w:w="100"/>
+            </w:tcMar>
+          </w:tcPr>
+          <w:p>
+            <w:pPr>
+              <w:spacing w:after="0" w:line="240"/>
+              <w:jc w:val="left"/>
+            </w:pPr>
+            <w:r>
+              <w:rPr>
+                <w:rFonts w:ascii="Calibri" w:cs="Calibri" w:eastAsia="Calibri" w:hAnsi="Calibri"/>
+                <w:color w:val="000000"/>
+                <w:sz w:val="19"/>
+                <w:szCs w:val="19"/>
+              </w:rPr>
+              <w:t xml:space="preserve">Toda peça encostada numa parede consegue girar, salvo quando os cinco deslocamentos falham</w:t>
+            </w:r>
+          </w:p>
+        </w:tc>
+        <w:tc>
+          <w:tcPr>
+            <w:tcW w:type="dxa" w:w="2200"/>
+            <w:shd w:fill="F2F2F2" w:color="auto" w:val="clear"/>
+            <w:tcMar>
+              <w:top w:type="dxa" w:w="60"/>
+              <w:left w:type="dxa" w:w="100"/>
+              <w:bottom w:type="dxa" w:w="60"/>
+              <w:right w:type="dxa" w:w="100"/>
+            </w:tcMar>
+          </w:tcPr>
+          <w:p>
+            <w:pPr>
+              <w:spacing w:after="0" w:line="240"/>
+              <w:jc w:val="left"/>
+            </w:pPr>
+            <w:r>
+              <w:rPr>
+                <w:rFonts w:ascii="Calibri" w:cs="Calibri" w:eastAsia="Calibri" w:hAnsi="Calibri"/>
+                <w:color w:val="000000"/>
+                <w:sz w:val="19"/>
+                <w:szCs w:val="19"/>
+              </w:rPr>
+              <w:t xml:space="preserve">Teste automatizado</w:t>
+            </w:r>
+          </w:p>
+        </w:tc>
+      </w:tr>
+      <w:tr>
+        <w:trPr>
+          <w:cantSplit/>
+        </w:trPr>
+        <w:tc>
+          <w:tcPr>
+            <w:tcW w:type="dxa" w:w="1100"/>
+            <w:tcMar>
+              <w:top w:type="dxa" w:w="60"/>
+              <w:left w:type="dxa" w:w="100"/>
+              <w:bottom w:type="dxa" w:w="60"/>
+              <w:right w:type="dxa" w:w="100"/>
+            </w:tcMar>
+          </w:tcPr>
+          <w:p>
+            <w:pPr>
+              <w:spacing w:after="0" w:line="240"/>
+              <w:jc w:val="left"/>
+            </w:pPr>
+            <w:r>
+              <w:rPr>
+                <w:rFonts w:ascii="Calibri" w:cs="Calibri" w:eastAsia="Calibri" w:hAnsi="Calibri"/>
+                <w:b/>
+                <w:bCs/>
+                <w:color w:val="000000"/>
+                <w:sz w:val="19"/>
+                <w:szCs w:val="19"/>
+              </w:rPr>
+              <w:t xml:space="preserve">RF12</w:t>
+            </w:r>
+          </w:p>
+        </w:tc>
+        <w:tc>
+          <w:tcPr>
+            <w:tcW w:type="dxa" w:w="6060"/>
+            <w:tcMar>
+              <w:top w:type="dxa" w:w="60"/>
+              <w:left w:type="dxa" w:w="100"/>
+              <w:bottom w:type="dxa" w:w="60"/>
+              <w:right w:type="dxa" w:w="100"/>
+            </w:tcMar>
+          </w:tcPr>
+          <w:p>
+            <w:pPr>
+              <w:spacing w:after="0" w:line="240"/>
+              <w:jc w:val="left"/>
+            </w:pPr>
+            <w:r>
+              <w:rPr>
+                <w:rFonts w:ascii="Calibri" w:cs="Calibri" w:eastAsia="Calibri" w:hAnsi="Calibri"/>
+                <w:color w:val="000000"/>
+                <w:sz w:val="19"/>
+                <w:szCs w:val="19"/>
+              </w:rPr>
+              <w:t xml:space="preserve">Eliminar quatro linhas de uma vez rende mais pontos que quatro eliminações isoladas</w:t>
+            </w:r>
+          </w:p>
+        </w:tc>
+        <w:tc>
+          <w:tcPr>
+            <w:tcW w:type="dxa" w:w="2200"/>
+            <w:tcMar>
+              <w:top w:type="dxa" w:w="60"/>
+              <w:left w:type="dxa" w:w="100"/>
+              <w:bottom w:type="dxa" w:w="60"/>
+              <w:right w:type="dxa" w:w="100"/>
+            </w:tcMar>
+          </w:tcPr>
+          <w:p>
+            <w:pPr>
+              <w:spacing w:after="0" w:line="240"/>
+              <w:jc w:val="left"/>
+            </w:pPr>
+            <w:r>
+              <w:rPr>
+                <w:rFonts w:ascii="Calibri" w:cs="Calibri" w:eastAsia="Calibri" w:hAnsi="Calibri"/>
+                <w:color w:val="000000"/>
+                <w:sz w:val="19"/>
+                <w:szCs w:val="19"/>
+              </w:rPr>
+              <w:t xml:space="preserve">Teste automatizado</w:t>
+            </w:r>
+          </w:p>
+        </w:tc>
+      </w:tr>
+      <w:tr>
+        <w:trPr>
+          <w:cantSplit/>
+        </w:trPr>
+        <w:tc>
+          <w:tcPr>
+            <w:tcW w:type="dxa" w:w="1100"/>
+            <w:shd w:fill="F2F2F2" w:color="auto" w:val="clear"/>
+            <w:tcMar>
+              <w:top w:type="dxa" w:w="60"/>
+              <w:left w:type="dxa" w:w="100"/>
+              <w:bottom w:type="dxa" w:w="60"/>
+              <w:right w:type="dxa" w:w="100"/>
+            </w:tcMar>
+          </w:tcPr>
+          <w:p>
+            <w:pPr>
+              <w:spacing w:after="0" w:line="240"/>
+              <w:jc w:val="left"/>
+            </w:pPr>
+            <w:r>
+              <w:rPr>
+                <w:rFonts w:ascii="Calibri" w:cs="Calibri" w:eastAsia="Calibri" w:hAnsi="Calibri"/>
+                <w:b/>
+                <w:bCs/>
+                <w:color w:val="000000"/>
+                <w:sz w:val="19"/>
+                <w:szCs w:val="19"/>
+              </w:rPr>
+              <w:t xml:space="preserve">RF14</w:t>
+            </w:r>
+          </w:p>
+        </w:tc>
+        <w:tc>
+          <w:tcPr>
+            <w:tcW w:type="dxa" w:w="6060"/>
+            <w:shd w:fill="F2F2F2" w:color="auto" w:val="clear"/>
+            <w:tcMar>
+              <w:top w:type="dxa" w:w="60"/>
+              <w:left w:type="dxa" w:w="100"/>
+              <w:bottom w:type="dxa" w:w="60"/>
+              <w:right w:type="dxa" w:w="100"/>
+            </w:tcMar>
+          </w:tcPr>
+          <w:p>
+            <w:pPr>
+              <w:spacing w:after="0" w:line="240"/>
+              <w:jc w:val="left"/>
+            </w:pPr>
+            <w:r>
+              <w:rPr>
+                <w:rFonts w:ascii="Calibri" w:cs="Calibri" w:eastAsia="Calibri" w:hAnsi="Calibri"/>
+                <w:color w:val="000000"/>
+                <w:sz w:val="19"/>
+                <w:szCs w:val="19"/>
+              </w:rPr>
+              <w:t xml:space="preserve">O centro de massa incremental coincide com o de varredura completa (tolerância 0,001)</w:t>
+            </w:r>
+          </w:p>
+        </w:tc>
+        <w:tc>
+          <w:tcPr>
+            <w:tcW w:type="dxa" w:w="2200"/>
+            <w:shd w:fill="F2F2F2" w:color="auto" w:val="clear"/>
+            <w:tcMar>
+              <w:top w:type="dxa" w:w="60"/>
+              <w:left w:type="dxa" w:w="100"/>
+              <w:bottom w:type="dxa" w:w="60"/>
+              <w:right w:type="dxa" w:w="100"/>
+            </w:tcMar>
+          </w:tcPr>
+          <w:p>
+            <w:pPr>
+              <w:spacing w:after="0" w:line="240"/>
+              <w:jc w:val="left"/>
+            </w:pPr>
+            <w:r>
+              <w:rPr>
+                <w:rFonts w:ascii="Calibri" w:cs="Calibri" w:eastAsia="Calibri" w:hAnsi="Calibri"/>
+                <w:color w:val="000000"/>
+                <w:sz w:val="19"/>
+                <w:szCs w:val="19"/>
+              </w:rPr>
+              <w:t xml:space="preserve">Teste automatizado</w:t>
+            </w:r>
+          </w:p>
+        </w:tc>
+      </w:tr>
+      <w:tr>
+        <w:trPr>
+          <w:cantSplit/>
+        </w:trPr>
+        <w:tc>
+          <w:tcPr>
+            <w:tcW w:type="dxa" w:w="1100"/>
+            <w:tcMar>
+              <w:top w:type="dxa" w:w="60"/>
+              <w:left w:type="dxa" w:w="100"/>
+              <w:bottom w:type="dxa" w:w="60"/>
+              <w:right w:type="dxa" w:w="100"/>
+            </w:tcMar>
+          </w:tcPr>
+          <w:p>
+            <w:pPr>
+              <w:spacing w:after="0" w:line="240"/>
+              <w:jc w:val="left"/>
+            </w:pPr>
+            <w:r>
+              <w:rPr>
+                <w:rFonts w:ascii="Calibri" w:cs="Calibri" w:eastAsia="Calibri" w:hAnsi="Calibri"/>
+                <w:b/>
+                <w:bCs/>
+                <w:color w:val="000000"/>
+                <w:sz w:val="19"/>
+                <w:szCs w:val="19"/>
+              </w:rPr>
+              <w:t xml:space="preserve">RF17</w:t>
+            </w:r>
+          </w:p>
+        </w:tc>
+        <w:tc>
+          <w:tcPr>
+            <w:tcW w:type="dxa" w:w="6060"/>
+            <w:tcMar>
+              <w:top w:type="dxa" w:w="60"/>
+              <w:left w:type="dxa" w:w="100"/>
+              <w:bottom w:type="dxa" w:w="60"/>
+              <w:right w:type="dxa" w:w="100"/>
+            </w:tcMar>
+          </w:tcPr>
+          <w:p>
+            <w:pPr>
+              <w:spacing w:after="0" w:line="240"/>
+              <w:jc w:val="left"/>
+            </w:pPr>
+            <w:r>
+              <w:rPr>
+                <w:rFonts w:ascii="Calibri" w:cs="Calibri" w:eastAsia="Calibri" w:hAnsi="Calibri"/>
+                <w:color w:val="000000"/>
+                <w:sz w:val="19"/>
+                <w:szCs w:val="19"/>
+              </w:rPr>
+              <w:t xml:space="preserve">Uma estrutura com aço numa só lateral entra em colapso em no máximo doze peças</w:t>
+            </w:r>
+          </w:p>
+        </w:tc>
+        <w:tc>
+          <w:tcPr>
+            <w:tcW w:type="dxa" w:w="2200"/>
+            <w:tcMar>
+              <w:top w:type="dxa" w:w="60"/>
+              <w:left w:type="dxa" w:w="100"/>
+              <w:bottom w:type="dxa" w:w="60"/>
+              <w:right w:type="dxa" w:w="100"/>
+            </w:tcMar>
+          </w:tcPr>
+          <w:p>
+            <w:pPr>
+              <w:spacing w:after="0" w:line="240"/>
+              <w:jc w:val="left"/>
+            </w:pPr>
+            <w:r>
+              <w:rPr>
+                <w:rFonts w:ascii="Calibri" w:cs="Calibri" w:eastAsia="Calibri" w:hAnsi="Calibri"/>
+                <w:color w:val="000000"/>
+                <w:sz w:val="19"/>
+                <w:szCs w:val="19"/>
+              </w:rPr>
+              <w:t xml:space="preserve">Roteiro manual</w:t>
+            </w:r>
+          </w:p>
+        </w:tc>
+      </w:tr>
+      <w:tr>
+        <w:trPr>
+          <w:cantSplit/>
+        </w:trPr>
+        <w:tc>
+          <w:tcPr>
+            <w:tcW w:type="dxa" w:w="1100"/>
+            <w:shd w:fill="F2F2F2" w:color="auto" w:val="clear"/>
+            <w:tcMar>
+              <w:top w:type="dxa" w:w="60"/>
+              <w:left w:type="dxa" w:w="100"/>
+              <w:bottom w:type="dxa" w:w="60"/>
+              <w:right w:type="dxa" w:w="100"/>
+            </w:tcMar>
+          </w:tcPr>
+          <w:p>
+            <w:pPr>
+              <w:spacing w:after="0" w:line="240"/>
+              <w:jc w:val="left"/>
+            </w:pPr>
+            <w:r>
+              <w:rPr>
+                <w:rFonts w:ascii="Calibri" w:cs="Calibri" w:eastAsia="Calibri" w:hAnsi="Calibri"/>
+                <w:b/>
+                <w:bCs/>
+                <w:color w:val="000000"/>
+                <w:sz w:val="19"/>
+                <w:szCs w:val="19"/>
+              </w:rPr>
+              <w:t xml:space="preserve">RF21</w:t>
+            </w:r>
+          </w:p>
+        </w:tc>
+        <w:tc>
+          <w:tcPr>
+            <w:tcW w:type="dxa" w:w="6060"/>
+            <w:shd w:fill="F2F2F2" w:color="auto" w:val="clear"/>
+            <w:tcMar>
+              <w:top w:type="dxa" w:w="60"/>
+              <w:left w:type="dxa" w:w="100"/>
+              <w:bottom w:type="dxa" w:w="60"/>
+              <w:right w:type="dxa" w:w="100"/>
+            </w:tcMar>
+          </w:tcPr>
+          <w:p>
+            <w:pPr>
+              <w:spacing w:after="0" w:line="240"/>
+              <w:jc w:val="left"/>
+            </w:pPr>
+            <w:r>
+              <w:rPr>
+                <w:rFonts w:ascii="Calibri" w:cs="Calibri" w:eastAsia="Calibri" w:hAnsi="Calibri"/>
+                <w:color w:val="000000"/>
+                <w:sz w:val="19"/>
+                <w:szCs w:val="19"/>
+              </w:rPr>
+              <w:t xml:space="preserve">As pontuações continuam no ranking depois de fechar e reabrir o jogo</w:t>
+            </w:r>
+          </w:p>
+        </w:tc>
+        <w:tc>
+          <w:tcPr>
+            <w:tcW w:type="dxa" w:w="2200"/>
+            <w:shd w:fill="F2F2F2" w:color="auto" w:val="clear"/>
+            <w:tcMar>
+              <w:top w:type="dxa" w:w="60"/>
+              <w:left w:type="dxa" w:w="100"/>
+              <w:bottom w:type="dxa" w:w="60"/>
+              <w:right w:type="dxa" w:w="100"/>
+            </w:tcMar>
+          </w:tcPr>
+          <w:p>
+            <w:pPr>
+              <w:spacing w:after="0" w:line="240"/>
+              <w:jc w:val="left"/>
+            </w:pPr>
+            <w:r>
+              <w:rPr>
+                <w:rFonts w:ascii="Calibri" w:cs="Calibri" w:eastAsia="Calibri" w:hAnsi="Calibri"/>
+                <w:color w:val="000000"/>
+                <w:sz w:val="19"/>
+                <w:szCs w:val="19"/>
+              </w:rPr>
+              <w:t xml:space="preserve">Roteiro manual</w:t>
+            </w:r>
+          </w:p>
+        </w:tc>
+      </w:tr>
+      <w:tr>
+        <w:trPr>
+          <w:cantSplit/>
+        </w:trPr>
+        <w:tc>
+          <w:tcPr>
+            <w:tcW w:type="dxa" w:w="1100"/>
+            <w:tcMar>
+              <w:top w:type="dxa" w:w="60"/>
+              <w:left w:type="dxa" w:w="100"/>
+              <w:bottom w:type="dxa" w:w="60"/>
+              <w:right w:type="dxa" w:w="100"/>
+            </w:tcMar>
+          </w:tcPr>
+          <w:p>
+            <w:pPr>
+              <w:spacing w:after="0" w:line="240"/>
+              <w:jc w:val="left"/>
+            </w:pPr>
+            <w:r>
+              <w:rPr>
+                <w:rFonts w:ascii="Calibri" w:cs="Calibri" w:eastAsia="Calibri" w:hAnsi="Calibri"/>
+                <w:b/>
+                <w:bCs/>
+                <w:color w:val="000000"/>
+                <w:sz w:val="19"/>
+                <w:szCs w:val="19"/>
+              </w:rPr>
+              <w:t xml:space="preserve">RF29</w:t>
+            </w:r>
+          </w:p>
+        </w:tc>
+        <w:tc>
+          <w:tcPr>
+            <w:tcW w:type="dxa" w:w="6060"/>
+            <w:tcMar>
+              <w:top w:type="dxa" w:w="60"/>
+              <w:left w:type="dxa" w:w="100"/>
+              <w:bottom w:type="dxa" w:w="60"/>
+              <w:right w:type="dxa" w:w="100"/>
+            </w:tcMar>
+          </w:tcPr>
+          <w:p>
+            <w:pPr>
+              <w:spacing w:after="0" w:line="240"/>
+              <w:jc w:val="left"/>
+            </w:pPr>
+            <w:r>
+              <w:rPr>
+                <w:rFonts w:ascii="Calibri" w:cs="Calibri" w:eastAsia="Calibri" w:hAnsi="Calibri"/>
+                <w:color w:val="000000"/>
+                <w:sz w:val="19"/>
+                <w:szCs w:val="19"/>
+              </w:rPr>
+              <w:t xml:space="preserve">Dois cliques no JAR abrem o jogo no navegador em até 3 segundos</w:t>
+            </w:r>
+          </w:p>
+        </w:tc>
+        <w:tc>
+          <w:tcPr>
+            <w:tcW w:type="dxa" w:w="2200"/>
+            <w:tcMar>
+              <w:top w:type="dxa" w:w="60"/>
+              <w:left w:type="dxa" w:w="100"/>
+              <w:bottom w:type="dxa" w:w="60"/>
+              <w:right w:type="dxa" w:w="100"/>
+            </w:tcMar>
+          </w:tcPr>
+          <w:p>
+            <w:pPr>
+              <w:spacing w:after="0" w:line="240"/>
+              <w:jc w:val="left"/>
+            </w:pPr>
+            <w:r>
+              <w:rPr>
+                <w:rFonts w:ascii="Calibri" w:cs="Calibri" w:eastAsia="Calibri" w:hAnsi="Calibri"/>
+                <w:color w:val="000000"/>
+                <w:sz w:val="19"/>
+                <w:szCs w:val="19"/>
+              </w:rPr>
+              <w:t xml:space="preserve">Roteiro manual</w:t>
+            </w:r>
+          </w:p>
+        </w:tc>
+      </w:tr>
+      <w:tr>
+        <w:trPr>
+          <w:cantSplit/>
+        </w:trPr>
+        <w:tc>
+          <w:tcPr>
+            <w:tcW w:type="dxa" w:w="1100"/>
+            <w:shd w:fill="F2F2F2" w:color="auto" w:val="clear"/>
+            <w:tcMar>
+              <w:top w:type="dxa" w:w="60"/>
+              <w:left w:type="dxa" w:w="100"/>
+              <w:bottom w:type="dxa" w:w="60"/>
+              <w:right w:type="dxa" w:w="100"/>
+            </w:tcMar>
+          </w:tcPr>
+          <w:p>
+            <w:pPr>
+              <w:spacing w:after="0" w:line="240"/>
+              <w:jc w:val="left"/>
+            </w:pPr>
+            <w:r>
+              <w:rPr>
+                <w:rFonts w:ascii="Calibri" w:cs="Calibri" w:eastAsia="Calibri" w:hAnsi="Calibri"/>
+                <w:b/>
+                <w:bCs/>
+                <w:color w:val="000000"/>
+                <w:sz w:val="19"/>
+                <w:szCs w:val="19"/>
+              </w:rPr>
+              <w:t xml:space="preserve">RF30</w:t>
+            </w:r>
+          </w:p>
+        </w:tc>
+        <w:tc>
+          <w:tcPr>
+            <w:tcW w:type="dxa" w:w="6060"/>
+            <w:shd w:fill="F2F2F2" w:color="auto" w:val="clear"/>
+            <w:tcMar>
+              <w:top w:type="dxa" w:w="60"/>
+              <w:left w:type="dxa" w:w="100"/>
+              <w:bottom w:type="dxa" w:w="60"/>
+              <w:right w:type="dxa" w:w="100"/>
+            </w:tcMar>
+          </w:tcPr>
+          <w:p>
+            <w:pPr>
+              <w:spacing w:after="0" w:line="240"/>
+              <w:jc w:val="left"/>
+            </w:pPr>
+            <w:r>
+              <w:rPr>
+                <w:rFonts w:ascii="Calibri" w:cs="Calibri" w:eastAsia="Calibri" w:hAnsi="Calibri"/>
+                <w:color w:val="000000"/>
+                <w:sz w:val="19"/>
+                <w:szCs w:val="19"/>
+              </w:rPr>
+              <w:t xml:space="preserve">Fechar a aba no meio da partida deixa a partida em pausa</w:t>
+            </w:r>
+          </w:p>
+        </w:tc>
+        <w:tc>
+          <w:tcPr>
+            <w:tcW w:type="dxa" w:w="2200"/>
+            <w:shd w:fill="F2F2F2" w:color="auto" w:val="clear"/>
+            <w:tcMar>
+              <w:top w:type="dxa" w:w="60"/>
+              <w:left w:type="dxa" w:w="100"/>
+              <w:bottom w:type="dxa" w:w="60"/>
+              <w:right w:type="dxa" w:w="100"/>
+            </w:tcMar>
+          </w:tcPr>
+          <w:p>
+            <w:pPr>
+              <w:spacing w:after="0" w:line="240"/>
+              <w:jc w:val="left"/>
+            </w:pPr>
+            <w:r>
+              <w:rPr>
+                <w:rFonts w:ascii="Calibri" w:cs="Calibri" w:eastAsia="Calibri" w:hAnsi="Calibri"/>
+                <w:color w:val="000000"/>
+                <w:sz w:val="19"/>
+                <w:szCs w:val="19"/>
+              </w:rPr>
+              <w:t xml:space="preserve">Teste automatizado</w:t>
+            </w:r>
+          </w:p>
+        </w:tc>
+      </w:tr>
+      <w:tr>
+        <w:trPr>
+          <w:cantSplit/>
+        </w:trPr>
+        <w:tc>
+          <w:tcPr>
+            <w:tcW w:type="dxa" w:w="1100"/>
+            <w:tcMar>
+              <w:top w:type="dxa" w:w="60"/>
+              <w:left w:type="dxa" w:w="100"/>
+              <w:bottom w:type="dxa" w:w="60"/>
+              <w:right w:type="dxa" w:w="100"/>
+            </w:tcMar>
+          </w:tcPr>
+          <w:p>
+            <w:pPr>
+              <w:spacing w:after="0" w:line="240"/>
+              <w:jc w:val="left"/>
+            </w:pPr>
+            <w:r>
+              <w:rPr>
+                <w:rFonts w:ascii="Calibri" w:cs="Calibri" w:eastAsia="Calibri" w:hAnsi="Calibri"/>
+                <w:b/>
+                <w:bCs/>
+                <w:color w:val="000000"/>
+                <w:sz w:val="19"/>
+                <w:szCs w:val="19"/>
+              </w:rPr>
+              <w:t xml:space="preserve">RNF01</w:t>
+            </w:r>
+          </w:p>
+        </w:tc>
+        <w:tc>
+          <w:tcPr>
+            <w:tcW w:type="dxa" w:w="6060"/>
+            <w:tcMar>
+              <w:top w:type="dxa" w:w="60"/>
+              <w:left w:type="dxa" w:w="100"/>
+              <w:bottom w:type="dxa" w:w="60"/>
+              <w:right w:type="dxa" w:w="100"/>
+            </w:tcMar>
+          </w:tcPr>
+          <w:p>
+            <w:pPr>
+              <w:spacing w:after="0" w:line="240"/>
+              <w:jc w:val="left"/>
+            </w:pPr>
+            <w:r>
+              <w:rPr>
+                <w:rFonts w:ascii="Calibri" w:cs="Calibri" w:eastAsia="Calibri" w:hAnsi="Calibri"/>
+                <w:color w:val="000000"/>
+                <w:sz w:val="19"/>
+                <w:szCs w:val="19"/>
+              </w:rPr>
+              <w:t xml:space="preserve">Mais de 55 quadros por segundo durante dez minutos de partida contínua</w:t>
+            </w:r>
+          </w:p>
+        </w:tc>
+        <w:tc>
+          <w:tcPr>
+            <w:tcW w:type="dxa" w:w="2200"/>
+            <w:tcMar>
+              <w:top w:type="dxa" w:w="60"/>
+              <w:left w:type="dxa" w:w="100"/>
+              <w:bottom w:type="dxa" w:w="60"/>
+              <w:right w:type="dxa" w:w="100"/>
+            </w:tcMar>
+          </w:tcPr>
+          <w:p>
+            <w:pPr>
+              <w:spacing w:after="0" w:line="240"/>
+              <w:jc w:val="left"/>
+            </w:pPr>
+            <w:r>
+              <w:rPr>
+                <w:rFonts w:ascii="Calibri" w:cs="Calibri" w:eastAsia="Calibri" w:hAnsi="Calibri"/>
+                <w:color w:val="000000"/>
+                <w:sz w:val="19"/>
+                <w:szCs w:val="19"/>
+              </w:rPr>
+              <w:t xml:space="preserve">Medição em execução</w:t>
+            </w:r>
+          </w:p>
+        </w:tc>
+      </w:tr>
+      <w:tr>
+        <w:trPr>
+          <w:cantSplit/>
+        </w:trPr>
+        <w:tc>
+          <w:tcPr>
+            <w:tcW w:type="dxa" w:w="1100"/>
+            <w:shd w:fill="F2F2F2" w:color="auto" w:val="clear"/>
+            <w:tcMar>
+              <w:top w:type="dxa" w:w="60"/>
+              <w:left w:type="dxa" w:w="100"/>
+              <w:bottom w:type="dxa" w:w="60"/>
+              <w:right w:type="dxa" w:w="100"/>
+            </w:tcMar>
+          </w:tcPr>
+          <w:p>
+            <w:pPr>
+              <w:spacing w:after="0" w:line="240"/>
+              <w:jc w:val="left"/>
+            </w:pPr>
+            <w:r>
+              <w:rPr>
+                <w:rFonts w:ascii="Calibri" w:cs="Calibri" w:eastAsia="Calibri" w:hAnsi="Calibri"/>
+                <w:b/>
+                <w:bCs/>
+                <w:color w:val="000000"/>
+                <w:sz w:val="19"/>
+                <w:szCs w:val="19"/>
+              </w:rPr>
+              <w:t xml:space="preserve">RNF03</w:t>
+            </w:r>
+          </w:p>
+        </w:tc>
+        <w:tc>
+          <w:tcPr>
+            <w:tcW w:type="dxa" w:w="6060"/>
+            <w:shd w:fill="F2F2F2" w:color="auto" w:val="clear"/>
+            <w:tcMar>
+              <w:top w:type="dxa" w:w="60"/>
+              <w:left w:type="dxa" w:w="100"/>
+              <w:bottom w:type="dxa" w:w="60"/>
+              <w:right w:type="dxa" w:w="100"/>
+            </w:tcMar>
+          </w:tcPr>
+          <w:p>
+            <w:pPr>
+              <w:spacing w:after="0" w:line="240"/>
+              <w:jc w:val="left"/>
+            </w:pPr>
+            <w:r>
+              <w:rPr>
+                <w:rFonts w:ascii="Calibri" w:cs="Calibri" w:eastAsia="Calibri" w:hAnsi="Calibri"/>
+                <w:color w:val="000000"/>
+                <w:sz w:val="19"/>
+                <w:szCs w:val="19"/>
+              </w:rPr>
+              <w:t xml:space="preserve">No máximo 50 ms entre a tecla e o redesenho</w:t>
+            </w:r>
+          </w:p>
+        </w:tc>
+        <w:tc>
+          <w:tcPr>
+            <w:tcW w:type="dxa" w:w="2200"/>
+            <w:shd w:fill="F2F2F2" w:color="auto" w:val="clear"/>
+            <w:tcMar>
+              <w:top w:type="dxa" w:w="60"/>
+              <w:left w:type="dxa" w:w="100"/>
+              <w:bottom w:type="dxa" w:w="60"/>
+              <w:right w:type="dxa" w:w="100"/>
+            </w:tcMar>
+          </w:tcPr>
+          <w:p>
+            <w:pPr>
+              <w:spacing w:after="0" w:line="240"/>
+              <w:jc w:val="left"/>
+            </w:pPr>
+            <w:r>
+              <w:rPr>
+                <w:rFonts w:ascii="Calibri" w:cs="Calibri" w:eastAsia="Calibri" w:hAnsi="Calibri"/>
+                <w:color w:val="000000"/>
+                <w:sz w:val="19"/>
+                <w:szCs w:val="19"/>
+              </w:rPr>
+              <w:t xml:space="preserve">Medição em execução</w:t>
+            </w:r>
+          </w:p>
+        </w:tc>
+      </w:tr>
+      <w:tr>
+        <w:trPr>
+          <w:cantSplit/>
+        </w:trPr>
+        <w:tc>
+          <w:tcPr>
+            <w:tcW w:type="dxa" w:w="1100"/>
+            <w:tcMar>
+              <w:top w:type="dxa" w:w="60"/>
+              <w:left w:type="dxa" w:w="100"/>
+              <w:bottom w:type="dxa" w:w="60"/>
+              <w:right w:type="dxa" w:w="100"/>
+            </w:tcMar>
+          </w:tcPr>
+          <w:p>
+            <w:pPr>
+              <w:spacing w:after="0" w:line="240"/>
+              <w:jc w:val="left"/>
+            </w:pPr>
+            <w:r>
+              <w:rPr>
+                <w:rFonts w:ascii="Calibri" w:cs="Calibri" w:eastAsia="Calibri" w:hAnsi="Calibri"/>
+                <w:b/>
+                <w:bCs/>
+                <w:color w:val="000000"/>
+                <w:sz w:val="19"/>
+                <w:szCs w:val="19"/>
+              </w:rPr>
+              <w:t xml:space="preserve">RNF14</w:t>
+            </w:r>
+          </w:p>
+        </w:tc>
+        <w:tc>
+          <w:tcPr>
+            <w:tcW w:type="dxa" w:w="6060"/>
+            <w:tcMar>
+              <w:top w:type="dxa" w:w="60"/>
+              <w:left w:type="dxa" w:w="100"/>
+              <w:bottom w:type="dxa" w:w="60"/>
+              <w:right w:type="dxa" w:w="100"/>
+            </w:tcMar>
+          </w:tcPr>
+          <w:p>
+            <w:pPr>
+              <w:spacing w:after="0" w:line="240"/>
+              <w:jc w:val="left"/>
+            </w:pPr>
+            <w:r>
+              <w:rPr>
+                <w:rFonts w:ascii="Calibri" w:cs="Calibri" w:eastAsia="Calibri" w:hAnsi="Calibri"/>
+                <w:color w:val="000000"/>
+                <w:sz w:val="19"/>
+                <w:szCs w:val="19"/>
+              </w:rPr>
+              <w:t xml:space="preserve">JSON malformado pelo WebSocket gera um erro e a partida continua</w:t>
+            </w:r>
+          </w:p>
+        </w:tc>
+        <w:tc>
+          <w:tcPr>
+            <w:tcW w:type="dxa" w:w="2200"/>
+            <w:tcMar>
+              <w:top w:type="dxa" w:w="60"/>
+              <w:left w:type="dxa" w:w="100"/>
+              <w:bottom w:type="dxa" w:w="60"/>
+              <w:right w:type="dxa" w:w="100"/>
+            </w:tcMar>
+          </w:tcPr>
+          <w:p>
+            <w:pPr>
+              <w:spacing w:after="0" w:line="240"/>
+              <w:jc w:val="left"/>
+            </w:pPr>
+            <w:r>
+              <w:rPr>
+                <w:rFonts w:ascii="Calibri" w:cs="Calibri" w:eastAsia="Calibri" w:hAnsi="Calibri"/>
+                <w:color w:val="000000"/>
+                <w:sz w:val="19"/>
+                <w:szCs w:val="19"/>
+              </w:rPr>
+              <w:t xml:space="preserve">Teste automatizado</w:t>
+            </w:r>
+          </w:p>
+        </w:tc>
+      </w:tr>
+      <w:tr>
+        <w:trPr>
+          <w:cantSplit/>
+        </w:trPr>
+        <w:tc>
+          <w:tcPr>
+            <w:tcW w:type="dxa" w:w="1100"/>
+            <w:shd w:fill="F2F2F2" w:color="auto" w:val="clear"/>
+            <w:tcMar>
+              <w:top w:type="dxa" w:w="60"/>
+              <w:left w:type="dxa" w:w="100"/>
+              <w:bottom w:type="dxa" w:w="60"/>
+              <w:right w:type="dxa" w:w="100"/>
+            </w:tcMar>
+          </w:tcPr>
+          <w:p>
+            <w:pPr>
+              <w:spacing w:after="0" w:line="240"/>
+              <w:jc w:val="left"/>
+            </w:pPr>
+            <w:r>
+              <w:rPr>
+                <w:rFonts w:ascii="Calibri" w:cs="Calibri" w:eastAsia="Calibri" w:hAnsi="Calibri"/>
+                <w:b/>
+                <w:bCs/>
+                <w:color w:val="000000"/>
+                <w:sz w:val="19"/>
+                <w:szCs w:val="19"/>
+              </w:rPr>
+              <w:t xml:space="preserve">RNF16</w:t>
+            </w:r>
+          </w:p>
+        </w:tc>
+        <w:tc>
+          <w:tcPr>
+            <w:tcW w:type="dxa" w:w="6060"/>
+            <w:shd w:fill="F2F2F2" w:color="auto" w:val="clear"/>
+            <w:tcMar>
+              <w:top w:type="dxa" w:w="60"/>
+              <w:left w:type="dxa" w:w="100"/>
+              <w:bottom w:type="dxa" w:w="60"/>
+              <w:right w:type="dxa" w:w="100"/>
+            </w:tcMar>
+          </w:tcPr>
+          <w:p>
+            <w:pPr>
+              <w:spacing w:after="0" w:line="240"/>
+              <w:jc w:val="left"/>
+            </w:pPr>
+            <w:r>
+              <w:rPr>
+                <w:rFonts w:ascii="Calibri" w:cs="Calibri" w:eastAsia="Calibri" w:hAnsi="Calibri"/>
+                <w:color w:val="000000"/>
+                <w:sz w:val="19"/>
+                <w:szCs w:val="19"/>
+              </w:rPr>
+              <w:t xml:space="preserve">O JAR roda numa máquina sem Node.js instalado</w:t>
+            </w:r>
+          </w:p>
+        </w:tc>
+        <w:tc>
+          <w:tcPr>
+            <w:tcW w:type="dxa" w:w="2200"/>
+            <w:shd w:fill="F2F2F2" w:color="auto" w:val="clear"/>
+            <w:tcMar>
+              <w:top w:type="dxa" w:w="60"/>
+              <w:left w:type="dxa" w:w="100"/>
+              <w:bottom w:type="dxa" w:w="60"/>
+              <w:right w:type="dxa" w:w="100"/>
+            </w:tcMar>
+          </w:tcPr>
+          <w:p>
+            <w:pPr>
+              <w:spacing w:after="0" w:line="240"/>
+              <w:jc w:val="left"/>
+            </w:pPr>
+            <w:r>
+              <w:rPr>
+                <w:rFonts w:ascii="Calibri" w:cs="Calibri" w:eastAsia="Calibri" w:hAnsi="Calibri"/>
+                <w:color w:val="000000"/>
+                <w:sz w:val="19"/>
+                <w:szCs w:val="19"/>
+              </w:rPr>
+              <w:t xml:space="preserve">Roteiro manual</w:t>
+            </w:r>
+          </w:p>
+        </w:tc>
+      </w:tr>
+    </w:tbl>
+    <w:p>
+      <w:pPr>
+        <w:spacing w:after="0"/>
+      </w:pPr>
+    </w:p>
+    <w:p>
+      <w:pPr>
+        <w:pStyle w:val="Heading1"/>
+        <w:spacing w:after="100" w:before="220"/>
+      </w:pPr>
+      <w:r>
+        <w:rPr>
+          <w:rFonts w:ascii="Calibri" w:cs="Calibri" w:eastAsia="Calibri" w:hAnsi="Calibri"/>
+          <w:b/>
+          <w:bCs/>
+          <w:color w:val="1F3864"/>
+          <w:sz w:val="24"/>
+          <w:szCs w:val="24"/>
+        </w:rPr>
+        <w:t xml:space="preserve">13. Cronograma</w:t>
+      </w:r>
+    </w:p>
+    <w:tbl>
+      <w:tblPr>
+        <w:tblW w:type="dxa" w:w="9360"/>
+        <w:tblBorders>
+          <w:top w:val="single" w:color="BFBFBF" w:sz="4"/>
+          <w:left w:val="single" w:color="BFBFBF" w:sz="4"/>
+          <w:bottom w:val="single" w:color="BFBFBF" w:sz="4"/>
+          <w:right w:val="single" w:color="BFBFBF" w:sz="4"/>
+          <w:insideH w:val="single" w:color="BFBFBF" w:sz="4"/>
+          <w:insideV w:val="single" w:color="BFBFBF" w:sz="4"/>
+        </w:tblBorders>
+      </w:tblPr>
+      <w:tblGrid>
+        <w:gridCol w:w="1100"/>
+        <w:gridCol w:w="5160"/>
+        <w:gridCol w:w="3100"/>
+      </w:tblGrid>
+      <w:tr>
+        <w:trPr>
+          <w:tblHeader/>
+        </w:trPr>
+        <w:tc>
+          <w:tcPr>
+            <w:tcW w:type="dxa" w:w="1100"/>
+            <w:shd w:fill="1F3864" w:color="auto" w:val="clear"/>
+            <w:tcMar>
+              <w:top w:type="dxa" w:w="60"/>
+              <w:left w:type="dxa" w:w="100"/>
+              <w:bottom w:type="dxa" w:w="60"/>
+              <w:right w:type="dxa" w:w="100"/>
+            </w:tcMar>
+          </w:tcPr>
+          <w:p>
+            <w:pPr>
+              <w:spacing w:after="0" w:line="240"/>
+              <w:jc w:val="left"/>
+            </w:pPr>
+            <w:r>
+              <w:rPr>
+                <w:rFonts w:ascii="Calibri" w:cs="Calibri" w:eastAsia="Calibri" w:hAnsi="Calibri"/>
+                <w:b/>
+                <w:bCs/>
+                <w:color w:val="FFFFFF"/>
+                <w:sz w:val="19"/>
+                <w:szCs w:val="19"/>
+              </w:rPr>
+              <w:t xml:space="preserve">Semanas</w:t>
+            </w:r>
+          </w:p>
+        </w:tc>
+        <w:tc>
+          <w:tcPr>
+            <w:tcW w:type="dxa" w:w="5160"/>
+            <w:shd w:fill="1F3864" w:color="auto" w:val="clear"/>
+            <w:tcMar>
+              <w:top w:type="dxa" w:w="60"/>
+              <w:left w:type="dxa" w:w="100"/>
+              <w:bottom w:type="dxa" w:w="60"/>
+              <w:right w:type="dxa" w:w="100"/>
+            </w:tcMar>
+          </w:tcPr>
+          <w:p>
+            <w:pPr>
+              <w:spacing w:after="0" w:line="240"/>
+              <w:jc w:val="left"/>
+            </w:pPr>
+            <w:r>
+              <w:rPr>
+                <w:rFonts w:ascii="Calibri" w:cs="Calibri" w:eastAsia="Calibri" w:hAnsi="Calibri"/>
+                <w:b/>
+                <w:bCs/>
+                <w:color w:val="FFFFFF"/>
+                <w:sz w:val="19"/>
+                <w:szCs w:val="19"/>
+              </w:rPr>
+              <w:t xml:space="preserve">Atividade</w:t>
+            </w:r>
+          </w:p>
+        </w:tc>
+        <w:tc>
+          <w:tcPr>
+            <w:tcW w:type="dxa" w:w="3100"/>
+            <w:shd w:fill="1F3864" w:color="auto" w:val="clear"/>
+            <w:tcMar>
+              <w:top w:type="dxa" w:w="60"/>
+              <w:left w:type="dxa" w:w="100"/>
+              <w:bottom w:type="dxa" w:w="60"/>
+              <w:right w:type="dxa" w:w="100"/>
+            </w:tcMar>
+          </w:tcPr>
+          <w:p>
+            <w:pPr>
+              <w:spacing w:after="0" w:line="240"/>
+              <w:jc w:val="left"/>
+            </w:pPr>
+            <w:r>
+              <w:rPr>
+                <w:rFonts w:ascii="Calibri" w:cs="Calibri" w:eastAsia="Calibri" w:hAnsi="Calibri"/>
+                <w:b/>
+                <w:bCs/>
+                <w:color w:val="FFFFFF"/>
+                <w:sz w:val="19"/>
+                <w:szCs w:val="19"/>
+              </w:rPr>
+              <w:t xml:space="preserve">Produto</w:t>
+            </w:r>
+          </w:p>
+        </w:tc>
+      </w:tr>
+      <w:tr>
+        <w:trPr>
+          <w:cantSplit/>
+        </w:trPr>
+        <w:tc>
+          <w:tcPr>
+            <w:tcW w:type="dxa" w:w="1100"/>
+            <w:tcMar>
+              <w:top w:type="dxa" w:w="60"/>
+              <w:left w:type="dxa" w:w="100"/>
+              <w:bottom w:type="dxa" w:w="60"/>
+              <w:right w:type="dxa" w:w="100"/>
+            </w:tcMar>
+          </w:tcPr>
+          <w:p>
+            <w:pPr>
+              <w:spacing w:after="0" w:line="240"/>
+              <w:jc w:val="left"/>
+            </w:pPr>
+            <w:r>
+              <w:rPr>
+                <w:rFonts w:ascii="Calibri" w:cs="Calibri" w:eastAsia="Calibri" w:hAnsi="Calibri"/>
+                <w:b/>
+                <w:bCs/>
+                <w:color w:val="000000"/>
+                <w:sz w:val="19"/>
+                <w:szCs w:val="19"/>
+              </w:rPr>
+              <w:t xml:space="preserve">1 – 2</w:t>
+            </w:r>
+          </w:p>
+        </w:tc>
+        <w:tc>
+          <w:tcPr>
+            <w:tcW w:type="dxa" w:w="5160"/>
+            <w:tcMar>
+              <w:top w:type="dxa" w:w="60"/>
+              <w:left w:type="dxa" w:w="100"/>
+              <w:bottom w:type="dxa" w:w="60"/>
+              <w:right w:type="dxa" w:w="100"/>
+            </w:tcMar>
+          </w:tcPr>
+          <w:p>
+            <w:pPr>
+              <w:spacing w:after="0" w:line="240"/>
+              <w:jc w:val="left"/>
+            </w:pPr>
+            <w:r>
+              <w:rPr>
+                <w:rFonts w:ascii="Calibri" w:cs="Calibri" w:eastAsia="Calibri" w:hAnsi="Calibri"/>
+                <w:color w:val="000000"/>
+                <w:sz w:val="19"/>
+                <w:szCs w:val="19"/>
+              </w:rPr>
+              <w:t xml:space="preserve">Requisitos, modelagem de classes e arquitetura</w:t>
+            </w:r>
+          </w:p>
+        </w:tc>
+        <w:tc>
+          <w:tcPr>
+            <w:tcW w:type="dxa" w:w="3100"/>
+            <w:tcMar>
+              <w:top w:type="dxa" w:w="60"/>
+              <w:left w:type="dxa" w:w="100"/>
+              <w:bottom w:type="dxa" w:w="60"/>
+              <w:right w:type="dxa" w:w="100"/>
+            </w:tcMar>
+          </w:tcPr>
+          <w:p>
+            <w:pPr>
+              <w:spacing w:after="0" w:line="240"/>
+              <w:jc w:val="left"/>
+            </w:pPr>
+            <w:r>
+              <w:rPr>
+                <w:rFonts w:ascii="Calibri" w:cs="Calibri" w:eastAsia="Calibri" w:hAnsi="Calibri"/>
+                <w:color w:val="000000"/>
+                <w:sz w:val="19"/>
+                <w:szCs w:val="19"/>
+              </w:rPr>
+              <w:t xml:space="preserve">Especificação 1.0 (concluída)</w:t>
+            </w:r>
+          </w:p>
+        </w:tc>
+      </w:tr>
+      <w:tr>
+        <w:trPr>
+          <w:cantSplit/>
+        </w:trPr>
+        <w:tc>
+          <w:tcPr>
+            <w:tcW w:type="dxa" w:w="1100"/>
+            <w:shd w:fill="F2F2F2" w:color="auto" w:val="clear"/>
+            <w:tcMar>
+              <w:top w:type="dxa" w:w="60"/>
+              <w:left w:type="dxa" w:w="100"/>
+              <w:bottom w:type="dxa" w:w="60"/>
+              <w:right w:type="dxa" w:w="100"/>
+            </w:tcMar>
+          </w:tcPr>
+          <w:p>
+            <w:pPr>
+              <w:spacing w:after="0" w:line="240"/>
+              <w:jc w:val="left"/>
+            </w:pPr>
+            <w:r>
+              <w:rPr>
+                <w:rFonts w:ascii="Calibri" w:cs="Calibri" w:eastAsia="Calibri" w:hAnsi="Calibri"/>
+                <w:b/>
+                <w:bCs/>
+                <w:color w:val="000000"/>
+                <w:sz w:val="19"/>
+                <w:szCs w:val="19"/>
+              </w:rPr>
+              <w:t xml:space="preserve">3</w:t>
+            </w:r>
+          </w:p>
+        </w:tc>
+        <w:tc>
+          <w:tcPr>
+            <w:tcW w:type="dxa" w:w="5160"/>
+            <w:shd w:fill="F2F2F2" w:color="auto" w:val="clear"/>
+            <w:tcMar>
+              <w:top w:type="dxa" w:w="60"/>
+              <w:left w:type="dxa" w:w="100"/>
+              <w:bottom w:type="dxa" w:w="60"/>
+              <w:right w:type="dxa" w:w="100"/>
+            </w:tcMar>
+          </w:tcPr>
+          <w:p>
+            <w:pPr>
+              <w:spacing w:after="0" w:line="240"/>
+              <w:jc w:val="left"/>
+            </w:pPr>
+            <w:r>
+              <w:rPr>
+                <w:rFonts w:ascii="Calibri" w:cs="Calibri" w:eastAsia="Calibri" w:hAnsi="Calibri"/>
+                <w:color w:val="000000"/>
+                <w:sz w:val="19"/>
+                <w:szCs w:val="19"/>
+              </w:rPr>
+              <w:t xml:space="preserve">Revisão da arquitetura; servidor Javalin; projeto Svelte; build único; protocolo</w:t>
+            </w:r>
+          </w:p>
+        </w:tc>
+        <w:tc>
+          <w:tcPr>
+            <w:tcW w:type="dxa" w:w="3100"/>
+            <w:shd w:fill="F2F2F2" w:color="auto" w:val="clear"/>
+            <w:tcMar>
+              <w:top w:type="dxa" w:w="60"/>
+              <w:left w:type="dxa" w:w="100"/>
+              <w:bottom w:type="dxa" w:w="60"/>
+              <w:right w:type="dxa" w:w="100"/>
+            </w:tcMar>
+          </w:tcPr>
+          <w:p>
+            <w:pPr>
+              <w:spacing w:after="0" w:line="240"/>
+              <w:jc w:val="left"/>
+            </w:pPr>
+            <w:r>
+              <w:rPr>
+                <w:rFonts w:ascii="Calibri" w:cs="Calibri" w:eastAsia="Calibri" w:hAnsi="Calibri"/>
+                <w:color w:val="000000"/>
+                <w:sz w:val="19"/>
+                <w:szCs w:val="19"/>
+              </w:rPr>
+              <w:t xml:space="preserve">Especificação 2.1 e esqueleto ponta a ponta</w:t>
+            </w:r>
+          </w:p>
+        </w:tc>
+      </w:tr>
+      <w:tr>
+        <w:trPr>
+          <w:cantSplit/>
+        </w:trPr>
+        <w:tc>
+          <w:tcPr>
+            <w:tcW w:type="dxa" w:w="1100"/>
+            <w:tcMar>
+              <w:top w:type="dxa" w:w="60"/>
+              <w:left w:type="dxa" w:w="100"/>
+              <w:bottom w:type="dxa" w:w="60"/>
+              <w:right w:type="dxa" w:w="100"/>
+            </w:tcMar>
+          </w:tcPr>
+          <w:p>
+            <w:pPr>
+              <w:spacing w:after="0" w:line="240"/>
+              <w:jc w:val="left"/>
+            </w:pPr>
+            <w:r>
+              <w:rPr>
+                <w:rFonts w:ascii="Calibri" w:cs="Calibri" w:eastAsia="Calibri" w:hAnsi="Calibri"/>
+                <w:b/>
+                <w:bCs/>
+                <w:color w:val="000000"/>
+                <w:sz w:val="19"/>
+                <w:szCs w:val="19"/>
+              </w:rPr>
+              <w:t xml:space="preserve">3 – 4</w:t>
+            </w:r>
+          </w:p>
+        </w:tc>
+        <w:tc>
+          <w:tcPr>
+            <w:tcW w:type="dxa" w:w="5160"/>
+            <w:tcMar>
+              <w:top w:type="dxa" w:w="60"/>
+              <w:left w:type="dxa" w:w="100"/>
+              <w:bottom w:type="dxa" w:w="60"/>
+              <w:right w:type="dxa" w:w="100"/>
+            </w:tcMar>
+          </w:tcPr>
+          <w:p>
+            <w:pPr>
+              <w:spacing w:after="0" w:line="240"/>
+              <w:jc w:val="left"/>
+            </w:pPr>
+            <w:r>
+              <w:rPr>
+                <w:rFonts w:ascii="Calibri" w:cs="Calibri" w:eastAsia="Calibri" w:hAnsi="Calibri"/>
+                <w:color w:val="000000"/>
+                <w:sz w:val="19"/>
+                <w:szCs w:val="19"/>
+              </w:rPr>
+              <w:t xml:space="preserve">Modelo: peças, materiais, tabuleiro e colisão, com testes</w:t>
+            </w:r>
+          </w:p>
+        </w:tc>
+        <w:tc>
+          <w:tcPr>
+            <w:tcW w:type="dxa" w:w="3100"/>
+            <w:tcMar>
+              <w:top w:type="dxa" w:w="60"/>
+              <w:left w:type="dxa" w:w="100"/>
+              <w:bottom w:type="dxa" w:w="60"/>
+              <w:right w:type="dxa" w:w="100"/>
+            </w:tcMar>
+          </w:tcPr>
+          <w:p>
+            <w:pPr>
+              <w:spacing w:after="0" w:line="240"/>
+              <w:jc w:val="left"/>
+            </w:pPr>
+            <w:r>
+              <w:rPr>
+                <w:rFonts w:ascii="Calibri" w:cs="Calibri" w:eastAsia="Calibri" w:hAnsi="Calibri"/>
+                <w:color w:val="000000"/>
+                <w:sz w:val="19"/>
+                <w:szCs w:val="19"/>
+              </w:rPr>
+              <w:t xml:space="preserve">Núcleo testado, sem interface</w:t>
+            </w:r>
+          </w:p>
+        </w:tc>
+      </w:tr>
+      <w:tr>
+        <w:trPr>
+          <w:cantSplit/>
+        </w:trPr>
+        <w:tc>
+          <w:tcPr>
+            <w:tcW w:type="dxa" w:w="1100"/>
+            <w:shd w:fill="F2F2F2" w:color="auto" w:val="clear"/>
+            <w:tcMar>
+              <w:top w:type="dxa" w:w="60"/>
+              <w:left w:type="dxa" w:w="100"/>
+              <w:bottom w:type="dxa" w:w="60"/>
+              <w:right w:type="dxa" w:w="100"/>
+            </w:tcMar>
+          </w:tcPr>
+          <w:p>
+            <w:pPr>
+              <w:spacing w:after="0" w:line="240"/>
+              <w:jc w:val="left"/>
+            </w:pPr>
+            <w:r>
+              <w:rPr>
+                <w:rFonts w:ascii="Calibri" w:cs="Calibri" w:eastAsia="Calibri" w:hAnsi="Calibri"/>
+                <w:b/>
+                <w:bCs/>
+                <w:color w:val="000000"/>
+                <w:sz w:val="19"/>
+                <w:szCs w:val="19"/>
+              </w:rPr>
+              <w:t xml:space="preserve">5 – 6</w:t>
+            </w:r>
+          </w:p>
+        </w:tc>
+        <w:tc>
+          <w:tcPr>
+            <w:tcW w:type="dxa" w:w="5160"/>
+            <w:shd w:fill="F2F2F2" w:color="auto" w:val="clear"/>
+            <w:tcMar>
+              <w:top w:type="dxa" w:w="60"/>
+              <w:left w:type="dxa" w:w="100"/>
+              <w:bottom w:type="dxa" w:w="60"/>
+              <w:right w:type="dxa" w:w="100"/>
+            </w:tcMar>
+          </w:tcPr>
+          <w:p>
+            <w:pPr>
+              <w:spacing w:after="0" w:line="240"/>
+              <w:jc w:val="left"/>
+            </w:pPr>
+            <w:r>
+              <w:rPr>
+                <w:rFonts w:ascii="Calibri" w:cs="Calibri" w:eastAsia="Calibri" w:hAnsi="Calibri"/>
+                <w:color w:val="000000"/>
+                <w:sz w:val="19"/>
+                <w:szCs w:val="19"/>
+              </w:rPr>
+              <w:t xml:space="preserve">Motor, rotação, linhas e pontuação; laço e WebSocket; tela de partida mínima</w:t>
+            </w:r>
+          </w:p>
+        </w:tc>
+        <w:tc>
+          <w:tcPr>
+            <w:tcW w:type="dxa" w:w="3100"/>
+            <w:shd w:fill="F2F2F2" w:color="auto" w:val="clear"/>
+            <w:tcMar>
+              <w:top w:type="dxa" w:w="60"/>
+              <w:left w:type="dxa" w:w="100"/>
+              <w:bottom w:type="dxa" w:w="60"/>
+              <w:right w:type="dxa" w:w="100"/>
+            </w:tcMar>
+          </w:tcPr>
+          <w:p>
+            <w:pPr>
+              <w:spacing w:after="0" w:line="240"/>
+              <w:jc w:val="left"/>
+            </w:pPr>
+            <w:r>
+              <w:rPr>
+                <w:rFonts w:ascii="Calibri" w:cs="Calibri" w:eastAsia="Calibri" w:hAnsi="Calibri"/>
+                <w:color w:val="000000"/>
+                <w:sz w:val="19"/>
+                <w:szCs w:val="19"/>
+              </w:rPr>
+              <w:t xml:space="preserve">Jogável no navegador, sem estabilidade</w:t>
+            </w:r>
+          </w:p>
+        </w:tc>
+      </w:tr>
+      <w:tr>
+        <w:trPr>
+          <w:cantSplit/>
+        </w:trPr>
+        <w:tc>
+          <w:tcPr>
+            <w:tcW w:type="dxa" w:w="1100"/>
+            <w:tcMar>
+              <w:top w:type="dxa" w:w="60"/>
+              <w:left w:type="dxa" w:w="100"/>
+              <w:bottom w:type="dxa" w:w="60"/>
+              <w:right w:type="dxa" w:w="100"/>
+            </w:tcMar>
+          </w:tcPr>
+          <w:p>
+            <w:pPr>
+              <w:spacing w:after="0" w:line="240"/>
+              <w:jc w:val="left"/>
+            </w:pPr>
+            <w:r>
+              <w:rPr>
+                <w:rFonts w:ascii="Calibri" w:cs="Calibri" w:eastAsia="Calibri" w:hAnsi="Calibri"/>
+                <w:b/>
+                <w:bCs/>
+                <w:color w:val="000000"/>
+                <w:sz w:val="19"/>
+                <w:szCs w:val="19"/>
+              </w:rPr>
+              <w:t xml:space="preserve">7 – 8</w:t>
+            </w:r>
+          </w:p>
+        </w:tc>
+        <w:tc>
+          <w:tcPr>
+            <w:tcW w:type="dxa" w:w="5160"/>
+            <w:tcMar>
+              <w:top w:type="dxa" w:w="60"/>
+              <w:left w:type="dxa" w:w="100"/>
+              <w:bottom w:type="dxa" w:w="60"/>
+              <w:right w:type="dxa" w:w="100"/>
+            </w:tcMar>
+          </w:tcPr>
+          <w:p>
+            <w:pPr>
+              <w:spacing w:after="0" w:line="240"/>
+              <w:jc w:val="left"/>
+            </w:pPr>
+            <w:r>
+              <w:rPr>
+                <w:rFonts w:ascii="Calibri" w:cs="Calibri" w:eastAsia="Calibri" w:hAnsi="Calibri"/>
+                <w:color w:val="000000"/>
+                <w:sz w:val="19"/>
+                <w:szCs w:val="19"/>
+              </w:rPr>
+              <w:t xml:space="preserve">Acumuladores, centro de massa, índice e colapso; painel de estabilidade</w:t>
+            </w:r>
+          </w:p>
+        </w:tc>
+        <w:tc>
+          <w:tcPr>
+            <w:tcW w:type="dxa" w:w="3100"/>
+            <w:tcMar>
+              <w:top w:type="dxa" w:w="60"/>
+              <w:left w:type="dxa" w:w="100"/>
+              <w:bottom w:type="dxa" w:w="60"/>
+              <w:right w:type="dxa" w:w="100"/>
+            </w:tcMar>
+          </w:tcPr>
+          <w:p>
+            <w:pPr>
+              <w:spacing w:after="0" w:line="240"/>
+              <w:jc w:val="left"/>
+            </w:pPr>
+            <w:r>
+              <w:rPr>
+                <w:rFonts w:ascii="Calibri" w:cs="Calibri" w:eastAsia="Calibri" w:hAnsi="Calibri"/>
+                <w:color w:val="000000"/>
+                <w:sz w:val="19"/>
+                <w:szCs w:val="19"/>
+              </w:rPr>
+              <w:t xml:space="preserve">Mecânica diferencial completa</w:t>
+            </w:r>
+          </w:p>
+        </w:tc>
+      </w:tr>
+      <w:tr>
+        <w:trPr>
+          <w:cantSplit/>
+        </w:trPr>
+        <w:tc>
+          <w:tcPr>
+            <w:tcW w:type="dxa" w:w="1100"/>
+            <w:shd w:fill="F2F2F2" w:color="auto" w:val="clear"/>
+            <w:tcMar>
+              <w:top w:type="dxa" w:w="60"/>
+              <w:left w:type="dxa" w:w="100"/>
+              <w:bottom w:type="dxa" w:w="60"/>
+              <w:right w:type="dxa" w:w="100"/>
+            </w:tcMar>
+          </w:tcPr>
+          <w:p>
+            <w:pPr>
+              <w:spacing w:after="0" w:line="240"/>
+              <w:jc w:val="left"/>
+            </w:pPr>
+            <w:r>
+              <w:rPr>
+                <w:rFonts w:ascii="Calibri" w:cs="Calibri" w:eastAsia="Calibri" w:hAnsi="Calibri"/>
+                <w:b/>
+                <w:bCs/>
+                <w:color w:val="000000"/>
+                <w:sz w:val="19"/>
+                <w:szCs w:val="19"/>
+              </w:rPr>
+              <w:t xml:space="preserve">9 – 10</w:t>
+            </w:r>
+          </w:p>
+        </w:tc>
+        <w:tc>
+          <w:tcPr>
+            <w:tcW w:type="dxa" w:w="5160"/>
+            <w:shd w:fill="F2F2F2" w:color="auto" w:val="clear"/>
+            <w:tcMar>
+              <w:top w:type="dxa" w:w="60"/>
+              <w:left w:type="dxa" w:w="100"/>
+              <w:bottom w:type="dxa" w:w="60"/>
+              <w:right w:type="dxa" w:w="100"/>
+            </w:tcMar>
+          </w:tcPr>
+          <w:p>
+            <w:pPr>
+              <w:spacing w:after="0" w:line="240"/>
+              <w:jc w:val="left"/>
+            </w:pPr>
+            <w:r>
+              <w:rPr>
+                <w:rFonts w:ascii="Calibri" w:cs="Calibri" w:eastAsia="Calibri" w:hAnsi="Calibri"/>
+                <w:color w:val="000000"/>
+                <w:sz w:val="19"/>
+                <w:szCs w:val="19"/>
+              </w:rPr>
+              <w:t xml:space="preserve">Telas completas, animações, texturas, retorno visual e reconexão</w:t>
+            </w:r>
+          </w:p>
+        </w:tc>
+        <w:tc>
+          <w:tcPr>
+            <w:tcW w:type="dxa" w:w="3100"/>
+            <w:shd w:fill="F2F2F2" w:color="auto" w:val="clear"/>
+            <w:tcMar>
+              <w:top w:type="dxa" w:w="60"/>
+              <w:left w:type="dxa" w:w="100"/>
+              <w:bottom w:type="dxa" w:w="60"/>
+              <w:right w:type="dxa" w:w="100"/>
+            </w:tcMar>
+          </w:tcPr>
+          <w:p>
+            <w:pPr>
+              <w:spacing w:after="0" w:line="240"/>
+              <w:jc w:val="left"/>
+            </w:pPr>
+            <w:r>
+              <w:rPr>
+                <w:rFonts w:ascii="Calibri" w:cs="Calibri" w:eastAsia="Calibri" w:hAnsi="Calibri"/>
+                <w:color w:val="000000"/>
+                <w:sz w:val="19"/>
+                <w:szCs w:val="19"/>
+              </w:rPr>
+              <w:t xml:space="preserve">Interface integrada</w:t>
+            </w:r>
+          </w:p>
+        </w:tc>
+      </w:tr>
+      <w:tr>
+        <w:trPr>
+          <w:cantSplit/>
+        </w:trPr>
+        <w:tc>
+          <w:tcPr>
+            <w:tcW w:type="dxa" w:w="1100"/>
+            <w:tcMar>
+              <w:top w:type="dxa" w:w="60"/>
+              <w:left w:type="dxa" w:w="100"/>
+              <w:bottom w:type="dxa" w:w="60"/>
+              <w:right w:type="dxa" w:w="100"/>
+            </w:tcMar>
+          </w:tcPr>
+          <w:p>
+            <w:pPr>
+              <w:spacing w:after="0" w:line="240"/>
+              <w:jc w:val="left"/>
+            </w:pPr>
+            <w:r>
+              <w:rPr>
+                <w:rFonts w:ascii="Calibri" w:cs="Calibri" w:eastAsia="Calibri" w:hAnsi="Calibri"/>
+                <w:b/>
+                <w:bCs/>
+                <w:color w:val="000000"/>
+                <w:sz w:val="19"/>
+                <w:szCs w:val="19"/>
+              </w:rPr>
+              <w:t xml:space="preserve">11</w:t>
+            </w:r>
+          </w:p>
+        </w:tc>
+        <w:tc>
+          <w:tcPr>
+            <w:tcW w:type="dxa" w:w="5160"/>
+            <w:tcMar>
+              <w:top w:type="dxa" w:w="60"/>
+              <w:left w:type="dxa" w:w="100"/>
+              <w:bottom w:type="dxa" w:w="60"/>
+              <w:right w:type="dxa" w:w="100"/>
+            </w:tcMar>
+          </w:tcPr>
+          <w:p>
+            <w:pPr>
+              <w:spacing w:after="0" w:line="240"/>
+              <w:jc w:val="left"/>
+            </w:pPr>
+            <w:r>
+              <w:rPr>
+                <w:rFonts w:ascii="Calibri" w:cs="Calibri" w:eastAsia="Calibri" w:hAnsi="Calibri"/>
+                <w:color w:val="000000"/>
+                <w:sz w:val="19"/>
+                <w:szCs w:val="19"/>
+              </w:rPr>
+              <w:t xml:space="preserve">Persistência, ranking, repetição, configurações e relatório</w:t>
+            </w:r>
+          </w:p>
+        </w:tc>
+        <w:tc>
+          <w:tcPr>
+            <w:tcW w:type="dxa" w:w="3100"/>
+            <w:tcMar>
+              <w:top w:type="dxa" w:w="60"/>
+              <w:left w:type="dxa" w:w="100"/>
+              <w:bottom w:type="dxa" w:w="60"/>
+              <w:right w:type="dxa" w:w="100"/>
+            </w:tcMar>
+          </w:tcPr>
+          <w:p>
+            <w:pPr>
+              <w:spacing w:after="0" w:line="240"/>
+              <w:jc w:val="left"/>
+            </w:pPr>
+            <w:r>
+              <w:rPr>
+                <w:rFonts w:ascii="Calibri" w:cs="Calibri" w:eastAsia="Calibri" w:hAnsi="Calibri"/>
+                <w:color w:val="000000"/>
+                <w:sz w:val="19"/>
+                <w:szCs w:val="19"/>
+              </w:rPr>
+              <w:t xml:space="preserve">Requisitos desejáveis</w:t>
+            </w:r>
+          </w:p>
+        </w:tc>
+      </w:tr>
+      <w:tr>
+        <w:trPr>
+          <w:cantSplit/>
+        </w:trPr>
+        <w:tc>
+          <w:tcPr>
+            <w:tcW w:type="dxa" w:w="1100"/>
+            <w:shd w:fill="F2F2F2" w:color="auto" w:val="clear"/>
+            <w:tcMar>
+              <w:top w:type="dxa" w:w="60"/>
+              <w:left w:type="dxa" w:w="100"/>
+              <w:bottom w:type="dxa" w:w="60"/>
+              <w:right w:type="dxa" w:w="100"/>
+            </w:tcMar>
+          </w:tcPr>
+          <w:p>
+            <w:pPr>
+              <w:spacing w:after="0" w:line="240"/>
+              <w:jc w:val="left"/>
+            </w:pPr>
+            <w:r>
+              <w:rPr>
+                <w:rFonts w:ascii="Calibri" w:cs="Calibri" w:eastAsia="Calibri" w:hAnsi="Calibri"/>
+                <w:b/>
+                <w:bCs/>
+                <w:color w:val="000000"/>
+                <w:sz w:val="19"/>
+                <w:szCs w:val="19"/>
+              </w:rPr>
+              <w:t xml:space="preserve">12</w:t>
+            </w:r>
+          </w:p>
+        </w:tc>
+        <w:tc>
+          <w:tcPr>
+            <w:tcW w:type="dxa" w:w="5160"/>
+            <w:shd w:fill="F2F2F2" w:color="auto" w:val="clear"/>
+            <w:tcMar>
+              <w:top w:type="dxa" w:w="60"/>
+              <w:left w:type="dxa" w:w="100"/>
+              <w:bottom w:type="dxa" w:w="60"/>
+              <w:right w:type="dxa" w:w="100"/>
+            </w:tcMar>
+          </w:tcPr>
+          <w:p>
+            <w:pPr>
+              <w:spacing w:after="0" w:line="240"/>
+              <w:jc w:val="left"/>
+            </w:pPr>
+            <w:r>
+              <w:rPr>
+                <w:rFonts w:ascii="Calibri" w:cs="Calibri" w:eastAsia="Calibri" w:hAnsi="Calibri"/>
+                <w:color w:val="000000"/>
+                <w:sz w:val="19"/>
+                <w:szCs w:val="19"/>
+              </w:rPr>
+              <w:t xml:space="preserve">Testes com jogadores, balanceamento, Javadoc e empacotamento</w:t>
+            </w:r>
+          </w:p>
+        </w:tc>
+        <w:tc>
+          <w:tcPr>
+            <w:tcW w:type="dxa" w:w="3100"/>
+            <w:shd w:fill="F2F2F2" w:color="auto" w:val="clear"/>
+            <w:tcMar>
+              <w:top w:type="dxa" w:w="60"/>
+              <w:left w:type="dxa" w:w="100"/>
+              <w:bottom w:type="dxa" w:w="60"/>
+              <w:right w:type="dxa" w:w="100"/>
+            </w:tcMar>
+          </w:tcPr>
+          <w:p>
+            <w:pPr>
+              <w:spacing w:after="0" w:line="240"/>
+              <w:jc w:val="left"/>
+            </w:pPr>
+            <w:r>
+              <w:rPr>
+                <w:rFonts w:ascii="Calibri" w:cs="Calibri" w:eastAsia="Calibri" w:hAnsi="Calibri"/>
+                <w:color w:val="000000"/>
+                <w:sz w:val="19"/>
+                <w:szCs w:val="19"/>
+              </w:rPr>
+              <w:t xml:space="preserve">Entrega final</w:t>
+            </w:r>
+          </w:p>
+        </w:tc>
+      </w:tr>
+    </w:tbl>
+    <w:p>
+      <w:pPr>
+        <w:spacing w:after="0"/>
+      </w:pPr>
+    </w:p>
+    <w:p>
+      <w:pPr>
+        <w:pStyle w:val="Heading1"/>
+        <w:spacing w:after="100" w:before="220"/>
+      </w:pPr>
+      <w:r>
+        <w:rPr>
+          <w:rFonts w:ascii="Calibri" w:cs="Calibri" w:eastAsia="Calibri" w:hAnsi="Calibri"/>
+          <w:b/>
+          <w:bCs/>
+          <w:color w:val="1F3864"/>
+          <w:sz w:val="24"/>
+          <w:szCs w:val="24"/>
+        </w:rPr>
+        <w:t xml:space="preserve">14. Riscos identificados</w:t>
+      </w:r>
+    </w:p>
+    <w:tbl>
+      <w:tblPr>
+        <w:tblW w:type="dxa" w:w="9360"/>
+        <w:tblBorders>
+          <w:top w:val="single" w:color="BFBFBF" w:sz="4"/>
+          <w:left w:val="single" w:color="BFBFBF" w:sz="4"/>
+          <w:bottom w:val="single" w:color="BFBFBF" w:sz="4"/>
+          <w:right w:val="single" w:color="BFBFBF" w:sz="4"/>
+          <w:insideH w:val="single" w:color="BFBFBF" w:sz="4"/>
+          <w:insideV w:val="single" w:color="BFBFBF" w:sz="4"/>
+        </w:tblBorders>
+      </w:tblPr>
+      <w:tblGrid>
+        <w:gridCol w:w="3300"/>
+        <w:gridCol w:w="1700"/>
+        <w:gridCol w:w="4360"/>
+      </w:tblGrid>
+      <w:tr>
+        <w:trPr>
+          <w:tblHeader/>
+        </w:trPr>
+        <w:tc>
+          <w:tcPr>
+            <w:tcW w:type="dxa" w:w="3300"/>
+            <w:shd w:fill="1F3864" w:color="auto" w:val="clear"/>
+            <w:tcMar>
+              <w:top w:type="dxa" w:w="60"/>
+              <w:left w:type="dxa" w:w="100"/>
+              <w:bottom w:type="dxa" w:w="60"/>
+              <w:right w:type="dxa" w:w="100"/>
+            </w:tcMar>
+          </w:tcPr>
+          <w:p>
+            <w:pPr>
+              <w:spacing w:after="0" w:line="240"/>
+              <w:jc w:val="left"/>
+            </w:pPr>
+            <w:r>
+              <w:rPr>
+                <w:rFonts w:ascii="Calibri" w:cs="Calibri" w:eastAsia="Calibri" w:hAnsi="Calibri"/>
+                <w:b/>
+                <w:bCs/>
+                <w:color w:val="FFFFFF"/>
+                <w:sz w:val="19"/>
+                <w:szCs w:val="19"/>
+              </w:rPr>
+              <w:t xml:space="preserve">Risco</w:t>
+            </w:r>
+          </w:p>
+        </w:tc>
+        <w:tc>
+          <w:tcPr>
+            <w:tcW w:type="dxa" w:w="1700"/>
+            <w:shd w:fill="1F3864" w:color="auto" w:val="clear"/>
+            <w:tcMar>
+              <w:top w:type="dxa" w:w="60"/>
+              <w:left w:type="dxa" w:w="100"/>
+              <w:bottom w:type="dxa" w:w="60"/>
+              <w:right w:type="dxa" w:w="100"/>
+            </w:tcMar>
+          </w:tcPr>
+          <w:p>
+            <w:pPr>
+              <w:spacing w:after="0" w:line="240"/>
+              <w:jc w:val="left"/>
+            </w:pPr>
+            <w:r>
+              <w:rPr>
+                <w:rFonts w:ascii="Calibri" w:cs="Calibri" w:eastAsia="Calibri" w:hAnsi="Calibri"/>
+                <w:b/>
+                <w:bCs/>
+                <w:color w:val="FFFFFF"/>
+                <w:sz w:val="19"/>
+                <w:szCs w:val="19"/>
+              </w:rPr>
+              <w:t xml:space="preserve">Probabilidade / impacto</w:t>
+            </w:r>
+          </w:p>
+        </w:tc>
+        <w:tc>
+          <w:tcPr>
+            <w:tcW w:type="dxa" w:w="4360"/>
+            <w:shd w:fill="1F3864" w:color="auto" w:val="clear"/>
+            <w:tcMar>
+              <w:top w:type="dxa" w:w="60"/>
+              <w:left w:type="dxa" w:w="100"/>
+              <w:bottom w:type="dxa" w:w="60"/>
+              <w:right w:type="dxa" w:w="100"/>
+            </w:tcMar>
+          </w:tcPr>
+          <w:p>
+            <w:pPr>
+              <w:spacing w:after="0" w:line="240"/>
+              <w:jc w:val="left"/>
+            </w:pPr>
+            <w:r>
+              <w:rPr>
+                <w:rFonts w:ascii="Calibri" w:cs="Calibri" w:eastAsia="Calibri" w:hAnsi="Calibri"/>
+                <w:b/>
+                <w:bCs/>
+                <w:color w:val="FFFFFF"/>
+                <w:sz w:val="19"/>
+                <w:szCs w:val="19"/>
+              </w:rPr>
+              <w:t xml:space="preserve">Ação prevista</w:t>
+            </w:r>
+          </w:p>
+        </w:tc>
+      </w:tr>
+      <w:tr>
+        <w:trPr>
+          <w:cantSplit/>
+        </w:trPr>
+        <w:tc>
+          <w:tcPr>
+            <w:tcW w:type="dxa" w:w="3300"/>
+            <w:tcMar>
+              <w:top w:type="dxa" w:w="60"/>
+              <w:left w:type="dxa" w:w="100"/>
+              <w:bottom w:type="dxa" w:w="60"/>
+              <w:right w:type="dxa" w:w="100"/>
+            </w:tcMar>
+          </w:tcPr>
+          <w:p>
+            <w:pPr>
+              <w:spacing w:after="0" w:line="240"/>
+              <w:jc w:val="left"/>
+            </w:pPr>
+            <w:r>
+              <w:rPr>
+                <w:rFonts w:ascii="Calibri" w:cs="Calibri" w:eastAsia="Calibri" w:hAnsi="Calibri"/>
+                <w:color w:val="000000"/>
+                <w:sz w:val="19"/>
+                <w:szCs w:val="19"/>
+              </w:rPr>
+              <w:t xml:space="preserve">Colapso deixar o jogo frustrante ou injusto</w:t>
+            </w:r>
+          </w:p>
+        </w:tc>
+        <w:tc>
+          <w:tcPr>
+            <w:tcW w:type="dxa" w:w="1700"/>
+            <w:tcMar>
+              <w:top w:type="dxa" w:w="60"/>
+              <w:left w:type="dxa" w:w="100"/>
+              <w:bottom w:type="dxa" w:w="60"/>
+              <w:right w:type="dxa" w:w="100"/>
+            </w:tcMar>
+          </w:tcPr>
+          <w:p>
+            <w:pPr>
+              <w:spacing w:after="0" w:line="240"/>
+              <w:jc w:val="left"/>
+            </w:pPr>
+            <w:r>
+              <w:rPr>
+                <w:rFonts w:ascii="Calibri" w:cs="Calibri" w:eastAsia="Calibri" w:hAnsi="Calibri"/>
+                <w:color w:val="000000"/>
+                <w:sz w:val="19"/>
+                <w:szCs w:val="19"/>
+              </w:rPr>
+              <w:t xml:space="preserve">Média / Alto</w:t>
+            </w:r>
+          </w:p>
+        </w:tc>
+        <w:tc>
+          <w:tcPr>
+            <w:tcW w:type="dxa" w:w="4360"/>
+            <w:tcMar>
+              <w:top w:type="dxa" w:w="60"/>
+              <w:left w:type="dxa" w:w="100"/>
+              <w:bottom w:type="dxa" w:w="60"/>
+              <w:right w:type="dxa" w:w="100"/>
+            </w:tcMar>
+          </w:tcPr>
+          <w:p>
+            <w:pPr>
+              <w:spacing w:after="0" w:line="240"/>
+              <w:jc w:val="left"/>
+            </w:pPr>
+            <w:r>
+              <w:rPr>
+                <w:rFonts w:ascii="Calibri" w:cs="Calibri" w:eastAsia="Calibri" w:hAnsi="Calibri"/>
+                <w:color w:val="000000"/>
+                <w:sz w:val="19"/>
+                <w:szCs w:val="19"/>
+              </w:rPr>
+              <w:t xml:space="preserve">Testar com pessoas de fora do grupo na semana 8 e ajustar o limite de desvio</w:t>
+            </w:r>
+          </w:p>
+        </w:tc>
+      </w:tr>
+      <w:tr>
+        <w:trPr>
+          <w:cantSplit/>
+        </w:trPr>
+        <w:tc>
+          <w:tcPr>
+            <w:tcW w:type="dxa" w:w="3300"/>
+            <w:shd w:fill="F2F2F2" w:color="auto" w:val="clear"/>
+            <w:tcMar>
+              <w:top w:type="dxa" w:w="60"/>
+              <w:left w:type="dxa" w:w="100"/>
+              <w:bottom w:type="dxa" w:w="60"/>
+              <w:right w:type="dxa" w:w="100"/>
+            </w:tcMar>
+          </w:tcPr>
+          <w:p>
+            <w:pPr>
+              <w:spacing w:after="0" w:line="240"/>
+              <w:jc w:val="left"/>
+            </w:pPr>
+            <w:r>
+              <w:rPr>
+                <w:rFonts w:ascii="Calibri" w:cs="Calibri" w:eastAsia="Calibri" w:hAnsi="Calibri"/>
+                <w:color w:val="000000"/>
+                <w:sz w:val="19"/>
+                <w:szCs w:val="19"/>
+              </w:rPr>
+              <w:t xml:space="preserve">Parte da equipe sem experiência com Svelte e TypeScript</w:t>
+            </w:r>
+          </w:p>
+        </w:tc>
+        <w:tc>
+          <w:tcPr>
+            <w:tcW w:type="dxa" w:w="1700"/>
+            <w:shd w:fill="F2F2F2" w:color="auto" w:val="clear"/>
+            <w:tcMar>
+              <w:top w:type="dxa" w:w="60"/>
+              <w:left w:type="dxa" w:w="100"/>
+              <w:bottom w:type="dxa" w:w="60"/>
+              <w:right w:type="dxa" w:w="100"/>
+            </w:tcMar>
+          </w:tcPr>
+          <w:p>
+            <w:pPr>
+              <w:spacing w:after="0" w:line="240"/>
+              <w:jc w:val="left"/>
+            </w:pPr>
+            <w:r>
+              <w:rPr>
+                <w:rFonts w:ascii="Calibri" w:cs="Calibri" w:eastAsia="Calibri" w:hAnsi="Calibri"/>
+                <w:color w:val="000000"/>
+                <w:sz w:val="19"/>
+                <w:szCs w:val="19"/>
+              </w:rPr>
+              <w:t xml:space="preserve">Alta / Alto</w:t>
+            </w:r>
+          </w:p>
+        </w:tc>
+        <w:tc>
+          <w:tcPr>
+            <w:tcW w:type="dxa" w:w="4360"/>
+            <w:shd w:fill="F2F2F2" w:color="auto" w:val="clear"/>
+            <w:tcMar>
+              <w:top w:type="dxa" w:w="60"/>
+              <w:left w:type="dxa" w:w="100"/>
+              <w:bottom w:type="dxa" w:w="60"/>
+              <w:right w:type="dxa" w:w="100"/>
+            </w:tcMar>
+          </w:tcPr>
+          <w:p>
+            <w:pPr>
+              <w:spacing w:after="0" w:line="240"/>
+              <w:jc w:val="left"/>
+            </w:pPr>
+            <w:r>
+              <w:rPr>
+                <w:rFonts w:ascii="Calibri" w:cs="Calibri" w:eastAsia="Calibri" w:hAnsi="Calibri"/>
+                <w:color w:val="000000"/>
+                <w:sz w:val="19"/>
+                <w:szCs w:val="19"/>
+              </w:rPr>
+              <w:t xml:space="preserve">Frontend que só desenha o estado; componentes pequenos; exemplos no README; programação em par</w:t>
+            </w:r>
+          </w:p>
+        </w:tc>
+      </w:tr>
+      <w:tr>
+        <w:trPr>
+          <w:cantSplit/>
+        </w:trPr>
+        <w:tc>
+          <w:tcPr>
+            <w:tcW w:type="dxa" w:w="3300"/>
+            <w:tcMar>
+              <w:top w:type="dxa" w:w="60"/>
+              <w:left w:type="dxa" w:w="100"/>
+              <w:bottom w:type="dxa" w:w="60"/>
+              <w:right w:type="dxa" w:w="100"/>
+            </w:tcMar>
+          </w:tcPr>
+          <w:p>
+            <w:pPr>
+              <w:spacing w:after="0" w:line="240"/>
+              <w:jc w:val="left"/>
+            </w:pPr>
+            <w:r>
+              <w:rPr>
+                <w:rFonts w:ascii="Calibri" w:cs="Calibri" w:eastAsia="Calibri" w:hAnsi="Calibri"/>
+                <w:color w:val="000000"/>
+                <w:sz w:val="19"/>
+                <w:szCs w:val="19"/>
+              </w:rPr>
+              <w:t xml:space="preserve">Backend e frontend saírem de sincronia no protocolo</w:t>
+            </w:r>
+          </w:p>
+        </w:tc>
+        <w:tc>
+          <w:tcPr>
+            <w:tcW w:type="dxa" w:w="1700"/>
+            <w:tcMar>
+              <w:top w:type="dxa" w:w="60"/>
+              <w:left w:type="dxa" w:w="100"/>
+              <w:bottom w:type="dxa" w:w="60"/>
+              <w:right w:type="dxa" w:w="100"/>
+            </w:tcMar>
+          </w:tcPr>
+          <w:p>
+            <w:pPr>
+              <w:spacing w:after="0" w:line="240"/>
+              <w:jc w:val="left"/>
+            </w:pPr>
+            <w:r>
+              <w:rPr>
+                <w:rFonts w:ascii="Calibri" w:cs="Calibri" w:eastAsia="Calibri" w:hAnsi="Calibri"/>
+                <w:color w:val="000000"/>
+                <w:sz w:val="19"/>
+                <w:szCs w:val="19"/>
+              </w:rPr>
+              <w:t xml:space="preserve">Média / Alto</w:t>
+            </w:r>
+          </w:p>
+        </w:tc>
+        <w:tc>
+          <w:tcPr>
+            <w:tcW w:type="dxa" w:w="4360"/>
+            <w:tcMar>
+              <w:top w:type="dxa" w:w="60"/>
+              <w:left w:type="dxa" w:w="100"/>
+              <w:bottom w:type="dxa" w:w="60"/>
+              <w:right w:type="dxa" w:w="100"/>
+            </w:tcMar>
+          </w:tcPr>
+          <w:p>
+            <w:pPr>
+              <w:spacing w:after="0" w:line="240"/>
+              <w:jc w:val="left"/>
+            </w:pPr>
+            <w:r>
+              <w:rPr>
+                <w:rFonts w:ascii="Calibri" w:cs="Calibri" w:eastAsia="Calibri" w:hAnsi="Calibri"/>
+                <w:color w:val="000000"/>
+                <w:sz w:val="19"/>
+                <w:szCs w:val="19"/>
+              </w:rPr>
+              <w:t xml:space="preserve">Protocolo documentado, tipado dos dois lados, alterado no mesmo PR e conferido por teste</w:t>
+            </w:r>
+          </w:p>
+        </w:tc>
+      </w:tr>
+      <w:tr>
+        <w:trPr>
+          <w:cantSplit/>
+        </w:trPr>
+        <w:tc>
+          <w:tcPr>
+            <w:tcW w:type="dxa" w:w="3300"/>
+            <w:shd w:fill="F2F2F2" w:color="auto" w:val="clear"/>
+            <w:tcMar>
+              <w:top w:type="dxa" w:w="60"/>
+              <w:left w:type="dxa" w:w="100"/>
+              <w:bottom w:type="dxa" w:w="60"/>
+              <w:right w:type="dxa" w:w="100"/>
+            </w:tcMar>
+          </w:tcPr>
+          <w:p>
+            <w:pPr>
+              <w:spacing w:after="0" w:line="240"/>
+              <w:jc w:val="left"/>
+            </w:pPr>
+            <w:r>
+              <w:rPr>
+                <w:rFonts w:ascii="Calibri" w:cs="Calibri" w:eastAsia="Calibri" w:hAnsi="Calibri"/>
+                <w:color w:val="000000"/>
+                <w:sz w:val="19"/>
+                <w:szCs w:val="19"/>
+              </w:rPr>
+              <w:t xml:space="preserve">Latência do WebSocket deixar os controles lentos</w:t>
+            </w:r>
+          </w:p>
+        </w:tc>
+        <w:tc>
+          <w:tcPr>
+            <w:tcW w:type="dxa" w:w="1700"/>
+            <w:shd w:fill="F2F2F2" w:color="auto" w:val="clear"/>
+            <w:tcMar>
+              <w:top w:type="dxa" w:w="60"/>
+              <w:left w:type="dxa" w:w="100"/>
+              <w:bottom w:type="dxa" w:w="60"/>
+              <w:right w:type="dxa" w:w="100"/>
+            </w:tcMar>
+          </w:tcPr>
+          <w:p>
+            <w:pPr>
+              <w:spacing w:after="0" w:line="240"/>
+              <w:jc w:val="left"/>
+            </w:pPr>
+            <w:r>
+              <w:rPr>
+                <w:rFonts w:ascii="Calibri" w:cs="Calibri" w:eastAsia="Calibri" w:hAnsi="Calibri"/>
+                <w:color w:val="000000"/>
+                <w:sz w:val="19"/>
+                <w:szCs w:val="19"/>
+              </w:rPr>
+              <w:t xml:space="preserve">Baixa / Médio</w:t>
+            </w:r>
+          </w:p>
+        </w:tc>
+        <w:tc>
+          <w:tcPr>
+            <w:tcW w:type="dxa" w:w="4360"/>
+            <w:shd w:fill="F2F2F2" w:color="auto" w:val="clear"/>
+            <w:tcMar>
+              <w:top w:type="dxa" w:w="60"/>
+              <w:left w:type="dxa" w:w="100"/>
+              <w:bottom w:type="dxa" w:w="60"/>
+              <w:right w:type="dxa" w:w="100"/>
+            </w:tcMar>
+          </w:tcPr>
+          <w:p>
+            <w:pPr>
+              <w:spacing w:after="0" w:line="240"/>
+              <w:jc w:val="left"/>
+            </w:pPr>
+            <w:r>
+              <w:rPr>
+                <w:rFonts w:ascii="Calibri" w:cs="Calibri" w:eastAsia="Calibri" w:hAnsi="Calibri"/>
+                <w:color w:val="000000"/>
+                <w:sz w:val="19"/>
+                <w:szCs w:val="19"/>
+              </w:rPr>
+              <w:t xml:space="preserve">Comunicação só local, mensagens pequenas e medição desde o primeiro protótipo</w:t>
+            </w:r>
+          </w:p>
+        </w:tc>
+      </w:tr>
+      <w:tr>
+        <w:trPr>
+          <w:cantSplit/>
+        </w:trPr>
+        <w:tc>
+          <w:tcPr>
+            <w:tcW w:type="dxa" w:w="3300"/>
+            <w:tcMar>
+              <w:top w:type="dxa" w:w="60"/>
+              <w:left w:type="dxa" w:w="100"/>
+              <w:bottom w:type="dxa" w:w="60"/>
+              <w:right w:type="dxa" w:w="100"/>
+            </w:tcMar>
+          </w:tcPr>
+          <w:p>
+            <w:pPr>
+              <w:spacing w:after="0" w:line="240"/>
+              <w:jc w:val="left"/>
+            </w:pPr>
+            <w:r>
+              <w:rPr>
+                <w:rFonts w:ascii="Calibri" w:cs="Calibri" w:eastAsia="Calibri" w:hAnsi="Calibri"/>
+                <w:color w:val="000000"/>
+                <w:sz w:val="19"/>
+                <w:szCs w:val="19"/>
+              </w:rPr>
+              <w:t xml:space="preserve">Subestimar o esforço da rotação com deslocamento corretivo</w:t>
+            </w:r>
+          </w:p>
+        </w:tc>
+        <w:tc>
+          <w:tcPr>
+            <w:tcW w:type="dxa" w:w="1700"/>
+            <w:tcMar>
+              <w:top w:type="dxa" w:w="60"/>
+              <w:left w:type="dxa" w:w="100"/>
+              <w:bottom w:type="dxa" w:w="60"/>
+              <w:right w:type="dxa" w:w="100"/>
+            </w:tcMar>
+          </w:tcPr>
+          <w:p>
+            <w:pPr>
+              <w:spacing w:after="0" w:line="240"/>
+              <w:jc w:val="left"/>
+            </w:pPr>
+            <w:r>
+              <w:rPr>
+                <w:rFonts w:ascii="Calibri" w:cs="Calibri" w:eastAsia="Calibri" w:hAnsi="Calibri"/>
+                <w:color w:val="000000"/>
+                <w:sz w:val="19"/>
+                <w:szCs w:val="19"/>
+              </w:rPr>
+              <w:t xml:space="preserve">Alta / Médio</w:t>
+            </w:r>
+          </w:p>
+        </w:tc>
+        <w:tc>
+          <w:tcPr>
+            <w:tcW w:type="dxa" w:w="4360"/>
+            <w:tcMar>
+              <w:top w:type="dxa" w:w="60"/>
+              <w:left w:type="dxa" w:w="100"/>
+              <w:bottom w:type="dxa" w:w="60"/>
+              <w:right w:type="dxa" w:w="100"/>
+            </w:tcMar>
+          </w:tcPr>
+          <w:p>
+            <w:pPr>
+              <w:spacing w:after="0" w:line="240"/>
+              <w:jc w:val="left"/>
+            </w:pPr>
+            <w:r>
+              <w:rPr>
+                <w:rFonts w:ascii="Calibri" w:cs="Calibri" w:eastAsia="Calibri" w:hAnsi="Calibri"/>
+                <w:color w:val="000000"/>
+                <w:sz w:val="19"/>
+                <w:szCs w:val="19"/>
+              </w:rPr>
+              <w:t xml:space="preserve">Implementar primeiro a rotação simples e acrescentar os deslocamentos depois</w:t>
+            </w:r>
+          </w:p>
+        </w:tc>
+      </w:tr>
+      <w:tr>
+        <w:trPr>
+          <w:cantSplit/>
+        </w:trPr>
+        <w:tc>
+          <w:tcPr>
+            <w:tcW w:type="dxa" w:w="3300"/>
+            <w:shd w:fill="F2F2F2" w:color="auto" w:val="clear"/>
+            <w:tcMar>
+              <w:top w:type="dxa" w:w="60"/>
+              <w:left w:type="dxa" w:w="100"/>
+              <w:bottom w:type="dxa" w:w="60"/>
+              <w:right w:type="dxa" w:w="100"/>
+            </w:tcMar>
+          </w:tcPr>
+          <w:p>
+            <w:pPr>
+              <w:spacing w:after="0" w:line="240"/>
+              <w:jc w:val="left"/>
+            </w:pPr>
+            <w:r>
+              <w:rPr>
+                <w:rFonts w:ascii="Calibri" w:cs="Calibri" w:eastAsia="Calibri" w:hAnsi="Calibri"/>
+                <w:color w:val="000000"/>
+                <w:sz w:val="19"/>
+                <w:szCs w:val="19"/>
+              </w:rPr>
+              <w:t xml:space="preserve">Desequilíbrio na divisão do trabalho</w:t>
+            </w:r>
+          </w:p>
+        </w:tc>
+        <w:tc>
+          <w:tcPr>
+            <w:tcW w:type="dxa" w:w="1700"/>
+            <w:shd w:fill="F2F2F2" w:color="auto" w:val="clear"/>
+            <w:tcMar>
+              <w:top w:type="dxa" w:w="60"/>
+              <w:left w:type="dxa" w:w="100"/>
+              <w:bottom w:type="dxa" w:w="60"/>
+              <w:right w:type="dxa" w:w="100"/>
+            </w:tcMar>
+          </w:tcPr>
+          <w:p>
+            <w:pPr>
+              <w:spacing w:after="0" w:line="240"/>
+              <w:jc w:val="left"/>
+            </w:pPr>
+            <w:r>
+              <w:rPr>
+                <w:rFonts w:ascii="Calibri" w:cs="Calibri" w:eastAsia="Calibri" w:hAnsi="Calibri"/>
+                <w:color w:val="000000"/>
+                <w:sz w:val="19"/>
+                <w:szCs w:val="19"/>
+              </w:rPr>
+              <w:t xml:space="preserve">Média / Alto</w:t>
+            </w:r>
+          </w:p>
+        </w:tc>
+        <w:tc>
+          <w:tcPr>
+            <w:tcW w:type="dxa" w:w="4360"/>
+            <w:shd w:fill="F2F2F2" w:color="auto" w:val="clear"/>
+            <w:tcMar>
+              <w:top w:type="dxa" w:w="60"/>
+              <w:left w:type="dxa" w:w="100"/>
+              <w:bottom w:type="dxa" w:w="60"/>
+              <w:right w:type="dxa" w:w="100"/>
+            </w:tcMar>
+          </w:tcPr>
+          <w:p>
+            <w:pPr>
+              <w:spacing w:after="0" w:line="240"/>
+              <w:jc w:val="left"/>
+            </w:pPr>
+            <w:r>
+              <w:rPr>
+                <w:rFonts w:ascii="Calibri" w:cs="Calibri" w:eastAsia="Calibri" w:hAnsi="Calibri"/>
+                <w:color w:val="000000"/>
+                <w:sz w:val="19"/>
+                <w:szCs w:val="19"/>
+              </w:rPr>
+              <w:t xml:space="preserve">Revisão semanal do quadro de tarefas e registro individual de contribuições</w:t>
+            </w:r>
+          </w:p>
+        </w:tc>
+      </w:tr>
+    </w:tbl>
+    <w:p>
+      <w:pPr>
+        <w:spacing w:after="0"/>
+      </w:pPr>
+    </w:p>
+    <w:p>
+      <w:pPr>
+        <w:pageBreakBefore/>
+        <w:pStyle w:val="Heading1"/>
+        <w:spacing w:after="100" w:before="220"/>
+      </w:pPr>
+      <w:r>
+        <w:rPr>
+          <w:rFonts w:ascii="Calibri" w:cs="Calibri" w:eastAsia="Calibri" w:hAnsi="Calibri"/>
+          <w:b/>
+          <w:bCs/>
+          <w:color w:val="1F3864"/>
+          <w:sz w:val="24"/>
+          <w:szCs w:val="24"/>
+        </w:rPr>
+        <w:t xml:space="preserve">15. Limitações reconhecidas</w:t>
+      </w:r>
+    </w:p>
+    <w:p>
+      <w:pPr>
+        <w:spacing w:after="100" w:line="260"/>
+        <w:jc w:val="both"/>
+      </w:pPr>
+      <w:r>
+        <w:rPr>
+          <w:rFonts w:ascii="Calibri" w:cs="Calibri" w:eastAsia="Calibri" w:hAnsi="Calibri"/>
+          <w:sz w:val="20"/>
+          <w:szCs w:val="20"/>
+        </w:rPr>
+        <w:t xml:space="preserve">O modelo físico é uma simplificação deliberada: não há simulação de esforços internos, resistência dos materiais, deformação nem tombamento com rotação, e o colapso considera só o deslocamento horizontal do centro de massa. Isso basta para o jogo, mas não constitui análise estrutural no sentido da engenharia. O servidor foi feito para uso apenas local e não deve ser exposto na internet.</w:t>
+      </w:r>
+    </w:p>
+    <w:p>
+      <w:pPr>
+        <w:pStyle w:val="Heading1"/>
+        <w:spacing w:after="100" w:before="220"/>
+      </w:pPr>
+      <w:r>
+        <w:rPr>
+          <w:rFonts w:ascii="Calibri" w:cs="Calibri" w:eastAsia="Calibri" w:hAnsi="Calibri"/>
+          <w:b/>
+          <w:bCs/>
+          <w:color w:val="1F3864"/>
+          <w:sz w:val="24"/>
+          <w:szCs w:val="24"/>
+        </w:rPr>
+        <w:t xml:space="preserve">16. Divisão de responsabilidades</w:t>
       </w:r>
     </w:p>
     <w:p>
@@ -1476,8 +9714,8 @@
         </w:tblBorders>
       </w:tblPr>
       <w:tblGrid>
-        <w:gridCol w:w="2600"/>
-        <w:gridCol w:w="6760"/>
+        <w:gridCol w:w="4200"/>
+        <w:gridCol w:w="5160"/>
       </w:tblGrid>
       <w:tr>
         <w:trPr>
@@ -1485,7 +9723,7 @@
         </w:trPr>
         <w:tc>
           <w:tcPr>
-            <w:tcW w:type="dxa" w:w="2600"/>
+            <w:tcW w:type="dxa" w:w="4200"/>
             <w:shd w:fill="1F3864" w:color="auto" w:val="clear"/>
             <w:tcMar>
               <w:top w:type="dxa" w:w="60"/>
@@ -1514,7 +9752,7 @@
         </w:tc>
         <w:tc>
           <w:tcPr>
-            <w:tcW w:type="dxa" w:w="6760"/>
+            <w:tcW w:type="dxa" w:w="5160"/>
             <w:shd w:fill="1F3864" w:color="auto" w:val="clear"/>
             <w:tcMar>
               <w:top w:type="dxa" w:w="60"/>
@@ -1544,28 +9782,26 @@
       </w:tr>
       <w:tr>
         <w:trPr>
-          <w:tblHeader w:val="false"/>
-        </w:trPr>
-        <w:tc>
-          <w:tcPr>
-            <w:tcW w:type="dxa" w:w="2600"/>
-            <w:tcMar>
-              <w:top w:type="dxa" w:w="60"/>
-              <w:left w:type="dxa" w:w="100"/>
-              <w:bottom w:type="dxa" w:w="60"/>
-              <w:right w:type="dxa" w:w="100"/>
-            </w:tcMar>
-          </w:tcPr>
-          <w:p>
-            <w:pPr>
-              <w:spacing w:after="0" w:line="240"/>
-              <w:jc w:val="left"/>
-            </w:pPr>
-            <w:r>
-              <w:rPr>
-                <w:rFonts w:ascii="Calibri" w:cs="Calibri" w:eastAsia="Calibri" w:hAnsi="Calibri"/>
-                <w:b w:val="false"/>
-                <w:bCs w:val="false"/>
+          <w:cantSplit/>
+        </w:trPr>
+        <w:tc>
+          <w:tcPr>
+            <w:tcW w:type="dxa" w:w="4200"/>
+            <w:tcMar>
+              <w:top w:type="dxa" w:w="60"/>
+              <w:left w:type="dxa" w:w="100"/>
+              <w:bottom w:type="dxa" w:w="60"/>
+              <w:right w:type="dxa" w:w="100"/>
+            </w:tcMar>
+          </w:tcPr>
+          <w:p>
+            <w:pPr>
+              <w:spacing w:after="0" w:line="240"/>
+              <w:jc w:val="left"/>
+            </w:pPr>
+            <w:r>
+              <w:rPr>
+                <w:rFonts w:ascii="Calibri" w:cs="Calibri" w:eastAsia="Calibri" w:hAnsi="Calibri"/>
                 <w:color w:val="000000"/>
                 <w:sz w:val="19"/>
                 <w:szCs w:val="19"/>
@@ -1576,24 +9812,22 @@
         </w:tc>
         <w:tc>
           <w:tcPr>
-            <w:tcW w:type="dxa" w:w="6760"/>
-            <w:tcMar>
-              <w:top w:type="dxa" w:w="60"/>
-              <w:left w:type="dxa" w:w="100"/>
-              <w:bottom w:type="dxa" w:w="60"/>
-              <w:right w:type="dxa" w:w="100"/>
-            </w:tcMar>
-          </w:tcPr>
-          <w:p>
-            <w:pPr>
-              <w:spacing w:after="0" w:line="240"/>
-              <w:jc w:val="left"/>
-            </w:pPr>
-            <w:r>
-              <w:rPr>
-                <w:rFonts w:ascii="Calibri" w:cs="Calibri" w:eastAsia="Calibri" w:hAnsi="Calibri"/>
-                <w:b w:val="false"/>
-                <w:bCs w:val="false"/>
+            <w:tcW w:type="dxa" w:w="5160"/>
+            <w:tcMar>
+              <w:top w:type="dxa" w:w="60"/>
+              <w:left w:type="dxa" w:w="100"/>
+              <w:bottom w:type="dxa" w:w="60"/>
+              <w:right w:type="dxa" w:w="100"/>
+            </w:tcMar>
+          </w:tcPr>
+          <w:p>
+            <w:pPr>
+              <w:spacing w:after="0" w:line="240"/>
+              <w:jc w:val="left"/>
+            </w:pPr>
+            <w:r>
+              <w:rPr>
+                <w:rFonts w:ascii="Calibri" w:cs="Calibri" w:eastAsia="Calibri" w:hAnsi="Calibri"/>
                 <w:color w:val="000000"/>
                 <w:sz w:val="19"/>
                 <w:szCs w:val="19"/>
@@ -1605,58 +9839,54 @@
       </w:tr>
       <w:tr>
         <w:trPr>
-          <w:tblHeader w:val="false"/>
-        </w:trPr>
-        <w:tc>
-          <w:tcPr>
-            <w:tcW w:type="dxa" w:w="2600"/>
-            <w:shd w:fill="F2F2F2" w:color="auto" w:val="clear"/>
-            <w:tcMar>
-              <w:top w:type="dxa" w:w="60"/>
-              <w:left w:type="dxa" w:w="100"/>
-              <w:bottom w:type="dxa" w:w="60"/>
-              <w:right w:type="dxa" w:w="100"/>
-            </w:tcMar>
-          </w:tcPr>
-          <w:p>
-            <w:pPr>
-              <w:spacing w:after="0" w:line="240"/>
-              <w:jc w:val="left"/>
-            </w:pPr>
-            <w:r>
-              <w:rPr>
-                <w:rFonts w:ascii="Calibri" w:cs="Calibri" w:eastAsia="Calibri" w:hAnsi="Calibri"/>
-                <w:b w:val="false"/>
-                <w:bCs w:val="false"/>
-                <w:color w:val="000000"/>
-                <w:sz w:val="19"/>
-                <w:szCs w:val="19"/>
-              </w:rPr>
-              <w:t xml:space="preserve">Modelo de materiais, cálculo do centro de massa e regra de colapso</w:t>
-            </w:r>
-          </w:p>
-        </w:tc>
-        <w:tc>
-          <w:tcPr>
-            <w:tcW w:type="dxa" w:w="6760"/>
-            <w:shd w:fill="F2F2F2" w:color="auto" w:val="clear"/>
-            <w:tcMar>
-              <w:top w:type="dxa" w:w="60"/>
-              <w:left w:type="dxa" w:w="100"/>
-              <w:bottom w:type="dxa" w:w="60"/>
-              <w:right w:type="dxa" w:w="100"/>
-            </w:tcMar>
-          </w:tcPr>
-          <w:p>
-            <w:pPr>
-              <w:spacing w:after="0" w:line="240"/>
-              <w:jc w:val="left"/>
-            </w:pPr>
-            <w:r>
-              <w:rPr>
-                <w:rFonts w:ascii="Calibri" w:cs="Calibri" w:eastAsia="Calibri" w:hAnsi="Calibri"/>
-                <w:b w:val="false"/>
-                <w:bCs w:val="false"/>
+          <w:cantSplit/>
+        </w:trPr>
+        <w:tc>
+          <w:tcPr>
+            <w:tcW w:type="dxa" w:w="4200"/>
+            <w:shd w:fill="F2F2F2" w:color="auto" w:val="clear"/>
+            <w:tcMar>
+              <w:top w:type="dxa" w:w="60"/>
+              <w:left w:type="dxa" w:w="100"/>
+              <w:bottom w:type="dxa" w:w="60"/>
+              <w:right w:type="dxa" w:w="100"/>
+            </w:tcMar>
+          </w:tcPr>
+          <w:p>
+            <w:pPr>
+              <w:spacing w:after="0" w:line="240"/>
+              <w:jc w:val="left"/>
+            </w:pPr>
+            <w:r>
+              <w:rPr>
+                <w:rFonts w:ascii="Calibri" w:cs="Calibri" w:eastAsia="Calibri" w:hAnsi="Calibri"/>
+                <w:color w:val="000000"/>
+                <w:sz w:val="19"/>
+                <w:szCs w:val="19"/>
+              </w:rPr>
+              <w:t xml:space="preserve">Materiais, cálculo do centro de massa e regra de colapso</w:t>
+            </w:r>
+          </w:p>
+        </w:tc>
+        <w:tc>
+          <w:tcPr>
+            <w:tcW w:type="dxa" w:w="5160"/>
+            <w:shd w:fill="F2F2F2" w:color="auto" w:val="clear"/>
+            <w:tcMar>
+              <w:top w:type="dxa" w:w="60"/>
+              <w:left w:type="dxa" w:w="100"/>
+              <w:bottom w:type="dxa" w:w="60"/>
+              <w:right w:type="dxa" w:w="100"/>
+            </w:tcMar>
+          </w:tcPr>
+          <w:p>
+            <w:pPr>
+              <w:spacing w:after="0" w:line="240"/>
+              <w:jc w:val="left"/>
+            </w:pPr>
+            <w:r>
+              <w:rPr>
+                <w:rFonts w:ascii="Calibri" w:cs="Calibri" w:eastAsia="Calibri" w:hAnsi="Calibri"/>
                 <w:color w:val="000000"/>
                 <w:sz w:val="19"/>
                 <w:szCs w:val="19"/>
@@ -1668,56 +9898,52 @@
       </w:tr>
       <w:tr>
         <w:trPr>
-          <w:tblHeader w:val="false"/>
-        </w:trPr>
-        <w:tc>
-          <w:tcPr>
-            <w:tcW w:type="dxa" w:w="2600"/>
-            <w:tcMar>
-              <w:top w:type="dxa" w:w="60"/>
-              <w:left w:type="dxa" w:w="100"/>
-              <w:bottom w:type="dxa" w:w="60"/>
-              <w:right w:type="dxa" w:w="100"/>
-            </w:tcMar>
-          </w:tcPr>
-          <w:p>
-            <w:pPr>
-              <w:spacing w:after="0" w:line="240"/>
-              <w:jc w:val="left"/>
-            </w:pPr>
-            <w:r>
-              <w:rPr>
-                <w:rFonts w:ascii="Calibri" w:cs="Calibri" w:eastAsia="Calibri" w:hAnsi="Calibri"/>
-                <w:b w:val="false"/>
-                <w:bCs w:val="false"/>
-                <w:color w:val="000000"/>
-                <w:sz w:val="19"/>
-                <w:szCs w:val="19"/>
-              </w:rPr>
-              <w:t xml:space="preserve">Interface gráfica, telas, animações e experiência do usuário</w:t>
-            </w:r>
-          </w:p>
-        </w:tc>
-        <w:tc>
-          <w:tcPr>
-            <w:tcW w:type="dxa" w:w="6760"/>
-            <w:tcMar>
-              <w:top w:type="dxa" w:w="60"/>
-              <w:left w:type="dxa" w:w="100"/>
-              <w:bottom w:type="dxa" w:w="60"/>
-              <w:right w:type="dxa" w:w="100"/>
-            </w:tcMar>
-          </w:tcPr>
-          <w:p>
-            <w:pPr>
-              <w:spacing w:after="0" w:line="240"/>
-              <w:jc w:val="left"/>
-            </w:pPr>
-            <w:r>
-              <w:rPr>
-                <w:rFonts w:ascii="Calibri" w:cs="Calibri" w:eastAsia="Calibri" w:hAnsi="Calibri"/>
-                <w:b w:val="false"/>
-                <w:bCs w:val="false"/>
+          <w:cantSplit/>
+        </w:trPr>
+        <w:tc>
+          <w:tcPr>
+            <w:tcW w:type="dxa" w:w="4200"/>
+            <w:tcMar>
+              <w:top w:type="dxa" w:w="60"/>
+              <w:left w:type="dxa" w:w="100"/>
+              <w:bottom w:type="dxa" w:w="60"/>
+              <w:right w:type="dxa" w:w="100"/>
+            </w:tcMar>
+          </w:tcPr>
+          <w:p>
+            <w:pPr>
+              <w:spacing w:after="0" w:line="240"/>
+              <w:jc w:val="left"/>
+            </w:pPr>
+            <w:r>
+              <w:rPr>
+                <w:rFonts w:ascii="Calibri" w:cs="Calibri" w:eastAsia="Calibri" w:hAnsi="Calibri"/>
+                <w:color w:val="000000"/>
+                <w:sz w:val="19"/>
+                <w:szCs w:val="19"/>
+              </w:rPr>
+              <w:t xml:space="preserve">Servidor: API REST, WebSocket, sessões e protocolo</w:t>
+            </w:r>
+          </w:p>
+        </w:tc>
+        <w:tc>
+          <w:tcPr>
+            <w:tcW w:type="dxa" w:w="5160"/>
+            <w:tcMar>
+              <w:top w:type="dxa" w:w="60"/>
+              <w:left w:type="dxa" w:w="100"/>
+              <w:bottom w:type="dxa" w:w="60"/>
+              <w:right w:type="dxa" w:w="100"/>
+            </w:tcMar>
+          </w:tcPr>
+          <w:p>
+            <w:pPr>
+              <w:spacing w:after="0" w:line="240"/>
+              <w:jc w:val="left"/>
+            </w:pPr>
+            <w:r>
+              <w:rPr>
+                <w:rFonts w:ascii="Calibri" w:cs="Calibri" w:eastAsia="Calibri" w:hAnsi="Calibri"/>
                 <w:color w:val="000000"/>
                 <w:sz w:val="19"/>
                 <w:szCs w:val="19"/>
@@ -1729,29 +9955,85 @@
       </w:tr>
       <w:tr>
         <w:trPr>
-          <w:tblHeader w:val="false"/>
-        </w:trPr>
-        <w:tc>
-          <w:tcPr>
-            <w:tcW w:type="dxa" w:w="2600"/>
-            <w:shd w:fill="F2F2F2" w:color="auto" w:val="clear"/>
-            <w:tcMar>
-              <w:top w:type="dxa" w:w="60"/>
-              <w:left w:type="dxa" w:w="100"/>
-              <w:bottom w:type="dxa" w:w="60"/>
-              <w:right w:type="dxa" w:w="100"/>
-            </w:tcMar>
-          </w:tcPr>
-          <w:p>
-            <w:pPr>
-              <w:spacing w:after="0" w:line="240"/>
-              <w:jc w:val="left"/>
-            </w:pPr>
-            <w:r>
-              <w:rPr>
-                <w:rFonts w:ascii="Calibri" w:cs="Calibri" w:eastAsia="Calibri" w:hAnsi="Calibri"/>
-                <w:b w:val="false"/>
-                <w:bCs w:val="false"/>
+          <w:cantSplit/>
+        </w:trPr>
+        <w:tc>
+          <w:tcPr>
+            <w:tcW w:type="dxa" w:w="4200"/>
+            <w:shd w:fill="F2F2F2" w:color="auto" w:val="clear"/>
+            <w:tcMar>
+              <w:top w:type="dxa" w:w="60"/>
+              <w:left w:type="dxa" w:w="100"/>
+              <w:bottom w:type="dxa" w:w="60"/>
+              <w:right w:type="dxa" w:w="100"/>
+            </w:tcMar>
+          </w:tcPr>
+          <w:p>
+            <w:pPr>
+              <w:spacing w:after="0" w:line="240"/>
+              <w:jc w:val="left"/>
+            </w:pPr>
+            <w:r>
+              <w:rPr>
+                <w:rFonts w:ascii="Calibri" w:cs="Calibri" w:eastAsia="Calibri" w:hAnsi="Calibri"/>
+                <w:color w:val="000000"/>
+                <w:sz w:val="19"/>
+                <w:szCs w:val="19"/>
+              </w:rPr>
+              <w:t xml:space="preserve">Interface: telas, tabuleiro em Canvas, animações e experiência do usuário</w:t>
+            </w:r>
+          </w:p>
+        </w:tc>
+        <w:tc>
+          <w:tcPr>
+            <w:tcW w:type="dxa" w:w="5160"/>
+            <w:shd w:fill="F2F2F2" w:color="auto" w:val="clear"/>
+            <w:tcMar>
+              <w:top w:type="dxa" w:w="60"/>
+              <w:left w:type="dxa" w:w="100"/>
+              <w:bottom w:type="dxa" w:w="60"/>
+              <w:right w:type="dxa" w:w="100"/>
+            </w:tcMar>
+          </w:tcPr>
+          <w:p>
+            <w:pPr>
+              <w:spacing w:after="0" w:line="240"/>
+              <w:jc w:val="left"/>
+            </w:pPr>
+            <w:r>
+              <w:rPr>
+                <w:rFonts w:ascii="Calibri" w:cs="Calibri" w:eastAsia="Calibri" w:hAnsi="Calibri"/>
+                <w:color w:val="000000"/>
+                <w:sz w:val="19"/>
+                <w:szCs w:val="19"/>
+              </w:rPr>
+              <w:t xml:space="preserve"/>
+            </w:r>
+          </w:p>
+        </w:tc>
+      </w:tr>
+      <w:tr>
+        <w:trPr>
+          <w:cantSplit/>
+        </w:trPr>
+        <w:tc>
+          <w:tcPr>
+            <w:tcW w:type="dxa" w:w="4200"/>
+            <w:tcMar>
+              <w:top w:type="dxa" w:w="60"/>
+              <w:left w:type="dxa" w:w="100"/>
+              <w:bottom w:type="dxa" w:w="60"/>
+              <w:right w:type="dxa" w:w="100"/>
+            </w:tcMar>
+          </w:tcPr>
+          <w:p>
+            <w:pPr>
+              <w:spacing w:after="0" w:line="240"/>
+              <w:jc w:val="left"/>
+            </w:pPr>
+            <w:r>
+              <w:rPr>
+                <w:rFonts w:ascii="Calibri" w:cs="Calibri" w:eastAsia="Calibri" w:hAnsi="Calibri"/>
                 <w:color w:val="000000"/>
                 <w:sz w:val="19"/>
                 <w:szCs w:val="19"/>
@@ -1762,25 +10044,22 @@
         </w:tc>
         <w:tc>
           <w:tcPr>
-            <w:tcW w:type="dxa" w:w="6760"/>
-            <w:shd w:fill="F2F2F2" w:color="auto" w:val="clear"/>
-            <w:tcMar>
-              <w:top w:type="dxa" w:w="60"/>
-              <w:left w:type="dxa" w:w="100"/>
-              <w:bottom w:type="dxa" w:w="60"/>
-              <w:right w:type="dxa" w:w="100"/>
-            </w:tcMar>
-          </w:tcPr>
-          <w:p>
-            <w:pPr>
-              <w:spacing w:after="0" w:line="240"/>
-              <w:jc w:val="left"/>
-            </w:pPr>
-            <w:r>
-              <w:rPr>
-                <w:rFonts w:ascii="Calibri" w:cs="Calibri" w:eastAsia="Calibri" w:hAnsi="Calibri"/>
-                <w:b w:val="false"/>
-                <w:bCs w:val="false"/>
+            <w:tcW w:type="dxa" w:w="5160"/>
+            <w:tcMar>
+              <w:top w:type="dxa" w:w="60"/>
+              <w:left w:type="dxa" w:w="100"/>
+              <w:bottom w:type="dxa" w:w="60"/>
+              <w:right w:type="dxa" w:w="100"/>
+            </w:tcMar>
+          </w:tcPr>
+          <w:p>
+            <w:pPr>
+              <w:spacing w:after="0" w:line="240"/>
+              <w:jc w:val="left"/>
+            </w:pPr>
+            <w:r>
+              <w:rPr>
+                <w:rFonts w:ascii="Calibri" w:cs="Calibri" w:eastAsia="Calibri" w:hAnsi="Calibri"/>
                 <w:color w:val="000000"/>
                 <w:sz w:val="19"/>
                 <w:szCs w:val="19"/>

--- a/docs/Proposta_Projeto_Canteiro.docx
+++ b/docs/Proposta_Projeto_Canteiro.docx
@@ -110,9 +110,7 @@
         </w:tblBorders>
       </w:tblPr>
       <w:tblGrid>
-        <w:gridCol w:w="3400"/>
-        <w:gridCol w:w="1500"/>
-        <w:gridCol w:w="4460"/>
+        <w:gridCol w:w="9360"/>
       </w:tblGrid>
       <w:tr>
         <w:trPr>
@@ -120,7 +118,7 @@
         </w:trPr>
         <w:tc>
           <w:tcPr>
-            <w:tcW w:type="dxa" w:w="3400"/>
+            <w:tcW w:type="dxa" w:w="9360"/>
             <w:shd w:fill="1F3864" w:color="auto" w:val="clear"/>
             <w:tcMar>
               <w:top w:type="dxa" w:w="60"/>
@@ -147,64 +145,6 @@
             </w:r>
           </w:p>
         </w:tc>
-        <w:tc>
-          <w:tcPr>
-            <w:tcW w:type="dxa" w:w="1500"/>
-            <w:shd w:fill="1F3864" w:color="auto" w:val="clear"/>
-            <w:tcMar>
-              <w:top w:type="dxa" w:w="60"/>
-              <w:left w:type="dxa" w:w="100"/>
-              <w:bottom w:type="dxa" w:w="60"/>
-              <w:right w:type="dxa" w:w="100"/>
-            </w:tcMar>
-          </w:tcPr>
-          <w:p>
-            <w:pPr>
-              <w:spacing w:after="0" w:line="240"/>
-              <w:jc w:val="left"/>
-            </w:pPr>
-            <w:r>
-              <w:rPr>
-                <w:rFonts w:ascii="Calibri" w:cs="Calibri" w:eastAsia="Calibri" w:hAnsi="Calibri"/>
-                <w:b/>
-                <w:bCs/>
-                <w:color w:val="FFFFFF"/>
-                <w:sz w:val="19"/>
-                <w:szCs w:val="19"/>
-              </w:rPr>
-              <w:t xml:space="preserve">Matrícula</w:t>
-            </w:r>
-          </w:p>
-        </w:tc>
-        <w:tc>
-          <w:tcPr>
-            <w:tcW w:type="dxa" w:w="4460"/>
-            <w:shd w:fill="1F3864" w:color="auto" w:val="clear"/>
-            <w:tcMar>
-              <w:top w:type="dxa" w:w="60"/>
-              <w:left w:type="dxa" w:w="100"/>
-              <w:bottom w:type="dxa" w:w="60"/>
-              <w:right w:type="dxa" w:w="100"/>
-            </w:tcMar>
-          </w:tcPr>
-          <w:p>
-            <w:pPr>
-              <w:spacing w:after="0" w:line="240"/>
-              <w:jc w:val="left"/>
-            </w:pPr>
-            <w:r>
-              <w:rPr>
-                <w:rFonts w:ascii="Calibri" w:cs="Calibri" w:eastAsia="Calibri" w:hAnsi="Calibri"/>
-                <w:b/>
-                <w:bCs/>
-                <w:color w:val="FFFFFF"/>
-                <w:sz w:val="19"/>
-                <w:szCs w:val="19"/>
-              </w:rPr>
-              <w:t xml:space="preserve">Papel principal nesta etapa</w:t>
-            </w:r>
-          </w:p>
-        </w:tc>
       </w:tr>
       <w:tr>
         <w:trPr>
@@ -212,7 +152,7 @@
         </w:trPr>
         <w:tc>
           <w:tcPr>
-            <w:tcW w:type="dxa" w:w="3400"/>
+            <w:tcW w:type="dxa" w:w="9360"/>
             <w:tcMar>
               <w:top w:type="dxa" w:w="60"/>
               <w:left w:type="dxa" w:w="100"/>
@@ -238,9 +178,15 @@
             </w:r>
           </w:p>
         </w:tc>
-        <w:tc>
-          <w:tcPr>
-            <w:tcW w:type="dxa" w:w="1500"/>
+      </w:tr>
+      <w:tr>
+        <w:trPr>
+          <w:tblHeader w:val="false"/>
+        </w:trPr>
+        <w:tc>
+          <w:tcPr>
+            <w:tcW w:type="dxa" w:w="9360"/>
+            <w:shd w:fill="F2F2F2" w:color="auto" w:val="clear"/>
             <w:tcMar>
               <w:top w:type="dxa" w:w="60"/>
               <w:left w:type="dxa" w:w="100"/>
@@ -262,13 +208,18 @@
                 <w:sz w:val="19"/>
                 <w:szCs w:val="19"/>
               </w:rPr>
-              <w:t xml:space="preserve"/>
-            </w:r>
-          </w:p>
-        </w:tc>
-        <w:tc>
-          <w:tcPr>
-            <w:tcW w:type="dxa" w:w="4460"/>
+              <w:t xml:space="preserve">Marcelo Camillo De Paula Leite</w:t>
+            </w:r>
+          </w:p>
+        </w:tc>
+      </w:tr>
+      <w:tr>
+        <w:trPr>
+          <w:tblHeader w:val="false"/>
+        </w:trPr>
+        <w:tc>
+          <w:tcPr>
+            <w:tcW w:type="dxa" w:w="9360"/>
             <w:tcMar>
               <w:top w:type="dxa" w:w="60"/>
               <w:left w:type="dxa" w:w="100"/>
@@ -290,188 +241,7 @@
                 <w:sz w:val="19"/>
                 <w:szCs w:val="19"/>
               </w:rPr>
-              <w:t xml:space="preserve"/>
-            </w:r>
-          </w:p>
-        </w:tc>
-      </w:tr>
-      <w:tr>
-        <w:trPr>
-          <w:tblHeader w:val="false"/>
-        </w:trPr>
-        <w:tc>
-          <w:tcPr>
-            <w:tcW w:type="dxa" w:w="3400"/>
-            <w:shd w:fill="F2F2F2" w:color="auto" w:val="clear"/>
-            <w:tcMar>
-              <w:top w:type="dxa" w:w="60"/>
-              <w:left w:type="dxa" w:w="100"/>
-              <w:bottom w:type="dxa" w:w="60"/>
-              <w:right w:type="dxa" w:w="100"/>
-            </w:tcMar>
-          </w:tcPr>
-          <w:p>
-            <w:pPr>
-              <w:spacing w:after="0" w:line="240"/>
-              <w:jc w:val="left"/>
-            </w:pPr>
-            <w:r>
-              <w:rPr>
-                <w:rFonts w:ascii="Calibri" w:cs="Calibri" w:eastAsia="Calibri" w:hAnsi="Calibri"/>
-                <w:b w:val="false"/>
-                <w:bCs w:val="false"/>
-                <w:color w:val="000000"/>
-                <w:sz w:val="19"/>
-                <w:szCs w:val="19"/>
-              </w:rPr>
-              <w:t xml:space="preserve">Marcelo Camillo De Paula Leite</w:t>
-            </w:r>
-          </w:p>
-        </w:tc>
-        <w:tc>
-          <w:tcPr>
-            <w:tcW w:type="dxa" w:w="1500"/>
-            <w:shd w:fill="F2F2F2" w:color="auto" w:val="clear"/>
-            <w:tcMar>
-              <w:top w:type="dxa" w:w="60"/>
-              <w:left w:type="dxa" w:w="100"/>
-              <w:bottom w:type="dxa" w:w="60"/>
-              <w:right w:type="dxa" w:w="100"/>
-            </w:tcMar>
-          </w:tcPr>
-          <w:p>
-            <w:pPr>
-              <w:spacing w:after="0" w:line="240"/>
-              <w:jc w:val="left"/>
-            </w:pPr>
-            <w:r>
-              <w:rPr>
-                <w:rFonts w:ascii="Calibri" w:cs="Calibri" w:eastAsia="Calibri" w:hAnsi="Calibri"/>
-                <w:b w:val="false"/>
-                <w:bCs w:val="false"/>
-                <w:color w:val="000000"/>
-                <w:sz w:val="19"/>
-                <w:szCs w:val="19"/>
-              </w:rPr>
-              <w:t xml:space="preserve"/>
-            </w:r>
-          </w:p>
-        </w:tc>
-        <w:tc>
-          <w:tcPr>
-            <w:tcW w:type="dxa" w:w="4460"/>
-            <w:shd w:fill="F2F2F2" w:color="auto" w:val="clear"/>
-            <w:tcMar>
-              <w:top w:type="dxa" w:w="60"/>
-              <w:left w:type="dxa" w:w="100"/>
-              <w:bottom w:type="dxa" w:w="60"/>
-              <w:right w:type="dxa" w:w="100"/>
-            </w:tcMar>
-          </w:tcPr>
-          <w:p>
-            <w:pPr>
-              <w:spacing w:after="0" w:line="240"/>
-              <w:jc w:val="left"/>
-            </w:pPr>
-            <w:r>
-              <w:rPr>
-                <w:rFonts w:ascii="Calibri" w:cs="Calibri" w:eastAsia="Calibri" w:hAnsi="Calibri"/>
-                <w:b w:val="false"/>
-                <w:bCs w:val="false"/>
-                <w:color w:val="000000"/>
-                <w:sz w:val="19"/>
-                <w:szCs w:val="19"/>
-              </w:rPr>
-              <w:t xml:space="preserve"/>
-            </w:r>
-          </w:p>
-        </w:tc>
-      </w:tr>
-      <w:tr>
-        <w:trPr>
-          <w:tblHeader w:val="false"/>
-        </w:trPr>
-        <w:tc>
-          <w:tcPr>
-            <w:tcW w:type="dxa" w:w="3400"/>
-            <w:tcMar>
-              <w:top w:type="dxa" w:w="60"/>
-              <w:left w:type="dxa" w:w="100"/>
-              <w:bottom w:type="dxa" w:w="60"/>
-              <w:right w:type="dxa" w:w="100"/>
-            </w:tcMar>
-          </w:tcPr>
-          <w:p>
-            <w:pPr>
-              <w:spacing w:after="0" w:line="240"/>
-              <w:jc w:val="left"/>
-            </w:pPr>
-            <w:r>
-              <w:rPr>
-                <w:rFonts w:ascii="Calibri" w:cs="Calibri" w:eastAsia="Calibri" w:hAnsi="Calibri"/>
-                <w:b w:val="false"/>
-                <w:bCs w:val="false"/>
-                <w:color w:val="000000"/>
-                <w:sz w:val="19"/>
-                <w:szCs w:val="19"/>
-              </w:rPr>
               <w:t xml:space="preserve">Wanessa Kylie Silva Medeiros</w:t>
-            </w:r>
-          </w:p>
-        </w:tc>
-        <w:tc>
-          <w:tcPr>
-            <w:tcW w:type="dxa" w:w="1500"/>
-            <w:tcMar>
-              <w:top w:type="dxa" w:w="60"/>
-              <w:left w:type="dxa" w:w="100"/>
-              <w:bottom w:type="dxa" w:w="60"/>
-              <w:right w:type="dxa" w:w="100"/>
-            </w:tcMar>
-          </w:tcPr>
-          <w:p>
-            <w:pPr>
-              <w:spacing w:after="0" w:line="240"/>
-              <w:jc w:val="left"/>
-            </w:pPr>
-            <w:r>
-              <w:rPr>
-                <w:rFonts w:ascii="Calibri" w:cs="Calibri" w:eastAsia="Calibri" w:hAnsi="Calibri"/>
-                <w:b w:val="false"/>
-                <w:bCs w:val="false"/>
-                <w:color w:val="000000"/>
-                <w:sz w:val="19"/>
-                <w:szCs w:val="19"/>
-              </w:rPr>
-              <w:t xml:space="preserve"/>
-            </w:r>
-          </w:p>
-        </w:tc>
-        <w:tc>
-          <w:tcPr>
-            <w:tcW w:type="dxa" w:w="4460"/>
-            <w:tcMar>
-              <w:top w:type="dxa" w:w="60"/>
-              <w:left w:type="dxa" w:w="100"/>
-              <w:bottom w:type="dxa" w:w="60"/>
-              <w:right w:type="dxa" w:w="100"/>
-            </w:tcMar>
-          </w:tcPr>
-          <w:p>
-            <w:pPr>
-              <w:spacing w:after="0" w:line="240"/>
-              <w:jc w:val="left"/>
-            </w:pPr>
-            <w:r>
-              <w:rPr>
-                <w:rFonts w:ascii="Calibri" w:cs="Calibri" w:eastAsia="Calibri" w:hAnsi="Calibri"/>
-                <w:b w:val="false"/>
-                <w:bCs w:val="false"/>
-                <w:color w:val="000000"/>
-                <w:sz w:val="19"/>
-                <w:szCs w:val="19"/>
-              </w:rPr>
-              <w:t xml:space="preserve"/>
             </w:r>
           </w:p>
         </w:tc>
